--- a/calculus-derivatives.docx
+++ b/calculus-derivatives.docx
@@ -15,7 +15,7 @@
         <w:pStyle w:val="Date"/>
       </w:pPr>
       <w:r>
-        <w:t xml:space="preserve">Last modified: 2026-10-10 11:17:20 (PDT)</w:t>
+        <w:t xml:space="preserve">Last modified: 2026-10-10 18:57:52 (PDT)</w:t>
       </w:r>
     </w:p>
     <w:bookmarkStart w:id="177" w:name="sec-derivatives"/>

--- a/calculus-derivatives.docx
+++ b/calculus-derivatives.docx
@@ -15,7 +15,7 @@
         <w:pStyle w:val="Date"/>
       </w:pPr>
       <w:r>
-        <w:t xml:space="preserve">Last modified: 2026-10-10 18:57:52 (PDT)</w:t>
+        <w:t xml:space="preserve">Last modified: 2026-10-10 19:44:14 (PDT)</w:t>
       </w:r>
     </w:p>
     <w:bookmarkStart w:id="177" w:name="sec-derivatives"/>

--- a/calculus-derivatives.docx
+++ b/calculus-derivatives.docx
@@ -15,7 +15,7 @@
         <w:pStyle w:val="Date"/>
       </w:pPr>
       <w:r>
-        <w:t xml:space="preserve">Last modified: 2026-10-10 19:44:14 (PDT)</w:t>
+        <w:t xml:space="preserve">Last modified: 2026-10-11 00:33:48 (PDT)</w:t>
       </w:r>
     </w:p>
     <w:bookmarkStart w:id="177" w:name="sec-derivatives"/>

--- a/calculus-derivatives.docx
+++ b/calculus-derivatives.docx
@@ -15,7 +15,7 @@
         <w:pStyle w:val="Date"/>
       </w:pPr>
       <w:r>
-        <w:t xml:space="preserve">Last modified: 2026-10-11 00:33:48 (PDT)</w:t>
+        <w:t xml:space="preserve">Last modified: 2026-10-11 01:21:14 (PDT)</w:t>
       </w:r>
     </w:p>
     <w:bookmarkStart w:id="177" w:name="sec-derivatives"/>

--- a/calculus-derivatives.docx
+++ b/calculus-derivatives.docx
@@ -15,7 +15,7 @@
         <w:pStyle w:val="Date"/>
       </w:pPr>
       <w:r>
-        <w:t xml:space="preserve">Last modified: 2026-10-11 01:21:14 (PDT)</w:t>
+        <w:t xml:space="preserve">Last modified: 2026-10-12 01:27:56 (PDT)</w:t>
       </w:r>
     </w:p>
     <w:bookmarkStart w:id="177" w:name="sec-derivatives"/>

--- a/calculus-derivatives.docx
+++ b/calculus-derivatives.docx
@@ -15,7 +15,7 @@
         <w:pStyle w:val="Date"/>
       </w:pPr>
       <w:r>
-        <w:t xml:space="preserve">Last modified: 2026-10-12 01:27:56 (PDT)</w:t>
+        <w:t xml:space="preserve">Last modified: 2026-10-12 19:40:12 (PDT)</w:t>
       </w:r>
     </w:p>
     <w:bookmarkStart w:id="177" w:name="sec-derivatives"/>

--- a/calculus-derivatives.docx
+++ b/calculus-derivatives.docx
@@ -15,7 +15,7 @@
         <w:pStyle w:val="Date"/>
       </w:pPr>
       <w:r>
-        <w:t xml:space="preserve">Last modified: 2026-10-12 19:40:12 (PDT)</w:t>
+        <w:t xml:space="preserve">Last modified: 2026-10-12 20:31:51 (PDT)</w:t>
       </w:r>
     </w:p>
     <w:bookmarkStart w:id="177" w:name="sec-derivatives"/>

--- a/calculus-derivatives.docx
+++ b/calculus-derivatives.docx
@@ -15,7 +15,7 @@
         <w:pStyle w:val="Date"/>
       </w:pPr>
       <w:r>
-        <w:t xml:space="preserve">Last modified: 2026-10-12 20:31:51 (PDT)</w:t>
+        <w:t xml:space="preserve">Last modified: 2026-10-12 21:21:07 (PDT)</w:t>
       </w:r>
     </w:p>
     <w:bookmarkStart w:id="177" w:name="sec-derivatives"/>

--- a/calculus-derivatives.docx
+++ b/calculus-derivatives.docx
@@ -15,7 +15,7 @@
         <w:pStyle w:val="Date"/>
       </w:pPr>
       <w:r>
-        <w:t xml:space="preserve">Last modified: 2026-10-12 21:21:07 (PDT)</w:t>
+        <w:t xml:space="preserve">Last modified: 2026-10-12 22:07:53 (PDT)</w:t>
       </w:r>
     </w:p>
     <w:bookmarkStart w:id="177" w:name="sec-derivatives"/>

--- a/calculus-derivatives.docx
+++ b/calculus-derivatives.docx
@@ -15,7 +15,7 @@
         <w:pStyle w:val="Date"/>
       </w:pPr>
       <w:r>
-        <w:t xml:space="preserve">Last modified: 2026-10-12 22:07:53 (PDT)</w:t>
+        <w:t xml:space="preserve">Last modified: 2026-10-12 22:45:08 (PDT)</w:t>
       </w:r>
     </w:p>
     <w:bookmarkStart w:id="177" w:name="sec-derivatives"/>

--- a/calculus-derivatives.docx
+++ b/calculus-derivatives.docx
@@ -15,7 +15,7 @@
         <w:pStyle w:val="Date"/>
       </w:pPr>
       <w:r>
-        <w:t xml:space="preserve">Last modified: 2026-10-12 22:45:08 (PDT)</w:t>
+        <w:t xml:space="preserve">Last modified: 2026-10-13 01:20:47 (PDT)</w:t>
       </w:r>
     </w:p>
     <w:bookmarkStart w:id="177" w:name="sec-derivatives"/>

--- a/calculus-derivatives.docx
+++ b/calculus-derivatives.docx
@@ -15,7 +15,7 @@
         <w:pStyle w:val="Date"/>
       </w:pPr>
       <w:r>
-        <w:t xml:space="preserve">Last modified: 2026-10-13 01:20:47 (PDT)</w:t>
+        <w:t xml:space="preserve">Last modified: 2026-10-13 10:37:49 (PDT)</w:t>
       </w:r>
     </w:p>
     <w:bookmarkStart w:id="177" w:name="sec-derivatives"/>

--- a/calculus-derivatives.docx
+++ b/calculus-derivatives.docx
@@ -15,7 +15,7 @@
         <w:pStyle w:val="Date"/>
       </w:pPr>
       <w:r>
-        <w:t xml:space="preserve">Last modified: 2026-10-13 10:37:49 (PDT)</w:t>
+        <w:t xml:space="preserve">Last modified: 2026-10-13 11:22:25 (PDT)</w:t>
       </w:r>
     </w:p>
     <w:bookmarkStart w:id="177" w:name="sec-derivatives"/>

--- a/calculus-derivatives.docx
+++ b/calculus-derivatives.docx
@@ -15,7 +15,7 @@
         <w:pStyle w:val="Date"/>
       </w:pPr>
       <w:r>
-        <w:t xml:space="preserve">Last modified: 2026-10-13 11:22:25 (PDT)</w:t>
+        <w:t xml:space="preserve">Last modified: 2026-10-13 14:29:41 (PDT)</w:t>
       </w:r>
     </w:p>
     <w:bookmarkStart w:id="177" w:name="sec-derivatives"/>

--- a/calculus-derivatives.docx
+++ b/calculus-derivatives.docx
@@ -15,7 +15,7 @@
         <w:pStyle w:val="Date"/>
       </w:pPr>
       <w:r>
-        <w:t xml:space="preserve">Last modified: 2026-10-13 14:29:41 (PDT)</w:t>
+        <w:t xml:space="preserve">Last modified: 2026-10-13 15:25:57 (PDT)</w:t>
       </w:r>
     </w:p>
     <w:bookmarkStart w:id="177" w:name="sec-derivatives"/>

--- a/calculus-derivatives.docx
+++ b/calculus-derivatives.docx
@@ -15,7 +15,7 @@
         <w:pStyle w:val="Date"/>
       </w:pPr>
       <w:r>
-        <w:t xml:space="preserve">Last modified: 2026-10-13 15:25:57 (PDT)</w:t>
+        <w:t xml:space="preserve">Last modified: 2026-10-13 16:09:33 (PDT)</w:t>
       </w:r>
     </w:p>
     <w:bookmarkStart w:id="177" w:name="sec-derivatives"/>

--- a/calculus-derivatives.docx
+++ b/calculus-derivatives.docx
@@ -15,7 +15,7 @@
         <w:pStyle w:val="Date"/>
       </w:pPr>
       <w:r>
-        <w:t xml:space="preserve">Last modified: 2026-10-13 16:09:33 (PDT)</w:t>
+        <w:t xml:space="preserve">Last modified: 2026-10-13 16:58:37 (PDT)</w:t>
       </w:r>
     </w:p>
     <w:bookmarkStart w:id="177" w:name="sec-derivatives"/>

--- a/calculus-derivatives.docx
+++ b/calculus-derivatives.docx
@@ -15,7 +15,7 @@
         <w:pStyle w:val="Date"/>
       </w:pPr>
       <w:r>
-        <w:t xml:space="preserve">Last modified: 2026-10-13 16:58:37 (PDT)</w:t>
+        <w:t xml:space="preserve">Last modified: 2026-10-13 17:46:07 (PDT)</w:t>
       </w:r>
     </w:p>
     <w:bookmarkStart w:id="177" w:name="sec-derivatives"/>

--- a/calculus-derivatives.docx
+++ b/calculus-derivatives.docx
@@ -15,7 +15,7 @@
         <w:pStyle w:val="Date"/>
       </w:pPr>
       <w:r>
-        <w:t xml:space="preserve">Last modified: 2026-10-13 17:46:07 (PDT)</w:t>
+        <w:t xml:space="preserve">Last modified: 2026-10-13 18:36:45 (PDT)</w:t>
       </w:r>
     </w:p>
     <w:bookmarkStart w:id="177" w:name="sec-derivatives"/>

--- a/calculus-derivatives.docx
+++ b/calculus-derivatives.docx
@@ -15,7 +15,7 @@
         <w:pStyle w:val="Date"/>
       </w:pPr>
       <w:r>
-        <w:t xml:space="preserve">Last modified: 2026-10-13 18:36:45 (PDT)</w:t>
+        <w:t xml:space="preserve">Last modified: 2026-10-13 19:28:53 (PDT)</w:t>
       </w:r>
     </w:p>
     <w:bookmarkStart w:id="177" w:name="sec-derivatives"/>

--- a/calculus-derivatives.docx
+++ b/calculus-derivatives.docx
@@ -15,7 +15,7 @@
         <w:pStyle w:val="Date"/>
       </w:pPr>
       <w:r>
-        <w:t xml:space="preserve">Last modified: 2026-10-13 19:28:53 (PDT)</w:t>
+        <w:t xml:space="preserve">Last modified: 2026-10-13 20:27:09 (PDT)</w:t>
       </w:r>
     </w:p>
     <w:bookmarkStart w:id="177" w:name="sec-derivatives"/>

--- a/calculus-derivatives.docx
+++ b/calculus-derivatives.docx
@@ -15,7 +15,7 @@
         <w:pStyle w:val="Date"/>
       </w:pPr>
       <w:r>
-        <w:t xml:space="preserve">Last modified: 2026-10-13 20:27:09 (PDT)</w:t>
+        <w:t xml:space="preserve">Last modified: 2026-10-13 23:18:59 (PDT)</w:t>
       </w:r>
     </w:p>
     <w:bookmarkStart w:id="177" w:name="sec-derivatives"/>

--- a/calculus-derivatives.docx
+++ b/calculus-derivatives.docx
@@ -15,7 +15,7 @@
         <w:pStyle w:val="Date"/>
       </w:pPr>
       <w:r>
-        <w:t xml:space="preserve">Last modified: 2026-10-13 23:18:59 (PDT)</w:t>
+        <w:t xml:space="preserve">Last modified: 2026-10-14 01:48:43 (PDT)</w:t>
       </w:r>
     </w:p>
     <w:bookmarkStart w:id="177" w:name="sec-derivatives"/>

--- a/calculus-derivatives.docx
+++ b/calculus-derivatives.docx
@@ -15,7 +15,7 @@
         <w:pStyle w:val="Date"/>
       </w:pPr>
       <w:r>
-        <w:t xml:space="preserve">Last modified: 2026-10-14 01:48:43 (PDT)</w:t>
+        <w:t xml:space="preserve">Last modified: 2026-10-14 08:08:00 (PDT)</w:t>
       </w:r>
     </w:p>
     <w:bookmarkStart w:id="177" w:name="sec-derivatives"/>

--- a/calculus-derivatives.docx
+++ b/calculus-derivatives.docx
@@ -15,7 +15,7 @@
         <w:pStyle w:val="Date"/>
       </w:pPr>
       <w:r>
-        <w:t xml:space="preserve">Last modified: 2026-10-14 08:08:00 (PDT)</w:t>
+        <w:t xml:space="preserve">Last modified: 2026-10-14 13:15:43 (PDT)</w:t>
       </w:r>
     </w:p>
     <w:bookmarkStart w:id="177" w:name="sec-derivatives"/>

--- a/calculus-derivatives.docx
+++ b/calculus-derivatives.docx
@@ -15,7 +15,7 @@
         <w:pStyle w:val="Date"/>
       </w:pPr>
       <w:r>
-        <w:t xml:space="preserve">Last modified: 2026-10-14 23:45:57 (PDT)</w:t>
+        <w:t xml:space="preserve">Last modified: 2026-10-15 00:49:40 (PDT)</w:t>
       </w:r>
     </w:p>
     <w:bookmarkStart w:id="189" w:name="sec-derivatives"/>

--- a/calculus-derivatives.docx
+++ b/calculus-derivatives.docx
@@ -15,7 +15,7 @@
         <w:pStyle w:val="Date"/>
       </w:pPr>
       <w:r>
-        <w:t xml:space="preserve">Last modified: 2026-10-15 00:49:40 (PDT)</w:t>
+        <w:t xml:space="preserve">Last modified: 2026-10-15 02:44:48 (PDT)</w:t>
       </w:r>
     </w:p>
     <w:bookmarkStart w:id="189" w:name="sec-derivatives"/>

--- a/calculus-derivatives.docx
+++ b/calculus-derivatives.docx
@@ -15,7 +15,7 @@
         <w:pStyle w:val="Date"/>
       </w:pPr>
       <w:r>
-        <w:t xml:space="preserve">Last modified: 2026-10-15 02:44:48 (PDT)</w:t>
+        <w:t xml:space="preserve">Last modified: 2026-10-15 03:52:50 (PDT)</w:t>
       </w:r>
     </w:p>
     <w:bookmarkStart w:id="189" w:name="sec-derivatives"/>

--- a/calculus-derivatives.docx
+++ b/calculus-derivatives.docx
@@ -15,7 +15,7 @@
         <w:pStyle w:val="Date"/>
       </w:pPr>
       <w:r>
-        <w:t xml:space="preserve">Last modified: 2026-10-15 03:52:50 (PDT)</w:t>
+        <w:t xml:space="preserve">Last modified: 2026-10-15 04:45:51 (PDT)</w:t>
       </w:r>
     </w:p>
     <w:bookmarkStart w:id="189" w:name="sec-derivatives"/>

--- a/calculus-derivatives.docx
+++ b/calculus-derivatives.docx
@@ -15,7 +15,7 @@
         <w:pStyle w:val="Date"/>
       </w:pPr>
       <w:r>
-        <w:t xml:space="preserve">Last modified: 2026-10-15 04:45:51 (PDT)</w:t>
+        <w:t xml:space="preserve">Last modified: 2026-10-15 06:48:48 (PDT)</w:t>
       </w:r>
     </w:p>
     <w:bookmarkStart w:id="189" w:name="sec-derivatives"/>

--- a/calculus-derivatives.docx
+++ b/calculus-derivatives.docx
@@ -15,7 +15,7 @@
         <w:pStyle w:val="Date"/>
       </w:pPr>
       <w:r>
-        <w:t xml:space="preserve">Last modified: 2026-10-15 06:48:48 (PDT)</w:t>
+        <w:t xml:space="preserve">Last modified: 2026-10-15 07:39:11 (PDT)</w:t>
       </w:r>
     </w:p>
     <w:bookmarkStart w:id="189" w:name="sec-derivatives"/>

--- a/calculus-derivatives.docx
+++ b/calculus-derivatives.docx
@@ -15,7 +15,7 @@
         <w:pStyle w:val="Date"/>
       </w:pPr>
       <w:r>
-        <w:t xml:space="preserve">Last modified: 2026-10-15 07:39:11 (PDT)</w:t>
+        <w:t xml:space="preserve">Last modified: 2026-10-15 08:28:32 (PDT)</w:t>
       </w:r>
     </w:p>
     <w:bookmarkStart w:id="189" w:name="sec-derivatives"/>

--- a/calculus-derivatives.docx
+++ b/calculus-derivatives.docx
@@ -15,7 +15,7 @@
         <w:pStyle w:val="Date"/>
       </w:pPr>
       <w:r>
-        <w:t xml:space="preserve">Last modified: 2026-10-15 08:28:32 (PDT)</w:t>
+        <w:t xml:space="preserve">Last modified: 2026-10-15 09:23:43 (PDT)</w:t>
       </w:r>
     </w:p>
     <w:bookmarkStart w:id="189" w:name="sec-derivatives"/>

--- a/calculus-derivatives.docx
+++ b/calculus-derivatives.docx
@@ -15,7 +15,7 @@
         <w:pStyle w:val="Date"/>
       </w:pPr>
       <w:r>
-        <w:t xml:space="preserve">Last modified: 2026-10-15 09:23:43 (PDT)</w:t>
+        <w:t xml:space="preserve">Last modified: 2026-10-15 10:07:44 (PDT)</w:t>
       </w:r>
     </w:p>
     <w:bookmarkStart w:id="189" w:name="sec-derivatives"/>

--- a/calculus-derivatives.docx
+++ b/calculus-derivatives.docx
@@ -15,7 +15,7 @@
         <w:pStyle w:val="Date"/>
       </w:pPr>
       <w:r>
-        <w:t xml:space="preserve">Last modified: 2026-10-15 10:07:44 (PDT)</w:t>
+        <w:t xml:space="preserve">Last modified: 2026-10-15 12:42:30 (PDT)</w:t>
       </w:r>
     </w:p>
     <w:bookmarkStart w:id="189" w:name="sec-derivatives"/>

--- a/calculus-derivatives.docx
+++ b/calculus-derivatives.docx
@@ -15,7 +15,7 @@
         <w:pStyle w:val="Date"/>
       </w:pPr>
       <w:r>
-        <w:t xml:space="preserve">Last modified: 2026-10-15 12:42:30 (PDT)</w:t>
+        <w:t xml:space="preserve">Last modified: 2026-10-15 13:39:21 (PDT)</w:t>
       </w:r>
     </w:p>
     <w:bookmarkStart w:id="189" w:name="sec-derivatives"/>

--- a/calculus-derivatives.docx
+++ b/calculus-derivatives.docx
@@ -15,7 +15,7 @@
         <w:pStyle w:val="Date"/>
       </w:pPr>
       <w:r>
-        <w:t xml:space="preserve">Last modified: 2026-10-15 13:39:21 (PDT)</w:t>
+        <w:t xml:space="preserve">Last modified: 2026-10-15 14:23:59 (PDT)</w:t>
       </w:r>
     </w:p>
     <w:bookmarkStart w:id="189" w:name="sec-derivatives"/>

--- a/calculus-derivatives.docx
+++ b/calculus-derivatives.docx
@@ -15,10 +15,10 @@
         <w:pStyle w:val="Date"/>
       </w:pPr>
       <w:r>
-        <w:t xml:space="preserve">Last modified: 2026-10-15 14:23:59 (PDT)</w:t>
+        <w:t xml:space="preserve">Last modified: 2026-10-15 15:19:18 (PDT)</w:t>
       </w:r>
     </w:p>
-    <w:bookmarkStart w:id="189" w:name="sec-derivatives"/>
+    <w:bookmarkStart w:id="202" w:name="sec-derivatives"/>
     <w:p>
       <w:pPr>
         <w:pStyle w:val="Heading2"/>
@@ -27,7 +27,7 @@
         <w:t xml:space="preserve">1 Derivatives</w:t>
       </w:r>
     </w:p>
-    <w:bookmarkStart w:id="38" w:name="sec-limits-derivatives"/>
+    <w:bookmarkStart w:id="44" w:name="sec-limits-derivatives"/>
     <w:p>
       <w:pPr>
         <w:pStyle w:val="Heading3"/>
@@ -1670,7 +1670,7 @@
       </m:oMathPara>
     </w:p>
     <w:bookmarkEnd w:id="15"/>
-    <w:bookmarkStart w:id="16" w:name="def-one-sided-limit"/>
+    <w:bookmarkStart w:id="16" w:name="def-right-hand-limit"/>
     <w:p>
       <w:pPr>
         <w:pStyle w:val="FirstParagraph"/>
@@ -1680,7 +1680,7 @@
           <w:b/>
           <w:bCs/>
         </w:rPr>
-        <w:t xml:space="preserve">Definition 2 (One-sided limits)</w:t>
+        <w:t xml:space="preserve">Definition 2 (Right-hand limit)</w:t>
       </w:r>
       <w:r>
         <w:t xml:space="preserve"> </w:t>
@@ -1716,15 +1716,9 @@
       <w:r>
         <w:t xml:space="preserve">a real number.</w:t>
       </w:r>
-    </w:p>
-    <w:p>
-      <w:pPr>
-        <w:pStyle w:val="Compact"/>
-        <w:numPr>
-          <w:ilvl w:val="0"/>
-          <w:numId w:val="1001"/>
-        </w:numPr>
-      </w:pPr>
+      <w:r>
+        <w:t xml:space="preserve"> </w:t>
+      </w:r>
       <w:r>
         <w:t xml:space="preserve">The</w:t>
       </w:r>
@@ -2028,14 +2022,56 @@
         <w:t xml:space="preserve">.</w:t>
       </w:r>
     </w:p>
+    <w:bookmarkEnd w:id="16"/>
+    <w:bookmarkStart w:id="17" w:name="def-left-hand-limit"/>
     <w:p>
       <w:pPr>
-        <w:pStyle w:val="Compact"/>
-        <w:numPr>
-          <w:ilvl w:val="0"/>
-          <w:numId w:val="1001"/>
-        </w:numPr>
+        <w:pStyle w:val="BodyText"/>
       </w:pPr>
+      <w:r>
+        <w:rPr>
+          <w:b/>
+          <w:bCs/>
+        </w:rPr>
+        <w:t xml:space="preserve">Definition 3 (Left-hand limit)</w:t>
+      </w:r>
+      <w:r>
+        <w:t xml:space="preserve"> </w:t>
+      </w:r>
+      <w:r>
+        <w:t xml:space="preserve">Let</w:t>
+      </w:r>
+      <w:r>
+        <w:t xml:space="preserve"> </w:t>
+      </w:r>
+      <m:oMath>
+        <m:r>
+          <m:t>f</m:t>
+        </m:r>
+      </m:oMath>
+      <w:r>
+        <w:t xml:space="preserve"> </w:t>
+      </w:r>
+      <w:r>
+        <w:t xml:space="preserve">be a function and</w:t>
+      </w:r>
+      <w:r>
+        <w:t xml:space="preserve"> </w:t>
+      </w:r>
+      <m:oMath>
+        <m:r>
+          <m:t>L</m:t>
+        </m:r>
+      </m:oMath>
+      <w:r>
+        <w:t xml:space="preserve"> </w:t>
+      </w:r>
+      <w:r>
+        <w:t xml:space="preserve">a real number.</w:t>
+      </w:r>
+      <w:r>
+        <w:t xml:space="preserve"> </w:t>
+      </w:r>
       <w:r>
         <w:t xml:space="preserve">The</w:t>
       </w:r>
@@ -2339,21 +2375,103 @@
         <w:t xml:space="preserve">.</w:t>
       </w:r>
     </w:p>
+    <w:bookmarkEnd w:id="17"/>
+    <w:bookmarkStart w:id="18" w:name="def-one-sided-limit"/>
     <w:p>
       <w:pPr>
-        <w:pStyle w:val="FirstParagraph"/>
+        <w:pStyle w:val="BodyText"/>
       </w:pPr>
-      <w:r>
-        <w:t xml:space="preserve">These are the</w:t>
-      </w:r>
-      <w:r>
-        <w:t xml:space="preserve"> </w:t>
-      </w:r>
       <w:r>
         <w:rPr>
           <w:b/>
           <w:bCs/>
         </w:rPr>
+        <w:t xml:space="preserve">Definition 4 (One-sided limits)</w:t>
+      </w:r>
+      <w:r>
+        <w:t xml:space="preserve"> </w:t>
+      </w:r>
+      <w:r>
+        <w:t xml:space="preserve">Let</w:t>
+      </w:r>
+      <w:r>
+        <w:t xml:space="preserve"> </w:t>
+      </w:r>
+      <m:oMath>
+        <m:r>
+          <m:t>f</m:t>
+        </m:r>
+      </m:oMath>
+      <w:r>
+        <w:t xml:space="preserve"> </w:t>
+      </w:r>
+      <w:r>
+        <w:t xml:space="preserve">be a function.</w:t>
+      </w:r>
+      <w:r>
+        <w:t xml:space="preserve"> </w:t>
+      </w:r>
+      <w:r>
+        <w:t xml:space="preserve">The right-hand limit (</w:t>
+      </w:r>
+      <w:hyperlink w:anchor="def-right-hand-limit">
+        <w:r>
+          <w:rPr>
+            <w:rStyle w:val="Hyperlink"/>
+          </w:rPr>
+          <w:t xml:space="preserve">Definition 2</w:t>
+        </w:r>
+      </w:hyperlink>
+      <w:r>
+        <w:t xml:space="preserve">) and the left-hand limit (</w:t>
+      </w:r>
+      <w:hyperlink w:anchor="def-left-hand-limit">
+        <w:r>
+          <w:rPr>
+            <w:rStyle w:val="Hyperlink"/>
+          </w:rPr>
+          <w:t xml:space="preserve">Definition 3</w:t>
+        </w:r>
+      </w:hyperlink>
+      <w:r>
+        <w:t xml:space="preserve">) of</w:t>
+      </w:r>
+      <w:r>
+        <w:t xml:space="preserve"> </w:t>
+      </w:r>
+      <m:oMath>
+        <m:r>
+          <m:t>f</m:t>
+        </m:r>
+      </m:oMath>
+      <w:r>
+        <w:t xml:space="preserve"> </w:t>
+      </w:r>
+      <w:r>
+        <w:t xml:space="preserve">at</w:t>
+      </w:r>
+      <w:r>
+        <w:t xml:space="preserve"> </w:t>
+      </w:r>
+      <m:oMath>
+        <m:r>
+          <m:t>c</m:t>
+        </m:r>
+      </m:oMath>
+      <w:r>
+        <w:t xml:space="preserve"> </w:t>
+      </w:r>
+      <w:r>
+        <w:t xml:space="preserve">are the</w:t>
+      </w:r>
+      <w:r>
+        <w:t xml:space="preserve"> </w:t>
+      </w:r>
+      <w:r>
+        <w:rPr>
+          <w:b/>
+          <w:bCs/>
+        </w:rPr>
         <w:t xml:space="preserve">one-sided limits</w:t>
       </w:r>
       <w:r>
@@ -2388,8 +2506,8 @@
         <w:t xml:space="preserve">.</w:t>
       </w:r>
     </w:p>
-    <w:bookmarkEnd w:id="16"/>
-    <w:bookmarkStart w:id="17" w:name="exm-one-sided-limit"/>
+    <w:bookmarkEnd w:id="18"/>
+    <w:bookmarkStart w:id="19" w:name="exm-one-sided-limit"/>
     <w:p>
       <w:pPr>
         <w:pStyle w:val="BodyText"/>
@@ -2532,7 +2650,7 @@
         <w:pStyle w:val="Compact"/>
         <w:numPr>
           <w:ilvl w:val="0"/>
-          <w:numId w:val="1002"/>
+          <w:numId w:val="1001"/>
         </w:numPr>
       </w:pPr>
       <m:oMath>
@@ -2667,7 +2785,7 @@
         <w:pStyle w:val="Compact"/>
         <w:numPr>
           <w:ilvl w:val="0"/>
-          <w:numId w:val="1002"/>
+          <w:numId w:val="1001"/>
         </w:numPr>
       </w:pPr>
       <m:oMath>
@@ -2884,8 +3002,8 @@
         <w:t xml:space="preserve">does not exist.</w:t>
       </w:r>
     </w:p>
-    <w:bookmarkEnd w:id="17"/>
-    <w:bookmarkStart w:id="18" w:name="rem-one-sided-limit-and-limit"/>
+    <w:bookmarkEnd w:id="19"/>
+    <w:bookmarkStart w:id="20" w:name="rem-one-sided-limit-and-limit"/>
     <w:p>
       <w:pPr>
         <w:pStyle w:val="BodyText"/>
@@ -2978,7 +3096,7 @@
           <w:rPr>
             <w:rStyle w:val="Hyperlink"/>
           </w:rPr>
-          <w:t xml:space="preserve">Definition 2</w:t>
+          <w:t xml:space="preserve">Definition 4</w:t>
         </w:r>
       </w:hyperlink>
       <w:r>
@@ -2991,7 +3109,7 @@
         <w:t xml:space="preserve">and then all three are equal.</w:t>
       </w:r>
     </w:p>
-    <w:bookmarkEnd w:id="18"/>
+    <w:bookmarkEnd w:id="20"/>
     <w:tbl>
       <w:tblPr>
         <w:tblStyle w:val="Table"/>
@@ -3033,18 +3151,18 @@
                 <wp:inline>
                   <wp:extent cx="152400" cy="152400"/>
                   <wp:effectExtent b="0" l="0" r="0" t="0"/>
-                  <wp:docPr descr="" title="" id="20" name="Picture"/>
+                  <wp:docPr descr="" title="" id="22" name="Picture"/>
                   <a:graphic>
                     <a:graphicData uri="http://schemas.openxmlformats.org/drawingml/2006/picture">
                       <pic:pic>
                         <pic:nvPicPr>
-                          <pic:cNvPr descr="/opt/quarto/share/formats/docx/tip.png" id="21" name="Picture"/>
+                          <pic:cNvPr descr="/opt/quarto/share/formats/docx/tip.png" id="23" name="Picture"/>
                           <pic:cNvPicPr>
                             <a:picLocks noChangeArrowheads="1" noChangeAspect="1"/>
                           </pic:cNvPicPr>
                         </pic:nvPicPr>
                         <pic:blipFill>
-                          <a:blip r:embed="rId19"/>
+                          <a:blip r:embed="rId21"/>
                           <a:stretch>
                             <a:fillRect/>
                           </a:stretch>
@@ -3121,10 +3239,10 @@
               <w:pStyle w:val="Compact"/>
               <w:numPr>
                 <w:ilvl w:val="0"/>
-                <w:numId w:val="1003"/>
+                <w:numId w:val="1002"/>
               </w:numPr>
             </w:pPr>
-            <w:hyperlink r:id="rId22">
+            <w:hyperlink r:id="rId24">
               <w:r>
                 <w:rPr>
                   <w:rStyle w:val="Hyperlink"/>
@@ -3138,10 +3256,10 @@
               <w:pStyle w:val="Compact"/>
               <w:numPr>
                 <w:ilvl w:val="0"/>
-                <w:numId w:val="1003"/>
+                <w:numId w:val="1002"/>
               </w:numPr>
             </w:pPr>
-            <w:hyperlink r:id="rId23">
+            <w:hyperlink r:id="rId25">
               <w:r>
                 <w:rPr>
                   <w:rStyle w:val="Hyperlink"/>
@@ -3155,10 +3273,10 @@
               <w:pStyle w:val="Compact"/>
               <w:numPr>
                 <w:ilvl w:val="0"/>
-                <w:numId w:val="1003"/>
+                <w:numId w:val="1002"/>
               </w:numPr>
             </w:pPr>
-            <w:hyperlink r:id="rId24">
+            <w:hyperlink r:id="rId26">
               <w:r>
                 <w:rPr>
                   <w:rStyle w:val="Hyperlink"/>
@@ -3172,10 +3290,10 @@
               <w:pStyle w:val="Compact"/>
               <w:numPr>
                 <w:ilvl w:val="0"/>
-                <w:numId w:val="1003"/>
+                <w:numId w:val="1002"/>
               </w:numPr>
             </w:pPr>
-            <w:hyperlink r:id="rId25">
+            <w:hyperlink r:id="rId27">
               <w:r>
                 <w:rPr>
                   <w:rStyle w:val="Hyperlink"/>
@@ -3189,10 +3307,10 @@
               <w:pStyle w:val="Compact"/>
               <w:numPr>
                 <w:ilvl w:val="0"/>
-                <w:numId w:val="1003"/>
+                <w:numId w:val="1002"/>
               </w:numPr>
             </w:pPr>
-            <w:hyperlink r:id="rId26">
+            <w:hyperlink r:id="rId28">
               <w:r>
                 <w:rPr>
                   <w:rStyle w:val="Hyperlink"/>
@@ -3205,7 +3323,7 @@
         </w:tc>
       </w:tr>
     </w:tbl>
-    <w:bookmarkStart w:id="28" w:name="def-difference-quotient"/>
+    <w:bookmarkStart w:id="30" w:name="def-difference-quotient"/>
     <w:p>
       <w:pPr>
         <w:pStyle w:val="FirstParagraph"/>
@@ -3215,7 +3333,7 @@
           <w:b/>
           <w:bCs/>
         </w:rPr>
-        <w:t xml:space="preserve">Definition 3 (Difference quotient)</w:t>
+        <w:t xml:space="preserve">Definition 5 (Difference quotient)</w:t>
       </w:r>
       <w:r>
         <w:t xml:space="preserve"> </w:t>
@@ -3447,7 +3565,7 @@
       <w:r>
         <w:t xml:space="preserve"> </w:t>
       </w:r>
-      <w:hyperlink r:id="rId27">
+      <w:hyperlink r:id="rId29">
         <w:r>
           <w:rPr>
             <w:rStyle w:val="Hyperlink"/>
@@ -3577,8 +3695,8 @@
         <w:t xml:space="preserve">.</w:t>
       </w:r>
     </w:p>
-    <w:bookmarkEnd w:id="28"/>
-    <w:bookmarkStart w:id="29" w:name="exm-difference-quotient"/>
+    <w:bookmarkEnd w:id="30"/>
+    <w:bookmarkStart w:id="31" w:name="exm-difference-quotient"/>
     <w:p>
       <w:pPr>
         <w:pStyle w:val="BodyText"/>
@@ -4441,8 +4559,8 @@
         </m:oMath>
       </m:oMathPara>
     </w:p>
-    <w:bookmarkEnd w:id="29"/>
-    <w:bookmarkStart w:id="30" w:name="def-differentiable"/>
+    <w:bookmarkEnd w:id="31"/>
+    <w:bookmarkStart w:id="32" w:name="def-differentiable"/>
     <w:p>
       <w:pPr>
         <w:pStyle w:val="FirstParagraph"/>
@@ -4452,7 +4570,7 @@
           <w:b/>
           <w:bCs/>
         </w:rPr>
-        <w:t xml:space="preserve">Definition 4 (Differentiable function)</w:t>
+        <w:t xml:space="preserve">Definition 6 (Differentiable function)</w:t>
       </w:r>
       <w:r>
         <w:t xml:space="preserve"> </w:t>
@@ -4523,7 +4641,7 @@
           <w:rPr>
             <w:rStyle w:val="Hyperlink"/>
           </w:rPr>
-          <w:t xml:space="preserve">Definition 3</w:t>
+          <w:t xml:space="preserve">Definition 5</w:t>
         </w:r>
       </w:hyperlink>
       <w:r>
@@ -4791,7 +4909,7 @@
           <w:rPr>
             <w:rStyle w:val="Hyperlink"/>
           </w:rPr>
-          <w:t xml:space="preserve">Definition 5</w:t>
+          <w:t xml:space="preserve">Definition 7</w:t>
         </w:r>
       </w:hyperlink>
       <w:r>
@@ -4806,8 +4924,8 @@
         <w:t xml:space="preserve">(Larson and Edwards 2018, sec. 2.1, p. 100)</w:t>
       </w:r>
     </w:p>
-    <w:bookmarkEnd w:id="30"/>
-    <w:bookmarkStart w:id="31" w:name="exm-differentiable"/>
+    <w:bookmarkEnd w:id="32"/>
+    <w:bookmarkStart w:id="33" w:name="exm-differentiable"/>
     <w:p>
       <w:pPr>
         <w:pStyle w:val="BodyText"/>
@@ -4830,7 +4948,7 @@
       <w:pPr>
         <w:numPr>
           <w:ilvl w:val="0"/>
-          <w:numId w:val="1004"/>
+          <w:numId w:val="1003"/>
         </w:numPr>
       </w:pPr>
       <m:oMath>
@@ -5442,7 +5560,7 @@
       <w:pPr>
         <w:numPr>
           <w:ilvl w:val="0"/>
-          <w:numId w:val="1004"/>
+          <w:numId w:val="1003"/>
         </w:numPr>
       </w:pPr>
       <m:oMath>
@@ -5712,8 +5830,8 @@
         <w:t xml:space="preserve">so the limit is not finite.</w:t>
       </w:r>
     </w:p>
-    <w:bookmarkEnd w:id="31"/>
-    <w:bookmarkStart w:id="32" w:name="def-derivative"/>
+    <w:bookmarkEnd w:id="33"/>
+    <w:bookmarkStart w:id="34" w:name="def-derivative"/>
     <w:p>
       <w:pPr>
         <w:pStyle w:val="FirstParagraph"/>
@@ -5723,7 +5841,7 @@
           <w:b/>
           <w:bCs/>
         </w:rPr>
-        <w:t xml:space="preserve">Definition 5 (Derivative)</w:t>
+        <w:t xml:space="preserve">Definition 7 (Derivative)</w:t>
       </w:r>
       <w:r>
         <w:t xml:space="preserve"> </w:t>
@@ -5764,7 +5882,7 @@
           <w:rPr>
             <w:rStyle w:val="Hyperlink"/>
           </w:rPr>
-          <w:t xml:space="preserve">Definition 4</w:t>
+          <w:t xml:space="preserve">Definition 6</w:t>
         </w:r>
       </w:hyperlink>
       <w:r>
@@ -5986,11 +6104,36 @@
       <w:r>
         <w:t xml:space="preserve">.</w:t>
       </w:r>
-      <w:r>
-        <w:t xml:space="preserve"> </w:t>
-      </w:r>
-      <w:r>
-        <w:t xml:space="preserve">Writing the derivative with a prime, as</w:t>
+    </w:p>
+    <w:bookmarkEnd w:id="34"/>
+    <w:bookmarkStart w:id="35" w:name="def-lagrange-notation"/>
+    <w:p>
+      <w:pPr>
+        <w:pStyle w:val="BodyText"/>
+      </w:pPr>
+      <w:r>
+        <w:rPr>
+          <w:b/>
+          <w:bCs/>
+        </w:rPr>
+        <w:t xml:space="preserve">Definition 8 (Lagrange’s notation)</w:t>
+      </w:r>
+      <w:r>
+        <w:t xml:space="preserve"> </w:t>
+      </w:r>
+      <w:r>
+        <w:t xml:space="preserve">Writing the derivative (</w:t>
+      </w:r>
+      <w:hyperlink w:anchor="def-derivative">
+        <w:r>
+          <w:rPr>
+            <w:rStyle w:val="Hyperlink"/>
+          </w:rPr>
+          <w:t xml:space="preserve">Definition 7</w:t>
+        </w:r>
+      </w:hyperlink>
+      <w:r>
+        <w:t xml:space="preserve">) with a prime, as</w:t>
       </w:r>
       <w:r>
         <w:t xml:space="preserve"> </w:t>
@@ -6069,6 +6212,20 @@
       <w:r>
         <w:t xml:space="preserve">.</w:t>
       </w:r>
+    </w:p>
+    <w:bookmarkEnd w:id="35"/>
+    <w:bookmarkStart w:id="36" w:name="def-leibniz-notation"/>
+    <w:p>
+      <w:pPr>
+        <w:pStyle w:val="BodyText"/>
+      </w:pPr>
+      <w:r>
+        <w:rPr>
+          <w:b/>
+          <w:bCs/>
+        </w:rPr>
+        <w:t xml:space="preserve">Definition 9 (Leibniz notation)</w:t>
+      </w:r>
       <w:r>
         <w:t xml:space="preserve"> </w:t>
       </w:r>
@@ -6087,7 +6244,18 @@
         <w:t xml:space="preserve"> </w:t>
       </w:r>
       <w:r>
-        <w:t xml:space="preserve">is also written</w:t>
+        <w:t xml:space="preserve">(</w:t>
+      </w:r>
+      <w:hyperlink w:anchor="def-derivative">
+        <w:r>
+          <w:rPr>
+            <w:rStyle w:val="Hyperlink"/>
+          </w:rPr>
+          <w:t xml:space="preserve">Definition 7</w:t>
+        </w:r>
+      </w:hyperlink>
+      <w:r>
+        <w:t xml:space="preserve">) is also written</w:t>
       </w:r>
       <w:r>
         <w:t xml:space="preserve"> </w:t>
@@ -6185,8 +6353,8 @@
         <w:t xml:space="preserve">.</w:t>
       </w:r>
     </w:p>
-    <w:bookmarkEnd w:id="32"/>
-    <w:bookmarkStart w:id="33" w:name="exm-derivative"/>
+    <w:bookmarkEnd w:id="36"/>
+    <w:bookmarkStart w:id="37" w:name="exm-derivative"/>
     <w:p>
       <w:pPr>
         <w:pStyle w:val="BodyText"/>
@@ -6642,8 +6810,8 @@
         <w:t xml:space="preserve">.</w:t>
       </w:r>
     </w:p>
-    <w:bookmarkEnd w:id="33"/>
-    <w:bookmarkStart w:id="34" w:name="def-one-sided-derivative"/>
+    <w:bookmarkEnd w:id="37"/>
+    <w:bookmarkStart w:id="38" w:name="def-right-hand-derivative"/>
     <w:p>
       <w:pPr>
         <w:pStyle w:val="BodyText"/>
@@ -6653,7 +6821,7 @@
           <w:b/>
           <w:bCs/>
         </w:rPr>
-        <w:t xml:space="preserve">Definition 6 (One-sided derivatives)</w:t>
+        <w:t xml:space="preserve">Definition 10 (Right-hand derivative)</w:t>
       </w:r>
       <w:r>
         <w:t xml:space="preserve"> </w:t>
@@ -6686,15 +6854,9 @@
       <w:r>
         <w:t xml:space="preserve">.</w:t>
       </w:r>
-    </w:p>
-    <w:p>
-      <w:pPr>
-        <w:pStyle w:val="Compact"/>
-        <w:numPr>
-          <w:ilvl w:val="0"/>
-          <w:numId w:val="1005"/>
-        </w:numPr>
-      </w:pPr>
+      <w:r>
+        <w:t xml:space="preserve"> </w:t>
+      </w:r>
       <w:r>
         <w:t xml:space="preserve">The</w:t>
       </w:r>
@@ -6742,7 +6904,7 @@
       <w:r>
         <w:t xml:space="preserve">is the right-hand limit (</w:t>
       </w:r>
-      <w:hyperlink w:anchor="def-one-sided-limit">
+      <w:hyperlink w:anchor="def-right-hand-limit">
         <w:r>
           <w:rPr>
             <w:rStyle w:val="Hyperlink"/>
@@ -6868,73 +7030,123 @@
           <w:rPr>
             <w:rStyle w:val="Hyperlink"/>
           </w:rPr>
+          <w:t xml:space="preserve">Definition 5</w:t>
+        </w:r>
+      </w:hyperlink>
+      <w:r>
+        <w:t xml:space="preserve">),</w:t>
+      </w:r>
+      <w:r>
+        <w:t xml:space="preserve"> </w:t>
+      </w:r>
+      <w:r>
+        <w:t xml:space="preserve">when that limit exists and is finite.</w:t>
+      </w:r>
+    </w:p>
+    <w:bookmarkEnd w:id="38"/>
+    <w:bookmarkStart w:id="39" w:name="def-left-hand-derivative"/>
+    <w:p>
+      <w:pPr>
+        <w:pStyle w:val="BodyText"/>
+      </w:pPr>
+      <w:r>
+        <w:rPr>
+          <w:b/>
+          <w:bCs/>
+        </w:rPr>
+        <w:t xml:space="preserve">Definition 11 (Left-hand derivative)</w:t>
+      </w:r>
+      <w:r>
+        <w:t xml:space="preserve"> </w:t>
+      </w:r>
+      <w:r>
+        <w:t xml:space="preserve">Let</w:t>
+      </w:r>
+      <w:r>
+        <w:t xml:space="preserve"> </w:t>
+      </w:r>
+      <m:oMath>
+        <m:r>
+          <m:t>f</m:t>
+        </m:r>
+      </m:oMath>
+      <w:r>
+        <w:t xml:space="preserve"> </w:t>
+      </w:r>
+      <w:r>
+        <w:t xml:space="preserve">be a function defined at</w:t>
+      </w:r>
+      <w:r>
+        <w:t xml:space="preserve"> </w:t>
+      </w:r>
+      <m:oMath>
+        <m:r>
+          <m:t>c</m:t>
+        </m:r>
+      </m:oMath>
+      <w:r>
+        <w:t xml:space="preserve">.</w:t>
+      </w:r>
+      <w:r>
+        <w:t xml:space="preserve"> </w:t>
+      </w:r>
+      <w:r>
+        <w:t xml:space="preserve">The</w:t>
+      </w:r>
+      <w:r>
+        <w:t xml:space="preserve"> </w:t>
+      </w:r>
+      <w:r>
+        <w:rPr>
+          <w:b/>
+          <w:bCs/>
+        </w:rPr>
+        <w:t xml:space="preserve">left-hand derivative</w:t>
+      </w:r>
+      <w:r>
+        <w:t xml:space="preserve"> </w:t>
+      </w:r>
+      <w:r>
+        <w:t xml:space="preserve">of</w:t>
+      </w:r>
+      <w:r>
+        <w:t xml:space="preserve"> </w:t>
+      </w:r>
+      <m:oMath>
+        <m:r>
+          <m:t>f</m:t>
+        </m:r>
+      </m:oMath>
+      <w:r>
+        <w:t xml:space="preserve"> </w:t>
+      </w:r>
+      <w:r>
+        <w:t xml:space="preserve">at</w:t>
+      </w:r>
+      <w:r>
+        <w:t xml:space="preserve"> </w:t>
+      </w:r>
+      <m:oMath>
+        <m:r>
+          <m:t>c</m:t>
+        </m:r>
+      </m:oMath>
+      <w:r>
+        <w:t xml:space="preserve"> </w:t>
+      </w:r>
+      <w:r>
+        <w:t xml:space="preserve">is the left-hand limit (</w:t>
+      </w:r>
+      <w:hyperlink w:anchor="def-left-hand-limit">
+        <w:r>
+          <w:rPr>
+            <w:rStyle w:val="Hyperlink"/>
+          </w:rPr>
           <w:t xml:space="preserve">Definition 3</w:t>
         </w:r>
       </w:hyperlink>
       <w:r>
-        <w:t xml:space="preserve">),</w:t>
-      </w:r>
-      <w:r>
-        <w:t xml:space="preserve"> </w:t>
-      </w:r>
-      <w:r>
-        <w:t xml:space="preserve">when that limit exists and is finite.</w:t>
-      </w:r>
-    </w:p>
-    <w:p>
-      <w:pPr>
-        <w:pStyle w:val="Compact"/>
-        <w:numPr>
-          <w:ilvl w:val="0"/>
-          <w:numId w:val="1005"/>
-        </w:numPr>
-      </w:pPr>
-      <w:r>
-        <w:t xml:space="preserve">The</w:t>
-      </w:r>
-      <w:r>
-        <w:t xml:space="preserve"> </w:t>
-      </w:r>
-      <w:r>
-        <w:rPr>
-          <w:b/>
-          <w:bCs/>
-        </w:rPr>
-        <w:t xml:space="preserve">left-hand derivative</w:t>
-      </w:r>
-      <w:r>
-        <w:t xml:space="preserve"> </w:t>
-      </w:r>
-      <w:r>
-        <w:t xml:space="preserve">of</w:t>
-      </w:r>
-      <w:r>
-        <w:t xml:space="preserve"> </w:t>
-      </w:r>
-      <m:oMath>
-        <m:r>
-          <m:t>f</m:t>
-        </m:r>
-      </m:oMath>
-      <w:r>
-        <w:t xml:space="preserve"> </w:t>
-      </w:r>
-      <w:r>
-        <w:t xml:space="preserve">at</w:t>
-      </w:r>
-      <w:r>
-        <w:t xml:space="preserve"> </w:t>
-      </w:r>
-      <m:oMath>
-        <m:r>
-          <m:t>c</m:t>
-        </m:r>
-      </m:oMath>
-      <w:r>
-        <w:t xml:space="preserve"> </w:t>
-      </w:r>
-      <w:r>
-        <w:t xml:space="preserve">is the left-hand limit</w:t>
+        <w:t xml:space="preserve">)</w:t>
       </w:r>
       <w:r>
         <w:t xml:space="preserve"> </w:t>
@@ -7050,21 +7262,114 @@
         <w:t xml:space="preserve">when that limit exists and is finite.</w:t>
       </w:r>
     </w:p>
+    <w:bookmarkEnd w:id="39"/>
+    <w:bookmarkStart w:id="40" w:name="def-one-sided-derivative"/>
     <w:p>
       <w:pPr>
-        <w:pStyle w:val="FirstParagraph"/>
+        <w:pStyle w:val="BodyText"/>
       </w:pPr>
-      <w:r>
-        <w:t xml:space="preserve">These are the</w:t>
-      </w:r>
-      <w:r>
-        <w:t xml:space="preserve"> </w:t>
-      </w:r>
       <w:r>
         <w:rPr>
           <w:b/>
           <w:bCs/>
         </w:rPr>
+        <w:t xml:space="preserve">Definition 12 (One-sided derivatives)</w:t>
+      </w:r>
+      <w:r>
+        <w:t xml:space="preserve"> </w:t>
+      </w:r>
+      <w:r>
+        <w:t xml:space="preserve">Let</w:t>
+      </w:r>
+      <w:r>
+        <w:t xml:space="preserve"> </w:t>
+      </w:r>
+      <m:oMath>
+        <m:r>
+          <m:t>f</m:t>
+        </m:r>
+      </m:oMath>
+      <w:r>
+        <w:t xml:space="preserve"> </w:t>
+      </w:r>
+      <w:r>
+        <w:t xml:space="preserve">be a function defined at</w:t>
+      </w:r>
+      <w:r>
+        <w:t xml:space="preserve"> </w:t>
+      </w:r>
+      <m:oMath>
+        <m:r>
+          <m:t>c</m:t>
+        </m:r>
+      </m:oMath>
+      <w:r>
+        <w:t xml:space="preserve">.</w:t>
+      </w:r>
+      <w:r>
+        <w:t xml:space="preserve"> </w:t>
+      </w:r>
+      <w:r>
+        <w:t xml:space="preserve">The right-hand derivative (</w:t>
+      </w:r>
+      <w:hyperlink w:anchor="def-right-hand-derivative">
+        <w:r>
+          <w:rPr>
+            <w:rStyle w:val="Hyperlink"/>
+          </w:rPr>
+          <w:t xml:space="preserve">Definition 10</w:t>
+        </w:r>
+      </w:hyperlink>
+      <w:r>
+        <w:t xml:space="preserve">) and the left-hand derivative (</w:t>
+      </w:r>
+      <w:hyperlink w:anchor="def-left-hand-derivative">
+        <w:r>
+          <w:rPr>
+            <w:rStyle w:val="Hyperlink"/>
+          </w:rPr>
+          <w:t xml:space="preserve">Definition 11</w:t>
+        </w:r>
+      </w:hyperlink>
+      <w:r>
+        <w:t xml:space="preserve">) of</w:t>
+      </w:r>
+      <w:r>
+        <w:t xml:space="preserve"> </w:t>
+      </w:r>
+      <m:oMath>
+        <m:r>
+          <m:t>f</m:t>
+        </m:r>
+      </m:oMath>
+      <w:r>
+        <w:t xml:space="preserve"> </w:t>
+      </w:r>
+      <w:r>
+        <w:t xml:space="preserve">at</w:t>
+      </w:r>
+      <w:r>
+        <w:t xml:space="preserve"> </w:t>
+      </w:r>
+      <m:oMath>
+        <m:r>
+          <m:t>c</m:t>
+        </m:r>
+      </m:oMath>
+      <w:r>
+        <w:t xml:space="preserve"> </w:t>
+      </w:r>
+      <w:r>
+        <w:t xml:space="preserve">are the</w:t>
+      </w:r>
+      <w:r>
+        <w:t xml:space="preserve"> </w:t>
+      </w:r>
+      <w:r>
+        <w:rPr>
+          <w:b/>
+          <w:bCs/>
+        </w:rPr>
         <w:t xml:space="preserve">one-sided derivatives</w:t>
       </w:r>
       <w:r>
@@ -7099,8 +7404,8 @@
         <w:t xml:space="preserve">.</w:t>
       </w:r>
     </w:p>
-    <w:bookmarkEnd w:id="34"/>
-    <w:bookmarkStart w:id="35" w:name="exm-one-sided-derivative"/>
+    <w:bookmarkEnd w:id="40"/>
+    <w:bookmarkStart w:id="41" w:name="exm-one-sided-derivative"/>
     <w:p>
       <w:pPr>
         <w:pStyle w:val="BodyText"/>
@@ -7269,7 +7574,7 @@
       <w:pPr>
         <w:numPr>
           <w:ilvl w:val="0"/>
-          <w:numId w:val="1006"/>
+          <w:numId w:val="1004"/>
         </w:numPr>
       </w:pPr>
       <w:r>
@@ -7518,7 +7823,7 @@
       <w:pPr>
         <w:numPr>
           <w:ilvl w:val="0"/>
-          <w:numId w:val="1006"/>
+          <w:numId w:val="1004"/>
         </w:numPr>
       </w:pPr>
       <w:r>
@@ -7955,8 +8260,8 @@
         <w:t xml:space="preserve">.</w:t>
       </w:r>
     </w:p>
-    <w:bookmarkEnd w:id="35"/>
-    <w:bookmarkStart w:id="36" w:name="def-second-derivative"/>
+    <w:bookmarkEnd w:id="41"/>
+    <w:bookmarkStart w:id="42" w:name="def-second-derivative"/>
     <w:p>
       <w:pPr>
         <w:pStyle w:val="BodyText"/>
@@ -7966,7 +8271,7 @@
           <w:b/>
           <w:bCs/>
         </w:rPr>
-        <w:t xml:space="preserve">Definition 7 (Second derivative)</w:t>
+        <w:t xml:space="preserve">Definition 13 (Second derivative)</w:t>
       </w:r>
       <w:r>
         <w:t xml:space="preserve"> </w:t>
@@ -8025,7 +8330,7 @@
           <w:rPr>
             <w:rStyle w:val="Hyperlink"/>
           </w:rPr>
-          <w:t xml:space="preserve">Definition 5</w:t>
+          <w:t xml:space="preserve">Definition 7</w:t>
         </w:r>
       </w:hyperlink>
       <w:r>
@@ -8102,7 +8407,7 @@
           <w:rPr>
             <w:rStyle w:val="Hyperlink"/>
           </w:rPr>
-          <w:t xml:space="preserve">Definition 4</w:t>
+          <w:t xml:space="preserve">Definition 6</w:t>
         </w:r>
       </w:hyperlink>
       <w:r>
@@ -8261,8 +8566,8 @@
         <w:t xml:space="preserve">.</w:t>
       </w:r>
     </w:p>
-    <w:bookmarkEnd w:id="36"/>
-    <w:bookmarkStart w:id="37" w:name="exm-second-derivative"/>
+    <w:bookmarkEnd w:id="42"/>
+    <w:bookmarkStart w:id="43" w:name="exm-second-derivative"/>
     <w:p>
       <w:pPr>
         <w:pStyle w:val="BodyText"/>
@@ -8708,9 +9013,9 @@
         <w:t xml:space="preserve">.</w:t>
       </w:r>
     </w:p>
-    <w:bookmarkEnd w:id="37"/>
-    <w:bookmarkEnd w:id="38"/>
-    <w:bookmarkStart w:id="101" w:name="sec-derivative-rules"/>
+    <w:bookmarkEnd w:id="43"/>
+    <w:bookmarkEnd w:id="44"/>
+    <w:bookmarkStart w:id="109" w:name="sec-derivative-rules"/>
     <w:p>
       <w:pPr>
         <w:pStyle w:val="Heading3"/>
@@ -8719,7 +9024,7 @@
         <w:t xml:space="preserve">1.2 Derivative rules</w:t>
       </w:r>
     </w:p>
-    <w:bookmarkStart w:id="39" w:name="thm-deriv-const"/>
+    <w:bookmarkStart w:id="45" w:name="thm-deriv-const"/>
     <w:p>
       <w:pPr>
         <w:pStyle w:val="FirstParagraph"/>
@@ -8811,7 +9116,7 @@
         </m:oMath>
       </m:oMathPara>
     </w:p>
-    <w:bookmarkEnd w:id="39"/>
+    <w:bookmarkEnd w:id="45"/>
     <w:tbl>
       <w:tblPr>
         <w:tblStyle w:val="Table"/>
@@ -8853,18 +9158,18 @@
                 <wp:inline>
                   <wp:extent cx="152400" cy="152400"/>
                   <wp:effectExtent b="0" l="0" r="0" t="0"/>
-                  <wp:docPr descr="" title="" id="40" name="Picture"/>
+                  <wp:docPr descr="" title="" id="46" name="Picture"/>
                   <a:graphic>
                     <a:graphicData uri="http://schemas.openxmlformats.org/drawingml/2006/picture">
                       <pic:pic>
                         <pic:nvPicPr>
-                          <pic:cNvPr descr="/opt/quarto/share/formats/docx/tip.png" id="41" name="Picture"/>
+                          <pic:cNvPr descr="/opt/quarto/share/formats/docx/tip.png" id="47" name="Picture"/>
                           <pic:cNvPicPr>
                             <a:picLocks noChangeArrowheads="1" noChangeAspect="1"/>
                           </pic:cNvPicPr>
                         </pic:nvPicPr>
                         <pic:blipFill>
-                          <a:blip r:embed="rId19"/>
+                          <a:blip r:embed="rId21"/>
                           <a:stretch>
                             <a:fillRect/>
                           </a:stretch>
@@ -8941,10 +9246,10 @@
               <w:pStyle w:val="Compact"/>
               <w:numPr>
                 <w:ilvl w:val="0"/>
-                <w:numId w:val="1007"/>
+                <w:numId w:val="1005"/>
               </w:numPr>
             </w:pPr>
-            <w:hyperlink r:id="rId42">
+            <w:hyperlink r:id="rId48">
               <w:r>
                 <w:rPr>
                   <w:rStyle w:val="Hyperlink"/>
@@ -8957,7 +9262,7 @@
         </w:tc>
       </w:tr>
     </w:tbl>
-    <w:bookmarkStart w:id="43" w:name="thm-deriv-const-factor"/>
+    <w:bookmarkStart w:id="49" w:name="thm-deriv-const-factor"/>
     <w:p>
       <w:pPr>
         <w:pStyle w:val="FirstParagraph"/>
@@ -9107,7 +9412,7 @@
         </m:oMath>
       </m:oMathPara>
     </w:p>
-    <w:bookmarkEnd w:id="43"/>
+    <w:bookmarkEnd w:id="49"/>
     <w:tbl>
       <w:tblPr>
         <w:tblStyle w:val="Table"/>
@@ -9149,18 +9454,18 @@
                 <wp:inline>
                   <wp:extent cx="152400" cy="152400"/>
                   <wp:effectExtent b="0" l="0" r="0" t="0"/>
-                  <wp:docPr descr="" title="" id="44" name="Picture"/>
+                  <wp:docPr descr="" title="" id="50" name="Picture"/>
                   <a:graphic>
                     <a:graphicData uri="http://schemas.openxmlformats.org/drawingml/2006/picture">
                       <pic:pic>
                         <pic:nvPicPr>
-                          <pic:cNvPr descr="/opt/quarto/share/formats/docx/tip.png" id="45" name="Picture"/>
+                          <pic:cNvPr descr="/opt/quarto/share/formats/docx/tip.png" id="51" name="Picture"/>
                           <pic:cNvPicPr>
                             <a:picLocks noChangeArrowheads="1" noChangeAspect="1"/>
                           </pic:cNvPicPr>
                         </pic:nvPicPr>
                         <pic:blipFill>
-                          <a:blip r:embed="rId19"/>
+                          <a:blip r:embed="rId21"/>
                           <a:stretch>
                             <a:fillRect/>
                           </a:stretch>
@@ -9237,10 +9542,10 @@
               <w:pStyle w:val="Compact"/>
               <w:numPr>
                 <w:ilvl w:val="0"/>
-                <w:numId w:val="1008"/>
+                <w:numId w:val="1006"/>
               </w:numPr>
             </w:pPr>
-            <w:hyperlink r:id="rId46">
+            <w:hyperlink r:id="rId52">
               <w:r>
                 <w:rPr>
                   <w:rStyle w:val="Hyperlink"/>
@@ -9253,7 +9558,7 @@
         </w:tc>
       </w:tr>
     </w:tbl>
-    <w:bookmarkStart w:id="49" w:name="thm-deriv-polynomial"/>
+    <w:bookmarkStart w:id="55" w:name="thm-deriv-polynomial"/>
     <w:p>
       <w:pPr>
         <w:pStyle w:val="FirstParagraph"/>
@@ -9314,7 +9619,7 @@
       <w:r>
         <w:t xml:space="preserve"> </w:t>
       </w:r>
-      <w:hyperlink r:id="rId47">
+      <w:hyperlink r:id="rId53">
         <w:r>
           <w:rPr>
             <w:rStyle w:val="Hyperlink"/>
@@ -9448,7 +9753,7 @@
       <w:r>
         <w:t xml:space="preserve"> </w:t>
       </w:r>
-      <w:hyperlink r:id="rId48">
+      <w:hyperlink r:id="rId54">
         <w:r>
           <w:rPr>
             <w:rStyle w:val="Hyperlink"/>
@@ -9477,7 +9782,7 @@
         <w:t xml:space="preserve">.</w:t>
       </w:r>
     </w:p>
-    <w:bookmarkEnd w:id="49"/>
+    <w:bookmarkEnd w:id="55"/>
     <w:tbl>
       <w:tblPr>
         <w:tblStyle w:val="Table"/>
@@ -9519,18 +9824,18 @@
                 <wp:inline>
                   <wp:extent cx="152400" cy="152400"/>
                   <wp:effectExtent b="0" l="0" r="0" t="0"/>
-                  <wp:docPr descr="" title="" id="50" name="Picture"/>
+                  <wp:docPr descr="" title="" id="56" name="Picture"/>
                   <a:graphic>
                     <a:graphicData uri="http://schemas.openxmlformats.org/drawingml/2006/picture">
                       <pic:pic>
                         <pic:nvPicPr>
-                          <pic:cNvPr descr="/opt/quarto/share/formats/docx/tip.png" id="51" name="Picture"/>
+                          <pic:cNvPr descr="/opt/quarto/share/formats/docx/tip.png" id="57" name="Picture"/>
                           <pic:cNvPicPr>
                             <a:picLocks noChangeArrowheads="1" noChangeAspect="1"/>
                           </pic:cNvPicPr>
                         </pic:nvPicPr>
                         <pic:blipFill>
-                          <a:blip r:embed="rId19"/>
+                          <a:blip r:embed="rId21"/>
                           <a:stretch>
                             <a:fillRect/>
                           </a:stretch>
@@ -9607,10 +9912,10 @@
               <w:pStyle w:val="Compact"/>
               <w:numPr>
                 <w:ilvl w:val="0"/>
-                <w:numId w:val="1009"/>
+                <w:numId w:val="1007"/>
               </w:numPr>
             </w:pPr>
-            <w:hyperlink r:id="rId52">
+            <w:hyperlink r:id="rId58">
               <w:r>
                 <w:rPr>
                   <w:rStyle w:val="Hyperlink"/>
@@ -9624,10 +9929,10 @@
               <w:pStyle w:val="Compact"/>
               <w:numPr>
                 <w:ilvl w:val="0"/>
-                <w:numId w:val="1009"/>
+                <w:numId w:val="1007"/>
               </w:numPr>
             </w:pPr>
-            <w:hyperlink r:id="rId53">
+            <w:hyperlink r:id="rId59">
               <w:r>
                 <w:rPr>
                   <w:rStyle w:val="Hyperlink"/>
@@ -9641,10 +9946,10 @@
               <w:pStyle w:val="Compact"/>
               <w:numPr>
                 <w:ilvl w:val="0"/>
-                <w:numId w:val="1009"/>
+                <w:numId w:val="1007"/>
               </w:numPr>
             </w:pPr>
-            <w:hyperlink r:id="rId54">
+            <w:hyperlink r:id="rId60">
               <w:r>
                 <w:rPr>
                   <w:rStyle w:val="Hyperlink"/>
@@ -9657,7 +9962,7 @@
         </w:tc>
       </w:tr>
     </w:tbl>
-    <w:bookmarkStart w:id="55" w:name="exr-miller-deriv-polynomial-root"/>
+    <w:bookmarkStart w:id="61" w:name="exr-miller-deriv-polynomial-root"/>
     <w:p>
       <w:pPr>
         <w:pStyle w:val="FirstParagraph"/>
@@ -9792,8 +10097,8 @@
         </m:oMath>
       </m:oMathPara>
     </w:p>
-    <w:bookmarkEnd w:id="55"/>
-    <w:bookmarkStart w:id="56" w:name="sol-miller-deriv-polynomial-root"/>
+    <w:bookmarkEnd w:id="61"/>
+    <w:bookmarkStart w:id="62" w:name="sol-miller-deriv-polynomial-root"/>
     <w:p>
       <w:pPr>
         <w:pStyle w:val="FirstParagraph"/>
@@ -10357,8 +10662,8 @@
         </m:oMath>
       </m:oMathPara>
     </w:p>
-    <w:bookmarkEnd w:id="56"/>
-    <w:bookmarkStart w:id="57" w:name="exr-miller-deriv-find-slopes"/>
+    <w:bookmarkEnd w:id="62"/>
+    <w:bookmarkStart w:id="63" w:name="exr-miller-deriv-find-slopes"/>
     <w:p>
       <w:pPr>
         <w:pStyle w:val="FirstParagraph"/>
@@ -10508,7 +10813,7 @@
         <w:pStyle w:val="Compact"/>
         <w:numPr>
           <w:ilvl w:val="0"/>
-          <w:numId w:val="1010"/>
+          <w:numId w:val="1008"/>
         </w:numPr>
       </w:pPr>
       <m:oMath>
@@ -10531,7 +10836,7 @@
         <w:pStyle w:val="Compact"/>
         <w:numPr>
           <w:ilvl w:val="0"/>
-          <w:numId w:val="1010"/>
+          <w:numId w:val="1008"/>
         </w:numPr>
       </w:pPr>
       <m:oMath>
@@ -10548,7 +10853,7 @@
         <w:pStyle w:val="Compact"/>
         <w:numPr>
           <w:ilvl w:val="0"/>
-          <w:numId w:val="1010"/>
+          <w:numId w:val="1008"/>
         </w:numPr>
       </w:pPr>
       <m:oMath>
@@ -10560,8 +10865,8 @@
         <w:t xml:space="preserve">​</w:t>
       </w:r>
     </w:p>
-    <w:bookmarkEnd w:id="57"/>
-    <w:bookmarkStart w:id="58" w:name="sol-miller-deriv-find-slopes"/>
+    <w:bookmarkEnd w:id="63"/>
+    <w:bookmarkStart w:id="64" w:name="sol-miller-deriv-find-slopes"/>
     <w:p>
       <w:pPr>
         <w:pStyle w:val="FirstParagraph"/>
@@ -12116,8 +12421,8 @@
         </m:oMath>
       </m:oMathPara>
     </w:p>
-    <w:bookmarkEnd w:id="58"/>
-    <w:bookmarkStart w:id="60" w:name="thm-deriv-log"/>
+    <w:bookmarkEnd w:id="64"/>
+    <w:bookmarkStart w:id="66" w:name="thm-deriv-log"/>
     <w:p>
       <w:pPr>
         <w:pStyle w:val="FirstParagraph"/>
@@ -12164,7 +12469,7 @@
       <w:r>
         <w:t xml:space="preserve"> </w:t>
       </w:r>
-      <w:hyperlink r:id="rId59">
+      <w:hyperlink r:id="rId65">
         <w:r>
           <w:rPr>
             <w:rStyle w:val="Hyperlink"/>
@@ -12285,8 +12590,8 @@
         </m:oMath>
       </m:oMathPara>
     </w:p>
-    <w:bookmarkEnd w:id="60"/>
-    <w:bookmarkStart w:id="61" w:name="exr-miller-deriv-log-simplify"/>
+    <w:bookmarkEnd w:id="66"/>
+    <w:bookmarkStart w:id="67" w:name="exr-miller-deriv-log-simplify"/>
     <w:p>
       <w:pPr>
         <w:pStyle w:val="FirstParagraph"/>
@@ -12440,8 +12745,8 @@
         <w:t xml:space="preserve">.</w:t>
       </w:r>
     </w:p>
-    <w:bookmarkEnd w:id="61"/>
-    <w:bookmarkStart w:id="62" w:name="sol-miller-deriv-log-simplify"/>
+    <w:bookmarkEnd w:id="67"/>
+    <w:bookmarkStart w:id="68" w:name="sol-miller-deriv-log-simplify"/>
     <w:p>
       <w:pPr>
         <w:pStyle w:val="BodyText"/>
@@ -12881,8 +13186,8 @@
         <w:t xml:space="preserve">simplifying algebraically first is faster and prevents arithmetic errors.</w:t>
       </w:r>
     </w:p>
-    <w:bookmarkEnd w:id="62"/>
-    <w:bookmarkStart w:id="64" w:name="thm-deriv-exp"/>
+    <w:bookmarkEnd w:id="68"/>
+    <w:bookmarkStart w:id="70" w:name="thm-deriv-exp"/>
     <w:p>
       <w:pPr>
         <w:pStyle w:val="BodyText"/>
@@ -12920,7 +13225,7 @@
       <w:r>
         <w:t xml:space="preserve"> </w:t>
       </w:r>
-      <w:hyperlink r:id="rId63">
+      <w:hyperlink r:id="rId69">
         <w:r>
           <w:rPr>
             <w:rStyle w:val="Hyperlink"/>
@@ -13015,8 +13320,8 @@
         </m:oMath>
       </m:oMathPara>
     </w:p>
-    <w:bookmarkEnd w:id="64"/>
-    <w:bookmarkStart w:id="65" w:name="thm-deriv-sin"/>
+    <w:bookmarkEnd w:id="70"/>
+    <w:bookmarkStart w:id="71" w:name="thm-deriv-sin"/>
     <w:p>
       <w:pPr>
         <w:pStyle w:val="FirstParagraph"/>
@@ -13112,8 +13417,8 @@
         </m:oMath>
       </m:oMathPara>
     </w:p>
-    <w:bookmarkEnd w:id="65"/>
-    <w:bookmarkStart w:id="66" w:name="thm-deriv-cos"/>
+    <w:bookmarkEnd w:id="71"/>
+    <w:bookmarkStart w:id="72" w:name="thm-deriv-cos"/>
     <w:p>
       <w:pPr>
         <w:pStyle w:val="FirstParagraph"/>
@@ -13215,8 +13520,8 @@
         </m:oMath>
       </m:oMathPara>
     </w:p>
-    <w:bookmarkEnd w:id="66"/>
-    <w:bookmarkStart w:id="67" w:name="thm-product-rule"/>
+    <w:bookmarkEnd w:id="72"/>
+    <w:bookmarkStart w:id="73" w:name="thm-product-rule"/>
     <w:p>
       <w:pPr>
         <w:pStyle w:val="FirstParagraph"/>
@@ -13364,7 +13669,7 @@
         </m:oMath>
       </m:oMathPara>
     </w:p>
-    <w:bookmarkEnd w:id="67"/>
+    <w:bookmarkEnd w:id="73"/>
     <w:tbl>
       <w:tblPr>
         <w:tblStyle w:val="Table"/>
@@ -13406,18 +13711,18 @@
                 <wp:inline>
                   <wp:extent cx="152400" cy="152400"/>
                   <wp:effectExtent b="0" l="0" r="0" t="0"/>
-                  <wp:docPr descr="" title="" id="68" name="Picture"/>
+                  <wp:docPr descr="" title="" id="74" name="Picture"/>
                   <a:graphic>
                     <a:graphicData uri="http://schemas.openxmlformats.org/drawingml/2006/picture">
                       <pic:pic>
                         <pic:nvPicPr>
-                          <pic:cNvPr descr="/opt/quarto/share/formats/docx/tip.png" id="69" name="Picture"/>
+                          <pic:cNvPr descr="/opt/quarto/share/formats/docx/tip.png" id="75" name="Picture"/>
                           <pic:cNvPicPr>
                             <a:picLocks noChangeArrowheads="1" noChangeAspect="1"/>
                           </pic:cNvPicPr>
                         </pic:nvPicPr>
                         <pic:blipFill>
-                          <a:blip r:embed="rId19"/>
+                          <a:blip r:embed="rId21"/>
                           <a:stretch>
                             <a:fillRect/>
                           </a:stretch>
@@ -13494,10 +13799,10 @@
               <w:pStyle w:val="Compact"/>
               <w:numPr>
                 <w:ilvl w:val="0"/>
-                <w:numId w:val="1011"/>
+                <w:numId w:val="1009"/>
               </w:numPr>
             </w:pPr>
-            <w:hyperlink r:id="rId70">
+            <w:hyperlink r:id="rId76">
               <w:r>
                 <w:rPr>
                   <w:rStyle w:val="Hyperlink"/>
@@ -13510,7 +13815,7 @@
         </w:tc>
       </w:tr>
     </w:tbl>
-    <w:bookmarkStart w:id="71" w:name="exr-miller-deriv-product-poly-cos"/>
+    <w:bookmarkStart w:id="77" w:name="exr-miller-deriv-product-poly-cos"/>
     <w:p>
       <w:pPr>
         <w:pStyle w:val="FirstParagraph"/>
@@ -13645,8 +13950,8 @@
         </m:oMath>
       </m:oMathPara>
     </w:p>
-    <w:bookmarkEnd w:id="71"/>
-    <w:bookmarkStart w:id="72" w:name="sol-miller-deriv-product-poly-cos"/>
+    <w:bookmarkEnd w:id="77"/>
+    <w:bookmarkStart w:id="78" w:name="sol-miller-deriv-product-poly-cos"/>
     <w:p>
       <w:pPr>
         <w:pStyle w:val="FirstParagraph"/>
@@ -14232,8 +14537,8 @@
         </m:oMath>
       </m:oMathPara>
     </w:p>
-    <w:bookmarkEnd w:id="72"/>
-    <w:bookmarkStart w:id="73" w:name="exr-miller-deriv-second-product"/>
+    <w:bookmarkEnd w:id="78"/>
+    <w:bookmarkStart w:id="79" w:name="exr-miller-deriv-second-product"/>
     <w:p>
       <w:pPr>
         <w:pStyle w:val="FirstParagraph"/>
@@ -14368,8 +14673,8 @@
         </m:oMath>
       </m:oMathPara>
     </w:p>
-    <w:bookmarkEnd w:id="73"/>
-    <w:bookmarkStart w:id="74" w:name="sol-miller-deriv-second-product"/>
+    <w:bookmarkEnd w:id="79"/>
+    <w:bookmarkStart w:id="80" w:name="sol-miller-deriv-second-product"/>
     <w:p>
       <w:pPr>
         <w:pStyle w:val="FirstParagraph"/>
@@ -15393,8 +15698,8 @@
         </m:oMath>
       </m:oMathPara>
     </w:p>
-    <w:bookmarkEnd w:id="74"/>
-    <w:bookmarkStart w:id="75" w:name="thm-quotient-rule"/>
+    <w:bookmarkEnd w:id="80"/>
+    <w:bookmarkStart w:id="81" w:name="thm-quotient-rule"/>
     <w:p>
       <w:pPr>
         <w:pStyle w:val="FirstParagraph"/>
@@ -15607,7 +15912,7 @@
         </m:oMath>
       </m:oMathPara>
     </w:p>
-    <w:bookmarkEnd w:id="75"/>
+    <w:bookmarkEnd w:id="81"/>
     <w:tbl>
       <w:tblPr>
         <w:tblStyle w:val="Table"/>
@@ -15649,18 +15954,18 @@
                 <wp:inline>
                   <wp:extent cx="152400" cy="152400"/>
                   <wp:effectExtent b="0" l="0" r="0" t="0"/>
-                  <wp:docPr descr="" title="" id="76" name="Picture"/>
+                  <wp:docPr descr="" title="" id="82" name="Picture"/>
                   <a:graphic>
                     <a:graphicData uri="http://schemas.openxmlformats.org/drawingml/2006/picture">
                       <pic:pic>
                         <pic:nvPicPr>
-                          <pic:cNvPr descr="/opt/quarto/share/formats/docx/tip.png" id="77" name="Picture"/>
+                          <pic:cNvPr descr="/opt/quarto/share/formats/docx/tip.png" id="83" name="Picture"/>
                           <pic:cNvPicPr>
                             <a:picLocks noChangeArrowheads="1" noChangeAspect="1"/>
                           </pic:cNvPicPr>
                         </pic:nvPicPr>
                         <pic:blipFill>
-                          <a:blip r:embed="rId19"/>
+                          <a:blip r:embed="rId21"/>
                           <a:stretch>
                             <a:fillRect/>
                           </a:stretch>
@@ -15737,10 +16042,10 @@
               <w:pStyle w:val="Compact"/>
               <w:numPr>
                 <w:ilvl w:val="0"/>
-                <w:numId w:val="1012"/>
+                <w:numId w:val="1010"/>
               </w:numPr>
             </w:pPr>
-            <w:hyperlink r:id="rId78">
+            <w:hyperlink r:id="rId84">
               <w:r>
                 <w:rPr>
                   <w:rStyle w:val="Hyperlink"/>
@@ -15753,7 +16058,7 @@
         </w:tc>
       </w:tr>
     </w:tbl>
-    <w:bookmarkStart w:id="79" w:name="exr-miller-deriv-quotient-or-factor"/>
+    <w:bookmarkStart w:id="85" w:name="exr-miller-deriv-quotient-or-factor"/>
     <w:p>
       <w:pPr>
         <w:pStyle w:val="FirstParagraph"/>
@@ -15895,8 +16200,8 @@
         <w:t xml:space="preserve">.</w:t>
       </w:r>
     </w:p>
-    <w:bookmarkEnd w:id="79"/>
-    <w:bookmarkStart w:id="80" w:name="sol-miller-deriv-quotient-or-factor"/>
+    <w:bookmarkEnd w:id="85"/>
+    <w:bookmarkStart w:id="86" w:name="sol-miller-deriv-quotient-or-factor"/>
     <w:p>
       <w:pPr>
         <w:pStyle w:val="BodyText"/>
@@ -16653,8 +16958,8 @@
         <w:t xml:space="preserve">, but factoring first eliminates tedious algebraic simplification.</w:t>
       </w:r>
     </w:p>
-    <w:bookmarkEnd w:id="80"/>
-    <w:bookmarkStart w:id="82" w:name="thm-chain-rule"/>
+    <w:bookmarkEnd w:id="86"/>
+    <w:bookmarkStart w:id="88" w:name="thm-chain-rule"/>
     <w:p>
       <w:pPr>
         <w:pStyle w:val="BodyText"/>
@@ -16913,7 +17218,7 @@
           <w:rPr>
             <w:rStyle w:val="Hyperlink"/>
           </w:rPr>
-          <w:t xml:space="preserve">Definition 5</w:t>
+          <w:t xml:space="preserve">Definition 7</w:t>
         </w:r>
       </w:hyperlink>
       <w:r>
@@ -17002,7 +17307,7 @@
       <w:r>
         <w:t xml:space="preserve"> </w:t>
       </w:r>
-      <w:hyperlink r:id="rId81">
+      <w:hyperlink r:id="rId87">
         <w:r>
           <w:rPr>
             <w:rStyle w:val="Hyperlink"/>
@@ -17212,8 +17517,8 @@
         </m:oMath>
       </m:oMathPara>
     </w:p>
-    <w:bookmarkEnd w:id="82"/>
-    <w:bookmarkStart w:id="83" w:name="exr-miller-deriv-gaussian-kernel"/>
+    <w:bookmarkEnd w:id="88"/>
+    <w:bookmarkStart w:id="89" w:name="exr-miller-deriv-gaussian-kernel"/>
     <w:p>
       <w:pPr>
         <w:pStyle w:val="FirstParagraph"/>
@@ -17337,8 +17642,8 @@
         </m:oMath>
       </m:oMathPara>
     </w:p>
-    <w:bookmarkEnd w:id="83"/>
-    <w:bookmarkStart w:id="84" w:name="sol-miller-deriv-gaussian-kernel"/>
+    <w:bookmarkEnd w:id="89"/>
+    <w:bookmarkStart w:id="90" w:name="sol-miller-deriv-gaussian-kernel"/>
     <w:p>
       <w:pPr>
         <w:pStyle w:val="FirstParagraph"/>
@@ -17809,8 +18114,8 @@
         </m:oMath>
       </m:oMathPara>
     </w:p>
-    <w:bookmarkEnd w:id="84"/>
-    <w:bookmarkStart w:id="85" w:name="exr-miller-deriv-second-gaussian-kernel"/>
+    <w:bookmarkEnd w:id="90"/>
+    <w:bookmarkStart w:id="91" w:name="thm-deriv-gaussian-kernel"/>
     <w:p>
       <w:pPr>
         <w:pStyle w:val="FirstParagraph"/>
@@ -17820,30 +18125,124 @@
           <w:b/>
           <w:bCs/>
         </w:rPr>
-        <w:t xml:space="preserve">Exercise 8 (Second derivative of the Gaussian kernel)</w:t>
-      </w:r>
-      <w:r>
-        <w:t xml:space="preserve"> </w:t>
-      </w:r>
-      <w:r>
-        <w:t xml:space="preserve">Adapted from</w:t>
-      </w:r>
-      <w:r>
-        <w:t xml:space="preserve"> </w:t>
-      </w:r>
-      <w:r>
-        <w:t xml:space="preserve">Miller (2016)</w:t>
-      </w:r>
-      <w:r>
-        <w:t xml:space="preserve">, Question 1.1.6.</w:t>
-      </w:r>
-    </w:p>
-    <w:p>
-      <w:pPr>
-        <w:pStyle w:val="BodyText"/>
-      </w:pPr>
-      <w:r>
-        <w:t xml:space="preserve">Find the second derivative of</w:t>
+        <w:t xml:space="preserve">Theorem 11 (Derivative of the standard Gaussian kernel)</w:t>
+      </w:r>
+      <w:r>
+        <w:t xml:space="preserve"> </w:t>
+      </w:r>
+      <w:r>
+        <w:t xml:space="preserve">For</w:t>
+      </w:r>
+      <w:r>
+        <w:t xml:space="preserve"> </w:t>
+      </w:r>
+      <m:oMath>
+        <m:r>
+          <m:t>f</m:t>
+        </m:r>
+        <m:r>
+          <m:rPr>
+            <m:sty m:val="p"/>
+          </m:rPr>
+          <m:t>(</m:t>
+        </m:r>
+        <m:r>
+          <m:t>x</m:t>
+        </m:r>
+        <m:r>
+          <m:rPr>
+            <m:sty m:val="p"/>
+          </m:rPr>
+          <m:t>)</m:t>
+        </m:r>
+        <m:r>
+          <m:rPr>
+            <m:sty m:val="p"/>
+          </m:rPr>
+          <m:t>=</m:t>
+        </m:r>
+        <m:r>
+          <m:rPr>
+            <m:sty m:val="p"/>
+          </m:rPr>
+          <m:t>exp</m:t>
+        </m:r>
+        <m:r>
+          <m:t>​</m:t>
+        </m:r>
+        <m:d>
+          <m:dPr>
+            <m:begChr m:val="{"/>
+            <m:sepChr m:val=""/>
+            <m:endChr m:val="}"/>
+            <m:grow/>
+          </m:dPr>
+          <m:e>
+            <m:r>
+              <m:rPr>
+                <m:sty m:val="p"/>
+              </m:rPr>
+              <m:t>−</m:t>
+            </m:r>
+            <m:f>
+              <m:fPr>
+                <m:type m:val="bar"/>
+              </m:fPr>
+              <m:num>
+                <m:sSup>
+                  <m:e>
+                    <m:r>
+                      <m:t>x</m:t>
+                    </m:r>
+                  </m:e>
+                  <m:sup>
+                    <m:r>
+                      <m:t>2</m:t>
+                    </m:r>
+                  </m:sup>
+                </m:sSup>
+              </m:num>
+              <m:den>
+                <m:r>
+                  <m:t>2</m:t>
+                </m:r>
+              </m:den>
+            </m:f>
+          </m:e>
+        </m:d>
+        <m:r>
+          <m:t>​</m:t>
+        </m:r>
+      </m:oMath>
+      <w:r>
+        <w:t xml:space="preserve"> </w:t>
+      </w:r>
+      <w:r>
+        <w:t xml:space="preserve">and every</w:t>
+      </w:r>
+      <w:r>
+        <w:t xml:space="preserve"> </w:t>
+      </w:r>
+      <m:oMath>
+        <m:r>
+          <m:t>x</m:t>
+        </m:r>
+        <m:r>
+          <m:rPr>
+            <m:sty m:val="p"/>
+          </m:rPr>
+          <m:t>∈</m:t>
+        </m:r>
+        <m:r>
+          <m:rPr>
+            <m:scr m:val="double-struck"/>
+            <m:sty m:val="p"/>
+          </m:rPr>
+          <m:t>R</m:t>
+        </m:r>
+      </m:oMath>
+      <w:r>
+        <w:t xml:space="preserve">,</w:t>
       </w:r>
     </w:p>
     <w:p>
@@ -17855,9 +18254,21 @@
           <m:jc m:val="center"/>
         </m:oMathParaPr>
         <m:oMath>
-          <m:r>
-            <m:t>f</m:t>
-          </m:r>
+          <m:sSup>
+            <m:e>
+              <m:r>
+                <m:t>f</m:t>
+              </m:r>
+            </m:e>
+            <m:sup>
+              <m:r>
+                <m:rPr>
+                  <m:sty m:val="p"/>
+                </m:rPr>
+                <m:t>′</m:t>
+              </m:r>
+            </m:sup>
+          </m:sSup>
           <m:r>
             <m:rPr>
               <m:sty m:val="p"/>
@@ -17878,6 +18289,15 @@
               <m:sty m:val="p"/>
             </m:rPr>
             <m:t>=</m:t>
+          </m:r>
+          <m:r>
+            <m:rPr>
+              <m:sty m:val="p"/>
+            </m:rPr>
+            <m:t>−</m:t>
+          </m:r>
+          <m:r>
+            <m:t>x</m:t>
           </m:r>
           <m:r>
             <m:rPr>
@@ -17934,8 +18354,7 @@
         </m:oMath>
       </m:oMathPara>
     </w:p>
-    <w:bookmarkEnd w:id="85"/>
-    <w:bookmarkStart w:id="86" w:name="sol-miller-deriv-second-gaussian-kernel"/>
+    <w:bookmarkEnd w:id="91"/>
     <w:p>
       <w:pPr>
         <w:pStyle w:val="FirstParagraph"/>
@@ -17945,13 +18364,13 @@
           <w:i/>
           <w:iCs/>
         </w:rPr>
-        <w:t xml:space="preserve">Solution 8</w:t>
+        <w:t xml:space="preserve">Proof</w:t>
       </w:r>
       <w:r>
         <w:t xml:space="preserve">. </w:t>
       </w:r>
       <w:r>
-        <w:t xml:space="preserve">From</w:t>
+        <w:t xml:space="preserve">This is the solution to</w:t>
       </w:r>
       <w:r>
         <w:t xml:space="preserve"> </w:t>
@@ -17962,6 +18381,178 @@
             <w:rStyle w:val="Hyperlink"/>
           </w:rPr>
           <w:t xml:space="preserve">Exercise 7</w:t>
+        </w:r>
+      </w:hyperlink>
+      <w:r>
+        <w:t xml:space="preserve">, worked in</w:t>
+      </w:r>
+      <w:r>
+        <w:t xml:space="preserve"> </w:t>
+      </w:r>
+      <w:hyperlink w:anchor="sol-miller-deriv-gaussian-kernel">
+        <w:r>
+          <w:rPr>
+            <w:rStyle w:val="Hyperlink"/>
+          </w:rPr>
+          <w:t xml:space="preserve">Solution 7</w:t>
+        </w:r>
+      </w:hyperlink>
+      <w:r>
+        <w:t xml:space="preserve">.</w:t>
+      </w:r>
+    </w:p>
+    <w:bookmarkStart w:id="92" w:name="exr-miller-deriv-second-gaussian-kernel"/>
+    <w:p>
+      <w:pPr>
+        <w:pStyle w:val="BodyText"/>
+      </w:pPr>
+      <w:r>
+        <w:rPr>
+          <w:b/>
+          <w:bCs/>
+        </w:rPr>
+        <w:t xml:space="preserve">Exercise 8 (Second derivative of the Gaussian kernel)</w:t>
+      </w:r>
+      <w:r>
+        <w:t xml:space="preserve"> </w:t>
+      </w:r>
+      <w:r>
+        <w:t xml:space="preserve">Adapted from</w:t>
+      </w:r>
+      <w:r>
+        <w:t xml:space="preserve"> </w:t>
+      </w:r>
+      <w:r>
+        <w:t xml:space="preserve">Miller (2016)</w:t>
+      </w:r>
+      <w:r>
+        <w:t xml:space="preserve">, Question 1.1.6.</w:t>
+      </w:r>
+    </w:p>
+    <w:p>
+      <w:pPr>
+        <w:pStyle w:val="BodyText"/>
+      </w:pPr>
+      <w:r>
+        <w:t xml:space="preserve">Find the second derivative of</w:t>
+      </w:r>
+    </w:p>
+    <w:p>
+      <w:pPr>
+        <w:pStyle w:val="BodyText"/>
+      </w:pPr>
+      <m:oMathPara>
+        <m:oMathParaPr>
+          <m:jc m:val="center"/>
+        </m:oMathParaPr>
+        <m:oMath>
+          <m:r>
+            <m:t>f</m:t>
+          </m:r>
+          <m:r>
+            <m:rPr>
+              <m:sty m:val="p"/>
+            </m:rPr>
+            <m:t>(</m:t>
+          </m:r>
+          <m:r>
+            <m:t>x</m:t>
+          </m:r>
+          <m:r>
+            <m:rPr>
+              <m:sty m:val="p"/>
+            </m:rPr>
+            <m:t>)</m:t>
+          </m:r>
+          <m:r>
+            <m:rPr>
+              <m:sty m:val="p"/>
+            </m:rPr>
+            <m:t>=</m:t>
+          </m:r>
+          <m:r>
+            <m:rPr>
+              <m:sty m:val="p"/>
+            </m:rPr>
+            <m:t>exp</m:t>
+          </m:r>
+          <m:r>
+            <m:t>​</m:t>
+          </m:r>
+          <m:d>
+            <m:dPr>
+              <m:begChr m:val="{"/>
+              <m:sepChr m:val=""/>
+              <m:endChr m:val="}"/>
+              <m:grow/>
+            </m:dPr>
+            <m:e>
+              <m:r>
+                <m:rPr>
+                  <m:sty m:val="p"/>
+                </m:rPr>
+                <m:t>−</m:t>
+              </m:r>
+              <m:f>
+                <m:fPr>
+                  <m:type m:val="bar"/>
+                </m:fPr>
+                <m:num>
+                  <m:sSup>
+                    <m:e>
+                      <m:r>
+                        <m:t>x</m:t>
+                      </m:r>
+                    </m:e>
+                    <m:sup>
+                      <m:r>
+                        <m:t>2</m:t>
+                      </m:r>
+                    </m:sup>
+                  </m:sSup>
+                </m:num>
+                <m:den>
+                  <m:r>
+                    <m:t>2</m:t>
+                  </m:r>
+                </m:den>
+              </m:f>
+            </m:e>
+          </m:d>
+          <m:r>
+            <m:t>​</m:t>
+          </m:r>
+        </m:oMath>
+      </m:oMathPara>
+    </w:p>
+    <w:bookmarkEnd w:id="92"/>
+    <w:bookmarkStart w:id="93" w:name="sol-miller-deriv-second-gaussian-kernel"/>
+    <w:p>
+      <w:pPr>
+        <w:pStyle w:val="FirstParagraph"/>
+      </w:pPr>
+      <w:r>
+        <w:rPr>
+          <w:i/>
+          <w:iCs/>
+        </w:rPr>
+        <w:t xml:space="preserve">Solution 8</w:t>
+      </w:r>
+      <w:r>
+        <w:t xml:space="preserve">. </w:t>
+      </w:r>
+      <w:r>
+        <w:t xml:space="preserve">From</w:t>
+      </w:r>
+      <w:r>
+        <w:t xml:space="preserve"> </w:t>
+      </w:r>
+      <w:hyperlink w:anchor="thm-deriv-gaussian-kernel">
+        <w:r>
+          <w:rPr>
+            <w:rStyle w:val="Hyperlink"/>
+          </w:rPr>
+          <w:t xml:space="preserve">Theorem 11</w:t>
         </w:r>
       </w:hyperlink>
       <w:r>
@@ -18821,8 +19412,8 @@
         </m:oMath>
       </m:oMathPara>
     </w:p>
-    <w:bookmarkEnd w:id="86"/>
-    <w:bookmarkStart w:id="87" w:name="exr-miller-deriv-product-chain-composite"/>
+    <w:bookmarkEnd w:id="93"/>
+    <w:bookmarkStart w:id="94" w:name="thm-deriv-second-gaussian-kernel"/>
     <w:p>
       <w:pPr>
         <w:pStyle w:val="FirstParagraph"/>
@@ -18832,30 +19423,124 @@
           <w:b/>
           <w:bCs/>
         </w:rPr>
-        <w:t xml:space="preserve">Exercise 9 (Combining product and chain rules)</w:t>
-      </w:r>
-      <w:r>
-        <w:t xml:space="preserve"> </w:t>
-      </w:r>
-      <w:r>
-        <w:t xml:space="preserve">Adapted from</w:t>
-      </w:r>
-      <w:r>
-        <w:t xml:space="preserve"> </w:t>
-      </w:r>
-      <w:r>
-        <w:t xml:space="preserve">Miller (2016)</w:t>
-      </w:r>
-      <w:r>
-        <w:t xml:space="preserve">, Question 1.1.7.</w:t>
-      </w:r>
-    </w:p>
-    <w:p>
-      <w:pPr>
-        <w:pStyle w:val="BodyText"/>
-      </w:pPr>
-      <w:r>
-        <w:t xml:space="preserve">Find the derivative of</w:t>
+        <w:t xml:space="preserve">Theorem 12 (Second derivative of the standard Gaussian kernel)</w:t>
+      </w:r>
+      <w:r>
+        <w:t xml:space="preserve"> </w:t>
+      </w:r>
+      <w:r>
+        <w:t xml:space="preserve">For</w:t>
+      </w:r>
+      <w:r>
+        <w:t xml:space="preserve"> </w:t>
+      </w:r>
+      <m:oMath>
+        <m:r>
+          <m:t>f</m:t>
+        </m:r>
+        <m:r>
+          <m:rPr>
+            <m:sty m:val="p"/>
+          </m:rPr>
+          <m:t>(</m:t>
+        </m:r>
+        <m:r>
+          <m:t>x</m:t>
+        </m:r>
+        <m:r>
+          <m:rPr>
+            <m:sty m:val="p"/>
+          </m:rPr>
+          <m:t>)</m:t>
+        </m:r>
+        <m:r>
+          <m:rPr>
+            <m:sty m:val="p"/>
+          </m:rPr>
+          <m:t>=</m:t>
+        </m:r>
+        <m:r>
+          <m:rPr>
+            <m:sty m:val="p"/>
+          </m:rPr>
+          <m:t>exp</m:t>
+        </m:r>
+        <m:r>
+          <m:t>​</m:t>
+        </m:r>
+        <m:d>
+          <m:dPr>
+            <m:begChr m:val="{"/>
+            <m:sepChr m:val=""/>
+            <m:endChr m:val="}"/>
+            <m:grow/>
+          </m:dPr>
+          <m:e>
+            <m:r>
+              <m:rPr>
+                <m:sty m:val="p"/>
+              </m:rPr>
+              <m:t>−</m:t>
+            </m:r>
+            <m:f>
+              <m:fPr>
+                <m:type m:val="bar"/>
+              </m:fPr>
+              <m:num>
+                <m:sSup>
+                  <m:e>
+                    <m:r>
+                      <m:t>x</m:t>
+                    </m:r>
+                  </m:e>
+                  <m:sup>
+                    <m:r>
+                      <m:t>2</m:t>
+                    </m:r>
+                  </m:sup>
+                </m:sSup>
+              </m:num>
+              <m:den>
+                <m:r>
+                  <m:t>2</m:t>
+                </m:r>
+              </m:den>
+            </m:f>
+          </m:e>
+        </m:d>
+        <m:r>
+          <m:t>​</m:t>
+        </m:r>
+      </m:oMath>
+      <w:r>
+        <w:t xml:space="preserve"> </w:t>
+      </w:r>
+      <w:r>
+        <w:t xml:space="preserve">and every</w:t>
+      </w:r>
+      <w:r>
+        <w:t xml:space="preserve"> </w:t>
+      </w:r>
+      <m:oMath>
+        <m:r>
+          <m:t>x</m:t>
+        </m:r>
+        <m:r>
+          <m:rPr>
+            <m:sty m:val="p"/>
+          </m:rPr>
+          <m:t>∈</m:t>
+        </m:r>
+        <m:r>
+          <m:rPr>
+            <m:scr m:val="double-struck"/>
+            <m:sty m:val="p"/>
+          </m:rPr>
+          <m:t>R</m:t>
+        </m:r>
+      </m:oMath>
+      <w:r>
+        <w:t xml:space="preserve">,</w:t>
       </w:r>
     </w:p>
     <w:p>
@@ -18867,6 +19552,222 @@
           <m:jc m:val="center"/>
         </m:oMathParaPr>
         <m:oMath>
+          <m:sSup>
+            <m:e>
+              <m:r>
+                <m:t>f</m:t>
+              </m:r>
+            </m:e>
+            <m:sup>
+              <m:r>
+                <m:rPr>
+                  <m:sty m:val="p"/>
+                </m:rPr>
+                <m:t>″</m:t>
+              </m:r>
+            </m:sup>
+          </m:sSup>
+          <m:r>
+            <m:rPr>
+              <m:sty m:val="p"/>
+            </m:rPr>
+            <m:t>(</m:t>
+          </m:r>
+          <m:r>
+            <m:t>x</m:t>
+          </m:r>
+          <m:r>
+            <m:rPr>
+              <m:sty m:val="p"/>
+            </m:rPr>
+            <m:t>)</m:t>
+          </m:r>
+          <m:r>
+            <m:rPr>
+              <m:sty m:val="p"/>
+            </m:rPr>
+            <m:t>=</m:t>
+          </m:r>
+          <m:r>
+            <m:rPr>
+              <m:sty m:val="p"/>
+            </m:rPr>
+            <m:t>(</m:t>
+          </m:r>
+          <m:sSup>
+            <m:e>
+              <m:r>
+                <m:t>x</m:t>
+              </m:r>
+            </m:e>
+            <m:sup>
+              <m:r>
+                <m:t>2</m:t>
+              </m:r>
+            </m:sup>
+          </m:sSup>
+          <m:r>
+            <m:rPr>
+              <m:sty m:val="p"/>
+            </m:rPr>
+            <m:t>−</m:t>
+          </m:r>
+          <m:r>
+            <m:t>1</m:t>
+          </m:r>
+          <m:r>
+            <m:rPr>
+              <m:sty m:val="p"/>
+            </m:rPr>
+            <m:t>)</m:t>
+          </m:r>
+          <m:r>
+            <m:rPr>
+              <m:sty m:val="p"/>
+            </m:rPr>
+            <m:t>exp</m:t>
+          </m:r>
+          <m:r>
+            <m:t>​</m:t>
+          </m:r>
+          <m:d>
+            <m:dPr>
+              <m:begChr m:val="{"/>
+              <m:sepChr m:val=""/>
+              <m:endChr m:val="}"/>
+              <m:grow/>
+            </m:dPr>
+            <m:e>
+              <m:r>
+                <m:rPr>
+                  <m:sty m:val="p"/>
+                </m:rPr>
+                <m:t>−</m:t>
+              </m:r>
+              <m:f>
+                <m:fPr>
+                  <m:type m:val="bar"/>
+                </m:fPr>
+                <m:num>
+                  <m:sSup>
+                    <m:e>
+                      <m:r>
+                        <m:t>x</m:t>
+                      </m:r>
+                    </m:e>
+                    <m:sup>
+                      <m:r>
+                        <m:t>2</m:t>
+                      </m:r>
+                    </m:sup>
+                  </m:sSup>
+                </m:num>
+                <m:den>
+                  <m:r>
+                    <m:t>2</m:t>
+                  </m:r>
+                </m:den>
+              </m:f>
+            </m:e>
+          </m:d>
+          <m:r>
+            <m:t>​</m:t>
+          </m:r>
+        </m:oMath>
+      </m:oMathPara>
+    </w:p>
+    <w:bookmarkEnd w:id="94"/>
+    <w:p>
+      <w:pPr>
+        <w:pStyle w:val="FirstParagraph"/>
+      </w:pPr>
+      <w:r>
+        <w:rPr>
+          <w:i/>
+          <w:iCs/>
+        </w:rPr>
+        <w:t xml:space="preserve">Proof</w:t>
+      </w:r>
+      <w:r>
+        <w:t xml:space="preserve">. </w:t>
+      </w:r>
+      <w:r>
+        <w:t xml:space="preserve">This is the solution to</w:t>
+      </w:r>
+      <w:r>
+        <w:t xml:space="preserve"> </w:t>
+      </w:r>
+      <w:hyperlink w:anchor="exr-miller-deriv-second-gaussian-kernel">
+        <w:r>
+          <w:rPr>
+            <w:rStyle w:val="Hyperlink"/>
+          </w:rPr>
+          <w:t xml:space="preserve">Exercise 8</w:t>
+        </w:r>
+      </w:hyperlink>
+      <w:r>
+        <w:t xml:space="preserve">, worked in</w:t>
+      </w:r>
+      <w:r>
+        <w:t xml:space="preserve"> </w:t>
+      </w:r>
+      <w:hyperlink w:anchor="sol-miller-deriv-second-gaussian-kernel">
+        <w:r>
+          <w:rPr>
+            <w:rStyle w:val="Hyperlink"/>
+          </w:rPr>
+          <w:t xml:space="preserve">Solution 8</w:t>
+        </w:r>
+      </w:hyperlink>
+      <w:r>
+        <w:t xml:space="preserve">.</w:t>
+      </w:r>
+    </w:p>
+    <w:bookmarkStart w:id="95" w:name="exr-miller-deriv-product-chain-composite"/>
+    <w:p>
+      <w:pPr>
+        <w:pStyle w:val="BodyText"/>
+      </w:pPr>
+      <w:r>
+        <w:rPr>
+          <w:b/>
+          <w:bCs/>
+        </w:rPr>
+        <w:t xml:space="preserve">Exercise 9 (Combining product and chain rules)</w:t>
+      </w:r>
+      <w:r>
+        <w:t xml:space="preserve"> </w:t>
+      </w:r>
+      <w:r>
+        <w:t xml:space="preserve">Adapted from</w:t>
+      </w:r>
+      <w:r>
+        <w:t xml:space="preserve"> </w:t>
+      </w:r>
+      <w:r>
+        <w:t xml:space="preserve">Miller (2016)</w:t>
+      </w:r>
+      <w:r>
+        <w:t xml:space="preserve">, Question 1.1.7.</w:t>
+      </w:r>
+    </w:p>
+    <w:p>
+      <w:pPr>
+        <w:pStyle w:val="BodyText"/>
+      </w:pPr>
+      <w:r>
+        <w:t xml:space="preserve">Find the derivative of</w:t>
+      </w:r>
+    </w:p>
+    <w:p>
+      <w:pPr>
+        <w:pStyle w:val="BodyText"/>
+      </w:pPr>
+      <m:oMathPara>
+        <m:oMathParaPr>
+          <m:jc m:val="center"/>
+        </m:oMathParaPr>
+        <m:oMath>
           <m:r>
             <m:t>f</m:t>
           </m:r>
@@ -18961,8 +19862,8 @@
         </m:oMath>
       </m:oMathPara>
     </w:p>
-    <w:bookmarkEnd w:id="87"/>
-    <w:bookmarkStart w:id="88" w:name="sol-miller-deriv-product-chain-composite"/>
+    <w:bookmarkEnd w:id="95"/>
+    <w:bookmarkStart w:id="96" w:name="sol-miller-deriv-product-chain-composite"/>
     <w:p>
       <w:pPr>
         <w:pStyle w:val="FirstParagraph"/>
@@ -19975,8 +20876,8 @@
         </m:oMath>
       </m:oMathPara>
     </w:p>
-    <w:bookmarkEnd w:id="88"/>
-    <w:bookmarkStart w:id="89" w:name="exr-miller-deriv-generalized-power-rule"/>
+    <w:bookmarkEnd w:id="96"/>
+    <w:bookmarkStart w:id="97" w:name="exr-miller-deriv-generalized-power-rule"/>
     <w:p>
       <w:pPr>
         <w:pStyle w:val="FirstParagraph"/>
@@ -20193,8 +21094,8 @@
         <w:t xml:space="preserve">.</w:t>
       </w:r>
     </w:p>
-    <w:bookmarkEnd w:id="89"/>
-    <w:bookmarkStart w:id="90" w:name="sol-miller-deriv-generalized-power-rule"/>
+    <w:bookmarkEnd w:id="97"/>
+    <w:bookmarkStart w:id="98" w:name="sol-miller-deriv-generalized-power-rule"/>
     <w:p>
       <w:pPr>
         <w:pStyle w:val="BodyText"/>
@@ -20796,8 +21697,8 @@
         <w:t xml:space="preserve">is a frequent mistake when applying the generalized power rule.</w:t>
       </w:r>
     </w:p>
-    <w:bookmarkEnd w:id="90"/>
-    <w:bookmarkStart w:id="91" w:name="cor-deriv-log-chain"/>
+    <w:bookmarkEnd w:id="98"/>
+    <w:bookmarkStart w:id="99" w:name="cor-deriv-log-chain"/>
     <w:p>
       <w:pPr>
         <w:pStyle w:val="BodyText"/>
@@ -21012,7 +21913,7 @@
         </m:oMath>
       </m:oMathPara>
     </w:p>
-    <w:bookmarkEnd w:id="91"/>
+    <w:bookmarkEnd w:id="99"/>
     <w:p>
       <w:pPr>
         <w:pStyle w:val="FirstParagraph"/>
@@ -21537,18 +22438,18 @@
                 <wp:inline>
                   <wp:extent cx="152400" cy="152400"/>
                   <wp:effectExtent b="0" l="0" r="0" t="0"/>
-                  <wp:docPr descr="" title="" id="92" name="Picture"/>
+                  <wp:docPr descr="" title="" id="100" name="Picture"/>
                   <a:graphic>
                     <a:graphicData uri="http://schemas.openxmlformats.org/drawingml/2006/picture">
                       <pic:pic>
                         <pic:nvPicPr>
-                          <pic:cNvPr descr="/opt/quarto/share/formats/docx/tip.png" id="93" name="Picture"/>
+                          <pic:cNvPr descr="/opt/quarto/share/formats/docx/tip.png" id="101" name="Picture"/>
                           <pic:cNvPicPr>
                             <a:picLocks noChangeArrowheads="1" noChangeAspect="1"/>
                           </pic:cNvPicPr>
                         </pic:nvPicPr>
                         <pic:blipFill>
-                          <a:blip r:embed="rId19"/>
+                          <a:blip r:embed="rId21"/>
                           <a:stretch>
                             <a:fillRect/>
                           </a:stretch>
@@ -21625,10 +22526,10 @@
               <w:pStyle w:val="Compact"/>
               <w:numPr>
                 <w:ilvl w:val="0"/>
-                <w:numId w:val="1013"/>
+                <w:numId w:val="1011"/>
               </w:numPr>
             </w:pPr>
-            <w:hyperlink r:id="rId94">
+            <w:hyperlink r:id="rId102">
               <w:r>
                 <w:rPr>
                   <w:rStyle w:val="Hyperlink"/>
@@ -21642,10 +22543,10 @@
               <w:pStyle w:val="Compact"/>
               <w:numPr>
                 <w:ilvl w:val="0"/>
-                <w:numId w:val="1013"/>
+                <w:numId w:val="1011"/>
               </w:numPr>
             </w:pPr>
-            <w:hyperlink r:id="rId95">
+            <w:hyperlink r:id="rId103">
               <w:r>
                 <w:rPr>
                   <w:rStyle w:val="Hyperlink"/>
@@ -21659,10 +22560,10 @@
               <w:pStyle w:val="Compact"/>
               <w:numPr>
                 <w:ilvl w:val="0"/>
-                <w:numId w:val="1013"/>
+                <w:numId w:val="1011"/>
               </w:numPr>
             </w:pPr>
-            <w:hyperlink r:id="rId96">
+            <w:hyperlink r:id="rId104">
               <w:r>
                 <w:rPr>
                   <w:rStyle w:val="Hyperlink"/>
@@ -21675,7 +22576,7 @@
         </w:tc>
       </w:tr>
     </w:tbl>
-    <w:bookmarkStart w:id="97" w:name="exr-miller-deriv-chain-log"/>
+    <w:bookmarkStart w:id="105" w:name="exr-miller-deriv-chain-log"/>
     <w:p>
       <w:pPr>
         <w:pStyle w:val="FirstParagraph"/>
@@ -21841,8 +22742,8 @@
         <w:t xml:space="preserve">.</w:t>
       </w:r>
     </w:p>
-    <w:bookmarkEnd w:id="97"/>
-    <w:bookmarkStart w:id="98" w:name="sol-miller-deriv-chain-log"/>
+    <w:bookmarkEnd w:id="105"/>
+    <w:bookmarkStart w:id="106" w:name="sol-miller-deriv-chain-log"/>
     <w:p>
       <w:pPr>
         <w:pStyle w:val="BodyText"/>
@@ -22268,8 +23169,8 @@
         <w:t xml:space="preserve">.</w:t>
       </w:r>
     </w:p>
-    <w:bookmarkEnd w:id="98"/>
-    <w:bookmarkStart w:id="99" w:name="exr-miller-deriv-second-log-constant"/>
+    <w:bookmarkEnd w:id="106"/>
+    <w:bookmarkStart w:id="107" w:name="exr-miller-deriv-second-log-constant"/>
     <w:p>
       <w:pPr>
         <w:pStyle w:val="BodyText"/>
@@ -22395,8 +23296,8 @@
         <w:t xml:space="preserve">.</w:t>
       </w:r>
     </w:p>
-    <w:bookmarkEnd w:id="99"/>
-    <w:bookmarkStart w:id="100" w:name="sol-miller-deriv-second-log-constant"/>
+    <w:bookmarkEnd w:id="107"/>
+    <w:bookmarkStart w:id="108" w:name="sol-miller-deriv-second-log-constant"/>
     <w:p>
       <w:pPr>
         <w:pStyle w:val="BodyText"/>
@@ -22697,9 +23598,9 @@
         </m:oMath>
       </m:oMathPara>
     </w:p>
-    <w:bookmarkEnd w:id="100"/>
-    <w:bookmarkEnd w:id="101"/>
-    <w:bookmarkStart w:id="110" w:name="sec-function-profile"/>
+    <w:bookmarkEnd w:id="108"/>
+    <w:bookmarkEnd w:id="109"/>
+    <w:bookmarkStart w:id="119" w:name="sec-function-profile"/>
     <w:p>
       <w:pPr>
         <w:pStyle w:val="Heading3"/>
@@ -22708,7 +23609,7 @@
         <w:t xml:space="preserve">1.3 Studying a new function</w:t>
       </w:r>
     </w:p>
-    <w:bookmarkStart w:id="104" w:name="def-function-profile"/>
+    <w:bookmarkStart w:id="110" w:name="def-logarithmic-derivative"/>
     <w:p>
       <w:pPr>
         <w:pStyle w:val="FirstParagraph"/>
@@ -22718,270 +23619,13 @@
           <w:b/>
           <w:bCs/>
         </w:rPr>
-        <w:t xml:space="preserve">Definition 8 (Profile of a function)</w:t>
+        <w:t xml:space="preserve">Definition 14 (Logarithmic derivative)</w:t>
       </w:r>
       <w:r>
         <w:t xml:space="preserve"> </w:t>
       </w:r>
       <w:r>
         <w:t xml:space="preserve">The</w:t>
-      </w:r>
-      <w:r>
-        <w:t xml:space="preserve"> </w:t>
-      </w:r>
-      <w:r>
-        <w:rPr>
-          <w:b/>
-          <w:bCs/>
-        </w:rPr>
-        <w:t xml:space="preserve">profile</w:t>
-      </w:r>
-      <w:r>
-        <w:t xml:space="preserve"> </w:t>
-      </w:r>
-      <w:r>
-        <w:t xml:space="preserve">of a function</w:t>
-      </w:r>
-      <w:r>
-        <w:t xml:space="preserve"> </w:t>
-      </w:r>
-      <m:oMath>
-        <m:r>
-          <m:t>f</m:t>
-        </m:r>
-      </m:oMath>
-      <w:r>
-        <w:t xml:space="preserve"> </w:t>
-      </w:r>
-      <w:r>
-        <w:t xml:space="preserve">of a real variable</w:t>
-      </w:r>
-      <w:r>
-        <w:t xml:space="preserve"> </w:t>
-      </w:r>
-      <w:r>
-        <w:t xml:space="preserve">is the list of related functions and values to work out</w:t>
-      </w:r>
-      <w:r>
-        <w:t xml:space="preserve"> </w:t>
-      </w:r>
-      <w:r>
-        <w:t xml:space="preserve">when meeting</w:t>
-      </w:r>
-      <w:r>
-        <w:t xml:space="preserve"> </w:t>
-      </w:r>
-      <m:oMath>
-        <m:r>
-          <m:t>f</m:t>
-        </m:r>
-      </m:oMath>
-      <w:r>
-        <w:t xml:space="preserve"> </w:t>
-      </w:r>
-      <w:r>
-        <w:t xml:space="preserve">for the first time:</w:t>
-      </w:r>
-    </w:p>
-    <w:p>
-      <w:pPr>
-        <w:pStyle w:val="Compact"/>
-        <w:numPr>
-          <w:ilvl w:val="0"/>
-          <w:numId w:val="1014"/>
-        </w:numPr>
-      </w:pPr>
-      <w:r>
-        <w:t xml:space="preserve">the logarithm</w:t>
-      </w:r>
-      <w:r>
-        <w:t xml:space="preserve"> </w:t>
-      </w:r>
-      <m:oMath>
-        <m:r>
-          <m:rPr>
-            <m:sty m:val="p"/>
-          </m:rPr>
-          <m:t>log</m:t>
-        </m:r>
-        <m:r>
-          <m:t>​</m:t>
-        </m:r>
-        <m:d>
-          <m:dPr>
-            <m:begChr m:val="{"/>
-            <m:sepChr m:val=""/>
-            <m:endChr m:val="}"/>
-            <m:grow/>
-          </m:dPr>
-          <m:e>
-            <m:r>
-              <m:t>f</m:t>
-            </m:r>
-            <m:r>
-              <m:rPr>
-                <m:sty m:val="p"/>
-              </m:rPr>
-              <m:t>(</m:t>
-            </m:r>
-            <m:r>
-              <m:t>x</m:t>
-            </m:r>
-            <m:r>
-              <m:rPr>
-                <m:sty m:val="p"/>
-              </m:rPr>
-              <m:t>)</m:t>
-            </m:r>
-          </m:e>
-        </m:d>
-        <m:r>
-          <m:t>​</m:t>
-        </m:r>
-      </m:oMath>
-      <w:r>
-        <w:t xml:space="preserve">, where</w:t>
-      </w:r>
-      <w:r>
-        <w:t xml:space="preserve"> </w:t>
-      </w:r>
-      <m:oMath>
-        <m:r>
-          <m:t>f</m:t>
-        </m:r>
-        <m:r>
-          <m:rPr>
-            <m:sty m:val="p"/>
-          </m:rPr>
-          <m:t>(</m:t>
-        </m:r>
-        <m:r>
-          <m:t>x</m:t>
-        </m:r>
-        <m:r>
-          <m:rPr>
-            <m:sty m:val="p"/>
-          </m:rPr>
-          <m:t>)</m:t>
-        </m:r>
-        <m:r>
-          <m:rPr>
-            <m:sty m:val="p"/>
-          </m:rPr>
-          <m:t>&gt;</m:t>
-        </m:r>
-        <m:r>
-          <m:t>0</m:t>
-        </m:r>
-      </m:oMath>
-      <w:r>
-        <w:t xml:space="preserve">;</w:t>
-      </w:r>
-    </w:p>
-    <w:p>
-      <w:pPr>
-        <w:pStyle w:val="Compact"/>
-        <w:numPr>
-          <w:ilvl w:val="0"/>
-          <w:numId w:val="1014"/>
-        </w:numPr>
-      </w:pPr>
-      <w:r>
-        <w:t xml:space="preserve">the derivatives</w:t>
-      </w:r>
-      <w:r>
-        <w:t xml:space="preserve"> </w:t>
-      </w:r>
-      <m:oMath>
-        <m:sSup>
-          <m:e>
-            <m:r>
-              <m:t>f</m:t>
-            </m:r>
-          </m:e>
-          <m:sup>
-            <m:r>
-              <m:rPr>
-                <m:sty m:val="p"/>
-              </m:rPr>
-              <m:t>′</m:t>
-            </m:r>
-          </m:sup>
-        </m:sSup>
-        <m:r>
-          <m:rPr>
-            <m:sty m:val="p"/>
-          </m:rPr>
-          <m:t>(</m:t>
-        </m:r>
-        <m:r>
-          <m:t>x</m:t>
-        </m:r>
-        <m:r>
-          <m:rPr>
-            <m:sty m:val="p"/>
-          </m:rPr>
-          <m:t>)</m:t>
-        </m:r>
-      </m:oMath>
-      <w:r>
-        <w:t xml:space="preserve">,</w:t>
-      </w:r>
-      <w:r>
-        <w:t xml:space="preserve"> </w:t>
-      </w:r>
-      <m:oMath>
-        <m:sSup>
-          <m:e>
-            <m:r>
-              <m:t>f</m:t>
-            </m:r>
-          </m:e>
-          <m:sup>
-            <m:r>
-              <m:rPr>
-                <m:sty m:val="p"/>
-              </m:rPr>
-              <m:t>″</m:t>
-            </m:r>
-          </m:sup>
-        </m:sSup>
-        <m:r>
-          <m:rPr>
-            <m:sty m:val="p"/>
-          </m:rPr>
-          <m:t>(</m:t>
-        </m:r>
-        <m:r>
-          <m:t>x</m:t>
-        </m:r>
-        <m:r>
-          <m:rPr>
-            <m:sty m:val="p"/>
-          </m:rPr>
-          <m:t>)</m:t>
-        </m:r>
-      </m:oMath>
-      <w:r>
-        <w:t xml:space="preserve">, and so on,</w:t>
-      </w:r>
-      <w:r>
-        <w:t xml:space="preserve"> </w:t>
-      </w:r>
-      <w:r>
-        <w:t xml:space="preserve">as far as they are informative;</w:t>
-      </w:r>
-    </w:p>
-    <w:p>
-      <w:pPr>
-        <w:pStyle w:val="Compact"/>
-        <w:numPr>
-          <w:ilvl w:val="0"/>
-          <w:numId w:val="1014"/>
-        </w:numPr>
-      </w:pPr>
-      <w:r>
-        <w:t xml:space="preserve">the</w:t>
       </w:r>
       <w:r>
         <w:t xml:space="preserve"> </w:t>
@@ -23056,13 +23700,30 @@
         </m:f>
       </m:oMath>
       <w:r>
-        <w:t xml:space="preserve">,</w:t>
-      </w:r>
-      <w:r>
-        <w:t xml:space="preserve"> </w:t>
-      </w:r>
-      <w:r>
-        <w:t xml:space="preserve">which equals</w:t>
+        <w:t xml:space="preserve"> </w:t>
+      </w:r>
+      <w:r>
+        <w:t xml:space="preserve">of a function</w:t>
+      </w:r>
+      <w:r>
+        <w:t xml:space="preserve"> </w:t>
+      </w:r>
+      <m:oMath>
+        <m:r>
+          <m:t>f</m:t>
+        </m:r>
+      </m:oMath>
+      <w:r>
+        <w:t xml:space="preserve"> </w:t>
+      </w:r>
+      <w:r>
+        <w:t xml:space="preserve">of a real variable</w:t>
+      </w:r>
+      <w:r>
+        <w:t xml:space="preserve"> </w:t>
+      </w:r>
+      <w:r>
+        <w:t xml:space="preserve">equals</w:t>
       </w:r>
       <w:r>
         <w:t xml:space="preserve"> </w:t>
@@ -23311,7 +23972,83 @@
         </m:r>
       </m:oMath>
       <w:r>
-        <w:t xml:space="preserve">;</w:t>
+        <w:t xml:space="preserve">.</w:t>
+      </w:r>
+    </w:p>
+    <w:bookmarkEnd w:id="110"/>
+    <w:bookmarkStart w:id="113" w:name="def-function-profile"/>
+    <w:p>
+      <w:pPr>
+        <w:pStyle w:val="BodyText"/>
+      </w:pPr>
+      <w:r>
+        <w:rPr>
+          <w:b/>
+          <w:bCs/>
+        </w:rPr>
+        <w:t xml:space="preserve">Definition 15 (Profile of a function)</w:t>
+      </w:r>
+      <w:r>
+        <w:t xml:space="preserve"> </w:t>
+      </w:r>
+      <w:r>
+        <w:t xml:space="preserve">The</w:t>
+      </w:r>
+      <w:r>
+        <w:t xml:space="preserve"> </w:t>
+      </w:r>
+      <w:r>
+        <w:rPr>
+          <w:b/>
+          <w:bCs/>
+        </w:rPr>
+        <w:t xml:space="preserve">profile</w:t>
+      </w:r>
+      <w:r>
+        <w:t xml:space="preserve"> </w:t>
+      </w:r>
+      <w:r>
+        <w:t xml:space="preserve">of a function</w:t>
+      </w:r>
+      <w:r>
+        <w:t xml:space="preserve"> </w:t>
+      </w:r>
+      <m:oMath>
+        <m:r>
+          <m:t>f</m:t>
+        </m:r>
+      </m:oMath>
+      <w:r>
+        <w:t xml:space="preserve"> </w:t>
+      </w:r>
+      <w:r>
+        <w:t xml:space="preserve">of a real variable</w:t>
+      </w:r>
+      <w:r>
+        <w:t xml:space="preserve"> </w:t>
+      </w:r>
+      <w:r>
+        <w:t xml:space="preserve">is the list of related functions and values to work out</w:t>
+      </w:r>
+      <w:r>
+        <w:t xml:space="preserve"> </w:t>
+      </w:r>
+      <w:r>
+        <w:t xml:space="preserve">when meeting</w:t>
+      </w:r>
+      <w:r>
+        <w:t xml:space="preserve"> </w:t>
+      </w:r>
+      <m:oMath>
+        <m:r>
+          <m:t>f</m:t>
+        </m:r>
+      </m:oMath>
+      <w:r>
+        <w:t xml:space="preserve"> </w:t>
+      </w:r>
+      <w:r>
+        <w:t xml:space="preserve">for the first time:</w:t>
       </w:r>
     </w:p>
     <w:p>
@@ -23319,7 +24056,284 @@
         <w:pStyle w:val="Compact"/>
         <w:numPr>
           <w:ilvl w:val="0"/>
-          <w:numId w:val="1014"/>
+          <w:numId w:val="1012"/>
+        </w:numPr>
+      </w:pPr>
+      <w:r>
+        <w:t xml:space="preserve">the logarithm</w:t>
+      </w:r>
+      <w:r>
+        <w:t xml:space="preserve"> </w:t>
+      </w:r>
+      <m:oMath>
+        <m:r>
+          <m:rPr>
+            <m:sty m:val="p"/>
+          </m:rPr>
+          <m:t>log</m:t>
+        </m:r>
+        <m:r>
+          <m:t>​</m:t>
+        </m:r>
+        <m:d>
+          <m:dPr>
+            <m:begChr m:val="{"/>
+            <m:sepChr m:val=""/>
+            <m:endChr m:val="}"/>
+            <m:grow/>
+          </m:dPr>
+          <m:e>
+            <m:r>
+              <m:t>f</m:t>
+            </m:r>
+            <m:r>
+              <m:rPr>
+                <m:sty m:val="p"/>
+              </m:rPr>
+              <m:t>(</m:t>
+            </m:r>
+            <m:r>
+              <m:t>x</m:t>
+            </m:r>
+            <m:r>
+              <m:rPr>
+                <m:sty m:val="p"/>
+              </m:rPr>
+              <m:t>)</m:t>
+            </m:r>
+          </m:e>
+        </m:d>
+        <m:r>
+          <m:t>​</m:t>
+        </m:r>
+      </m:oMath>
+      <w:r>
+        <w:t xml:space="preserve">, where</w:t>
+      </w:r>
+      <w:r>
+        <w:t xml:space="preserve"> </w:t>
+      </w:r>
+      <m:oMath>
+        <m:r>
+          <m:t>f</m:t>
+        </m:r>
+        <m:r>
+          <m:rPr>
+            <m:sty m:val="p"/>
+          </m:rPr>
+          <m:t>(</m:t>
+        </m:r>
+        <m:r>
+          <m:t>x</m:t>
+        </m:r>
+        <m:r>
+          <m:rPr>
+            <m:sty m:val="p"/>
+          </m:rPr>
+          <m:t>)</m:t>
+        </m:r>
+        <m:r>
+          <m:rPr>
+            <m:sty m:val="p"/>
+          </m:rPr>
+          <m:t>&gt;</m:t>
+        </m:r>
+        <m:r>
+          <m:t>0</m:t>
+        </m:r>
+      </m:oMath>
+      <w:r>
+        <w:t xml:space="preserve">;</w:t>
+      </w:r>
+    </w:p>
+    <w:p>
+      <w:pPr>
+        <w:pStyle w:val="Compact"/>
+        <w:numPr>
+          <w:ilvl w:val="0"/>
+          <w:numId w:val="1012"/>
+        </w:numPr>
+      </w:pPr>
+      <w:r>
+        <w:t xml:space="preserve">the derivatives</w:t>
+      </w:r>
+      <w:r>
+        <w:t xml:space="preserve"> </w:t>
+      </w:r>
+      <m:oMath>
+        <m:sSup>
+          <m:e>
+            <m:r>
+              <m:t>f</m:t>
+            </m:r>
+          </m:e>
+          <m:sup>
+            <m:r>
+              <m:rPr>
+                <m:sty m:val="p"/>
+              </m:rPr>
+              <m:t>′</m:t>
+            </m:r>
+          </m:sup>
+        </m:sSup>
+        <m:r>
+          <m:rPr>
+            <m:sty m:val="p"/>
+          </m:rPr>
+          <m:t>(</m:t>
+        </m:r>
+        <m:r>
+          <m:t>x</m:t>
+        </m:r>
+        <m:r>
+          <m:rPr>
+            <m:sty m:val="p"/>
+          </m:rPr>
+          <m:t>)</m:t>
+        </m:r>
+      </m:oMath>
+      <w:r>
+        <w:t xml:space="preserve">,</w:t>
+      </w:r>
+      <w:r>
+        <w:t xml:space="preserve"> </w:t>
+      </w:r>
+      <m:oMath>
+        <m:sSup>
+          <m:e>
+            <m:r>
+              <m:t>f</m:t>
+            </m:r>
+          </m:e>
+          <m:sup>
+            <m:r>
+              <m:rPr>
+                <m:sty m:val="p"/>
+              </m:rPr>
+              <m:t>″</m:t>
+            </m:r>
+          </m:sup>
+        </m:sSup>
+        <m:r>
+          <m:rPr>
+            <m:sty m:val="p"/>
+          </m:rPr>
+          <m:t>(</m:t>
+        </m:r>
+        <m:r>
+          <m:t>x</m:t>
+        </m:r>
+        <m:r>
+          <m:rPr>
+            <m:sty m:val="p"/>
+          </m:rPr>
+          <m:t>)</m:t>
+        </m:r>
+      </m:oMath>
+      <w:r>
+        <w:t xml:space="preserve">, and so on,</w:t>
+      </w:r>
+      <w:r>
+        <w:t xml:space="preserve"> </w:t>
+      </w:r>
+      <w:r>
+        <w:t xml:space="preserve">as far as they are informative;</w:t>
+      </w:r>
+    </w:p>
+    <w:p>
+      <w:pPr>
+        <w:pStyle w:val="Compact"/>
+        <w:numPr>
+          <w:ilvl w:val="0"/>
+          <w:numId w:val="1012"/>
+        </w:numPr>
+      </w:pPr>
+      <w:r>
+        <w:t xml:space="preserve">the</w:t>
+      </w:r>
+      <w:r>
+        <w:t xml:space="preserve"> </w:t>
+      </w:r>
+      <w:hyperlink w:anchor="def-logarithmic-derivative">
+        <w:r>
+          <w:rPr>
+            <w:rStyle w:val="Hyperlink"/>
+          </w:rPr>
+          <w:t xml:space="preserve">logarithmic derivative</w:t>
+        </w:r>
+      </w:hyperlink>
+      <w:r>
+        <w:t xml:space="preserve"> </w:t>
+      </w:r>
+      <m:oMath>
+        <m:f>
+          <m:fPr>
+            <m:type m:val="bar"/>
+          </m:fPr>
+          <m:num>
+            <m:sSup>
+              <m:e>
+                <m:r>
+                  <m:t>f</m:t>
+                </m:r>
+              </m:e>
+              <m:sup>
+                <m:r>
+                  <m:rPr>
+                    <m:sty m:val="p"/>
+                  </m:rPr>
+                  <m:t>′</m:t>
+                </m:r>
+              </m:sup>
+            </m:sSup>
+            <m:r>
+              <m:rPr>
+                <m:sty m:val="p"/>
+              </m:rPr>
+              <m:t>(</m:t>
+            </m:r>
+            <m:r>
+              <m:t>x</m:t>
+            </m:r>
+            <m:r>
+              <m:rPr>
+                <m:sty m:val="p"/>
+              </m:rPr>
+              <m:t>)</m:t>
+            </m:r>
+          </m:num>
+          <m:den>
+            <m:r>
+              <m:t>f</m:t>
+            </m:r>
+            <m:r>
+              <m:rPr>
+                <m:sty m:val="p"/>
+              </m:rPr>
+              <m:t>(</m:t>
+            </m:r>
+            <m:r>
+              <m:t>x</m:t>
+            </m:r>
+            <m:r>
+              <m:rPr>
+                <m:sty m:val="p"/>
+              </m:rPr>
+              <m:t>)</m:t>
+            </m:r>
+          </m:den>
+        </m:f>
+      </m:oMath>
+      <w:r>
+        <w:t xml:space="preserve">;</w:t>
+      </w:r>
+    </w:p>
+    <w:p>
+      <w:pPr>
+        <w:pStyle w:val="Compact"/>
+        <w:numPr>
+          <w:ilvl w:val="0"/>
+          <w:numId w:val="1012"/>
         </w:numPr>
       </w:pPr>
       <w:r>
@@ -23354,7 +24368,7 @@
       <w:r>
         <w:t xml:space="preserve">(</w:t>
       </w:r>
-      <w:hyperlink r:id="rId102">
+      <w:hyperlink r:id="rId111">
         <w:r>
           <w:rPr>
             <w:rStyle w:val="Hyperlink"/>
@@ -23422,7 +24436,7 @@
         <w:pStyle w:val="Compact"/>
         <w:numPr>
           <w:ilvl w:val="0"/>
-          <w:numId w:val="1014"/>
+          <w:numId w:val="1012"/>
         </w:numPr>
       </w:pPr>
       <w:r>
@@ -23521,7 +24535,7 @@
         <w:pStyle w:val="Compact"/>
         <w:numPr>
           <w:ilvl w:val="0"/>
-          <w:numId w:val="1014"/>
+          <w:numId w:val="1012"/>
         </w:numPr>
       </w:pPr>
       <w:r>
@@ -23635,7 +24649,7 @@
         <w:pStyle w:val="Compact"/>
         <w:numPr>
           <w:ilvl w:val="0"/>
-          <w:numId w:val="1014"/>
+          <w:numId w:val="1012"/>
         </w:numPr>
       </w:pPr>
       <w:r>
@@ -23701,7 +24715,7 @@
       <w:r>
         <w:t xml:space="preserve">(</w:t>
       </w:r>
-      <w:hyperlink r:id="rId103">
+      <w:hyperlink r:id="rId112">
         <w:r>
           <w:rPr>
             <w:rStyle w:val="Hyperlink"/>
@@ -23718,7 +24732,7 @@
         <w:pStyle w:val="Compact"/>
         <w:numPr>
           <w:ilvl w:val="0"/>
-          <w:numId w:val="1014"/>
+          <w:numId w:val="1012"/>
         </w:numPr>
       </w:pPr>
       <w:r>
@@ -23895,7 +24909,7 @@
         <w:pStyle w:val="Compact"/>
         <w:numPr>
           <w:ilvl w:val="0"/>
-          <w:numId w:val="1014"/>
+          <w:numId w:val="1012"/>
         </w:numPr>
       </w:pPr>
       <w:r>
@@ -23913,8 +24927,8 @@
         <w:t xml:space="preserve">.</w:t>
       </w:r>
     </w:p>
-    <w:bookmarkEnd w:id="104"/>
-    <w:bookmarkStart w:id="109" w:name="exm-function-profile-logistic"/>
+    <w:bookmarkEnd w:id="113"/>
+    <w:bookmarkStart w:id="118" w:name="exm-function-profile-logistic"/>
     <w:p>
       <w:pPr>
         <w:pStyle w:val="FirstParagraph"/>
@@ -24062,7 +25076,7 @@
           <w:rPr>
             <w:rStyle w:val="Hyperlink"/>
           </w:rPr>
-          <w:t xml:space="preserve">Definition 8</w:t>
+          <w:t xml:space="preserve">Definition 15</w:t>
         </w:r>
       </w:hyperlink>
       <w:r>
@@ -24225,7 +25239,7 @@
       <w:pPr>
         <w:numPr>
           <w:ilvl w:val="0"/>
-          <w:numId w:val="1015"/>
+          <w:numId w:val="1013"/>
         </w:numPr>
       </w:pPr>
       <w:r>
@@ -24398,7 +25412,7 @@
       <w:pPr>
         <w:numPr>
           <w:ilvl w:val="0"/>
-          <w:numId w:val="1015"/>
+          <w:numId w:val="1013"/>
         </w:numPr>
       </w:pPr>
       <w:r>
@@ -25059,7 +26073,7 @@
       <w:pPr>
         <w:numPr>
           <w:ilvl w:val="0"/>
-          <w:numId w:val="1015"/>
+          <w:numId w:val="1013"/>
         </w:numPr>
       </w:pPr>
       <w:r>
@@ -25206,7 +26220,7 @@
       <w:pPr>
         <w:numPr>
           <w:ilvl w:val="0"/>
-          <w:numId w:val="1015"/>
+          <w:numId w:val="1013"/>
         </w:numPr>
       </w:pPr>
       <w:r>
@@ -25695,7 +26709,7 @@
       <w:pPr>
         <w:numPr>
           <w:ilvl w:val="0"/>
-          <w:numId w:val="1015"/>
+          <w:numId w:val="1013"/>
         </w:numPr>
       </w:pPr>
       <w:r>
@@ -25874,7 +26888,7 @@
       <w:pPr>
         <w:numPr>
           <w:ilvl w:val="0"/>
-          <w:numId w:val="1015"/>
+          <w:numId w:val="1013"/>
         </w:numPr>
       </w:pPr>
       <w:r>
@@ -25960,7 +26974,7 @@
       <w:pPr>
         <w:numPr>
           <w:ilvl w:val="0"/>
-          <w:numId w:val="1015"/>
+          <w:numId w:val="1013"/>
         </w:numPr>
       </w:pPr>
       <w:r>
@@ -26268,7 +27282,7 @@
       <w:pPr>
         <w:numPr>
           <w:ilvl w:val="0"/>
-          <w:numId w:val="1015"/>
+          <w:numId w:val="1013"/>
         </w:numPr>
       </w:pPr>
       <w:r>
@@ -29574,7 +30588,7 @@
       <w:tr>
         <w:tc>
           <w:tcPr/>
-          <w:bookmarkStart w:id="108" w:name="fig-function-profile-logistic"/>
+          <w:bookmarkStart w:id="117" w:name="fig-function-profile-logistic"/>
           <w:p>
             <w:pPr>
               <w:pStyle w:val="Compact"/>
@@ -29585,18 +30599,18 @@
                 <wp:inline>
                   <wp:extent cx="4620126" cy="3696101"/>
                   <wp:effectExtent b="0" l="0" r="0" t="0"/>
-                  <wp:docPr descr="" title="" id="106" name="Picture"/>
+                  <wp:docPr descr="" title="" id="115" name="Picture"/>
                   <a:graphic>
                     <a:graphicData uri="http://schemas.openxmlformats.org/drawingml/2006/picture">
                       <pic:pic>
                         <pic:nvPicPr>
-                          <pic:cNvPr descr="calculus-derivatives_files/figure-docx/fig-function-profile-logistic-1.png" id="107" name="Picture"/>
+                          <pic:cNvPr descr="calculus-derivatives_files/figure-docx/fig-function-profile-logistic-1.png" id="116" name="Picture"/>
                           <pic:cNvPicPr>
                             <a:picLocks noChangeArrowheads="1" noChangeAspect="1"/>
                           </pic:cNvPicPr>
                         </pic:nvPicPr>
                         <pic:blipFill>
-                          <a:blip r:embed="rId105"/>
+                          <a:blip r:embed="rId114"/>
                           <a:stretch>
                             <a:fillRect/>
                           </a:stretch>
@@ -29636,13 +30650,13 @@
               <w:t xml:space="preserve">Figure 1: The logistic function, its derivative and its logarithm</w:t>
             </w:r>
           </w:p>
-          <w:bookmarkEnd w:id="108"/>
+          <w:bookmarkEnd w:id="117"/>
         </w:tc>
       </w:tr>
     </w:tbl>
-    <w:bookmarkEnd w:id="109"/>
-    <w:bookmarkEnd w:id="110"/>
-    <w:bookmarkStart w:id="114" w:name="sec-tangent-lines"/>
+    <w:bookmarkEnd w:id="118"/>
+    <w:bookmarkEnd w:id="119"/>
+    <w:bookmarkStart w:id="124" w:name="sec-tangent-lines"/>
     <w:p>
       <w:pPr>
         <w:pStyle w:val="Heading3"/>
@@ -29651,7 +30665,7 @@
         <w:t xml:space="preserve">1.4 Tangent lines</w:t>
       </w:r>
     </w:p>
-    <w:bookmarkStart w:id="112" w:name="def-tangent-line"/>
+    <w:bookmarkStart w:id="122" w:name="def-tangent-line"/>
     <w:p>
       <w:pPr>
         <w:pStyle w:val="FirstParagraph"/>
@@ -29661,7 +30675,7 @@
           <w:b/>
           <w:bCs/>
         </w:rPr>
-        <w:t xml:space="preserve">Definition 9 (Tangent line)</w:t>
+        <w:t xml:space="preserve">Definition 16 (Tangent line)</w:t>
       </w:r>
       <w:r>
         <w:t xml:space="preserve"> </w:t>
@@ -29702,7 +30716,7 @@
           <w:rPr>
             <w:rStyle w:val="Hyperlink"/>
           </w:rPr>
-          <w:t xml:space="preserve">Definition 4</w:t>
+          <w:t xml:space="preserve">Definition 6</w:t>
         </w:r>
       </w:hyperlink>
       <w:r>
@@ -29733,7 +30747,7 @@
       <w:r>
         <w:t xml:space="preserve"> </w:t>
       </w:r>
-      <w:hyperlink r:id="rId111">
+      <w:hyperlink r:id="rId120">
         <w:r>
           <w:rPr>
             <w:rStyle w:val="Hyperlink"/>
@@ -29778,7 +30792,7 @@
       <w:r>
         <w:t xml:space="preserve"> </w:t>
       </w:r>
-      <w:hyperlink r:id="rId27">
+      <w:hyperlink r:id="rId121">
         <w:r>
           <w:rPr>
             <w:rStyle w:val="Hyperlink"/>
@@ -29955,7 +30969,7 @@
       <w:r>
         <w:t xml:space="preserve"> </w:t>
       </w:r>
-      <w:hyperlink r:id="rId27">
+      <w:hyperlink r:id="rId29">
         <w:r>
           <w:rPr>
             <w:rStyle w:val="Hyperlink"/>
@@ -30090,8 +31104,8 @@
         <w:t xml:space="preserve">.</w:t>
       </w:r>
     </w:p>
-    <w:bookmarkEnd w:id="112"/>
-    <w:bookmarkStart w:id="113" w:name="exm-tangent-line"/>
+    <w:bookmarkEnd w:id="122"/>
+    <w:bookmarkStart w:id="123" w:name="exm-tangent-line"/>
     <w:p>
       <w:pPr>
         <w:pStyle w:val="BodyText"/>
@@ -30755,9 +31769,9 @@
         <w:t xml:space="preserve">.</w:t>
       </w:r>
     </w:p>
-    <w:bookmarkEnd w:id="113"/>
-    <w:bookmarkEnd w:id="114"/>
-    <w:bookmarkStart w:id="123" w:name="sec-linear-approximation"/>
+    <w:bookmarkEnd w:id="123"/>
+    <w:bookmarkEnd w:id="124"/>
+    <w:bookmarkStart w:id="133" w:name="sec-linear-approximation"/>
     <w:p>
       <w:pPr>
         <w:pStyle w:val="Heading3"/>
@@ -30803,7 +31817,7 @@
       <w:pPr>
         <w:pStyle w:val="BodyText"/>
       </w:pPr>
-      <w:bookmarkStart w:id="115" w:name="eq-linear-approx"/>
+      <w:bookmarkStart w:id="125" w:name="eq-linear-approx"/>
       <m:oMathPara>
         <m:oMathParaPr>
           <m:jc m:val="center"/>
@@ -30928,9 +31942,9 @@
           </m:r>
         </m:oMath>
       </m:oMathPara>
-      <w:bookmarkEnd w:id="115"/>
+      <w:bookmarkEnd w:id="125"/>
     </w:p>
-    <w:bookmarkStart w:id="116" w:name="def-linear-approximation"/>
+    <w:bookmarkStart w:id="126" w:name="def-linear-approximation"/>
     <w:p>
       <w:pPr>
         <w:pStyle w:val="FirstParagraph"/>
@@ -30940,7 +31954,7 @@
           <w:b/>
           <w:bCs/>
         </w:rPr>
-        <w:t xml:space="preserve">Definition 10 (Linear approximation (first-order Taylor approximation))</w:t>
+        <w:t xml:space="preserve">Definition 17 (Linear approximation (first-order Taylor approximation))</w:t>
       </w:r>
       <w:r>
         <w:t xml:space="preserve"> </w:t>
@@ -31300,8 +32314,8 @@
         <w:t xml:space="preserve">illustrates this approximation interactively for a quadratic function.</w:t>
       </w:r>
     </w:p>
-    <w:bookmarkEnd w:id="116"/>
-    <w:bookmarkStart w:id="119" w:name="rem-linear-approx-affine"/>
+    <w:bookmarkEnd w:id="126"/>
+    <w:bookmarkStart w:id="129" w:name="rem-linear-approx-affine"/>
     <w:p>
       <w:pPr>
         <w:pStyle w:val="BodyText"/>
@@ -31366,7 +32380,7 @@
           <w:rPr>
             <w:rStyle w:val="Hyperlink"/>
           </w:rPr>
-          <w:t xml:space="preserve">Definition 10</w:t>
+          <w:t xml:space="preserve">Definition 17</w:t>
         </w:r>
       </w:hyperlink>
       <w:r>
@@ -31381,7 +32395,7 @@
       <w:r>
         <w:t xml:space="preserve"> </w:t>
       </w:r>
-      <w:hyperlink r:id="rId27">
+      <w:hyperlink r:id="rId121">
         <w:r>
           <w:rPr>
             <w:rStyle w:val="Hyperlink"/>
@@ -31494,7 +32508,7 @@
       <w:r>
         <w:t xml:space="preserve"> </w:t>
       </w:r>
-      <w:hyperlink r:id="rId117">
+      <w:hyperlink r:id="rId127">
         <w:r>
           <w:rPr>
             <w:rStyle w:val="Hyperlink"/>
@@ -31593,7 +32607,7 @@
       <w:r>
         <w:t xml:space="preserve">(</w:t>
       </w:r>
-      <w:hyperlink r:id="rId118">
+      <w:hyperlink r:id="rId128">
         <w:r>
           <w:rPr>
             <w:rStyle w:val="Hyperlink"/>
@@ -31620,7 +32634,7 @@
         <w:t xml:space="preserve">as an affine function for functions of several variables as well.</w:t>
       </w:r>
     </w:p>
-    <w:bookmarkEnd w:id="119"/>
+    <w:bookmarkEnd w:id="129"/>
     <w:tbl>
       <w:tblPr>
         <w:tblStyle w:val="Table"/>
@@ -31634,7 +32648,7 @@
       <w:tr>
         <w:tc>
           <w:tcPr/>
-          <w:bookmarkStart w:id="120" w:name="fig-linear-approx"/>
+          <w:bookmarkStart w:id="130" w:name="fig-linear-approx"/>
           <w:p>
             <w:pPr>
               <w:jc w:val="center"/>
@@ -31767,11 +32781,11 @@
               <w:t xml:space="preserve">.</w:t>
             </w:r>
           </w:p>
-          <w:bookmarkEnd w:id="120"/>
+          <w:bookmarkEnd w:id="130"/>
         </w:tc>
       </w:tr>
     </w:tbl>
-    <w:bookmarkStart w:id="121" w:name="exr-miller-deriv-tangent-line-approx"/>
+    <w:bookmarkStart w:id="131" w:name="exr-miller-deriv-tangent-line-approx"/>
     <w:p>
       <w:pPr>
         <w:pStyle w:val="BodyText"/>
@@ -31876,7 +32890,7 @@
         <w:pStyle w:val="Compact"/>
         <w:numPr>
           <w:ilvl w:val="0"/>
-          <w:numId w:val="1016"/>
+          <w:numId w:val="1014"/>
         </w:numPr>
       </w:pPr>
       <w:r>
@@ -31926,7 +32940,7 @@
         <w:pStyle w:val="Compact"/>
         <w:numPr>
           <w:ilvl w:val="0"/>
-          <w:numId w:val="1016"/>
+          <w:numId w:val="1014"/>
         </w:numPr>
       </w:pPr>
       <w:r>
@@ -32005,7 +33019,7 @@
         <w:pStyle w:val="Compact"/>
         <w:numPr>
           <w:ilvl w:val="0"/>
-          <w:numId w:val="1016"/>
+          <w:numId w:val="1014"/>
         </w:numPr>
       </w:pPr>
       <w:r>
@@ -32056,8 +33070,8 @@
         <w:t xml:space="preserve">, and compare that approximation with the exact value.</w:t>
       </w:r>
     </w:p>
-    <w:bookmarkEnd w:id="121"/>
-    <w:bookmarkStart w:id="122" w:name="sol-miller-deriv-tangent-line-approx"/>
+    <w:bookmarkEnd w:id="131"/>
+    <w:bookmarkStart w:id="132" w:name="sol-miller-deriv-tangent-line-approx"/>
     <w:p>
       <w:pPr>
         <w:pStyle w:val="FirstParagraph"/>
@@ -33415,9 +34429,9 @@
         <w:t xml:space="preserve">.</w:t>
       </w:r>
     </w:p>
-    <w:bookmarkEnd w:id="122"/>
-    <w:bookmarkEnd w:id="123"/>
-    <w:bookmarkStart w:id="139" w:name="sec-critical-points"/>
+    <w:bookmarkEnd w:id="132"/>
+    <w:bookmarkEnd w:id="133"/>
+    <w:bookmarkStart w:id="149" w:name="sec-critical-points"/>
     <w:p>
       <w:pPr>
         <w:pStyle w:val="Heading3"/>
@@ -33426,7 +34440,7 @@
         <w:t xml:space="preserve">1.6 Critical points and optimization</w:t>
       </w:r>
     </w:p>
-    <w:bookmarkStart w:id="124" w:name="def-flat-point"/>
+    <w:bookmarkStart w:id="134" w:name="def-flat-point"/>
     <w:p>
       <w:pPr>
         <w:pStyle w:val="FirstParagraph"/>
@@ -33436,7 +34450,7 @@
           <w:b/>
           <w:bCs/>
         </w:rPr>
-        <w:t xml:space="preserve">Definition 11 (Flat point (stationary point))</w:t>
+        <w:t xml:space="preserve">Definition 18 (Flat point (stationary point))</w:t>
       </w:r>
       <w:r>
         <w:t xml:space="preserve"> </w:t>
@@ -33477,7 +34491,7 @@
           <w:rPr>
             <w:rStyle w:val="Hyperlink"/>
           </w:rPr>
-          <w:t xml:space="preserve">Definition 4</w:t>
+          <w:t xml:space="preserve">Definition 6</w:t>
         </w:r>
       </w:hyperlink>
       <w:r>
@@ -33594,8 +34608,8 @@
         <w:t xml:space="preserve">).</w:t>
       </w:r>
     </w:p>
-    <w:bookmarkEnd w:id="124"/>
-    <w:bookmarkStart w:id="127" w:name="exm-flat-point"/>
+    <w:bookmarkEnd w:id="134"/>
+    <w:bookmarkStart w:id="137" w:name="exm-flat-point"/>
     <w:p>
       <w:pPr>
         <w:pStyle w:val="BodyText"/>
@@ -33619,7 +34633,7 @@
         <w:pStyle w:val="Compact"/>
         <w:numPr>
           <w:ilvl w:val="0"/>
-          <w:numId w:val="1017"/>
+          <w:numId w:val="1015"/>
         </w:numPr>
       </w:pPr>
       <m:oMath>
@@ -33820,7 +34834,7 @@
       <w:r>
         <w:t xml:space="preserve"> </w:t>
       </w:r>
-      <w:hyperlink r:id="rId125">
+      <w:hyperlink r:id="rId135">
         <w:r>
           <w:rPr>
             <w:rStyle w:val="Hyperlink"/>
@@ -33837,7 +34851,7 @@
       <w:r>
         <w:t xml:space="preserve"> </w:t>
       </w:r>
-      <w:hyperlink r:id="rId126">
+      <w:hyperlink r:id="rId136">
         <w:r>
           <w:rPr>
             <w:rStyle w:val="Hyperlink"/>
@@ -34001,7 +35015,7 @@
         <w:pStyle w:val="Compact"/>
         <w:numPr>
           <w:ilvl w:val="0"/>
-          <w:numId w:val="1017"/>
+          <w:numId w:val="1015"/>
         </w:numPr>
       </w:pPr>
       <m:oMath>
@@ -34119,8 +35133,8 @@
         <w:t xml:space="preserve">is not a flat point.</w:t>
       </w:r>
     </w:p>
-    <w:bookmarkEnd w:id="127"/>
-    <w:bookmarkStart w:id="128" w:name="exr-flat-point"/>
+    <w:bookmarkEnd w:id="137"/>
+    <w:bookmarkStart w:id="138" w:name="exr-flat-point"/>
     <w:p>
       <w:pPr>
         <w:pStyle w:val="FirstParagraph"/>
@@ -34209,7 +35223,7 @@
         <w:pStyle w:val="Compact"/>
         <w:numPr>
           <w:ilvl w:val="0"/>
-          <w:numId w:val="1018"/>
+          <w:numId w:val="1016"/>
         </w:numPr>
       </w:pPr>
       <w:r>
@@ -34232,7 +35246,7 @@
         <w:pStyle w:val="Compact"/>
         <w:numPr>
           <w:ilvl w:val="0"/>
-          <w:numId w:val="1018"/>
+          <w:numId w:val="1016"/>
         </w:numPr>
       </w:pPr>
       <w:r>
@@ -34295,7 +35309,7 @@
       <w:r>
         <w:t xml:space="preserve"> </w:t>
       </w:r>
-      <w:hyperlink r:id="rId125">
+      <w:hyperlink r:id="rId135">
         <w:r>
           <w:rPr>
             <w:rStyle w:val="Hyperlink"/>
@@ -34312,7 +35326,7 @@
       <w:r>
         <w:t xml:space="preserve"> </w:t>
       </w:r>
-      <w:hyperlink r:id="rId126">
+      <w:hyperlink r:id="rId136">
         <w:r>
           <w:rPr>
             <w:rStyle w:val="Hyperlink"/>
@@ -34343,7 +35357,7 @@
         <w:pStyle w:val="Compact"/>
         <w:numPr>
           <w:ilvl w:val="0"/>
-          <w:numId w:val="1018"/>
+          <w:numId w:val="1016"/>
         </w:numPr>
       </w:pPr>
       <w:r>
@@ -34413,8 +35427,8 @@
         <w:t xml:space="preserve">, and compare that prediction with the exact value.</w:t>
       </w:r>
     </w:p>
-    <w:bookmarkEnd w:id="128"/>
-    <w:bookmarkStart w:id="130" w:name="sol-flat-point"/>
+    <w:bookmarkEnd w:id="138"/>
+    <w:bookmarkStart w:id="140" w:name="sol-flat-point"/>
     <w:p>
       <w:pPr>
         <w:pStyle w:val="FirstParagraph"/>
@@ -35616,7 +36630,7 @@
       <w:r>
         <w:t xml:space="preserve"> </w:t>
       </w:r>
-      <w:hyperlink r:id="rId129">
+      <w:hyperlink r:id="rId139">
         <w:r>
           <w:rPr>
             <w:rStyle w:val="Hyperlink"/>
@@ -35646,8 +36660,8 @@
         <w:t xml:space="preserve">and the recommendation is trustworthy only as far as the step is small.</w:t>
       </w:r>
     </w:p>
-    <w:bookmarkEnd w:id="130"/>
-    <w:bookmarkStart w:id="131" w:name="def-critical-point"/>
+    <w:bookmarkEnd w:id="140"/>
+    <w:bookmarkStart w:id="141" w:name="def-critical-point"/>
     <w:p>
       <w:pPr>
         <w:pStyle w:val="BodyText"/>
@@ -35657,7 +36671,7 @@
           <w:b/>
           <w:bCs/>
         </w:rPr>
-        <w:t xml:space="preserve">Definition 12 (Critical point)</w:t>
+        <w:t xml:space="preserve">Definition 19 (Critical point)</w:t>
       </w:r>
       <w:r>
         <w:t xml:space="preserve"> </w:t>
@@ -35840,15 +36854,15 @@
           <w:rPr>
             <w:rStyle w:val="Hyperlink"/>
           </w:rPr>
-          <w:t xml:space="preserve">Definition 4</w:t>
+          <w:t xml:space="preserve">Definition 6</w:t>
         </w:r>
       </w:hyperlink>
       <w:r>
         <w:t xml:space="preserve">).</w:t>
       </w:r>
     </w:p>
-    <w:bookmarkEnd w:id="131"/>
-    <w:bookmarkStart w:id="132" w:name="exm-critical-point"/>
+    <w:bookmarkEnd w:id="141"/>
+    <w:bookmarkStart w:id="142" w:name="exm-critical-point"/>
     <w:p>
       <w:pPr>
         <w:pStyle w:val="BodyText"/>
@@ -35871,7 +36885,7 @@
       <w:pPr>
         <w:numPr>
           <w:ilvl w:val="0"/>
-          <w:numId w:val="1019"/>
+          <w:numId w:val="1017"/>
         </w:numPr>
       </w:pPr>
       <m:oMath>
@@ -36081,7 +37095,7 @@
           <w:rPr>
             <w:rStyle w:val="Hyperlink"/>
           </w:rPr>
-          <w:t xml:space="preserve">Definition 2</w:t>
+          <w:t xml:space="preserve">Definition 4</w:t>
         </w:r>
       </w:hyperlink>
       <w:r>
@@ -36126,7 +37140,7 @@
       <w:pPr>
         <w:numPr>
           <w:ilvl w:val="0"/>
-          <w:numId w:val="1019"/>
+          <w:numId w:val="1017"/>
         </w:numPr>
       </w:pPr>
       <m:oMath>
@@ -36310,7 +37324,7 @@
       <w:pPr>
         <w:numPr>
           <w:ilvl w:val="0"/>
-          <w:numId w:val="1019"/>
+          <w:numId w:val="1017"/>
         </w:numPr>
       </w:pPr>
       <m:oMath>
@@ -36549,8 +37563,8 @@
         <w:t xml:space="preserve">is not one.</w:t>
       </w:r>
     </w:p>
-    <w:bookmarkEnd w:id="132"/>
-    <w:bookmarkStart w:id="133" w:name="thm-flat-point-critical"/>
+    <w:bookmarkEnd w:id="142"/>
+    <w:bookmarkStart w:id="143" w:name="thm-flat-point-critical"/>
     <w:p>
       <w:pPr>
         <w:pStyle w:val="FirstParagraph"/>
@@ -36560,7 +37574,7 @@
           <w:b/>
           <w:bCs/>
         </w:rPr>
-        <w:t xml:space="preserve">Theorem 11 (Every flat point is a critical point)</w:t>
+        <w:t xml:space="preserve">Theorem 13 (Every flat point is a critical point)</w:t>
       </w:r>
       <w:r>
         <w:t xml:space="preserve"> </w:t>
@@ -36601,7 +37615,7 @@
           <w:rPr>
             <w:rStyle w:val="Hyperlink"/>
           </w:rPr>
-          <w:t xml:space="preserve">Definition 11</w:t>
+          <w:t xml:space="preserve">Definition 18</w:t>
         </w:r>
       </w:hyperlink>
       <w:r>
@@ -36640,14 +37654,14 @@
           <w:rPr>
             <w:rStyle w:val="Hyperlink"/>
           </w:rPr>
-          <w:t xml:space="preserve">Definition 12</w:t>
+          <w:t xml:space="preserve">Definition 19</w:t>
         </w:r>
       </w:hyperlink>
       <w:r>
         <w:t xml:space="preserve">).</w:t>
       </w:r>
     </w:p>
-    <w:bookmarkEnd w:id="133"/>
+    <w:bookmarkEnd w:id="143"/>
     <w:p>
       <w:pPr>
         <w:pStyle w:val="BodyText"/>
@@ -36824,7 +37838,7 @@
           <w:rPr>
             <w:rStyle w:val="Hyperlink"/>
           </w:rPr>
-          <w:t xml:space="preserve">Definition 12</w:t>
+          <w:t xml:space="preserve">Definition 19</w:t>
         </w:r>
       </w:hyperlink>
       <w:r>
@@ -36851,7 +37865,7 @@
         <w:t xml:space="preserve">is a critical point.</w:t>
       </w:r>
     </w:p>
-    <w:bookmarkStart w:id="134" w:name="exm-flat-point-critical"/>
+    <w:bookmarkStart w:id="144" w:name="exm-flat-point-critical"/>
     <w:p>
       <w:pPr>
         <w:pStyle w:val="BodyText"/>
@@ -37817,7 +38831,7 @@
           <w:rPr>
             <w:rStyle w:val="Hyperlink"/>
           </w:rPr>
-          <w:t xml:space="preserve">Theorem 11</w:t>
+          <w:t xml:space="preserve">Theorem 13</w:t>
         </w:r>
       </w:hyperlink>
       <w:r>
@@ -37930,15 +38944,15 @@
           <w:rPr>
             <w:rStyle w:val="Hyperlink"/>
           </w:rPr>
-          <w:t xml:space="preserve">Definition 12</w:t>
+          <w:t xml:space="preserve">Definition 19</w:t>
         </w:r>
       </w:hyperlink>
       <w:r>
         <w:t xml:space="preserve">), but not a flat point.</w:t>
       </w:r>
     </w:p>
-    <w:bookmarkEnd w:id="134"/>
-    <w:bookmarkStart w:id="135" w:name="exr-miller-deriv-opt-gamma-kernel"/>
+    <w:bookmarkEnd w:id="144"/>
+    <w:bookmarkStart w:id="145" w:name="exr-miller-deriv-opt-gamma-kernel"/>
     <w:p>
       <w:pPr>
         <w:pStyle w:val="BodyText"/>
@@ -38083,8 +39097,8 @@
         <w:t xml:space="preserve">.</w:t>
       </w:r>
     </w:p>
-    <w:bookmarkEnd w:id="135"/>
-    <w:bookmarkStart w:id="136" w:name="sol-miller-deriv-opt-gamma-kernel"/>
+    <w:bookmarkEnd w:id="145"/>
+    <w:bookmarkStart w:id="146" w:name="sol-miller-deriv-opt-gamma-kernel"/>
     <w:p>
       <w:pPr>
         <w:pStyle w:val="BodyText"/>
@@ -38489,7 +39503,7 @@
       <w:pPr>
         <w:numPr>
           <w:ilvl w:val="0"/>
-          <w:numId w:val="1020"/>
+          <w:numId w:val="1018"/>
         </w:numPr>
       </w:pPr>
       <w:r>
@@ -38555,7 +39569,7 @@
       <w:pPr>
         <w:numPr>
           <w:ilvl w:val="0"/>
-          <w:numId w:val="1020"/>
+          <w:numId w:val="1018"/>
         </w:numPr>
       </w:pPr>
       <w:r>
@@ -38711,7 +39725,7 @@
       <w:pPr>
         <w:numPr>
           <w:ilvl w:val="0"/>
-          <w:numId w:val="1020"/>
+          <w:numId w:val="1018"/>
         </w:numPr>
       </w:pPr>
       <w:r>
@@ -38968,8 +39982,8 @@
         <w:t xml:space="preserve">.</w:t>
       </w:r>
     </w:p>
-    <w:bookmarkEnd w:id="136"/>
-    <w:bookmarkStart w:id="137" w:name="X2af8583915c3d6755df2ace9fe2e1b48908f679"/>
+    <w:bookmarkEnd w:id="146"/>
+    <w:bookmarkStart w:id="147" w:name="X2af8583915c3d6755df2ace9fe2e1b48908f679"/>
     <w:p>
       <w:pPr>
         <w:pStyle w:val="BodyText"/>
@@ -39085,8 +40099,8 @@
         <w:t xml:space="preserve">and decide whether each is a local maximum, a local minimum, or an inflection point.</w:t>
       </w:r>
     </w:p>
-    <w:bookmarkEnd w:id="137"/>
-    <w:bookmarkStart w:id="138" w:name="X9a58de6c6ab4baf2df3e3111c406b3abe7c25e0"/>
+    <w:bookmarkEnd w:id="147"/>
+    <w:bookmarkStart w:id="148" w:name="X9a58de6c6ab4baf2df3e3111c406b3abe7c25e0"/>
     <w:p>
       <w:pPr>
         <w:pStyle w:val="BodyText"/>
@@ -39424,7 +40438,7 @@
       <w:pPr>
         <w:numPr>
           <w:ilvl w:val="0"/>
-          <w:numId w:val="1021"/>
+          <w:numId w:val="1019"/>
         </w:numPr>
       </w:pPr>
       <w:r>
@@ -39540,7 +40554,7 @@
       <w:pPr>
         <w:numPr>
           <w:ilvl w:val="0"/>
-          <w:numId w:val="1021"/>
+          <w:numId w:val="1019"/>
         </w:numPr>
       </w:pPr>
       <w:r>
@@ -39863,9 +40877,9 @@
         <w:t xml:space="preserve">is non-zero at both critical points, neither is an inflection point.</w:t>
       </w:r>
     </w:p>
-    <w:bookmarkEnd w:id="138"/>
-    <w:bookmarkEnd w:id="139"/>
-    <w:bookmarkStart w:id="188" w:name="sec-taylor-series"/>
+    <w:bookmarkEnd w:id="148"/>
+    <w:bookmarkEnd w:id="149"/>
+    <w:bookmarkStart w:id="201" w:name="sec-taylor-series"/>
     <w:p>
       <w:pPr>
         <w:pStyle w:val="Heading3"/>
@@ -39874,7 +40888,7 @@
         <w:t xml:space="preserve">1.7 Taylor series</w:t>
       </w:r>
     </w:p>
-    <w:bookmarkStart w:id="141" w:name="def-taylor-polynomial"/>
+    <w:bookmarkStart w:id="151" w:name="def-taylor-polynomial"/>
     <w:p>
       <w:pPr>
         <w:pStyle w:val="FirstParagraph"/>
@@ -39884,7 +40898,7 @@
           <w:b/>
           <w:bCs/>
         </w:rPr>
-        <w:t xml:space="preserve">Definition 13 (Taylor polynomial)</w:t>
+        <w:t xml:space="preserve">Definition 20 (Taylor polynomial)</w:t>
       </w:r>
       <w:r>
         <w:t xml:space="preserve"> </w:t>
@@ -40018,7 +41032,7 @@
       <w:pPr>
         <w:pStyle w:val="BodyText"/>
       </w:pPr>
-      <w:bookmarkStart w:id="140" w:name="eq-taylor-poly-def"/>
+      <w:bookmarkStart w:id="150" w:name="eq-taylor-poly-def"/>
       <m:oMathPara>
         <m:oMathParaPr>
           <m:jc m:val="center"/>
@@ -40568,10 +41582,10 @@
           </m:r>
         </m:oMath>
       </m:oMathPara>
-      <w:bookmarkEnd w:id="140"/>
+      <w:bookmarkEnd w:id="150"/>
     </w:p>
-    <w:bookmarkEnd w:id="141"/>
-    <w:bookmarkStart w:id="142" w:name="exm-taylor-polynomial-exponential"/>
+    <w:bookmarkEnd w:id="151"/>
+    <w:bookmarkStart w:id="152" w:name="exm-taylor-polynomial-exponential"/>
     <w:p>
       <w:pPr>
         <w:pStyle w:val="FirstParagraph"/>
@@ -41216,8 +42230,8 @@
         </m:oMath>
       </m:oMathPara>
     </w:p>
-    <w:bookmarkEnd w:id="142"/>
-    <w:bookmarkStart w:id="143" w:name="def-maclaurin-polynomial"/>
+    <w:bookmarkEnd w:id="152"/>
+    <w:bookmarkStart w:id="153" w:name="def-maclaurin-polynomial"/>
     <w:p>
       <w:pPr>
         <w:pStyle w:val="FirstParagraph"/>
@@ -41227,7 +42241,7 @@
           <w:b/>
           <w:bCs/>
         </w:rPr>
-        <w:t xml:space="preserve">Definition 14 (Maclaurin polynomial)</w:t>
+        <w:t xml:space="preserve">Definition 21 (Maclaurin polynomial)</w:t>
       </w:r>
       <w:r>
         <w:t xml:space="preserve"> </w:t>
@@ -41307,7 +42321,7 @@
           <w:rPr>
             <w:rStyle w:val="Hyperlink"/>
           </w:rPr>
-          <w:t xml:space="preserve">Definition 13</w:t>
+          <w:t xml:space="preserve">Definition 20</w:t>
         </w:r>
       </w:hyperlink>
       <w:r>
@@ -41327,8 +42341,8 @@
         <w:t xml:space="preserve">.</w:t>
       </w:r>
     </w:p>
-    <w:bookmarkEnd w:id="143"/>
-    <w:bookmarkStart w:id="144" w:name="def-taylor-series"/>
+    <w:bookmarkEnd w:id="153"/>
+    <w:bookmarkStart w:id="154" w:name="def-taylor-series"/>
     <w:p>
       <w:pPr>
         <w:pStyle w:val="BodyText"/>
@@ -41338,7 +42352,7 @@
           <w:b/>
           <w:bCs/>
         </w:rPr>
-        <w:t xml:space="preserve">Definition 15 (Taylor series)</w:t>
+        <w:t xml:space="preserve">Definition 22 (Taylor series)</w:t>
       </w:r>
       <w:r>
         <w:t xml:space="preserve"> </w:t>
@@ -41391,7 +42405,7 @@
           <w:rPr>
             <w:rStyle w:val="Hyperlink"/>
           </w:rPr>
-          <w:t xml:space="preserve">Definition 13</w:t>
+          <w:t xml:space="preserve">Definition 20</w:t>
         </w:r>
       </w:hyperlink>
       <w:r>
@@ -41668,7 +42682,7 @@
         <w:t xml:space="preserve">.</w:t>
       </w:r>
     </w:p>
-    <w:bookmarkEnd w:id="144"/>
+    <w:bookmarkEnd w:id="154"/>
     <w:tbl>
       <w:tblPr>
         <w:tblStyle w:val="Table"/>
@@ -41710,18 +42724,18 @@
                 <wp:inline>
                   <wp:extent cx="152400" cy="152400"/>
                   <wp:effectExtent b="0" l="0" r="0" t="0"/>
-                  <wp:docPr descr="" title="" id="145" name="Picture"/>
+                  <wp:docPr descr="" title="" id="155" name="Picture"/>
                   <a:graphic>
                     <a:graphicData uri="http://schemas.openxmlformats.org/drawingml/2006/picture">
                       <pic:pic>
                         <pic:nvPicPr>
-                          <pic:cNvPr descr="/opt/quarto/share/formats/docx/tip.png" id="146" name="Picture"/>
+                          <pic:cNvPr descr="/opt/quarto/share/formats/docx/tip.png" id="156" name="Picture"/>
                           <pic:cNvPicPr>
                             <a:picLocks noChangeArrowheads="1" noChangeAspect="1"/>
                           </pic:cNvPicPr>
                         </pic:nvPicPr>
                         <pic:blipFill>
-                          <a:blip r:embed="rId19"/>
+                          <a:blip r:embed="rId21"/>
                           <a:stretch>
                             <a:fillRect/>
                           </a:stretch>
@@ -41783,7 +42797,7 @@
             <w:r>
               <w:t xml:space="preserve"> </w:t>
             </w:r>
-            <w:hyperlink r:id="rId147">
+            <w:hyperlink r:id="rId157">
               <w:r>
                 <w:rPr>
                   <w:rStyle w:val="Hyperlink"/>
@@ -41811,10 +42825,10 @@
               <w:pStyle w:val="Compact"/>
               <w:numPr>
                 <w:ilvl w:val="0"/>
-                <w:numId w:val="1022"/>
+                <w:numId w:val="1020"/>
               </w:numPr>
             </w:pPr>
-            <w:hyperlink r:id="rId148">
+            <w:hyperlink r:id="rId158">
               <w:r>
                 <w:rPr>
                   <w:rStyle w:val="Hyperlink"/>
@@ -41833,7 +42847,7 @@
                 <w:rPr>
                   <w:rStyle w:val="Hyperlink"/>
                 </w:rPr>
-                <w:t xml:space="preserve">Definition 13</w:t>
+                <w:t xml:space="preserve">Definition 20</w:t>
               </w:r>
             </w:hyperlink>
             <w:r>
@@ -41844,7 +42858,7 @@
         </w:tc>
       </w:tr>
     </w:tbl>
-    <w:bookmarkStart w:id="149" w:name="exr-miller-taylor-poly-zero"/>
+    <w:bookmarkStart w:id="159" w:name="exr-miller-taylor-poly-zero"/>
     <w:p>
       <w:pPr>
         <w:pStyle w:val="FirstParagraph"/>
@@ -41992,8 +43006,8 @@
         <w:t xml:space="preserve">.</w:t>
       </w:r>
     </w:p>
-    <w:bookmarkEnd w:id="149"/>
-    <w:bookmarkStart w:id="150" w:name="sol-miller-taylor-poly-zero"/>
+    <w:bookmarkEnd w:id="159"/>
+    <w:bookmarkStart w:id="160" w:name="sol-miller-taylor-poly-zero"/>
     <w:p>
       <w:pPr>
         <w:pStyle w:val="BodyText"/>
@@ -42947,8 +43961,8 @@
         <w:t xml:space="preserve">, its Taylor polynomial of degree 4 simply collects its terms of degree at most 4.</w:t>
       </w:r>
     </w:p>
-    <w:bookmarkEnd w:id="150"/>
-    <w:bookmarkStart w:id="151" w:name="exr-miller-taylor-poly-nonzero"/>
+    <w:bookmarkEnd w:id="160"/>
+    <w:bookmarkStart w:id="161" w:name="exr-miller-taylor-poly-nonzero"/>
     <w:p>
       <w:pPr>
         <w:pStyle w:val="BodyText"/>
@@ -43096,8 +44110,8 @@
         <w:t xml:space="preserve">.</w:t>
       </w:r>
     </w:p>
-    <w:bookmarkEnd w:id="151"/>
-    <w:bookmarkStart w:id="152" w:name="sol-miller-taylor-poly-nonzero"/>
+    <w:bookmarkEnd w:id="161"/>
+    <w:bookmarkStart w:id="162" w:name="sol-miller-taylor-poly-nonzero"/>
     <w:p>
       <w:pPr>
         <w:pStyle w:val="BodyText"/>
@@ -43799,8 +44813,8 @@
         </m:oMath>
       </m:oMathPara>
     </w:p>
-    <w:bookmarkEnd w:id="152"/>
-    <w:bookmarkStart w:id="153" w:name="exm-taylor-polynomial-cosine"/>
+    <w:bookmarkEnd w:id="162"/>
+    <w:bookmarkStart w:id="163" w:name="exm-taylor-polynomial-cosine"/>
     <w:p>
       <w:pPr>
         <w:pStyle w:val="FirstParagraph"/>
@@ -44729,8 +45743,8 @@
         </m:oMath>
       </m:oMathPara>
     </w:p>
-    <w:bookmarkEnd w:id="153"/>
-    <w:bookmarkStart w:id="154" w:name="exm-taylor-polynomial-sine"/>
+    <w:bookmarkEnd w:id="163"/>
+    <w:bookmarkStart w:id="164" w:name="exm-taylor-polynomial-sine"/>
     <w:p>
       <w:pPr>
         <w:pStyle w:val="FirstParagraph"/>
@@ -45335,8 +46349,8 @@
         </m:oMath>
       </m:oMathPara>
     </w:p>
-    <w:bookmarkEnd w:id="154"/>
-    <w:bookmarkStart w:id="155" w:name="exr-miller-taylor-cos-scaled"/>
+    <w:bookmarkEnd w:id="164"/>
+    <w:bookmarkStart w:id="165" w:name="exr-miller-taylor-cos-scaled"/>
     <w:p>
       <w:pPr>
         <w:pStyle w:val="FirstParagraph"/>
@@ -45469,8 +46483,8 @@
         <w:t xml:space="preserve">.</w:t>
       </w:r>
     </w:p>
-    <w:bookmarkEnd w:id="155"/>
-    <w:bookmarkStart w:id="156" w:name="sol-miller-taylor-cos-scaled"/>
+    <w:bookmarkEnd w:id="165"/>
+    <w:bookmarkStart w:id="166" w:name="sol-miller-taylor-cos-scaled"/>
     <w:p>
       <w:pPr>
         <w:pStyle w:val="BodyText"/>
@@ -45910,8 +46924,8 @@
         <w:t xml:space="preserve">Substituting into known Taylor expansions avoids computing high-order derivatives by hand.</w:t>
       </w:r>
     </w:p>
-    <w:bookmarkEnd w:id="156"/>
-    <w:bookmarkStart w:id="157" w:name="exr-miller-taylor-cos-cubed"/>
+    <w:bookmarkEnd w:id="166"/>
+    <w:bookmarkStart w:id="167" w:name="exr-miller-taylor-cos-cubed"/>
     <w:p>
       <w:pPr>
         <w:pStyle w:val="BodyText"/>
@@ -46053,8 +47067,8 @@
         <w:t xml:space="preserve">.</w:t>
       </w:r>
     </w:p>
-    <w:bookmarkEnd w:id="157"/>
-    <w:bookmarkStart w:id="158" w:name="sol-miller-taylor-cos-cubed"/>
+    <w:bookmarkEnd w:id="167"/>
+    <w:bookmarkStart w:id="168" w:name="sol-miller-taylor-cos-cubed"/>
     <w:p>
       <w:pPr>
         <w:pStyle w:val="BodyText"/>
@@ -46977,8 +47991,8 @@
         </m:oMath>
       </m:oMathPara>
     </w:p>
-    <w:bookmarkEnd w:id="158"/>
-    <w:bookmarkStart w:id="159" w:name="exr-miller-taylor-exp-base"/>
+    <w:bookmarkEnd w:id="168"/>
+    <w:bookmarkStart w:id="169" w:name="exr-miller-taylor-exp-base"/>
     <w:p>
       <w:pPr>
         <w:pStyle w:val="FirstParagraph"/>
@@ -47099,8 +48113,8 @@
         <w:t xml:space="preserve">.</w:t>
       </w:r>
     </w:p>
-    <w:bookmarkEnd w:id="159"/>
-    <w:bookmarkStart w:id="160" w:name="sol-miller-taylor-exp-base"/>
+    <w:bookmarkEnd w:id="169"/>
+    <w:bookmarkStart w:id="170" w:name="sol-miller-taylor-exp-base"/>
     <w:p>
       <w:pPr>
         <w:pStyle w:val="BodyText"/>
@@ -47623,8 +48637,8 @@
         </m:oMath>
       </m:oMathPara>
     </w:p>
-    <w:bookmarkEnd w:id="160"/>
-    <w:bookmarkStart w:id="161" w:name="exr-miller-taylor-exp-power"/>
+    <w:bookmarkEnd w:id="170"/>
+    <w:bookmarkStart w:id="171" w:name="exr-miller-taylor-exp-power"/>
     <w:p>
       <w:pPr>
         <w:pStyle w:val="FirstParagraph"/>
@@ -47767,8 +48781,8 @@
         <w:t xml:space="preserve">.</w:t>
       </w:r>
     </w:p>
-    <w:bookmarkEnd w:id="161"/>
-    <w:bookmarkStart w:id="162" w:name="sol-miller-taylor-exp-power"/>
+    <w:bookmarkEnd w:id="171"/>
+    <w:bookmarkStart w:id="172" w:name="sol-miller-taylor-exp-power"/>
     <w:p>
       <w:pPr>
         <w:pStyle w:val="BodyText"/>
@@ -48308,8 +49322,8 @@
         </m:oMath>
       </m:oMathPara>
     </w:p>
-    <w:bookmarkEnd w:id="162"/>
-    <w:bookmarkStart w:id="163" w:name="exr-miller-taylor-normal-density"/>
+    <w:bookmarkEnd w:id="172"/>
+    <w:bookmarkStart w:id="173" w:name="exr-miller-taylor-normal-density"/>
     <w:p>
       <w:pPr>
         <w:pStyle w:val="FirstParagraph"/>
@@ -48496,8 +49510,8 @@
         <w:t xml:space="preserve">.</w:t>
       </w:r>
     </w:p>
-    <w:bookmarkEnd w:id="163"/>
-    <w:bookmarkStart w:id="164" w:name="sol-miller-taylor-normal-density"/>
+    <w:bookmarkEnd w:id="173"/>
+    <w:bookmarkStart w:id="174" w:name="sol-miller-taylor-normal-density"/>
     <w:p>
       <w:pPr>
         <w:pStyle w:val="BodyText"/>
@@ -49071,8 +50085,8 @@
         </m:oMath>
       </m:oMathPara>
     </w:p>
-    <w:bookmarkEnd w:id="164"/>
-    <w:bookmarkStart w:id="165" w:name="exr-miller-taylor-sqrt"/>
+    <w:bookmarkEnd w:id="174"/>
+    <w:bookmarkStart w:id="175" w:name="thm-taylor-normal-density"/>
     <w:p>
       <w:pPr>
         <w:pStyle w:val="FirstParagraph"/>
@@ -49082,30 +50096,137 @@
           <w:b/>
           <w:bCs/>
         </w:rPr>
-        <w:t xml:space="preserve">Exercise 24 (Taylor expansion of the square root)</w:t>
-      </w:r>
-      <w:r>
-        <w:t xml:space="preserve"> </w:t>
-      </w:r>
-      <w:r>
-        <w:t xml:space="preserve">Adapted from</w:t>
-      </w:r>
-      <w:r>
-        <w:t xml:space="preserve"> </w:t>
-      </w:r>
-      <w:r>
-        <w:t xml:space="preserve">Miller (2016)</w:t>
-      </w:r>
-      <w:r>
-        <w:t xml:space="preserve">, Question 1.1.23.</w:t>
-      </w:r>
-    </w:p>
-    <w:p>
-      <w:pPr>
-        <w:pStyle w:val="BodyText"/>
-      </w:pPr>
-      <w:r>
-        <w:t xml:space="preserve">Find the first three terms (up to degree 2) of the Taylor series for</w:t>
+        <w:t xml:space="preserve">Theorem 14 (Maclaurin polynomial of the standard normal density)</w:t>
+      </w:r>
+      <w:r>
+        <w:t xml:space="preserve"> </w:t>
+      </w:r>
+      <w:r>
+        <w:t xml:space="preserve">The Maclaurin polynomial (</w:t>
+      </w:r>
+      <w:hyperlink w:anchor="def-maclaurin-polynomial">
+        <w:r>
+          <w:rPr>
+            <w:rStyle w:val="Hyperlink"/>
+          </w:rPr>
+          <w:t xml:space="preserve">Definition 21</w:t>
+        </w:r>
+      </w:hyperlink>
+      <w:r>
+        <w:t xml:space="preserve">) of degree 3 of the standard normal density</w:t>
+      </w:r>
+      <w:r>
+        <w:t xml:space="preserve"> </w:t>
+      </w:r>
+      <m:oMath>
+        <m:r>
+          <m:t>ϕ</m:t>
+        </m:r>
+        <m:r>
+          <m:rPr>
+            <m:sty m:val="p"/>
+          </m:rPr>
+          <m:t>(</m:t>
+        </m:r>
+        <m:r>
+          <m:t>x</m:t>
+        </m:r>
+        <m:r>
+          <m:rPr>
+            <m:sty m:val="p"/>
+          </m:rPr>
+          <m:t>)</m:t>
+        </m:r>
+        <m:r>
+          <m:rPr>
+            <m:sty m:val="p"/>
+          </m:rPr>
+          <m:t>=</m:t>
+        </m:r>
+        <m:f>
+          <m:fPr>
+            <m:type m:val="bar"/>
+          </m:fPr>
+          <m:num>
+            <m:r>
+              <m:t>1</m:t>
+            </m:r>
+          </m:num>
+          <m:den>
+            <m:rad>
+              <m:radPr>
+                <m:degHide m:val="on"/>
+              </m:radPr>
+              <m:deg/>
+              <m:e>
+                <m:r>
+                  <m:t>2</m:t>
+                </m:r>
+                <m:r>
+                  <m:t>π</m:t>
+                </m:r>
+              </m:e>
+            </m:rad>
+          </m:den>
+        </m:f>
+        <m:r>
+          <m:rPr>
+            <m:sty m:val="p"/>
+          </m:rPr>
+          <m:t>exp</m:t>
+        </m:r>
+        <m:r>
+          <m:t>​</m:t>
+        </m:r>
+        <m:d>
+          <m:dPr>
+            <m:begChr m:val="{"/>
+            <m:sepChr m:val=""/>
+            <m:endChr m:val="}"/>
+            <m:grow/>
+          </m:dPr>
+          <m:e>
+            <m:r>
+              <m:rPr>
+                <m:sty m:val="p"/>
+              </m:rPr>
+              <m:t>−</m:t>
+            </m:r>
+            <m:f>
+              <m:fPr>
+                <m:type m:val="bar"/>
+              </m:fPr>
+              <m:num>
+                <m:sSup>
+                  <m:e>
+                    <m:r>
+                      <m:t>x</m:t>
+                    </m:r>
+                  </m:e>
+                  <m:sup>
+                    <m:r>
+                      <m:t>2</m:t>
+                    </m:r>
+                  </m:sup>
+                </m:sSup>
+              </m:num>
+              <m:den>
+                <m:r>
+                  <m:t>2</m:t>
+                </m:r>
+              </m:den>
+            </m:f>
+          </m:e>
+        </m:d>
+        <m:r>
+          <m:t>​</m:t>
+        </m:r>
+      </m:oMath>
+      <w:r>
+        <w:t xml:space="preserve"> </w:t>
+      </w:r>
+      <w:r>
+        <w:t xml:space="preserve">is</w:t>
       </w:r>
     </w:p>
     <w:p>
@@ -49117,6 +50238,204 @@
           <m:jc m:val="center"/>
         </m:oMathParaPr>
         <m:oMath>
+          <m:sSub>
+            <m:e>
+              <m:r>
+                <m:t>P</m:t>
+              </m:r>
+            </m:e>
+            <m:sub>
+              <m:r>
+                <m:t>3</m:t>
+              </m:r>
+            </m:sub>
+          </m:sSub>
+          <m:r>
+            <m:rPr>
+              <m:sty m:val="p"/>
+            </m:rPr>
+            <m:t>(</m:t>
+          </m:r>
+          <m:r>
+            <m:t>x</m:t>
+          </m:r>
+          <m:r>
+            <m:rPr>
+              <m:sty m:val="p"/>
+            </m:rPr>
+            <m:t>)</m:t>
+          </m:r>
+          <m:r>
+            <m:rPr>
+              <m:sty m:val="p"/>
+            </m:rPr>
+            <m:t>=</m:t>
+          </m:r>
+          <m:f>
+            <m:fPr>
+              <m:type m:val="bar"/>
+            </m:fPr>
+            <m:num>
+              <m:r>
+                <m:t>1</m:t>
+              </m:r>
+            </m:num>
+            <m:den>
+              <m:rad>
+                <m:radPr>
+                  <m:degHide m:val="on"/>
+                </m:radPr>
+                <m:deg/>
+                <m:e>
+                  <m:r>
+                    <m:t>2</m:t>
+                  </m:r>
+                  <m:r>
+                    <m:t>π</m:t>
+                  </m:r>
+                </m:e>
+              </m:rad>
+            </m:den>
+          </m:f>
+          <m:r>
+            <m:rPr>
+              <m:sty m:val="p"/>
+            </m:rPr>
+            <m:t>−</m:t>
+          </m:r>
+          <m:f>
+            <m:fPr>
+              <m:type m:val="bar"/>
+            </m:fPr>
+            <m:num>
+              <m:sSup>
+                <m:e>
+                  <m:r>
+                    <m:t>x</m:t>
+                  </m:r>
+                </m:e>
+                <m:sup>
+                  <m:r>
+                    <m:t>2</m:t>
+                  </m:r>
+                </m:sup>
+              </m:sSup>
+            </m:num>
+            <m:den>
+              <m:r>
+                <m:t>2</m:t>
+              </m:r>
+              <m:rad>
+                <m:radPr>
+                  <m:degHide m:val="on"/>
+                </m:radPr>
+                <m:deg/>
+                <m:e>
+                  <m:r>
+                    <m:t>2</m:t>
+                  </m:r>
+                  <m:r>
+                    <m:t>π</m:t>
+                  </m:r>
+                </m:e>
+              </m:rad>
+            </m:den>
+          </m:f>
+        </m:oMath>
+      </m:oMathPara>
+    </w:p>
+    <w:bookmarkEnd w:id="175"/>
+    <w:p>
+      <w:pPr>
+        <w:pStyle w:val="FirstParagraph"/>
+      </w:pPr>
+      <w:r>
+        <w:rPr>
+          <w:i/>
+          <w:iCs/>
+        </w:rPr>
+        <w:t xml:space="preserve">Proof</w:t>
+      </w:r>
+      <w:r>
+        <w:t xml:space="preserve">. </w:t>
+      </w:r>
+      <w:r>
+        <w:t xml:space="preserve">This is the solution to</w:t>
+      </w:r>
+      <w:r>
+        <w:t xml:space="preserve"> </w:t>
+      </w:r>
+      <w:hyperlink w:anchor="exr-miller-taylor-normal-density">
+        <w:r>
+          <w:rPr>
+            <w:rStyle w:val="Hyperlink"/>
+          </w:rPr>
+          <w:t xml:space="preserve">Exercise 23</w:t>
+        </w:r>
+      </w:hyperlink>
+      <w:r>
+        <w:t xml:space="preserve">, worked in</w:t>
+      </w:r>
+      <w:r>
+        <w:t xml:space="preserve"> </w:t>
+      </w:r>
+      <w:hyperlink w:anchor="sol-miller-taylor-normal-density">
+        <w:r>
+          <w:rPr>
+            <w:rStyle w:val="Hyperlink"/>
+          </w:rPr>
+          <w:t xml:space="preserve">Solution 23</w:t>
+        </w:r>
+      </w:hyperlink>
+      <w:r>
+        <w:t xml:space="preserve">.</w:t>
+      </w:r>
+    </w:p>
+    <w:bookmarkStart w:id="176" w:name="exr-miller-taylor-sqrt"/>
+    <w:p>
+      <w:pPr>
+        <w:pStyle w:val="BodyText"/>
+      </w:pPr>
+      <w:r>
+        <w:rPr>
+          <w:b/>
+          <w:bCs/>
+        </w:rPr>
+        <w:t xml:space="preserve">Exercise 24 (Taylor expansion of the square root)</w:t>
+      </w:r>
+      <w:r>
+        <w:t xml:space="preserve"> </w:t>
+      </w:r>
+      <w:r>
+        <w:t xml:space="preserve">Adapted from</w:t>
+      </w:r>
+      <w:r>
+        <w:t xml:space="preserve"> </w:t>
+      </w:r>
+      <w:r>
+        <w:t xml:space="preserve">Miller (2016)</w:t>
+      </w:r>
+      <w:r>
+        <w:t xml:space="preserve">, Question 1.1.23.</w:t>
+      </w:r>
+    </w:p>
+    <w:p>
+      <w:pPr>
+        <w:pStyle w:val="BodyText"/>
+      </w:pPr>
+      <w:r>
+        <w:t xml:space="preserve">Find the first three terms (up to degree 2) of the Taylor series for</w:t>
+      </w:r>
+    </w:p>
+    <w:p>
+      <w:pPr>
+        <w:pStyle w:val="BodyText"/>
+      </w:pPr>
+      <m:oMathPara>
+        <m:oMathParaPr>
+          <m:jc m:val="center"/>
+        </m:oMathParaPr>
+        <m:oMath>
           <m:r>
             <m:t>f</m:t>
           </m:r>
@@ -49201,8 +50520,8 @@
         <w:t xml:space="preserve">.</w:t>
       </w:r>
     </w:p>
-    <w:bookmarkEnd w:id="165"/>
-    <w:bookmarkStart w:id="166" w:name="sol-miller-taylor-sqrt"/>
+    <w:bookmarkEnd w:id="176"/>
+    <w:bookmarkStart w:id="177" w:name="sol-miller-taylor-sqrt"/>
     <w:p>
       <w:pPr>
         <w:pStyle w:val="BodyText"/>
@@ -50082,8 +51401,8 @@
         </m:oMath>
       </m:oMathPara>
     </w:p>
-    <w:bookmarkEnd w:id="166"/>
-    <w:bookmarkStart w:id="167" w:name="exr-miller-taylor-cube-root"/>
+    <w:bookmarkEnd w:id="177"/>
+    <w:bookmarkStart w:id="178" w:name="exr-miller-taylor-cube-root"/>
     <w:p>
       <w:pPr>
         <w:pStyle w:val="FirstParagraph"/>
@@ -50243,8 +51562,8 @@
         <w:t xml:space="preserve">.</w:t>
       </w:r>
     </w:p>
-    <w:bookmarkEnd w:id="167"/>
-    <w:bookmarkStart w:id="168" w:name="sol-miller-taylor-cube-root"/>
+    <w:bookmarkEnd w:id="178"/>
+    <w:bookmarkStart w:id="179" w:name="sol-miller-taylor-cube-root"/>
     <w:p>
       <w:pPr>
         <w:pStyle w:val="BodyText"/>
@@ -51556,8 +52875,8 @@
         </m:oMath>
       </m:oMathPara>
     </w:p>
-    <w:bookmarkEnd w:id="168"/>
-    <w:bookmarkStart w:id="169" w:name="exr-miller-taylor-x-log-x"/>
+    <w:bookmarkEnd w:id="179"/>
+    <w:bookmarkStart w:id="180" w:name="exr-miller-taylor-x-log-x"/>
     <w:p>
       <w:pPr>
         <w:pStyle w:val="FirstParagraph"/>
@@ -51706,8 +53025,8 @@
         <w:t xml:space="preserve">.</w:t>
       </w:r>
     </w:p>
-    <w:bookmarkEnd w:id="169"/>
-    <w:bookmarkStart w:id="170" w:name="sol-miller-taylor-x-log-x"/>
+    <w:bookmarkEnd w:id="180"/>
+    <w:bookmarkStart w:id="181" w:name="sol-miller-taylor-x-log-x"/>
     <w:p>
       <w:pPr>
         <w:pStyle w:val="BodyText"/>
@@ -52371,8 +53690,8 @@
         </m:oMath>
       </m:oMathPara>
     </w:p>
-    <w:bookmarkEnd w:id="170"/>
-    <w:bookmarkStart w:id="171" w:name="exr-miller-taylor-log-one-plus-x"/>
+    <w:bookmarkEnd w:id="181"/>
+    <w:bookmarkStart w:id="182" w:name="exr-miller-taylor-log-one-plus-x"/>
     <w:p>
       <w:pPr>
         <w:pStyle w:val="FirstParagraph"/>
@@ -52557,8 +53876,8 @@
         <w:t xml:space="preserve">.</w:t>
       </w:r>
     </w:p>
-    <w:bookmarkEnd w:id="171"/>
-    <w:bookmarkStart w:id="172" w:name="sol-miller-taylor-log-one-plus-x"/>
+    <w:bookmarkEnd w:id="182"/>
+    <w:bookmarkStart w:id="183" w:name="sol-miller-taylor-log-one-plus-x"/>
     <w:p>
       <w:pPr>
         <w:pStyle w:val="BodyText"/>
@@ -53178,8 +54497,8 @@
         </m:oMath>
       </m:oMathPara>
     </w:p>
-    <w:bookmarkEnd w:id="172"/>
-    <w:bookmarkStart w:id="173" w:name="exr-miller-taylor-log-one-minus-x"/>
+    <w:bookmarkEnd w:id="183"/>
+    <w:bookmarkStart w:id="184" w:name="thm-taylor-log-one-plus-x"/>
     <w:p>
       <w:pPr>
         <w:pStyle w:val="FirstParagraph"/>
@@ -53189,7 +54508,7 @@
           <w:b/>
           <w:bCs/>
         </w:rPr>
-        <w:t xml:space="preserve">Exercise 28 (Maclaurin series of</w:t>
+        <w:t xml:space="preserve">Theorem 15 (Maclaurin polynomial of</w:t>
       </w:r>
       <w:r>
         <w:rPr>
@@ -53218,7 +54537,7 @@
           <m:rPr>
             <m:sty m:val="p"/>
           </m:rPr>
-          <m:t>−</m:t>
+          <m:t>+</m:t>
         </m:r>
         <m:r>
           <m:t>x</m:t>
@@ -53241,24 +54560,83 @@
         <w:t xml:space="preserve"> </w:t>
       </w:r>
       <w:r>
-        <w:t xml:space="preserve">Adapted from</w:t>
-      </w:r>
-      <w:r>
-        <w:t xml:space="preserve"> </w:t>
-      </w:r>
-      <w:r>
-        <w:t xml:space="preserve">Miller (2016)</w:t>
-      </w:r>
-      <w:r>
-        <w:t xml:space="preserve">, Question 1.1.27.</w:t>
-      </w:r>
-    </w:p>
-    <w:p>
-      <w:pPr>
-        <w:pStyle w:val="BodyText"/>
-      </w:pPr>
-      <w:r>
-        <w:t xml:space="preserve">Find the terms up to degree 3 of the Taylor series for</w:t>
+        <w:t xml:space="preserve">The Maclaurin polynomial (</w:t>
+      </w:r>
+      <w:hyperlink w:anchor="def-maclaurin-polynomial">
+        <w:r>
+          <w:rPr>
+            <w:rStyle w:val="Hyperlink"/>
+          </w:rPr>
+          <w:t xml:space="preserve">Definition 21</w:t>
+        </w:r>
+      </w:hyperlink>
+      <w:r>
+        <w:t xml:space="preserve">) of degree 3 of</w:t>
+      </w:r>
+      <w:r>
+        <w:t xml:space="preserve"> </w:t>
+      </w:r>
+      <m:oMath>
+        <m:r>
+          <m:t>f</m:t>
+        </m:r>
+        <m:r>
+          <m:rPr>
+            <m:sty m:val="p"/>
+          </m:rPr>
+          <m:t>(</m:t>
+        </m:r>
+        <m:r>
+          <m:t>x</m:t>
+        </m:r>
+        <m:r>
+          <m:rPr>
+            <m:sty m:val="p"/>
+          </m:rPr>
+          <m:t>)</m:t>
+        </m:r>
+        <m:r>
+          <m:rPr>
+            <m:sty m:val="p"/>
+          </m:rPr>
+          <m:t>=</m:t>
+        </m:r>
+        <m:r>
+          <m:rPr>
+            <m:sty m:val="p"/>
+          </m:rPr>
+          <m:t>log</m:t>
+        </m:r>
+        <m:r>
+          <m:rPr>
+            <m:sty m:val="p"/>
+          </m:rPr>
+          <m:t>(</m:t>
+        </m:r>
+        <m:r>
+          <m:t>1</m:t>
+        </m:r>
+        <m:r>
+          <m:rPr>
+            <m:sty m:val="p"/>
+          </m:rPr>
+          <m:t>+</m:t>
+        </m:r>
+        <m:r>
+          <m:t>x</m:t>
+        </m:r>
+        <m:r>
+          <m:rPr>
+            <m:sty m:val="p"/>
+          </m:rPr>
+          <m:t>)</m:t>
+        </m:r>
+      </m:oMath>
+      <w:r>
+        <w:t xml:space="preserve"> </w:t>
+      </w:r>
+      <w:r>
+        <w:t xml:space="preserve">is</w:t>
       </w:r>
     </w:p>
     <w:p>
@@ -53270,6 +54648,243 @@
           <m:jc m:val="center"/>
         </m:oMathParaPr>
         <m:oMath>
+          <m:sSub>
+            <m:e>
+              <m:r>
+                <m:t>P</m:t>
+              </m:r>
+            </m:e>
+            <m:sub>
+              <m:r>
+                <m:t>3</m:t>
+              </m:r>
+            </m:sub>
+          </m:sSub>
+          <m:r>
+            <m:rPr>
+              <m:sty m:val="p"/>
+            </m:rPr>
+            <m:t>(</m:t>
+          </m:r>
+          <m:r>
+            <m:t>x</m:t>
+          </m:r>
+          <m:r>
+            <m:rPr>
+              <m:sty m:val="p"/>
+            </m:rPr>
+            <m:t>)</m:t>
+          </m:r>
+          <m:r>
+            <m:rPr>
+              <m:sty m:val="p"/>
+            </m:rPr>
+            <m:t>=</m:t>
+          </m:r>
+          <m:r>
+            <m:t>x</m:t>
+          </m:r>
+          <m:r>
+            <m:rPr>
+              <m:sty m:val="p"/>
+            </m:rPr>
+            <m:t>−</m:t>
+          </m:r>
+          <m:f>
+            <m:fPr>
+              <m:type m:val="bar"/>
+            </m:fPr>
+            <m:num>
+              <m:sSup>
+                <m:e>
+                  <m:r>
+                    <m:t>x</m:t>
+                  </m:r>
+                </m:e>
+                <m:sup>
+                  <m:r>
+                    <m:t>2</m:t>
+                  </m:r>
+                </m:sup>
+              </m:sSup>
+            </m:num>
+            <m:den>
+              <m:r>
+                <m:t>2</m:t>
+              </m:r>
+            </m:den>
+          </m:f>
+          <m:r>
+            <m:rPr>
+              <m:sty m:val="p"/>
+            </m:rPr>
+            <m:t>+</m:t>
+          </m:r>
+          <m:f>
+            <m:fPr>
+              <m:type m:val="bar"/>
+            </m:fPr>
+            <m:num>
+              <m:sSup>
+                <m:e>
+                  <m:r>
+                    <m:t>x</m:t>
+                  </m:r>
+                </m:e>
+                <m:sup>
+                  <m:r>
+                    <m:t>3</m:t>
+                  </m:r>
+                </m:sup>
+              </m:sSup>
+            </m:num>
+            <m:den>
+              <m:r>
+                <m:t>3</m:t>
+              </m:r>
+            </m:den>
+          </m:f>
+        </m:oMath>
+      </m:oMathPara>
+    </w:p>
+    <w:bookmarkEnd w:id="184"/>
+    <w:p>
+      <w:pPr>
+        <w:pStyle w:val="FirstParagraph"/>
+      </w:pPr>
+      <w:r>
+        <w:rPr>
+          <w:i/>
+          <w:iCs/>
+        </w:rPr>
+        <w:t xml:space="preserve">Proof</w:t>
+      </w:r>
+      <w:r>
+        <w:t xml:space="preserve">. </w:t>
+      </w:r>
+      <w:r>
+        <w:t xml:space="preserve">This is the solution to</w:t>
+      </w:r>
+      <w:r>
+        <w:t xml:space="preserve"> </w:t>
+      </w:r>
+      <w:hyperlink w:anchor="exr-miller-taylor-log-one-plus-x">
+        <w:r>
+          <w:rPr>
+            <w:rStyle w:val="Hyperlink"/>
+          </w:rPr>
+          <w:t xml:space="preserve">Exercise 27</w:t>
+        </w:r>
+      </w:hyperlink>
+      <w:r>
+        <w:t xml:space="preserve">, worked in</w:t>
+      </w:r>
+      <w:r>
+        <w:t xml:space="preserve"> </w:t>
+      </w:r>
+      <w:hyperlink w:anchor="sol-miller-taylor-log-one-plus-x">
+        <w:r>
+          <w:rPr>
+            <w:rStyle w:val="Hyperlink"/>
+          </w:rPr>
+          <w:t xml:space="preserve">Solution 27</w:t>
+        </w:r>
+      </w:hyperlink>
+      <w:r>
+        <w:t xml:space="preserve">.</w:t>
+      </w:r>
+    </w:p>
+    <w:bookmarkStart w:id="185" w:name="exr-miller-taylor-log-one-minus-x"/>
+    <w:p>
+      <w:pPr>
+        <w:pStyle w:val="BodyText"/>
+      </w:pPr>
+      <w:r>
+        <w:rPr>
+          <w:b/>
+          <w:bCs/>
+        </w:rPr>
+        <w:t xml:space="preserve">Exercise 28 (Maclaurin series of</w:t>
+      </w:r>
+      <w:r>
+        <w:rPr>
+          <w:b/>
+          <w:bCs/>
+        </w:rPr>
+        <w:t xml:space="preserve"> </w:t>
+      </w:r>
+      <m:oMath>
+        <m:r>
+          <m:rPr>
+            <m:sty m:val="p"/>
+          </m:rPr>
+          <m:t>log</m:t>
+        </m:r>
+        <m:r>
+          <m:rPr>
+            <m:sty m:val="p"/>
+          </m:rPr>
+          <m:t>(</m:t>
+        </m:r>
+        <m:r>
+          <m:t>1</m:t>
+        </m:r>
+        <m:r>
+          <m:rPr>
+            <m:sty m:val="p"/>
+          </m:rPr>
+          <m:t>−</m:t>
+        </m:r>
+        <m:r>
+          <m:t>x</m:t>
+        </m:r>
+        <m:r>
+          <m:rPr>
+            <m:sty m:val="p"/>
+          </m:rPr>
+          <m:t>)</m:t>
+        </m:r>
+      </m:oMath>
+      <w:r>
+        <w:rPr>
+          <w:b/>
+          <w:bCs/>
+        </w:rPr>
+        <w:t xml:space="preserve">)</w:t>
+      </w:r>
+      <w:r>
+        <w:t xml:space="preserve"> </w:t>
+      </w:r>
+      <w:r>
+        <w:t xml:space="preserve">Adapted from</w:t>
+      </w:r>
+      <w:r>
+        <w:t xml:space="preserve"> </w:t>
+      </w:r>
+      <w:r>
+        <w:t xml:space="preserve">Miller (2016)</w:t>
+      </w:r>
+      <w:r>
+        <w:t xml:space="preserve">, Question 1.1.27.</w:t>
+      </w:r>
+    </w:p>
+    <w:p>
+      <w:pPr>
+        <w:pStyle w:val="BodyText"/>
+      </w:pPr>
+      <w:r>
+        <w:t xml:space="preserve">Find the terms up to degree 3 of the Taylor series for</w:t>
+      </w:r>
+    </w:p>
+    <w:p>
+      <w:pPr>
+        <w:pStyle w:val="BodyText"/>
+      </w:pPr>
+      <m:oMathPara>
+        <m:oMathParaPr>
+          <m:jc m:val="center"/>
+        </m:oMathParaPr>
+        <m:oMath>
           <m:r>
             <m:t>f</m:t>
           </m:r>
@@ -53364,8 +54979,8 @@
         <w:t xml:space="preserve">.</w:t>
       </w:r>
     </w:p>
-    <w:bookmarkEnd w:id="173"/>
-    <w:bookmarkStart w:id="174" w:name="sol-miller-taylor-log-one-minus-x"/>
+    <w:bookmarkEnd w:id="185"/>
+    <w:bookmarkStart w:id="186" w:name="sol-miller-taylor-log-one-minus-x"/>
     <w:p>
       <w:pPr>
         <w:pStyle w:val="BodyText"/>
@@ -53456,12 +55071,12 @@
       <w:r>
         <w:t xml:space="preserve"> </w:t>
       </w:r>
-      <w:hyperlink w:anchor="exr-miller-taylor-log-one-plus-x">
+      <w:hyperlink w:anchor="thm-taylor-log-one-plus-x">
         <w:r>
           <w:rPr>
             <w:rStyle w:val="Hyperlink"/>
           </w:rPr>
-          <w:t xml:space="preserve">Exercise 27</w:t>
+          <w:t xml:space="preserve">Theorem 15</w:t>
         </w:r>
       </w:hyperlink>
       <w:r>
@@ -53744,8 +55359,8 @@
         </m:oMath>
       </m:oMathPara>
     </w:p>
-    <w:bookmarkEnd w:id="174"/>
-    <w:bookmarkStart w:id="175" w:name="exr-miller-taylor-log-product-exp"/>
+    <w:bookmarkEnd w:id="186"/>
+    <w:bookmarkStart w:id="187" w:name="thm-taylor-log-one-minus-x"/>
     <w:p>
       <w:pPr>
         <w:pStyle w:val="FirstParagraph"/>
@@ -53755,7 +55370,7 @@
           <w:b/>
           <w:bCs/>
         </w:rPr>
-        <w:t xml:space="preserve">Exercise 29 (Taylor series of</w:t>
+        <w:t xml:space="preserve">Theorem 16 (Maclaurin polynomial of</w:t>
       </w:r>
       <w:r>
         <w:rPr>
@@ -53778,12 +55393,6 @@
           <m:t>(</m:t>
         </m:r>
         <m:r>
-          <m:rPr>
-            <m:sty m:val="p"/>
-          </m:rPr>
-          <m:t>(</m:t>
-        </m:r>
-        <m:r>
           <m:t>1</m:t>
         </m:r>
         <m:r>
@@ -53795,24 +55404,6 @@
         <m:r>
           <m:t>x</m:t>
         </m:r>
-        <m:r>
-          <m:rPr>
-            <m:sty m:val="p"/>
-          </m:rPr>
-          <m:t>)</m:t>
-        </m:r>
-        <m:sSup>
-          <m:e>
-            <m:r>
-              <m:t>e</m:t>
-            </m:r>
-          </m:e>
-          <m:sup>
-            <m:r>
-              <m:t>x</m:t>
-            </m:r>
-          </m:sup>
-        </m:sSup>
         <m:r>
           <m:rPr>
             <m:sty m:val="p"/>
@@ -53831,24 +55422,83 @@
         <w:t xml:space="preserve"> </w:t>
       </w:r>
       <w:r>
-        <w:t xml:space="preserve">Adapted from</w:t>
-      </w:r>
-      <w:r>
-        <w:t xml:space="preserve"> </w:t>
-      </w:r>
-      <w:r>
-        <w:t xml:space="preserve">Miller (2016)</w:t>
-      </w:r>
-      <w:r>
-        <w:t xml:space="preserve">, Question 1.1.28.</w:t>
-      </w:r>
-    </w:p>
-    <w:p>
-      <w:pPr>
-        <w:pStyle w:val="BodyText"/>
-      </w:pPr>
-      <w:r>
-        <w:t xml:space="preserve">Find the first two non-zero terms of the Taylor series for</w:t>
+        <w:t xml:space="preserve">The Maclaurin polynomial (</w:t>
+      </w:r>
+      <w:hyperlink w:anchor="def-maclaurin-polynomial">
+        <w:r>
+          <w:rPr>
+            <w:rStyle w:val="Hyperlink"/>
+          </w:rPr>
+          <w:t xml:space="preserve">Definition 21</w:t>
+        </w:r>
+      </w:hyperlink>
+      <w:r>
+        <w:t xml:space="preserve">) of degree 3 of</w:t>
+      </w:r>
+      <w:r>
+        <w:t xml:space="preserve"> </w:t>
+      </w:r>
+      <m:oMath>
+        <m:r>
+          <m:t>f</m:t>
+        </m:r>
+        <m:r>
+          <m:rPr>
+            <m:sty m:val="p"/>
+          </m:rPr>
+          <m:t>(</m:t>
+        </m:r>
+        <m:r>
+          <m:t>x</m:t>
+        </m:r>
+        <m:r>
+          <m:rPr>
+            <m:sty m:val="p"/>
+          </m:rPr>
+          <m:t>)</m:t>
+        </m:r>
+        <m:r>
+          <m:rPr>
+            <m:sty m:val="p"/>
+          </m:rPr>
+          <m:t>=</m:t>
+        </m:r>
+        <m:r>
+          <m:rPr>
+            <m:sty m:val="p"/>
+          </m:rPr>
+          <m:t>log</m:t>
+        </m:r>
+        <m:r>
+          <m:rPr>
+            <m:sty m:val="p"/>
+          </m:rPr>
+          <m:t>(</m:t>
+        </m:r>
+        <m:r>
+          <m:t>1</m:t>
+        </m:r>
+        <m:r>
+          <m:rPr>
+            <m:sty m:val="p"/>
+          </m:rPr>
+          <m:t>−</m:t>
+        </m:r>
+        <m:r>
+          <m:t>x</m:t>
+        </m:r>
+        <m:r>
+          <m:rPr>
+            <m:sty m:val="p"/>
+          </m:rPr>
+          <m:t>)</m:t>
+        </m:r>
+      </m:oMath>
+      <w:r>
+        <w:t xml:space="preserve"> </w:t>
+      </w:r>
+      <w:r>
+        <w:t xml:space="preserve">is</w:t>
       </w:r>
     </w:p>
     <w:p>
@@ -53860,6 +55510,273 @@
           <m:jc m:val="center"/>
         </m:oMathParaPr>
         <m:oMath>
+          <m:sSub>
+            <m:e>
+              <m:r>
+                <m:t>P</m:t>
+              </m:r>
+            </m:e>
+            <m:sub>
+              <m:r>
+                <m:t>3</m:t>
+              </m:r>
+            </m:sub>
+          </m:sSub>
+          <m:r>
+            <m:rPr>
+              <m:sty m:val="p"/>
+            </m:rPr>
+            <m:t>(</m:t>
+          </m:r>
+          <m:r>
+            <m:t>x</m:t>
+          </m:r>
+          <m:r>
+            <m:rPr>
+              <m:sty m:val="p"/>
+            </m:rPr>
+            <m:t>)</m:t>
+          </m:r>
+          <m:r>
+            <m:rPr>
+              <m:sty m:val="p"/>
+            </m:rPr>
+            <m:t>=</m:t>
+          </m:r>
+          <m:r>
+            <m:rPr>
+              <m:sty m:val="p"/>
+            </m:rPr>
+            <m:t>−</m:t>
+          </m:r>
+          <m:r>
+            <m:t>x</m:t>
+          </m:r>
+          <m:r>
+            <m:rPr>
+              <m:sty m:val="p"/>
+            </m:rPr>
+            <m:t>−</m:t>
+          </m:r>
+          <m:f>
+            <m:fPr>
+              <m:type m:val="bar"/>
+            </m:fPr>
+            <m:num>
+              <m:sSup>
+                <m:e>
+                  <m:r>
+                    <m:t>x</m:t>
+                  </m:r>
+                </m:e>
+                <m:sup>
+                  <m:r>
+                    <m:t>2</m:t>
+                  </m:r>
+                </m:sup>
+              </m:sSup>
+            </m:num>
+            <m:den>
+              <m:r>
+                <m:t>2</m:t>
+              </m:r>
+            </m:den>
+          </m:f>
+          <m:r>
+            <m:rPr>
+              <m:sty m:val="p"/>
+            </m:rPr>
+            <m:t>−</m:t>
+          </m:r>
+          <m:f>
+            <m:fPr>
+              <m:type m:val="bar"/>
+            </m:fPr>
+            <m:num>
+              <m:sSup>
+                <m:e>
+                  <m:r>
+                    <m:t>x</m:t>
+                  </m:r>
+                </m:e>
+                <m:sup>
+                  <m:r>
+                    <m:t>3</m:t>
+                  </m:r>
+                </m:sup>
+              </m:sSup>
+            </m:num>
+            <m:den>
+              <m:r>
+                <m:t>3</m:t>
+              </m:r>
+            </m:den>
+          </m:f>
+        </m:oMath>
+      </m:oMathPara>
+    </w:p>
+    <w:bookmarkEnd w:id="187"/>
+    <w:p>
+      <w:pPr>
+        <w:pStyle w:val="FirstParagraph"/>
+      </w:pPr>
+      <w:r>
+        <w:rPr>
+          <w:i/>
+          <w:iCs/>
+        </w:rPr>
+        <w:t xml:space="preserve">Proof</w:t>
+      </w:r>
+      <w:r>
+        <w:t xml:space="preserve">. </w:t>
+      </w:r>
+      <w:r>
+        <w:t xml:space="preserve">This is the solution to</w:t>
+      </w:r>
+      <w:r>
+        <w:t xml:space="preserve"> </w:t>
+      </w:r>
+      <w:hyperlink w:anchor="exr-miller-taylor-log-one-minus-x">
+        <w:r>
+          <w:rPr>
+            <w:rStyle w:val="Hyperlink"/>
+          </w:rPr>
+          <w:t xml:space="preserve">Exercise 28</w:t>
+        </w:r>
+      </w:hyperlink>
+      <w:r>
+        <w:t xml:space="preserve">, worked in</w:t>
+      </w:r>
+      <w:r>
+        <w:t xml:space="preserve"> </w:t>
+      </w:r>
+      <w:hyperlink w:anchor="sol-miller-taylor-log-one-minus-x">
+        <w:r>
+          <w:rPr>
+            <w:rStyle w:val="Hyperlink"/>
+          </w:rPr>
+          <w:t xml:space="preserve">Solution 28</w:t>
+        </w:r>
+      </w:hyperlink>
+      <w:r>
+        <w:t xml:space="preserve">.</w:t>
+      </w:r>
+    </w:p>
+    <w:bookmarkStart w:id="188" w:name="exr-miller-taylor-log-product-exp"/>
+    <w:p>
+      <w:pPr>
+        <w:pStyle w:val="BodyText"/>
+      </w:pPr>
+      <w:r>
+        <w:rPr>
+          <w:b/>
+          <w:bCs/>
+        </w:rPr>
+        <w:t xml:space="preserve">Exercise 29 (Taylor series of</w:t>
+      </w:r>
+      <w:r>
+        <w:rPr>
+          <w:b/>
+          <w:bCs/>
+        </w:rPr>
+        <w:t xml:space="preserve"> </w:t>
+      </w:r>
+      <m:oMath>
+        <m:r>
+          <m:rPr>
+            <m:sty m:val="p"/>
+          </m:rPr>
+          <m:t>log</m:t>
+        </m:r>
+        <m:r>
+          <m:rPr>
+            <m:sty m:val="p"/>
+          </m:rPr>
+          <m:t>(</m:t>
+        </m:r>
+        <m:r>
+          <m:rPr>
+            <m:sty m:val="p"/>
+          </m:rPr>
+          <m:t>(</m:t>
+        </m:r>
+        <m:r>
+          <m:t>1</m:t>
+        </m:r>
+        <m:r>
+          <m:rPr>
+            <m:sty m:val="p"/>
+          </m:rPr>
+          <m:t>−</m:t>
+        </m:r>
+        <m:r>
+          <m:t>x</m:t>
+        </m:r>
+        <m:r>
+          <m:rPr>
+            <m:sty m:val="p"/>
+          </m:rPr>
+          <m:t>)</m:t>
+        </m:r>
+        <m:sSup>
+          <m:e>
+            <m:r>
+              <m:t>e</m:t>
+            </m:r>
+          </m:e>
+          <m:sup>
+            <m:r>
+              <m:t>x</m:t>
+            </m:r>
+          </m:sup>
+        </m:sSup>
+        <m:r>
+          <m:rPr>
+            <m:sty m:val="p"/>
+          </m:rPr>
+          <m:t>)</m:t>
+        </m:r>
+      </m:oMath>
+      <w:r>
+        <w:rPr>
+          <w:b/>
+          <w:bCs/>
+        </w:rPr>
+        <w:t xml:space="preserve">)</w:t>
+      </w:r>
+      <w:r>
+        <w:t xml:space="preserve"> </w:t>
+      </w:r>
+      <w:r>
+        <w:t xml:space="preserve">Adapted from</w:t>
+      </w:r>
+      <w:r>
+        <w:t xml:space="preserve"> </w:t>
+      </w:r>
+      <w:r>
+        <w:t xml:space="preserve">Miller (2016)</w:t>
+      </w:r>
+      <w:r>
+        <w:t xml:space="preserve">, Question 1.1.28.</w:t>
+      </w:r>
+    </w:p>
+    <w:p>
+      <w:pPr>
+        <w:pStyle w:val="BodyText"/>
+      </w:pPr>
+      <w:r>
+        <w:t xml:space="preserve">Find the first two non-zero terms of the Taylor series for</w:t>
+      </w:r>
+    </w:p>
+    <w:p>
+      <w:pPr>
+        <w:pStyle w:val="BodyText"/>
+      </w:pPr>
+      <m:oMathPara>
+        <m:oMathParaPr>
+          <m:jc m:val="center"/>
+        </m:oMathParaPr>
+        <m:oMath>
           <m:r>
             <m:t>f</m:t>
           </m:r>
@@ -53978,8 +55895,8 @@
         <w:t xml:space="preserve">.</w:t>
       </w:r>
     </w:p>
-    <w:bookmarkEnd w:id="175"/>
-    <w:bookmarkStart w:id="176" w:name="sol-miller-taylor-log-product-exp"/>
+    <w:bookmarkEnd w:id="188"/>
+    <w:bookmarkStart w:id="189" w:name="sol-miller-taylor-log-product-exp"/>
     <w:p>
       <w:pPr>
         <w:pStyle w:val="BodyText"/>
@@ -54208,12 +56125,12 @@
       <w:r>
         <w:t xml:space="preserve"> </w:t>
       </w:r>
-      <w:hyperlink w:anchor="exr-miller-taylor-log-one-minus-x">
+      <w:hyperlink w:anchor="thm-taylor-log-one-minus-x">
         <w:r>
           <w:rPr>
             <w:rStyle w:val="Hyperlink"/>
           </w:rPr>
-          <w:t xml:space="preserve">Exercise 28</w:t>
+          <w:t xml:space="preserve">Theorem 16</w:t>
         </w:r>
       </w:hyperlink>
       <w:r>
@@ -54611,8 +56528,8 @@
         </m:oMath>
       </m:oMathPara>
     </w:p>
-    <w:bookmarkEnd w:id="176"/>
-    <w:bookmarkStart w:id="177" w:name="exr-miller-taylor-product-cos-log"/>
+    <w:bookmarkEnd w:id="189"/>
+    <w:bookmarkStart w:id="190" w:name="exr-miller-taylor-product-cos-log"/>
     <w:p>
       <w:pPr>
         <w:pStyle w:val="FirstParagraph"/>
@@ -54772,8 +56689,8 @@
         <w:t xml:space="preserve">.</w:t>
       </w:r>
     </w:p>
-    <w:bookmarkEnd w:id="177"/>
-    <w:bookmarkStart w:id="178" w:name="sol-miller-taylor-product-cos-log"/>
+    <w:bookmarkEnd w:id="190"/>
+    <w:bookmarkStart w:id="191" w:name="sol-miller-taylor-product-cos-log"/>
     <w:p>
       <w:pPr>
         <w:pStyle w:val="BodyText"/>
@@ -55272,8 +57189,8 @@
         </m:oMath>
       </m:oMathPara>
     </w:p>
-    <w:bookmarkEnd w:id="178"/>
-    <w:bookmarkStart w:id="179" w:name="exr-miller-taylor-log-scaled"/>
+    <w:bookmarkEnd w:id="191"/>
+    <w:bookmarkStart w:id="192" w:name="exr-miller-taylor-log-scaled"/>
     <w:p>
       <w:pPr>
         <w:pStyle w:val="FirstParagraph"/>
@@ -55464,8 +57381,8 @@
         <w:t xml:space="preserve">.</w:t>
       </w:r>
     </w:p>
-    <w:bookmarkEnd w:id="179"/>
-    <w:bookmarkStart w:id="180" w:name="sol-miller-taylor-log-scaled"/>
+    <w:bookmarkEnd w:id="192"/>
+    <w:bookmarkStart w:id="193" w:name="sol-miller-taylor-log-scaled"/>
     <w:p>
       <w:pPr>
         <w:pStyle w:val="BodyText"/>
@@ -55782,9 +57699,9 @@
         </m:oMath>
       </m:oMathPara>
     </w:p>
-    <w:bookmarkEnd w:id="180"/>
-    <w:bookmarkStart w:id="187" w:name="refs"/>
-    <w:bookmarkStart w:id="182" w:name="ref-boyd2018vmls"/>
+    <w:bookmarkEnd w:id="193"/>
+    <w:bookmarkStart w:id="200" w:name="refs"/>
+    <w:bookmarkStart w:id="195" w:name="ref-boyd2018vmls"/>
     <w:p>
       <w:pPr>
         <w:pStyle w:val="Bibliography"/>
@@ -55808,7 +57725,7 @@
       <w:r>
         <w:t xml:space="preserve"> </w:t>
       </w:r>
-      <w:hyperlink r:id="rId181">
+      <w:hyperlink r:id="rId194">
         <w:r>
           <w:rPr>
             <w:rStyle w:val="Hyperlink"/>
@@ -55820,8 +57737,8 @@
         <w:t xml:space="preserve">.</w:t>
       </w:r>
     </w:p>
-    <w:bookmarkEnd w:id="182"/>
-    <w:bookmarkStart w:id="184" w:name="ref-larsonCalc11e"/>
+    <w:bookmarkEnd w:id="195"/>
+    <w:bookmarkStart w:id="197" w:name="ref-larsonCalc11e"/>
     <w:p>
       <w:pPr>
         <w:pStyle w:val="Bibliography"/>
@@ -55845,7 +57762,7 @@
       <w:r>
         <w:t xml:space="preserve"> </w:t>
       </w:r>
-      <w:hyperlink r:id="rId183">
+      <w:hyperlink r:id="rId196">
         <w:r>
           <w:rPr>
             <w:rStyle w:val="Hyperlink"/>
@@ -55857,8 +57774,8 @@
         <w:t xml:space="preserve">.</w:t>
       </w:r>
     </w:p>
-    <w:bookmarkEnd w:id="184"/>
-    <w:bookmarkStart w:id="186" w:name="ref-problifesavercalc"/>
+    <w:bookmarkEnd w:id="197"/>
+    <w:bookmarkStart w:id="199" w:name="ref-problifesavercalc"/>
     <w:p>
       <w:pPr>
         <w:pStyle w:val="Bibliography"/>
@@ -55882,7 +57799,7 @@
       <w:r>
         <w:t xml:space="preserve"> </w:t>
       </w:r>
-      <w:hyperlink r:id="rId185">
+      <w:hyperlink r:id="rId198">
         <w:r>
           <w:rPr>
             <w:rStyle w:val="Hyperlink"/>
@@ -55894,10 +57811,10 @@
         <w:t xml:space="preserve">.</w:t>
       </w:r>
     </w:p>
-    <w:bookmarkEnd w:id="186"/>
-    <w:bookmarkEnd w:id="187"/>
-    <w:bookmarkEnd w:id="188"/>
-    <w:bookmarkEnd w:id="189"/>
+    <w:bookmarkEnd w:id="199"/>
+    <w:bookmarkEnd w:id="200"/>
+    <w:bookmarkEnd w:id="201"/>
+    <w:bookmarkEnd w:id="202"/>
     <w:sectPr>
       <w:footnotePr>
         <w:numRestart w:val="eachSect"/>
@@ -56221,12 +58138,6 @@
     <w:abstractNumId w:val="991"/>
   </w:num>
   <w:num w:numId="1008">
-    <w:abstractNumId w:val="991"/>
-  </w:num>
-  <w:num w:numId="1009">
-    <w:abstractNumId w:val="991"/>
-  </w:num>
-  <w:num w:numId="1010">
     <w:abstractNumId w:val="99411"/>
     <w:lvlOverride w:ilvl="0">
       <w:startOverride w:val="1"/>
@@ -56256,6 +58167,12 @@
       <w:startOverride w:val="1"/>
     </w:lvlOverride>
   </w:num>
+  <w:num w:numId="1009">
+    <w:abstractNumId w:val="991"/>
+  </w:num>
+  <w:num w:numId="1010">
+    <w:abstractNumId w:val="991"/>
+  </w:num>
   <w:num w:numId="1011">
     <w:abstractNumId w:val="991"/>
   </w:num>
@@ -56266,7 +58183,34 @@
     <w:abstractNumId w:val="991"/>
   </w:num>
   <w:num w:numId="1014">
-    <w:abstractNumId w:val="991"/>
+    <w:abstractNumId w:val="99411"/>
+    <w:lvlOverride w:ilvl="0">
+      <w:startOverride w:val="1"/>
+    </w:lvlOverride>
+    <w:lvlOverride w:ilvl="1">
+      <w:startOverride w:val="1"/>
+    </w:lvlOverride>
+    <w:lvlOverride w:ilvl="2">
+      <w:startOverride w:val="1"/>
+    </w:lvlOverride>
+    <w:lvlOverride w:ilvl="3">
+      <w:startOverride w:val="1"/>
+    </w:lvlOverride>
+    <w:lvlOverride w:ilvl="4">
+      <w:startOverride w:val="1"/>
+    </w:lvlOverride>
+    <w:lvlOverride w:ilvl="5">
+      <w:startOverride w:val="1"/>
+    </w:lvlOverride>
+    <w:lvlOverride w:ilvl="6">
+      <w:startOverride w:val="1"/>
+    </w:lvlOverride>
+    <w:lvlOverride w:ilvl="7">
+      <w:startOverride w:val="1"/>
+    </w:lvlOverride>
+    <w:lvlOverride w:ilvl="8">
+      <w:startOverride w:val="1"/>
+    </w:lvlOverride>
   </w:num>
   <w:num w:numId="1015">
     <w:abstractNumId w:val="991"/>
@@ -56305,45 +58249,12 @@
     <w:abstractNumId w:val="991"/>
   </w:num>
   <w:num w:numId="1018">
-    <w:abstractNumId w:val="99411"/>
-    <w:lvlOverride w:ilvl="0">
-      <w:startOverride w:val="1"/>
-    </w:lvlOverride>
-    <w:lvlOverride w:ilvl="1">
-      <w:startOverride w:val="1"/>
-    </w:lvlOverride>
-    <w:lvlOverride w:ilvl="2">
-      <w:startOverride w:val="1"/>
-    </w:lvlOverride>
-    <w:lvlOverride w:ilvl="3">
-      <w:startOverride w:val="1"/>
-    </w:lvlOverride>
-    <w:lvlOverride w:ilvl="4">
-      <w:startOverride w:val="1"/>
-    </w:lvlOverride>
-    <w:lvlOverride w:ilvl="5">
-      <w:startOverride w:val="1"/>
-    </w:lvlOverride>
-    <w:lvlOverride w:ilvl="6">
-      <w:startOverride w:val="1"/>
-    </w:lvlOverride>
-    <w:lvlOverride w:ilvl="7">
-      <w:startOverride w:val="1"/>
-    </w:lvlOverride>
-    <w:lvlOverride w:ilvl="8">
-      <w:startOverride w:val="1"/>
-    </w:lvlOverride>
+    <w:abstractNumId w:val="991"/>
   </w:num>
   <w:num w:numId="1019">
     <w:abstractNumId w:val="991"/>
   </w:num>
   <w:num w:numId="1020">
-    <w:abstractNumId w:val="991"/>
-  </w:num>
-  <w:num w:numId="1021">
-    <w:abstractNumId w:val="991"/>
-  </w:num>
-  <w:num w:numId="1022">
     <w:abstractNumId w:val="991"/>
   </w:num>
 </w:numbering>

--- a/calculus-derivatives.docx
+++ b/calculus-derivatives.docx
@@ -15,7 +15,7 @@
         <w:pStyle w:val="Date"/>
       </w:pPr>
       <w:r>
-        <w:t xml:space="preserve">Last modified: 2026-10-15 15:19:18 (PDT)</w:t>
+        <w:t xml:space="preserve">Last modified: 2026-10-15 16:26:25 (PDT)</w:t>
       </w:r>
     </w:p>
     <w:bookmarkStart w:id="202" w:name="sec-derivatives"/>

--- a/calculus-derivatives.docx
+++ b/calculus-derivatives.docx
@@ -15,7 +15,7 @@
         <w:pStyle w:val="Date"/>
       </w:pPr>
       <w:r>
-        <w:t xml:space="preserve">Last modified: 2026-10-15 16:26:25 (PDT)</w:t>
+        <w:t xml:space="preserve">Last modified: 2026-10-15 17:47:31 (PDT)</w:t>
       </w:r>
     </w:p>
     <w:bookmarkStart w:id="202" w:name="sec-derivatives"/>

--- a/calculus-derivatives.docx
+++ b/calculus-derivatives.docx
@@ -15,7 +15,7 @@
         <w:pStyle w:val="Date"/>
       </w:pPr>
       <w:r>
-        <w:t xml:space="preserve">Last modified: 2026-10-15 17:47:31 (PDT)</w:t>
+        <w:t xml:space="preserve">Last modified: 2026-10-15 18:37:38 (PDT)</w:t>
       </w:r>
     </w:p>
     <w:bookmarkStart w:id="202" w:name="sec-derivatives"/>

--- a/calculus-derivatives.docx
+++ b/calculus-derivatives.docx
@@ -15,7 +15,7 @@
         <w:pStyle w:val="Date"/>
       </w:pPr>
       <w:r>
-        <w:t xml:space="preserve">Last modified: 2026-10-15 18:37:38 (PDT)</w:t>
+        <w:t xml:space="preserve">Last modified: 2026-10-15 19:41:40 (PDT)</w:t>
       </w:r>
     </w:p>
     <w:bookmarkStart w:id="202" w:name="sec-derivatives"/>

--- a/calculus-derivatives.docx
+++ b/calculus-derivatives.docx
@@ -15,7 +15,7 @@
         <w:pStyle w:val="Date"/>
       </w:pPr>
       <w:r>
-        <w:t xml:space="preserve">Last modified: 2026-10-15 19:41:40 (PDT)</w:t>
+        <w:t xml:space="preserve">Last modified: 2026-10-15 20:43:22 (PDT)</w:t>
       </w:r>
     </w:p>
     <w:bookmarkStart w:id="202" w:name="sec-derivatives"/>

--- a/calculus-derivatives.docx
+++ b/calculus-derivatives.docx
@@ -15,7 +15,7 @@
         <w:pStyle w:val="Date"/>
       </w:pPr>
       <w:r>
-        <w:t xml:space="preserve">Last modified: 2026-10-15 20:43:22 (PDT)</w:t>
+        <w:t xml:space="preserve">Last modified: 2026-10-15 21:43:14 (PDT)</w:t>
       </w:r>
     </w:p>
     <w:bookmarkStart w:id="202" w:name="sec-derivatives"/>

--- a/calculus-derivatives.docx
+++ b/calculus-derivatives.docx
@@ -15,7 +15,7 @@
         <w:pStyle w:val="Date"/>
       </w:pPr>
       <w:r>
-        <w:t xml:space="preserve">Last modified: 2026-10-15 21:43:14 (PDT)</w:t>
+        <w:t xml:space="preserve">Last modified: 2026-10-15 23:56:47 (PDT)</w:t>
       </w:r>
     </w:p>
     <w:bookmarkStart w:id="202" w:name="sec-derivatives"/>

--- a/calculus-derivatives.docx
+++ b/calculus-derivatives.docx
@@ -15,7 +15,7 @@
         <w:pStyle w:val="Date"/>
       </w:pPr>
       <w:r>
-        <w:t xml:space="preserve">Last modified: 2026-10-15 23:56:47 (PDT)</w:t>
+        <w:t xml:space="preserve">Last modified: 2026-10-16 01:00:03 (PDT)</w:t>
       </w:r>
     </w:p>
     <w:bookmarkStart w:id="202" w:name="sec-derivatives"/>

--- a/calculus-derivatives.docx
+++ b/calculus-derivatives.docx
@@ -15,7 +15,7 @@
         <w:pStyle w:val="Date"/>
       </w:pPr>
       <w:r>
-        <w:t xml:space="preserve">Last modified: 2026-10-16 01:00:03 (PDT)</w:t>
+        <w:t xml:space="preserve">Last modified: 2026-10-16 01:53:21 (PDT)</w:t>
       </w:r>
     </w:p>
     <w:bookmarkStart w:id="202" w:name="sec-derivatives"/>

--- a/calculus-derivatives.docx
+++ b/calculus-derivatives.docx
@@ -15,7 +15,7 @@
         <w:pStyle w:val="Date"/>
       </w:pPr>
       <w:r>
-        <w:t xml:space="preserve">Last modified: 2026-10-16 01:53:21 (PDT)</w:t>
+        <w:t xml:space="preserve">Last modified: 2026-10-16 02:45:37 (PDT)</w:t>
       </w:r>
     </w:p>
     <w:bookmarkStart w:id="202" w:name="sec-derivatives"/>

--- a/calculus-derivatives.docx
+++ b/calculus-derivatives.docx
@@ -15,7 +15,7 @@
         <w:pStyle w:val="Date"/>
       </w:pPr>
       <w:r>
-        <w:t xml:space="preserve">Last modified: 2026-10-16 02:45:37 (PDT)</w:t>
+        <w:t xml:space="preserve">Last modified: 2026-10-16 03:50:53 (PDT)</w:t>
       </w:r>
     </w:p>
     <w:bookmarkStart w:id="202" w:name="sec-derivatives"/>

--- a/calculus-derivatives.docx
+++ b/calculus-derivatives.docx
@@ -15,7 +15,7 @@
         <w:pStyle w:val="Date"/>
       </w:pPr>
       <w:r>
-        <w:t xml:space="preserve">Last modified: 2026-10-16 03:50:53 (PDT)</w:t>
+        <w:t xml:space="preserve">Last modified: 2026-10-16 04:38:30 (PDT)</w:t>
       </w:r>
     </w:p>
     <w:bookmarkStart w:id="202" w:name="sec-derivatives"/>

--- a/calculus-derivatives.docx
+++ b/calculus-derivatives.docx
@@ -15,7 +15,7 @@
         <w:pStyle w:val="Date"/>
       </w:pPr>
       <w:r>
-        <w:t xml:space="preserve">Last modified: 2026-10-16 04:38:30 (PDT)</w:t>
+        <w:t xml:space="preserve">Last modified: 2026-10-16 05:24:53 (PDT)</w:t>
       </w:r>
     </w:p>
     <w:bookmarkStart w:id="202" w:name="sec-derivatives"/>

--- a/calculus-derivatives.docx
+++ b/calculus-derivatives.docx
@@ -15,7 +15,7 @@
         <w:pStyle w:val="Date"/>
       </w:pPr>
       <w:r>
-        <w:t xml:space="preserve">Last modified: 2026-10-16 05:24:53 (PDT)</w:t>
+        <w:t xml:space="preserve">Last modified: 2026-10-16 06:27:40 (PDT)</w:t>
       </w:r>
     </w:p>
     <w:bookmarkStart w:id="202" w:name="sec-derivatives"/>

--- a/calculus-derivatives.docx
+++ b/calculus-derivatives.docx
@@ -15,7 +15,7 @@
         <w:pStyle w:val="Date"/>
       </w:pPr>
       <w:r>
-        <w:t xml:space="preserve">Last modified: 2026-10-16 06:27:40 (PDT)</w:t>
+        <w:t xml:space="preserve">Last modified: 2026-10-16 10:11:43 (PDT)</w:t>
       </w:r>
     </w:p>
     <w:bookmarkStart w:id="202" w:name="sec-derivatives"/>

--- a/calculus-derivatives.docx
+++ b/calculus-derivatives.docx
@@ -15,7 +15,7 @@
         <w:pStyle w:val="Date"/>
       </w:pPr>
       <w:r>
-        <w:t xml:space="preserve">Last modified: 2026-10-16 10:11:43 (PDT)</w:t>
+        <w:t xml:space="preserve">Last modified: 2026-10-16 10:58:47 (PDT)</w:t>
       </w:r>
     </w:p>
     <w:bookmarkStart w:id="202" w:name="sec-derivatives"/>

--- a/calculus-derivatives.docx
+++ b/calculus-derivatives.docx
@@ -15,7 +15,7 @@
         <w:pStyle w:val="Date"/>
       </w:pPr>
       <w:r>
-        <w:t xml:space="preserve">Last modified: 2026-10-16 10:58:47 (PDT)</w:t>
+        <w:t xml:space="preserve">Last modified: 2026-10-16 18:32:13 (PDT)</w:t>
       </w:r>
     </w:p>
     <w:bookmarkStart w:id="202" w:name="sec-derivatives"/>

--- a/calculus-derivatives.docx
+++ b/calculus-derivatives.docx
@@ -15,7 +15,7 @@
         <w:pStyle w:val="Date"/>
       </w:pPr>
       <w:r>
-        <w:t xml:space="preserve">Last modified: 2026-10-16 18:32:13 (PDT)</w:t>
+        <w:t xml:space="preserve">Last modified: 2026-10-16 19:32:00 (PDT)</w:t>
       </w:r>
     </w:p>
     <w:bookmarkStart w:id="202" w:name="sec-derivatives"/>

--- a/calculus-derivatives.docx
+++ b/calculus-derivatives.docx
@@ -15,7 +15,7 @@
         <w:pStyle w:val="Date"/>
       </w:pPr>
       <w:r>
-        <w:t xml:space="preserve">Last modified: 2026-10-16 19:32:00 (PDT)</w:t>
+        <w:t xml:space="preserve">Last modified: 2026-10-17 02:34:23 (PDT)</w:t>
       </w:r>
     </w:p>
     <w:bookmarkStart w:id="202" w:name="sec-derivatives"/>

--- a/calculus-derivatives.docx
+++ b/calculus-derivatives.docx
@@ -15,7 +15,7 @@
         <w:pStyle w:val="Date"/>
       </w:pPr>
       <w:r>
-        <w:t xml:space="preserve">Last modified: 2026-10-17 02:34:23 (PDT)</w:t>
+        <w:t xml:space="preserve">Last modified: 2026-10-17 03:46:15 (PDT)</w:t>
       </w:r>
     </w:p>
     <w:bookmarkStart w:id="202" w:name="sec-derivatives"/>

--- a/calculus-derivatives.docx
+++ b/calculus-derivatives.docx
@@ -15,10 +15,10 @@
         <w:pStyle w:val="Date"/>
       </w:pPr>
       <w:r>
-        <w:t xml:space="preserve">Last modified: 2026-10-17 03:46:15 (PDT)</w:t>
+        <w:t xml:space="preserve">Last modified: 2026-10-17 04:46:25 (PDT)</w:t>
       </w:r>
     </w:p>
-    <w:bookmarkStart w:id="202" w:name="sec-derivatives"/>
+    <w:bookmarkStart w:id="203" w:name="sec-derivatives"/>
     <w:p>
       <w:pPr>
         <w:pStyle w:val="Heading2"/>
@@ -23600,7 +23600,7 @@
     </w:p>
     <w:bookmarkEnd w:id="108"/>
     <w:bookmarkEnd w:id="109"/>
-    <w:bookmarkStart w:id="119" w:name="sec-function-profile"/>
+    <w:bookmarkStart w:id="120" w:name="sec-function-profile"/>
     <w:p>
       <w:pPr>
         <w:pStyle w:val="Heading3"/>
@@ -23976,7 +23976,7 @@
       </w:r>
     </w:p>
     <w:bookmarkEnd w:id="110"/>
-    <w:bookmarkStart w:id="113" w:name="def-function-profile"/>
+    <w:bookmarkStart w:id="114" w:name="def-function-profile"/>
     <w:p>
       <w:pPr>
         <w:pStyle w:val="BodyText"/>
@@ -24383,7 +24383,24 @@
         <w:t xml:space="preserve"> </w:t>
       </w:r>
       <w:r>
-        <w:t xml:space="preserve">which exists on the range of</w:t>
+        <w:t xml:space="preserve">which exists on the</w:t>
+      </w:r>
+      <w:r>
+        <w:t xml:space="preserve"> </w:t>
+      </w:r>
+      <w:hyperlink r:id="rId112">
+        <w:r>
+          <w:rPr>
+            <w:rStyle w:val="Hyperlink"/>
+          </w:rPr>
+          <w:t xml:space="preserve">image</w:t>
+        </w:r>
+      </w:hyperlink>
+      <w:r>
+        <w:t xml:space="preserve"> </w:t>
+      </w:r>
+      <w:r>
+        <w:t xml:space="preserve">of</w:t>
       </w:r>
       <w:r>
         <w:t xml:space="preserve"> </w:t>
@@ -24715,7 +24732,7 @@
       <w:r>
         <w:t xml:space="preserve">(</w:t>
       </w:r>
-      <w:hyperlink r:id="rId112">
+      <w:hyperlink r:id="rId113">
         <w:r>
           <w:rPr>
             <w:rStyle w:val="Hyperlink"/>
@@ -24927,8 +24944,8 @@
         <w:t xml:space="preserve">.</w:t>
       </w:r>
     </w:p>
-    <w:bookmarkEnd w:id="113"/>
-    <w:bookmarkStart w:id="118" w:name="exm-function-profile-logistic"/>
+    <w:bookmarkEnd w:id="114"/>
+    <w:bookmarkStart w:id="119" w:name="exm-function-profile-logistic"/>
     <w:p>
       <w:pPr>
         <w:pStyle w:val="FirstParagraph"/>
@@ -30588,7 +30605,7 @@
       <w:tr>
         <w:tc>
           <w:tcPr/>
-          <w:bookmarkStart w:id="117" w:name="fig-function-profile-logistic"/>
+          <w:bookmarkStart w:id="118" w:name="fig-function-profile-logistic"/>
           <w:p>
             <w:pPr>
               <w:pStyle w:val="Compact"/>
@@ -30599,18 +30616,18 @@
                 <wp:inline>
                   <wp:extent cx="4620126" cy="3696101"/>
                   <wp:effectExtent b="0" l="0" r="0" t="0"/>
-                  <wp:docPr descr="" title="" id="115" name="Picture"/>
+                  <wp:docPr descr="" title="" id="116" name="Picture"/>
                   <a:graphic>
                     <a:graphicData uri="http://schemas.openxmlformats.org/drawingml/2006/picture">
                       <pic:pic>
                         <pic:nvPicPr>
-                          <pic:cNvPr descr="calculus-derivatives_files/figure-docx/fig-function-profile-logistic-1.png" id="116" name="Picture"/>
+                          <pic:cNvPr descr="calculus-derivatives_files/figure-docx/fig-function-profile-logistic-1.png" id="117" name="Picture"/>
                           <pic:cNvPicPr>
                             <a:picLocks noChangeArrowheads="1" noChangeAspect="1"/>
                           </pic:cNvPicPr>
                         </pic:nvPicPr>
                         <pic:blipFill>
-                          <a:blip r:embed="rId114"/>
+                          <a:blip r:embed="rId115"/>
                           <a:stretch>
                             <a:fillRect/>
                           </a:stretch>
@@ -30650,13 +30667,13 @@
               <w:t xml:space="preserve">Figure 1: The logistic function, its derivative and its logarithm</w:t>
             </w:r>
           </w:p>
-          <w:bookmarkEnd w:id="117"/>
+          <w:bookmarkEnd w:id="118"/>
         </w:tc>
       </w:tr>
     </w:tbl>
-    <w:bookmarkEnd w:id="118"/>
     <w:bookmarkEnd w:id="119"/>
-    <w:bookmarkStart w:id="124" w:name="sec-tangent-lines"/>
+    <w:bookmarkEnd w:id="120"/>
+    <w:bookmarkStart w:id="125" w:name="sec-tangent-lines"/>
     <w:p>
       <w:pPr>
         <w:pStyle w:val="Heading3"/>
@@ -30665,7 +30682,7 @@
         <w:t xml:space="preserve">1.4 Tangent lines</w:t>
       </w:r>
     </w:p>
-    <w:bookmarkStart w:id="122" w:name="def-tangent-line"/>
+    <w:bookmarkStart w:id="123" w:name="def-tangent-line"/>
     <w:p>
       <w:pPr>
         <w:pStyle w:val="FirstParagraph"/>
@@ -30747,7 +30764,7 @@
       <w:r>
         <w:t xml:space="preserve"> </w:t>
       </w:r>
-      <w:hyperlink r:id="rId120">
+      <w:hyperlink r:id="rId121">
         <w:r>
           <w:rPr>
             <w:rStyle w:val="Hyperlink"/>
@@ -30792,7 +30809,7 @@
       <w:r>
         <w:t xml:space="preserve"> </w:t>
       </w:r>
-      <w:hyperlink r:id="rId121">
+      <w:hyperlink r:id="rId122">
         <w:r>
           <w:rPr>
             <w:rStyle w:val="Hyperlink"/>
@@ -31104,8 +31121,8 @@
         <w:t xml:space="preserve">.</w:t>
       </w:r>
     </w:p>
-    <w:bookmarkEnd w:id="122"/>
-    <w:bookmarkStart w:id="123" w:name="exm-tangent-line"/>
+    <w:bookmarkEnd w:id="123"/>
+    <w:bookmarkStart w:id="124" w:name="exm-tangent-line"/>
     <w:p>
       <w:pPr>
         <w:pStyle w:val="BodyText"/>
@@ -31769,9 +31786,9 @@
         <w:t xml:space="preserve">.</w:t>
       </w:r>
     </w:p>
-    <w:bookmarkEnd w:id="123"/>
     <w:bookmarkEnd w:id="124"/>
-    <w:bookmarkStart w:id="133" w:name="sec-linear-approximation"/>
+    <w:bookmarkEnd w:id="125"/>
+    <w:bookmarkStart w:id="134" w:name="sec-linear-approximation"/>
     <w:p>
       <w:pPr>
         <w:pStyle w:val="Heading3"/>
@@ -31817,7 +31834,7 @@
       <w:pPr>
         <w:pStyle w:val="BodyText"/>
       </w:pPr>
-      <w:bookmarkStart w:id="125" w:name="eq-linear-approx"/>
+      <w:bookmarkStart w:id="126" w:name="eq-linear-approx"/>
       <m:oMathPara>
         <m:oMathParaPr>
           <m:jc m:val="center"/>
@@ -31942,9 +31959,9 @@
           </m:r>
         </m:oMath>
       </m:oMathPara>
-      <w:bookmarkEnd w:id="125"/>
+      <w:bookmarkEnd w:id="126"/>
     </w:p>
-    <w:bookmarkStart w:id="126" w:name="def-linear-approximation"/>
+    <w:bookmarkStart w:id="127" w:name="def-linear-approximation"/>
     <w:p>
       <w:pPr>
         <w:pStyle w:val="FirstParagraph"/>
@@ -32314,8 +32331,8 @@
         <w:t xml:space="preserve">illustrates this approximation interactively for a quadratic function.</w:t>
       </w:r>
     </w:p>
-    <w:bookmarkEnd w:id="126"/>
-    <w:bookmarkStart w:id="129" w:name="rem-linear-approx-affine"/>
+    <w:bookmarkEnd w:id="127"/>
+    <w:bookmarkStart w:id="130" w:name="rem-linear-approx-affine"/>
     <w:p>
       <w:pPr>
         <w:pStyle w:val="BodyText"/>
@@ -32395,7 +32412,7 @@
       <w:r>
         <w:t xml:space="preserve"> </w:t>
       </w:r>
-      <w:hyperlink r:id="rId121">
+      <w:hyperlink r:id="rId122">
         <w:r>
           <w:rPr>
             <w:rStyle w:val="Hyperlink"/>
@@ -32508,7 +32525,7 @@
       <w:r>
         <w:t xml:space="preserve"> </w:t>
       </w:r>
-      <w:hyperlink r:id="rId127">
+      <w:hyperlink r:id="rId128">
         <w:r>
           <w:rPr>
             <w:rStyle w:val="Hyperlink"/>
@@ -32607,7 +32624,7 @@
       <w:r>
         <w:t xml:space="preserve">(</w:t>
       </w:r>
-      <w:hyperlink r:id="rId128">
+      <w:hyperlink r:id="rId129">
         <w:r>
           <w:rPr>
             <w:rStyle w:val="Hyperlink"/>
@@ -32634,7 +32651,7 @@
         <w:t xml:space="preserve">as an affine function for functions of several variables as well.</w:t>
       </w:r>
     </w:p>
-    <w:bookmarkEnd w:id="129"/>
+    <w:bookmarkEnd w:id="130"/>
     <w:tbl>
       <w:tblPr>
         <w:tblStyle w:val="Table"/>
@@ -32648,7 +32665,7 @@
       <w:tr>
         <w:tc>
           <w:tcPr/>
-          <w:bookmarkStart w:id="130" w:name="fig-linear-approx"/>
+          <w:bookmarkStart w:id="131" w:name="fig-linear-approx"/>
           <w:p>
             <w:pPr>
               <w:jc w:val="center"/>
@@ -32781,11 +32798,11 @@
               <w:t xml:space="preserve">.</w:t>
             </w:r>
           </w:p>
-          <w:bookmarkEnd w:id="130"/>
+          <w:bookmarkEnd w:id="131"/>
         </w:tc>
       </w:tr>
     </w:tbl>
-    <w:bookmarkStart w:id="131" w:name="exr-miller-deriv-tangent-line-approx"/>
+    <w:bookmarkStart w:id="132" w:name="exr-miller-deriv-tangent-line-approx"/>
     <w:p>
       <w:pPr>
         <w:pStyle w:val="BodyText"/>
@@ -33070,8 +33087,8 @@
         <w:t xml:space="preserve">, and compare that approximation with the exact value.</w:t>
       </w:r>
     </w:p>
-    <w:bookmarkEnd w:id="131"/>
-    <w:bookmarkStart w:id="132" w:name="sol-miller-deriv-tangent-line-approx"/>
+    <w:bookmarkEnd w:id="132"/>
+    <w:bookmarkStart w:id="133" w:name="sol-miller-deriv-tangent-line-approx"/>
     <w:p>
       <w:pPr>
         <w:pStyle w:val="FirstParagraph"/>
@@ -34429,9 +34446,9 @@
         <w:t xml:space="preserve">.</w:t>
       </w:r>
     </w:p>
-    <w:bookmarkEnd w:id="132"/>
     <w:bookmarkEnd w:id="133"/>
-    <w:bookmarkStart w:id="149" w:name="sec-critical-points"/>
+    <w:bookmarkEnd w:id="134"/>
+    <w:bookmarkStart w:id="150" w:name="sec-critical-points"/>
     <w:p>
       <w:pPr>
         <w:pStyle w:val="Heading3"/>
@@ -34440,7 +34457,7 @@
         <w:t xml:space="preserve">1.6 Critical points and optimization</w:t>
       </w:r>
     </w:p>
-    <w:bookmarkStart w:id="134" w:name="def-flat-point"/>
+    <w:bookmarkStart w:id="135" w:name="def-flat-point"/>
     <w:p>
       <w:pPr>
         <w:pStyle w:val="FirstParagraph"/>
@@ -34608,8 +34625,8 @@
         <w:t xml:space="preserve">).</w:t>
       </w:r>
     </w:p>
-    <w:bookmarkEnd w:id="134"/>
-    <w:bookmarkStart w:id="137" w:name="exm-flat-point"/>
+    <w:bookmarkEnd w:id="135"/>
+    <w:bookmarkStart w:id="138" w:name="exm-flat-point"/>
     <w:p>
       <w:pPr>
         <w:pStyle w:val="BodyText"/>
@@ -34834,7 +34851,7 @@
       <w:r>
         <w:t xml:space="preserve"> </w:t>
       </w:r>
-      <w:hyperlink r:id="rId135">
+      <w:hyperlink r:id="rId136">
         <w:r>
           <w:rPr>
             <w:rStyle w:val="Hyperlink"/>
@@ -34851,7 +34868,7 @@
       <w:r>
         <w:t xml:space="preserve"> </w:t>
       </w:r>
-      <w:hyperlink r:id="rId136">
+      <w:hyperlink r:id="rId137">
         <w:r>
           <w:rPr>
             <w:rStyle w:val="Hyperlink"/>
@@ -35133,8 +35150,8 @@
         <w:t xml:space="preserve">is not a flat point.</w:t>
       </w:r>
     </w:p>
-    <w:bookmarkEnd w:id="137"/>
-    <w:bookmarkStart w:id="138" w:name="exr-flat-point"/>
+    <w:bookmarkEnd w:id="138"/>
+    <w:bookmarkStart w:id="139" w:name="exr-flat-point"/>
     <w:p>
       <w:pPr>
         <w:pStyle w:val="FirstParagraph"/>
@@ -35309,7 +35326,7 @@
       <w:r>
         <w:t xml:space="preserve"> </w:t>
       </w:r>
-      <w:hyperlink r:id="rId135">
+      <w:hyperlink r:id="rId136">
         <w:r>
           <w:rPr>
             <w:rStyle w:val="Hyperlink"/>
@@ -35326,7 +35343,7 @@
       <w:r>
         <w:t xml:space="preserve"> </w:t>
       </w:r>
-      <w:hyperlink r:id="rId136">
+      <w:hyperlink r:id="rId137">
         <w:r>
           <w:rPr>
             <w:rStyle w:val="Hyperlink"/>
@@ -35427,8 +35444,8 @@
         <w:t xml:space="preserve">, and compare that prediction with the exact value.</w:t>
       </w:r>
     </w:p>
-    <w:bookmarkEnd w:id="138"/>
-    <w:bookmarkStart w:id="140" w:name="sol-flat-point"/>
+    <w:bookmarkEnd w:id="139"/>
+    <w:bookmarkStart w:id="141" w:name="sol-flat-point"/>
     <w:p>
       <w:pPr>
         <w:pStyle w:val="FirstParagraph"/>
@@ -36630,7 +36647,7 @@
       <w:r>
         <w:t xml:space="preserve"> </w:t>
       </w:r>
-      <w:hyperlink r:id="rId139">
+      <w:hyperlink r:id="rId140">
         <w:r>
           <w:rPr>
             <w:rStyle w:val="Hyperlink"/>
@@ -36660,8 +36677,8 @@
         <w:t xml:space="preserve">and the recommendation is trustworthy only as far as the step is small.</w:t>
       </w:r>
     </w:p>
-    <w:bookmarkEnd w:id="140"/>
-    <w:bookmarkStart w:id="141" w:name="def-critical-point"/>
+    <w:bookmarkEnd w:id="141"/>
+    <w:bookmarkStart w:id="142" w:name="def-critical-point"/>
     <w:p>
       <w:pPr>
         <w:pStyle w:val="BodyText"/>
@@ -36861,8 +36878,8 @@
         <w:t xml:space="preserve">).</w:t>
       </w:r>
     </w:p>
-    <w:bookmarkEnd w:id="141"/>
-    <w:bookmarkStart w:id="142" w:name="exm-critical-point"/>
+    <w:bookmarkEnd w:id="142"/>
+    <w:bookmarkStart w:id="143" w:name="exm-critical-point"/>
     <w:p>
       <w:pPr>
         <w:pStyle w:val="BodyText"/>
@@ -37563,8 +37580,8 @@
         <w:t xml:space="preserve">is not one.</w:t>
       </w:r>
     </w:p>
-    <w:bookmarkEnd w:id="142"/>
-    <w:bookmarkStart w:id="143" w:name="thm-flat-point-critical"/>
+    <w:bookmarkEnd w:id="143"/>
+    <w:bookmarkStart w:id="144" w:name="thm-flat-point-critical"/>
     <w:p>
       <w:pPr>
         <w:pStyle w:val="FirstParagraph"/>
@@ -37661,7 +37678,7 @@
         <w:t xml:space="preserve">).</w:t>
       </w:r>
     </w:p>
-    <w:bookmarkEnd w:id="143"/>
+    <w:bookmarkEnd w:id="144"/>
     <w:p>
       <w:pPr>
         <w:pStyle w:val="BodyText"/>
@@ -37865,7 +37882,7 @@
         <w:t xml:space="preserve">is a critical point.</w:t>
       </w:r>
     </w:p>
-    <w:bookmarkStart w:id="144" w:name="exm-flat-point-critical"/>
+    <w:bookmarkStart w:id="145" w:name="exm-flat-point-critical"/>
     <w:p>
       <w:pPr>
         <w:pStyle w:val="BodyText"/>
@@ -38951,8 +38968,8 @@
         <w:t xml:space="preserve">), but not a flat point.</w:t>
       </w:r>
     </w:p>
-    <w:bookmarkEnd w:id="144"/>
-    <w:bookmarkStart w:id="145" w:name="exr-miller-deriv-opt-gamma-kernel"/>
+    <w:bookmarkEnd w:id="145"/>
+    <w:bookmarkStart w:id="146" w:name="exr-miller-deriv-opt-gamma-kernel"/>
     <w:p>
       <w:pPr>
         <w:pStyle w:val="BodyText"/>
@@ -39097,8 +39114,8 @@
         <w:t xml:space="preserve">.</w:t>
       </w:r>
     </w:p>
-    <w:bookmarkEnd w:id="145"/>
-    <w:bookmarkStart w:id="146" w:name="sol-miller-deriv-opt-gamma-kernel"/>
+    <w:bookmarkEnd w:id="146"/>
+    <w:bookmarkStart w:id="147" w:name="sol-miller-deriv-opt-gamma-kernel"/>
     <w:p>
       <w:pPr>
         <w:pStyle w:val="BodyText"/>
@@ -39982,8 +39999,8 @@
         <w:t xml:space="preserve">.</w:t>
       </w:r>
     </w:p>
-    <w:bookmarkEnd w:id="146"/>
-    <w:bookmarkStart w:id="147" w:name="X2af8583915c3d6755df2ace9fe2e1b48908f679"/>
+    <w:bookmarkEnd w:id="147"/>
+    <w:bookmarkStart w:id="148" w:name="X2af8583915c3d6755df2ace9fe2e1b48908f679"/>
     <w:p>
       <w:pPr>
         <w:pStyle w:val="BodyText"/>
@@ -40099,8 +40116,8 @@
         <w:t xml:space="preserve">and decide whether each is a local maximum, a local minimum, or an inflection point.</w:t>
       </w:r>
     </w:p>
-    <w:bookmarkEnd w:id="147"/>
-    <w:bookmarkStart w:id="148" w:name="X9a58de6c6ab4baf2df3e3111c406b3abe7c25e0"/>
+    <w:bookmarkEnd w:id="148"/>
+    <w:bookmarkStart w:id="149" w:name="X9a58de6c6ab4baf2df3e3111c406b3abe7c25e0"/>
     <w:p>
       <w:pPr>
         <w:pStyle w:val="BodyText"/>
@@ -40877,9 +40894,9 @@
         <w:t xml:space="preserve">is non-zero at both critical points, neither is an inflection point.</w:t>
       </w:r>
     </w:p>
-    <w:bookmarkEnd w:id="148"/>
     <w:bookmarkEnd w:id="149"/>
-    <w:bookmarkStart w:id="201" w:name="sec-taylor-series"/>
+    <w:bookmarkEnd w:id="150"/>
+    <w:bookmarkStart w:id="202" w:name="sec-taylor-series"/>
     <w:p>
       <w:pPr>
         <w:pStyle w:val="Heading3"/>
@@ -40888,7 +40905,7 @@
         <w:t xml:space="preserve">1.7 Taylor series</w:t>
       </w:r>
     </w:p>
-    <w:bookmarkStart w:id="151" w:name="def-taylor-polynomial"/>
+    <w:bookmarkStart w:id="152" w:name="def-taylor-polynomial"/>
     <w:p>
       <w:pPr>
         <w:pStyle w:val="FirstParagraph"/>
@@ -41032,7 +41049,7 @@
       <w:pPr>
         <w:pStyle w:val="BodyText"/>
       </w:pPr>
-      <w:bookmarkStart w:id="150" w:name="eq-taylor-poly-def"/>
+      <w:bookmarkStart w:id="151" w:name="eq-taylor-poly-def"/>
       <m:oMathPara>
         <m:oMathParaPr>
           <m:jc m:val="center"/>
@@ -41582,10 +41599,10 @@
           </m:r>
         </m:oMath>
       </m:oMathPara>
-      <w:bookmarkEnd w:id="150"/>
+      <w:bookmarkEnd w:id="151"/>
     </w:p>
-    <w:bookmarkEnd w:id="151"/>
-    <w:bookmarkStart w:id="152" w:name="exm-taylor-polynomial-exponential"/>
+    <w:bookmarkEnd w:id="152"/>
+    <w:bookmarkStart w:id="153" w:name="exm-taylor-polynomial-exponential"/>
     <w:p>
       <w:pPr>
         <w:pStyle w:val="FirstParagraph"/>
@@ -42230,8 +42247,8 @@
         </m:oMath>
       </m:oMathPara>
     </w:p>
-    <w:bookmarkEnd w:id="152"/>
-    <w:bookmarkStart w:id="153" w:name="def-maclaurin-polynomial"/>
+    <w:bookmarkEnd w:id="153"/>
+    <w:bookmarkStart w:id="154" w:name="def-maclaurin-polynomial"/>
     <w:p>
       <w:pPr>
         <w:pStyle w:val="FirstParagraph"/>
@@ -42341,8 +42358,8 @@
         <w:t xml:space="preserve">.</w:t>
       </w:r>
     </w:p>
-    <w:bookmarkEnd w:id="153"/>
-    <w:bookmarkStart w:id="154" w:name="def-taylor-series"/>
+    <w:bookmarkEnd w:id="154"/>
+    <w:bookmarkStart w:id="155" w:name="def-taylor-series"/>
     <w:p>
       <w:pPr>
         <w:pStyle w:val="BodyText"/>
@@ -42682,7 +42699,7 @@
         <w:t xml:space="preserve">.</w:t>
       </w:r>
     </w:p>
-    <w:bookmarkEnd w:id="154"/>
+    <w:bookmarkEnd w:id="155"/>
     <w:tbl>
       <w:tblPr>
         <w:tblStyle w:val="Table"/>
@@ -42724,12 +42741,12 @@
                 <wp:inline>
                   <wp:extent cx="152400" cy="152400"/>
                   <wp:effectExtent b="0" l="0" r="0" t="0"/>
-                  <wp:docPr descr="" title="" id="155" name="Picture"/>
+                  <wp:docPr descr="" title="" id="156" name="Picture"/>
                   <a:graphic>
                     <a:graphicData uri="http://schemas.openxmlformats.org/drawingml/2006/picture">
                       <pic:pic>
                         <pic:nvPicPr>
-                          <pic:cNvPr descr="/opt/quarto/share/formats/docx/tip.png" id="156" name="Picture"/>
+                          <pic:cNvPr descr="/opt/quarto/share/formats/docx/tip.png" id="157" name="Picture"/>
                           <pic:cNvPicPr>
                             <a:picLocks noChangeArrowheads="1" noChangeAspect="1"/>
                           </pic:cNvPicPr>
@@ -42797,7 +42814,7 @@
             <w:r>
               <w:t xml:space="preserve"> </w:t>
             </w:r>
-            <w:hyperlink r:id="rId157">
+            <w:hyperlink r:id="rId158">
               <w:r>
                 <w:rPr>
                   <w:rStyle w:val="Hyperlink"/>
@@ -42828,7 +42845,7 @@
                 <w:numId w:val="1020"/>
               </w:numPr>
             </w:pPr>
-            <w:hyperlink r:id="rId158">
+            <w:hyperlink r:id="rId159">
               <w:r>
                 <w:rPr>
                   <w:rStyle w:val="Hyperlink"/>
@@ -42858,7 +42875,7 @@
         </w:tc>
       </w:tr>
     </w:tbl>
-    <w:bookmarkStart w:id="159" w:name="exr-miller-taylor-poly-zero"/>
+    <w:bookmarkStart w:id="160" w:name="exr-miller-taylor-poly-zero"/>
     <w:p>
       <w:pPr>
         <w:pStyle w:val="FirstParagraph"/>
@@ -43006,8 +43023,8 @@
         <w:t xml:space="preserve">.</w:t>
       </w:r>
     </w:p>
-    <w:bookmarkEnd w:id="159"/>
-    <w:bookmarkStart w:id="160" w:name="sol-miller-taylor-poly-zero"/>
+    <w:bookmarkEnd w:id="160"/>
+    <w:bookmarkStart w:id="161" w:name="sol-miller-taylor-poly-zero"/>
     <w:p>
       <w:pPr>
         <w:pStyle w:val="BodyText"/>
@@ -43961,8 +43978,8 @@
         <w:t xml:space="preserve">, its Taylor polynomial of degree 4 simply collects its terms of degree at most 4.</w:t>
       </w:r>
     </w:p>
-    <w:bookmarkEnd w:id="160"/>
-    <w:bookmarkStart w:id="161" w:name="exr-miller-taylor-poly-nonzero"/>
+    <w:bookmarkEnd w:id="161"/>
+    <w:bookmarkStart w:id="162" w:name="exr-miller-taylor-poly-nonzero"/>
     <w:p>
       <w:pPr>
         <w:pStyle w:val="BodyText"/>
@@ -44110,8 +44127,8 @@
         <w:t xml:space="preserve">.</w:t>
       </w:r>
     </w:p>
-    <w:bookmarkEnd w:id="161"/>
-    <w:bookmarkStart w:id="162" w:name="sol-miller-taylor-poly-nonzero"/>
+    <w:bookmarkEnd w:id="162"/>
+    <w:bookmarkStart w:id="163" w:name="sol-miller-taylor-poly-nonzero"/>
     <w:p>
       <w:pPr>
         <w:pStyle w:val="BodyText"/>
@@ -44813,8 +44830,8 @@
         </m:oMath>
       </m:oMathPara>
     </w:p>
-    <w:bookmarkEnd w:id="162"/>
-    <w:bookmarkStart w:id="163" w:name="exm-taylor-polynomial-cosine"/>
+    <w:bookmarkEnd w:id="163"/>
+    <w:bookmarkStart w:id="164" w:name="exm-taylor-polynomial-cosine"/>
     <w:p>
       <w:pPr>
         <w:pStyle w:val="FirstParagraph"/>
@@ -45743,8 +45760,8 @@
         </m:oMath>
       </m:oMathPara>
     </w:p>
-    <w:bookmarkEnd w:id="163"/>
-    <w:bookmarkStart w:id="164" w:name="exm-taylor-polynomial-sine"/>
+    <w:bookmarkEnd w:id="164"/>
+    <w:bookmarkStart w:id="165" w:name="exm-taylor-polynomial-sine"/>
     <w:p>
       <w:pPr>
         <w:pStyle w:val="FirstParagraph"/>
@@ -46349,8 +46366,8 @@
         </m:oMath>
       </m:oMathPara>
     </w:p>
-    <w:bookmarkEnd w:id="164"/>
-    <w:bookmarkStart w:id="165" w:name="exr-miller-taylor-cos-scaled"/>
+    <w:bookmarkEnd w:id="165"/>
+    <w:bookmarkStart w:id="166" w:name="exr-miller-taylor-cos-scaled"/>
     <w:p>
       <w:pPr>
         <w:pStyle w:val="FirstParagraph"/>
@@ -46483,8 +46500,8 @@
         <w:t xml:space="preserve">.</w:t>
       </w:r>
     </w:p>
-    <w:bookmarkEnd w:id="165"/>
-    <w:bookmarkStart w:id="166" w:name="sol-miller-taylor-cos-scaled"/>
+    <w:bookmarkEnd w:id="166"/>
+    <w:bookmarkStart w:id="167" w:name="sol-miller-taylor-cos-scaled"/>
     <w:p>
       <w:pPr>
         <w:pStyle w:val="BodyText"/>
@@ -46924,8 +46941,8 @@
         <w:t xml:space="preserve">Substituting into known Taylor expansions avoids computing high-order derivatives by hand.</w:t>
       </w:r>
     </w:p>
-    <w:bookmarkEnd w:id="166"/>
-    <w:bookmarkStart w:id="167" w:name="exr-miller-taylor-cos-cubed"/>
+    <w:bookmarkEnd w:id="167"/>
+    <w:bookmarkStart w:id="168" w:name="exr-miller-taylor-cos-cubed"/>
     <w:p>
       <w:pPr>
         <w:pStyle w:val="BodyText"/>
@@ -47067,8 +47084,8 @@
         <w:t xml:space="preserve">.</w:t>
       </w:r>
     </w:p>
-    <w:bookmarkEnd w:id="167"/>
-    <w:bookmarkStart w:id="168" w:name="sol-miller-taylor-cos-cubed"/>
+    <w:bookmarkEnd w:id="168"/>
+    <w:bookmarkStart w:id="169" w:name="sol-miller-taylor-cos-cubed"/>
     <w:p>
       <w:pPr>
         <w:pStyle w:val="BodyText"/>
@@ -47991,8 +48008,8 @@
         </m:oMath>
       </m:oMathPara>
     </w:p>
-    <w:bookmarkEnd w:id="168"/>
-    <w:bookmarkStart w:id="169" w:name="exr-miller-taylor-exp-base"/>
+    <w:bookmarkEnd w:id="169"/>
+    <w:bookmarkStart w:id="170" w:name="exr-miller-taylor-exp-base"/>
     <w:p>
       <w:pPr>
         <w:pStyle w:val="FirstParagraph"/>
@@ -48113,8 +48130,8 @@
         <w:t xml:space="preserve">.</w:t>
       </w:r>
     </w:p>
-    <w:bookmarkEnd w:id="169"/>
-    <w:bookmarkStart w:id="170" w:name="sol-miller-taylor-exp-base"/>
+    <w:bookmarkEnd w:id="170"/>
+    <w:bookmarkStart w:id="171" w:name="sol-miller-taylor-exp-base"/>
     <w:p>
       <w:pPr>
         <w:pStyle w:val="BodyText"/>
@@ -48637,8 +48654,8 @@
         </m:oMath>
       </m:oMathPara>
     </w:p>
-    <w:bookmarkEnd w:id="170"/>
-    <w:bookmarkStart w:id="171" w:name="exr-miller-taylor-exp-power"/>
+    <w:bookmarkEnd w:id="171"/>
+    <w:bookmarkStart w:id="172" w:name="exr-miller-taylor-exp-power"/>
     <w:p>
       <w:pPr>
         <w:pStyle w:val="FirstParagraph"/>
@@ -48781,8 +48798,8 @@
         <w:t xml:space="preserve">.</w:t>
       </w:r>
     </w:p>
-    <w:bookmarkEnd w:id="171"/>
-    <w:bookmarkStart w:id="172" w:name="sol-miller-taylor-exp-power"/>
+    <w:bookmarkEnd w:id="172"/>
+    <w:bookmarkStart w:id="173" w:name="sol-miller-taylor-exp-power"/>
     <w:p>
       <w:pPr>
         <w:pStyle w:val="BodyText"/>
@@ -49322,8 +49339,8 @@
         </m:oMath>
       </m:oMathPara>
     </w:p>
-    <w:bookmarkEnd w:id="172"/>
-    <w:bookmarkStart w:id="173" w:name="exr-miller-taylor-normal-density"/>
+    <w:bookmarkEnd w:id="173"/>
+    <w:bookmarkStart w:id="174" w:name="exr-miller-taylor-normal-density"/>
     <w:p>
       <w:pPr>
         <w:pStyle w:val="FirstParagraph"/>
@@ -49510,8 +49527,8 @@
         <w:t xml:space="preserve">.</w:t>
       </w:r>
     </w:p>
-    <w:bookmarkEnd w:id="173"/>
-    <w:bookmarkStart w:id="174" w:name="sol-miller-taylor-normal-density"/>
+    <w:bookmarkEnd w:id="174"/>
+    <w:bookmarkStart w:id="175" w:name="sol-miller-taylor-normal-density"/>
     <w:p>
       <w:pPr>
         <w:pStyle w:val="BodyText"/>
@@ -50085,8 +50102,8 @@
         </m:oMath>
       </m:oMathPara>
     </w:p>
-    <w:bookmarkEnd w:id="174"/>
-    <w:bookmarkStart w:id="175" w:name="thm-taylor-normal-density"/>
+    <w:bookmarkEnd w:id="175"/>
+    <w:bookmarkStart w:id="176" w:name="thm-taylor-normal-density"/>
     <w:p>
       <w:pPr>
         <w:pStyle w:val="FirstParagraph"/>
@@ -50344,7 +50361,7 @@
         </m:oMath>
       </m:oMathPara>
     </w:p>
-    <w:bookmarkEnd w:id="175"/>
+    <w:bookmarkEnd w:id="176"/>
     <w:p>
       <w:pPr>
         <w:pStyle w:val="FirstParagraph"/>
@@ -50391,7 +50408,7 @@
         <w:t xml:space="preserve">.</w:t>
       </w:r>
     </w:p>
-    <w:bookmarkStart w:id="176" w:name="exr-miller-taylor-sqrt"/>
+    <w:bookmarkStart w:id="177" w:name="exr-miller-taylor-sqrt"/>
     <w:p>
       <w:pPr>
         <w:pStyle w:val="BodyText"/>
@@ -50520,8 +50537,8 @@
         <w:t xml:space="preserve">.</w:t>
       </w:r>
     </w:p>
-    <w:bookmarkEnd w:id="176"/>
-    <w:bookmarkStart w:id="177" w:name="sol-miller-taylor-sqrt"/>
+    <w:bookmarkEnd w:id="177"/>
+    <w:bookmarkStart w:id="178" w:name="sol-miller-taylor-sqrt"/>
     <w:p>
       <w:pPr>
         <w:pStyle w:val="BodyText"/>
@@ -51401,8 +51418,8 @@
         </m:oMath>
       </m:oMathPara>
     </w:p>
-    <w:bookmarkEnd w:id="177"/>
-    <w:bookmarkStart w:id="178" w:name="exr-miller-taylor-cube-root"/>
+    <w:bookmarkEnd w:id="178"/>
+    <w:bookmarkStart w:id="179" w:name="exr-miller-taylor-cube-root"/>
     <w:p>
       <w:pPr>
         <w:pStyle w:val="FirstParagraph"/>
@@ -51562,8 +51579,8 @@
         <w:t xml:space="preserve">.</w:t>
       </w:r>
     </w:p>
-    <w:bookmarkEnd w:id="178"/>
-    <w:bookmarkStart w:id="179" w:name="sol-miller-taylor-cube-root"/>
+    <w:bookmarkEnd w:id="179"/>
+    <w:bookmarkStart w:id="180" w:name="sol-miller-taylor-cube-root"/>
     <w:p>
       <w:pPr>
         <w:pStyle w:val="BodyText"/>
@@ -52875,8 +52892,8 @@
         </m:oMath>
       </m:oMathPara>
     </w:p>
-    <w:bookmarkEnd w:id="179"/>
-    <w:bookmarkStart w:id="180" w:name="exr-miller-taylor-x-log-x"/>
+    <w:bookmarkEnd w:id="180"/>
+    <w:bookmarkStart w:id="181" w:name="exr-miller-taylor-x-log-x"/>
     <w:p>
       <w:pPr>
         <w:pStyle w:val="FirstParagraph"/>
@@ -53025,8 +53042,8 @@
         <w:t xml:space="preserve">.</w:t>
       </w:r>
     </w:p>
-    <w:bookmarkEnd w:id="180"/>
-    <w:bookmarkStart w:id="181" w:name="sol-miller-taylor-x-log-x"/>
+    <w:bookmarkEnd w:id="181"/>
+    <w:bookmarkStart w:id="182" w:name="sol-miller-taylor-x-log-x"/>
     <w:p>
       <w:pPr>
         <w:pStyle w:val="BodyText"/>
@@ -53690,8 +53707,8 @@
         </m:oMath>
       </m:oMathPara>
     </w:p>
-    <w:bookmarkEnd w:id="181"/>
-    <w:bookmarkStart w:id="182" w:name="exr-miller-taylor-log-one-plus-x"/>
+    <w:bookmarkEnd w:id="182"/>
+    <w:bookmarkStart w:id="183" w:name="exr-miller-taylor-log-one-plus-x"/>
     <w:p>
       <w:pPr>
         <w:pStyle w:val="FirstParagraph"/>
@@ -53876,8 +53893,8 @@
         <w:t xml:space="preserve">.</w:t>
       </w:r>
     </w:p>
-    <w:bookmarkEnd w:id="182"/>
-    <w:bookmarkStart w:id="183" w:name="sol-miller-taylor-log-one-plus-x"/>
+    <w:bookmarkEnd w:id="183"/>
+    <w:bookmarkStart w:id="184" w:name="sol-miller-taylor-log-one-plus-x"/>
     <w:p>
       <w:pPr>
         <w:pStyle w:val="BodyText"/>
@@ -54497,8 +54514,8 @@
         </m:oMath>
       </m:oMathPara>
     </w:p>
-    <w:bookmarkEnd w:id="183"/>
-    <w:bookmarkStart w:id="184" w:name="thm-taylor-log-one-plus-x"/>
+    <w:bookmarkEnd w:id="184"/>
+    <w:bookmarkStart w:id="185" w:name="thm-taylor-log-one-plus-x"/>
     <w:p>
       <w:pPr>
         <w:pStyle w:val="FirstParagraph"/>
@@ -54747,7 +54764,7 @@
         </m:oMath>
       </m:oMathPara>
     </w:p>
-    <w:bookmarkEnd w:id="184"/>
+    <w:bookmarkEnd w:id="185"/>
     <w:p>
       <w:pPr>
         <w:pStyle w:val="FirstParagraph"/>
@@ -54794,7 +54811,7 @@
         <w:t xml:space="preserve">.</w:t>
       </w:r>
     </w:p>
-    <w:bookmarkStart w:id="185" w:name="exr-miller-taylor-log-one-minus-x"/>
+    <w:bookmarkStart w:id="186" w:name="exr-miller-taylor-log-one-minus-x"/>
     <w:p>
       <w:pPr>
         <w:pStyle w:val="BodyText"/>
@@ -54979,8 +54996,8 @@
         <w:t xml:space="preserve">.</w:t>
       </w:r>
     </w:p>
-    <w:bookmarkEnd w:id="185"/>
-    <w:bookmarkStart w:id="186" w:name="sol-miller-taylor-log-one-minus-x"/>
+    <w:bookmarkEnd w:id="186"/>
+    <w:bookmarkStart w:id="187" w:name="sol-miller-taylor-log-one-minus-x"/>
     <w:p>
       <w:pPr>
         <w:pStyle w:val="BodyText"/>
@@ -55359,8 +55376,8 @@
         </m:oMath>
       </m:oMathPara>
     </w:p>
-    <w:bookmarkEnd w:id="186"/>
-    <w:bookmarkStart w:id="187" w:name="thm-taylor-log-one-minus-x"/>
+    <w:bookmarkEnd w:id="187"/>
+    <w:bookmarkStart w:id="188" w:name="thm-taylor-log-one-minus-x"/>
     <w:p>
       <w:pPr>
         <w:pStyle w:val="FirstParagraph"/>
@@ -55615,7 +55632,7 @@
         </m:oMath>
       </m:oMathPara>
     </w:p>
-    <w:bookmarkEnd w:id="187"/>
+    <w:bookmarkEnd w:id="188"/>
     <w:p>
       <w:pPr>
         <w:pStyle w:val="FirstParagraph"/>
@@ -55662,7 +55679,7 @@
         <w:t xml:space="preserve">.</w:t>
       </w:r>
     </w:p>
-    <w:bookmarkStart w:id="188" w:name="exr-miller-taylor-log-product-exp"/>
+    <w:bookmarkStart w:id="189" w:name="exr-miller-taylor-log-product-exp"/>
     <w:p>
       <w:pPr>
         <w:pStyle w:val="BodyText"/>
@@ -55895,8 +55912,8 @@
         <w:t xml:space="preserve">.</w:t>
       </w:r>
     </w:p>
-    <w:bookmarkEnd w:id="188"/>
-    <w:bookmarkStart w:id="189" w:name="sol-miller-taylor-log-product-exp"/>
+    <w:bookmarkEnd w:id="189"/>
+    <w:bookmarkStart w:id="190" w:name="sol-miller-taylor-log-product-exp"/>
     <w:p>
       <w:pPr>
         <w:pStyle w:val="BodyText"/>
@@ -56528,8 +56545,8 @@
         </m:oMath>
       </m:oMathPara>
     </w:p>
-    <w:bookmarkEnd w:id="189"/>
-    <w:bookmarkStart w:id="190" w:name="exr-miller-taylor-product-cos-log"/>
+    <w:bookmarkEnd w:id="190"/>
+    <w:bookmarkStart w:id="191" w:name="exr-miller-taylor-product-cos-log"/>
     <w:p>
       <w:pPr>
         <w:pStyle w:val="FirstParagraph"/>
@@ -56689,8 +56706,8 @@
         <w:t xml:space="preserve">.</w:t>
       </w:r>
     </w:p>
-    <w:bookmarkEnd w:id="190"/>
-    <w:bookmarkStart w:id="191" w:name="sol-miller-taylor-product-cos-log"/>
+    <w:bookmarkEnd w:id="191"/>
+    <w:bookmarkStart w:id="192" w:name="sol-miller-taylor-product-cos-log"/>
     <w:p>
       <w:pPr>
         <w:pStyle w:val="BodyText"/>
@@ -57189,8 +57206,8 @@
         </m:oMath>
       </m:oMathPara>
     </w:p>
-    <w:bookmarkEnd w:id="191"/>
-    <w:bookmarkStart w:id="192" w:name="exr-miller-taylor-log-scaled"/>
+    <w:bookmarkEnd w:id="192"/>
+    <w:bookmarkStart w:id="193" w:name="exr-miller-taylor-log-scaled"/>
     <w:p>
       <w:pPr>
         <w:pStyle w:val="FirstParagraph"/>
@@ -57381,8 +57398,8 @@
         <w:t xml:space="preserve">.</w:t>
       </w:r>
     </w:p>
-    <w:bookmarkEnd w:id="192"/>
-    <w:bookmarkStart w:id="193" w:name="sol-miller-taylor-log-scaled"/>
+    <w:bookmarkEnd w:id="193"/>
+    <w:bookmarkStart w:id="194" w:name="sol-miller-taylor-log-scaled"/>
     <w:p>
       <w:pPr>
         <w:pStyle w:val="BodyText"/>
@@ -57699,9 +57716,9 @@
         </m:oMath>
       </m:oMathPara>
     </w:p>
-    <w:bookmarkEnd w:id="193"/>
-    <w:bookmarkStart w:id="200" w:name="refs"/>
-    <w:bookmarkStart w:id="195" w:name="ref-boyd2018vmls"/>
+    <w:bookmarkEnd w:id="194"/>
+    <w:bookmarkStart w:id="201" w:name="refs"/>
+    <w:bookmarkStart w:id="196" w:name="ref-boyd2018vmls"/>
     <w:p>
       <w:pPr>
         <w:pStyle w:val="Bibliography"/>
@@ -57725,7 +57742,7 @@
       <w:r>
         <w:t xml:space="preserve"> </w:t>
       </w:r>
-      <w:hyperlink r:id="rId194">
+      <w:hyperlink r:id="rId195">
         <w:r>
           <w:rPr>
             <w:rStyle w:val="Hyperlink"/>
@@ -57737,8 +57754,8 @@
         <w:t xml:space="preserve">.</w:t>
       </w:r>
     </w:p>
-    <w:bookmarkEnd w:id="195"/>
-    <w:bookmarkStart w:id="197" w:name="ref-larsonCalc11e"/>
+    <w:bookmarkEnd w:id="196"/>
+    <w:bookmarkStart w:id="198" w:name="ref-larsonCalc11e"/>
     <w:p>
       <w:pPr>
         <w:pStyle w:val="Bibliography"/>
@@ -57762,7 +57779,7 @@
       <w:r>
         <w:t xml:space="preserve"> </w:t>
       </w:r>
-      <w:hyperlink r:id="rId196">
+      <w:hyperlink r:id="rId197">
         <w:r>
           <w:rPr>
             <w:rStyle w:val="Hyperlink"/>
@@ -57774,8 +57791,8 @@
         <w:t xml:space="preserve">.</w:t>
       </w:r>
     </w:p>
-    <w:bookmarkEnd w:id="197"/>
-    <w:bookmarkStart w:id="199" w:name="ref-problifesavercalc"/>
+    <w:bookmarkEnd w:id="198"/>
+    <w:bookmarkStart w:id="200" w:name="ref-problifesavercalc"/>
     <w:p>
       <w:pPr>
         <w:pStyle w:val="Bibliography"/>
@@ -57799,7 +57816,7 @@
       <w:r>
         <w:t xml:space="preserve"> </w:t>
       </w:r>
-      <w:hyperlink r:id="rId198">
+      <w:hyperlink r:id="rId199">
         <w:r>
           <w:rPr>
             <w:rStyle w:val="Hyperlink"/>
@@ -57811,10 +57828,10 @@
         <w:t xml:space="preserve">.</w:t>
       </w:r>
     </w:p>
-    <w:bookmarkEnd w:id="199"/>
     <w:bookmarkEnd w:id="200"/>
     <w:bookmarkEnd w:id="201"/>
     <w:bookmarkEnd w:id="202"/>
+    <w:bookmarkEnd w:id="203"/>
     <w:sectPr>
       <w:footnotePr>
         <w:numRestart w:val="eachSect"/>

--- a/calculus-derivatives.docx
+++ b/calculus-derivatives.docx
@@ -15,7 +15,7 @@
         <w:pStyle w:val="Date"/>
       </w:pPr>
       <w:r>
-        <w:t xml:space="preserve">Last modified: 2026-10-17 04:46:25 (PDT)</w:t>
+        <w:t xml:space="preserve">Last modified: 2026-10-17 06:29:34 (PDT)</w:t>
       </w:r>
     </w:p>
     <w:bookmarkStart w:id="203" w:name="sec-derivatives"/>

--- a/calculus-derivatives.docx
+++ b/calculus-derivatives.docx
@@ -15,7 +15,7 @@
         <w:pStyle w:val="Date"/>
       </w:pPr>
       <w:r>
-        <w:t xml:space="preserve">Last modified: 2026-10-17 06:29:34 (PDT)</w:t>
+        <w:t xml:space="preserve">Last modified: 2026-10-17 07:35:34 (PDT)</w:t>
       </w:r>
     </w:p>
     <w:bookmarkStart w:id="203" w:name="sec-derivatives"/>

--- a/calculus-derivatives.docx
+++ b/calculus-derivatives.docx
@@ -15,7 +15,7 @@
         <w:pStyle w:val="Date"/>
       </w:pPr>
       <w:r>
-        <w:t xml:space="preserve">Last modified: 2026-10-17 15:54:57 (PDT)</w:t>
+        <w:t xml:space="preserve">Last modified: 2026-10-17 22:01:17 (PDT)</w:t>
       </w:r>
     </w:p>
     <w:bookmarkStart w:id="196" w:name="sec-derivatives"/>

--- a/calculus-derivatives.docx
+++ b/calculus-derivatives.docx
@@ -15,7 +15,7 @@
         <w:pStyle w:val="Date"/>
       </w:pPr>
       <w:r>
-        <w:t xml:space="preserve">Last modified: 2026-10-17 22:01:17 (PDT)</w:t>
+        <w:t xml:space="preserve">Last modified: 2026-10-18 11:27:44 (PDT)</w:t>
       </w:r>
     </w:p>
     <w:bookmarkStart w:id="196" w:name="sec-derivatives"/>
@@ -258,7 +258,7 @@
         <w:t xml:space="preserve"> </w:t>
       </w:r>
       <w:r>
-        <w:t xml:space="preserve">(Wikipedia contributors 2026e)</w:t>
+        <w:t xml:space="preserve">[1]</w:t>
       </w:r>
       <w:r>
         <w:t xml:space="preserve">,</w:t>
@@ -1784,7 +1784,7 @@
         <w:t xml:space="preserve"> </w:t>
       </w:r>
       <w:r>
-        <w:t xml:space="preserve">(Wikipedia contributors 2026h)</w:t>
+        <w:t xml:space="preserve">[2]</w:t>
       </w:r>
       <w:r>
         <w:t xml:space="preserve">,</w:t>
@@ -2143,7 +2143,7 @@
         <w:t xml:space="preserve"> </w:t>
       </w:r>
       <w:r>
-        <w:t xml:space="preserve">(Wikipedia contributors 2026h)</w:t>
+        <w:t xml:space="preserve">[2]</w:t>
       </w:r>
       <w:r>
         <w:t xml:space="preserve">,</w:t>
@@ -3495,7 +3495,7 @@
         <w:t xml:space="preserve"> </w:t>
       </w:r>
       <w:r>
-        <w:t xml:space="preserve">(Wikipedia contributors 2026c)</w:t>
+        <w:t xml:space="preserve">[3]</w:t>
       </w:r>
     </w:p>
     <w:p>
@@ -4647,7 +4647,7 @@
         <w:t xml:space="preserve"> </w:t>
       </w:r>
       <w:r>
-        <w:t xml:space="preserve">(Wikipedia contributors 2026d)</w:t>
+        <w:t xml:space="preserve">[4]</w:t>
       </w:r>
       <w:r>
         <w:t xml:space="preserve"> </w:t>
@@ -4951,7 +4951,7 @@
         <w:pStyle w:val="BodyText"/>
       </w:pPr>
       <w:r>
-        <w:t xml:space="preserve">(Larson and Edwards 2018, sec. 2.1, p. 100)</w:t>
+        <w:t xml:space="preserve">[5, Sec. 2.1], p. 100</w:t>
       </w:r>
     </w:p>
     <w:bookmarkEnd w:id="32"/>
@@ -6007,7 +6007,7 @@
         <w:t xml:space="preserve"> </w:t>
       </w:r>
       <w:r>
-        <w:t xml:space="preserve">(Wikipedia contributors 2026b)</w:t>
+        <w:t xml:space="preserve">[6]</w:t>
       </w:r>
       <w:r>
         <w:t xml:space="preserve">.</w:t>
@@ -6249,7 +6249,7 @@
         <w:t xml:space="preserve"> </w:t>
       </w:r>
       <w:r>
-        <w:t xml:space="preserve">(Wikipedia contributors 2026g)</w:t>
+        <w:t xml:space="preserve">[7]</w:t>
       </w:r>
       <w:r>
         <w:t xml:space="preserve">.</w:t>
@@ -6395,7 +6395,7 @@
         <w:t xml:space="preserve"> </w:t>
       </w:r>
       <w:r>
-        <w:t xml:space="preserve">(Wikipedia contributors 2026g)</w:t>
+        <w:t xml:space="preserve">[7]</w:t>
       </w:r>
       <w:r>
         <w:t xml:space="preserve">.</w:t>
@@ -8614,7 +8614,7 @@
         <w:t xml:space="preserve"> </w:t>
       </w:r>
       <w:r>
-        <w:t xml:space="preserve">(Wikipedia contributors 2026l)</w:t>
+        <w:t xml:space="preserve">[8]</w:t>
       </w:r>
       <w:r>
         <w:t xml:space="preserve">.</w:t>
@@ -9665,7 +9665,7 @@
         <w:t xml:space="preserve"> </w:t>
       </w:r>
       <w:r>
-        <w:t xml:space="preserve">(Wikipedia contributors 2026i)</w:t>
+        <w:t xml:space="preserve">[9]</w:t>
       </w:r>
       <w:r>
         <w:t xml:space="preserve">,</w:t>
@@ -10044,7 +10044,7 @@
         <w:t xml:space="preserve"> </w:t>
       </w:r>
       <w:r>
-        <w:t xml:space="preserve">Miller (2016)</w:t>
+        <w:t xml:space="preserve">Miller [10]</w:t>
       </w:r>
       <w:r>
         <w:t xml:space="preserve">, Question 1.1.1.</w:t>
@@ -10745,7 +10745,7 @@
         <w:t xml:space="preserve"> </w:t>
       </w:r>
       <w:r>
-        <w:t xml:space="preserve">Miller (2016)</w:t>
+        <w:t xml:space="preserve">Miller [10]</w:t>
       </w:r>
       <w:r>
         <w:t xml:space="preserve">, Question 1.1.14.</w:t>
@@ -12673,7 +12673,7 @@
         <w:t xml:space="preserve"> </w:t>
       </w:r>
       <w:r>
-        <w:t xml:space="preserve">Miller (2016)</w:t>
+        <w:t xml:space="preserve">Miller [10]</w:t>
       </w:r>
       <w:r>
         <w:t xml:space="preserve">, Question 1.1.4.</w:t>
@@ -13639,7 +13639,7 @@
         <w:t xml:space="preserve"> </w:t>
       </w:r>
       <w:r>
-        <w:t xml:space="preserve">(Wikipedia contributors 2026j)</w:t>
+        <w:t xml:space="preserve">[11]</w:t>
       </w:r>
       <w:r>
         <w:t xml:space="preserve">, then</w:t>
@@ -13903,7 +13903,7 @@
         <w:t xml:space="preserve"> </w:t>
       </w:r>
       <w:r>
-        <w:t xml:space="preserve">Miller (2016)</w:t>
+        <w:t xml:space="preserve">Miller [10]</w:t>
       </w:r>
       <w:r>
         <w:t xml:space="preserve">, Question 1.1.2.</w:t>
@@ -14626,7 +14626,7 @@
         <w:t xml:space="preserve"> </w:t>
       </w:r>
       <w:r>
-        <w:t xml:space="preserve">Miller (2016)</w:t>
+        <w:t xml:space="preserve">Miller [10]</w:t>
       </w:r>
       <w:r>
         <w:t xml:space="preserve">, Question 1.1.15.</w:t>
@@ -15823,7 +15823,7 @@
         <w:t xml:space="preserve"> </w:t>
       </w:r>
       <w:r>
-        <w:t xml:space="preserve">(Wikipedia contributors 2026k)</w:t>
+        <w:t xml:space="preserve">[12]</w:t>
       </w:r>
       <w:r>
         <w:t xml:space="preserve"> </w:t>
@@ -16152,7 +16152,7 @@
         <w:t xml:space="preserve"> </w:t>
       </w:r>
       <w:r>
-        <w:t xml:space="preserve">Miller (2016)</w:t>
+        <w:t xml:space="preserve">Miller [10]</w:t>
       </w:r>
       <w:r>
         <w:t xml:space="preserve">, Question 1.1.12.</w:t>
@@ -17075,7 +17075,7 @@
         <w:t xml:space="preserve"> </w:t>
       </w:r>
       <w:r>
-        <w:t xml:space="preserve">(Wikipedia contributors 2026a)</w:t>
+        <w:t xml:space="preserve">[13]</w:t>
       </w:r>
       <w:r>
         <w:t xml:space="preserve">,</w:t>
@@ -17618,7 +17618,7 @@
         <w:t xml:space="preserve"> </w:t>
       </w:r>
       <w:r>
-        <w:t xml:space="preserve">Miller (2016)</w:t>
+        <w:t xml:space="preserve">Miller [10]</w:t>
       </w:r>
       <w:r>
         <w:t xml:space="preserve">, Question 1.1.5.</w:t>
@@ -18501,7 +18501,7 @@
         <w:t xml:space="preserve"> </w:t>
       </w:r>
       <w:r>
-        <w:t xml:space="preserve">Miller (2016)</w:t>
+        <w:t xml:space="preserve">Miller [10]</w:t>
       </w:r>
       <w:r>
         <w:t xml:space="preserve">, Question 1.1.6.</w:t>
@@ -19823,7 +19823,7 @@
         <w:t xml:space="preserve"> </w:t>
       </w:r>
       <w:r>
-        <w:t xml:space="preserve">Miller (2016)</w:t>
+        <w:t xml:space="preserve">Miller [10]</w:t>
       </w:r>
       <w:r>
         <w:t xml:space="preserve">, Question 1.1.7.</w:t>
@@ -20977,7 +20977,7 @@
         <w:t xml:space="preserve"> </w:t>
       </w:r>
       <w:r>
-        <w:t xml:space="preserve">Miller (2016)</w:t>
+        <w:t xml:space="preserve">Miller [10]</w:t>
       </w:r>
       <w:r>
         <w:t xml:space="preserve">, Question 1.1.13.</w:t>
@@ -22676,7 +22676,7 @@
         <w:t xml:space="preserve"> </w:t>
       </w:r>
       <w:r>
-        <w:t xml:space="preserve">Miller (2016)</w:t>
+        <w:t xml:space="preserve">Miller [10]</w:t>
       </w:r>
       <w:r>
         <w:t xml:space="preserve">, Question 1.1.3.</w:t>
@@ -23270,7 +23270,7 @@
         <w:t xml:space="preserve"> </w:t>
       </w:r>
       <w:r>
-        <w:t xml:space="preserve">Miller (2016)</w:t>
+        <w:t xml:space="preserve">Miller [10]</w:t>
       </w:r>
       <w:r>
         <w:t xml:space="preserve">, Question 1.1.9.</w:t>
@@ -32130,7 +32130,7 @@
         <w:t xml:space="preserve"> </w:t>
       </w:r>
       <w:r>
-        <w:t xml:space="preserve">(Wikipedia contributors 2026f)</w:t>
+        <w:t xml:space="preserve">[14]</w:t>
       </w:r>
       <w:r>
         <w:t xml:space="preserve"> </w:t>
@@ -32723,7 +32723,7 @@
         <w:t xml:space="preserve"> </w:t>
       </w:r>
       <w:r>
-        <w:t xml:space="preserve">Boyd and Vandenberghe (2018)</w:t>
+        <w:t xml:space="preserve">Boyd and Vandenberghe [15]</w:t>
       </w:r>
       <w:r>
         <w:t xml:space="preserve">, section 2.2, treats the first-order Taylor approximation</w:t>
@@ -32908,7 +32908,7 @@
         <w:t xml:space="preserve"> </w:t>
       </w:r>
       <w:r>
-        <w:t xml:space="preserve">Miller (2016)</w:t>
+        <w:t xml:space="preserve">Miller [10]</w:t>
       </w:r>
       <w:r>
         <w:t xml:space="preserve">, Question 1.1.8.</w:t>
@@ -34712,7 +34712,7 @@
         <w:t xml:space="preserve"> </w:t>
       </w:r>
       <w:r>
-        <w:t xml:space="preserve">(Wikipedia contributors 2026m)</w:t>
+        <w:t xml:space="preserve">[16]</w:t>
       </w:r>
       <w:r>
         <w:t xml:space="preserve">.</w:t>
@@ -39084,7 +39084,7 @@
         <w:t xml:space="preserve"> </w:t>
       </w:r>
       <w:r>
-        <w:t xml:space="preserve">Miller (2016)</w:t>
+        <w:t xml:space="preserve">Miller [10]</w:t>
       </w:r>
       <w:r>
         <w:t xml:space="preserve">, Question 1.1.10.</w:t>
@@ -40115,7 +40115,7 @@
         <w:t xml:space="preserve"> </w:t>
       </w:r>
       <w:r>
-        <w:t xml:space="preserve">Miller (2016)</w:t>
+        <w:t xml:space="preserve">Miller [10]</w:t>
       </w:r>
       <w:r>
         <w:t xml:space="preserve">, Question 1.1.11.</w:t>
@@ -42990,7 +42990,7 @@
         <w:t xml:space="preserve"> </w:t>
       </w:r>
       <w:r>
-        <w:t xml:space="preserve">Miller (2016)</w:t>
+        <w:t xml:space="preserve">Miller [10]</w:t>
       </w:r>
       <w:r>
         <w:t xml:space="preserve">, Question 1.1.16.</w:t>
@@ -44094,7 +44094,7 @@
         <w:t xml:space="preserve"> </w:t>
       </w:r>
       <w:r>
-        <w:t xml:space="preserve">Miller (2016)</w:t>
+        <w:t xml:space="preserve">Miller [10]</w:t>
       </w:r>
       <w:r>
         <w:t xml:space="preserve">, Question 1.1.17.</w:t>
@@ -46482,7 +46482,7 @@
         <w:t xml:space="preserve"> </w:t>
       </w:r>
       <w:r>
-        <w:t xml:space="preserve">Miller (2016)</w:t>
+        <w:t xml:space="preserve">Miller [10]</w:t>
       </w:r>
       <w:r>
         <w:t xml:space="preserve">, Question 1.1.18.</w:t>
@@ -47057,7 +47057,7 @@
         <w:t xml:space="preserve"> </w:t>
       </w:r>
       <w:r>
-        <w:t xml:space="preserve">Miller (2016)</w:t>
+        <w:t xml:space="preserve">Miller [10]</w:t>
       </w:r>
       <w:r>
         <w:t xml:space="preserve">, Question 1.1.19.</w:t>
@@ -48124,7 +48124,7 @@
         <w:t xml:space="preserve"> </w:t>
       </w:r>
       <w:r>
-        <w:t xml:space="preserve">Miller (2016)</w:t>
+        <w:t xml:space="preserve">Miller [10]</w:t>
       </w:r>
       <w:r>
         <w:t xml:space="preserve">, Question 1.1.20.</w:t>
@@ -48770,7 +48770,7 @@
         <w:t xml:space="preserve"> </w:t>
       </w:r>
       <w:r>
-        <w:t xml:space="preserve">Miller (2016)</w:t>
+        <w:t xml:space="preserve">Miller [10]</w:t>
       </w:r>
       <w:r>
         <w:t xml:space="preserve">, Question 1.1.21.</w:t>
@@ -49455,7 +49455,7 @@
         <w:t xml:space="preserve"> </w:t>
       </w:r>
       <w:r>
-        <w:t xml:space="preserve">Miller (2016)</w:t>
+        <w:t xml:space="preserve">Miller [10]</w:t>
       </w:r>
       <w:r>
         <w:t xml:space="preserve">, Question 1.1.22.</w:t>
@@ -50523,7 +50523,7 @@
         <w:t xml:space="preserve"> </w:t>
       </w:r>
       <w:r>
-        <w:t xml:space="preserve">Miller (2016)</w:t>
+        <w:t xml:space="preserve">Miller [10]</w:t>
       </w:r>
       <w:r>
         <w:t xml:space="preserve">, Question 1.1.23.</w:t>
@@ -51534,7 +51534,7 @@
         <w:t xml:space="preserve"> </w:t>
       </w:r>
       <w:r>
-        <w:t xml:space="preserve">Miller (2016)</w:t>
+        <w:t xml:space="preserve">Miller [10]</w:t>
       </w:r>
       <w:r>
         <w:t xml:space="preserve">, Question 1.1.24.</w:t>
@@ -53036,7 +53036,7 @@
         <w:t xml:space="preserve"> </w:t>
       </w:r>
       <w:r>
-        <w:t xml:space="preserve">Miller (2016)</w:t>
+        <w:t xml:space="preserve">Miller [10]</w:t>
       </w:r>
       <w:r>
         <w:t xml:space="preserve">, Question 1.1.25.</w:t>
@@ -53869,7 +53869,7 @@
         <w:t xml:space="preserve"> </w:t>
       </w:r>
       <w:r>
-        <w:t xml:space="preserve">Miller (2016)</w:t>
+        <w:t xml:space="preserve">Miller [10]</w:t>
       </w:r>
       <w:r>
         <w:t xml:space="preserve">, Question 1.1.26.</w:t>
@@ -54972,7 +54972,7 @@
         <w:t xml:space="preserve"> </w:t>
       </w:r>
       <w:r>
-        <w:t xml:space="preserve">Miller (2016)</w:t>
+        <w:t xml:space="preserve">Miller [10]</w:t>
       </w:r>
       <w:r>
         <w:t xml:space="preserve">, Question 1.1.27.</w:t>
@@ -55864,7 +55864,7 @@
         <w:t xml:space="preserve"> </w:t>
       </w:r>
       <w:r>
-        <w:t xml:space="preserve">Miller (2016)</w:t>
+        <w:t xml:space="preserve">Miller [10]</w:t>
       </w:r>
       <w:r>
         <w:t xml:space="preserve">, Question 1.1.28.</w:t>
@@ -56661,7 +56661,7 @@
         <w:t xml:space="preserve"> </w:t>
       </w:r>
       <w:r>
-        <w:t xml:space="preserve">Miller (2016)</w:t>
+        <w:t xml:space="preserve">Miller [10]</w:t>
       </w:r>
       <w:r>
         <w:t xml:space="preserve">, Question 1.1.29.</w:t>
@@ -57371,7 +57371,7 @@
         <w:t xml:space="preserve"> </w:t>
       </w:r>
       <w:r>
-        <w:t xml:space="preserve">Miller (2016)</w:t>
+        <w:t xml:space="preserve">Miller [10]</w:t>
       </w:r>
       <w:r>
         <w:t xml:space="preserve">, Question 1.1.30.</w:t>
@@ -57829,7 +57829,7 @@
         </w:numPr>
       </w:pPr>
       <w:r>
-        <w:t xml:space="preserve">Wikipedia contributors (2026e)</w:t>
+        <w:t xml:space="preserve">Wikipedia contributors [1]</w:t>
       </w:r>
       <w:r>
         <w:t xml:space="preserve"> </w:t>
@@ -57846,7 +57846,7 @@
         </w:numPr>
       </w:pPr>
       <w:r>
-        <w:t xml:space="preserve">Wikipedia contributors (2026h)</w:t>
+        <w:t xml:space="preserve">Wikipedia contributors [2]</w:t>
       </w:r>
       <w:r>
         <w:t xml:space="preserve"> </w:t>
@@ -57863,7 +57863,7 @@
         </w:numPr>
       </w:pPr>
       <w:r>
-        <w:t xml:space="preserve">Wikipedia contributors (2026b)</w:t>
+        <w:t xml:space="preserve">Wikipedia contributors [6]</w:t>
       </w:r>
       <w:r>
         <w:t xml:space="preserve"> </w:t>
@@ -57880,7 +57880,7 @@
         </w:numPr>
       </w:pPr>
       <w:r>
-        <w:t xml:space="preserve">Wikipedia contributors (2026d)</w:t>
+        <w:t xml:space="preserve">Wikipedia contributors [4]</w:t>
       </w:r>
       <w:r>
         <w:t xml:space="preserve"> </w:t>
@@ -57897,7 +57897,7 @@
         </w:numPr>
       </w:pPr>
       <w:r>
-        <w:t xml:space="preserve">Wikipedia contributors (2026i)</w:t>
+        <w:t xml:space="preserve">Wikipedia contributors [9]</w:t>
       </w:r>
       <w:r>
         <w:t xml:space="preserve"> </w:t>
@@ -57914,7 +57914,7 @@
         </w:numPr>
       </w:pPr>
       <w:r>
-        <w:t xml:space="preserve">Wikipedia contributors (2026j)</w:t>
+        <w:t xml:space="preserve">Wikipedia contributors [11]</w:t>
       </w:r>
       <w:r>
         <w:t xml:space="preserve"> </w:t>
@@ -57931,7 +57931,7 @@
         </w:numPr>
       </w:pPr>
       <w:r>
-        <w:t xml:space="preserve">Wikipedia contributors (2026k)</w:t>
+        <w:t xml:space="preserve">Wikipedia contributors [12]</w:t>
       </w:r>
       <w:r>
         <w:t xml:space="preserve"> </w:t>
@@ -57948,7 +57948,7 @@
         </w:numPr>
       </w:pPr>
       <w:r>
-        <w:t xml:space="preserve">Wikipedia contributors (2026a)</w:t>
+        <w:t xml:space="preserve">Wikipedia contributors [13]</w:t>
       </w:r>
       <w:r>
         <w:t xml:space="preserve"> </w:t>
@@ -57965,7 +57965,7 @@
         </w:numPr>
       </w:pPr>
       <w:r>
-        <w:t xml:space="preserve">Wikipedia contributors (2026l)</w:t>
+        <w:t xml:space="preserve">Wikipedia contributors [8]</w:t>
       </w:r>
       <w:r>
         <w:t xml:space="preserve"> </w:t>
@@ -57982,7 +57982,7 @@
         </w:numPr>
       </w:pPr>
       <w:r>
-        <w:t xml:space="preserve">Wikipedia contributors (2026f)</w:t>
+        <w:t xml:space="preserve">Wikipedia contributors [14]</w:t>
       </w:r>
       <w:r>
         <w:t xml:space="preserve"> </w:t>
@@ -57999,7 +57999,7 @@
         </w:numPr>
       </w:pPr>
       <w:r>
-        <w:t xml:space="preserve">Wikipedia contributors (2026m)</w:t>
+        <w:t xml:space="preserve">Wikipedia contributors [16]</w:t>
       </w:r>
       <w:r>
         <w:t xml:space="preserve"> </w:t>
@@ -58016,7 +58016,7 @@
         </w:numPr>
       </w:pPr>
       <w:r>
-        <w:t xml:space="preserve">Wikipedia contributors (2026c)</w:t>
+        <w:t xml:space="preserve">Wikipedia contributors [3]</w:t>
       </w:r>
       <w:r>
         <w:t xml:space="preserve"> </w:t>
@@ -58033,7 +58033,7 @@
         </w:numPr>
       </w:pPr>
       <w:r>
-        <w:t xml:space="preserve">Wikipedia contributors (2026g)</w:t>
+        <w:t xml:space="preserve">Wikipedia contributors [7]</w:t>
       </w:r>
       <w:r>
         <w:t xml:space="preserve"> </w:t>
@@ -58043,26 +58043,49 @@
       </w:r>
     </w:p>
     <w:bookmarkStart w:id="229" w:name="refs"/>
-    <w:bookmarkStart w:id="198" w:name="ref-boyd2018vmls"/>
+    <w:bookmarkStart w:id="198" w:name="ref-wikipedia_limit_of_a_function"/>
     <w:p>
       <w:pPr>
         <w:pStyle w:val="Bibliography"/>
       </w:pPr>
       <w:r>
-        <w:t xml:space="preserve">Boyd, Stephen, and Lieven Vandenberghe. 2018.</w:t>
-      </w:r>
-      <w:r>
-        <w:t xml:space="preserve"> </w:t>
-      </w:r>
-      <w:r>
-        <w:rPr>
-          <w:i/>
-          <w:iCs/>
-        </w:rPr>
-        <w:t xml:space="preserve">Introduction to Applied Linear Algebra: Vectors, Matrices, and Least Squares</w:t>
-      </w:r>
-      <w:r>
-        <w:t xml:space="preserve">. Cambridge University Press.</w:t>
+        <w:t xml:space="preserve">[1]</w:t>
+      </w:r>
+      <w:r>
+        <w:t xml:space="preserve"> </w:t>
+      </w:r>
+      <w:r>
+        <w:t xml:space="preserve">	</w:t>
+      </w:r>
+      <w:r>
+        <w:t xml:space="preserve">Wikipedia contributors,</w:t>
+      </w:r>
+      <w:r>
+        <w:t xml:space="preserve"> </w:t>
+      </w:r>
+      <w:r>
+        <w:t xml:space="preserve">“Limit of a function —</w:t>
+      </w:r>
+      <w:r>
+        <w:t xml:space="preserve"> </w:t>
+      </w:r>
+      <w:r>
+        <w:t xml:space="preserve">Wikipedia</w:t>
+      </w:r>
+      <w:r>
+        <w:t xml:space="preserve">,</w:t>
+      </w:r>
+      <w:r>
+        <w:t xml:space="preserve"> </w:t>
+      </w:r>
+      <w:r>
+        <w:t xml:space="preserve">the free encyclopedia.”</w:t>
+      </w:r>
+      <w:r>
+        <w:t xml:space="preserve"> </w:t>
+      </w:r>
+      <w:r>
+        <w:t xml:space="preserve">2026. Available:</w:t>
       </w:r>
       <w:r>
         <w:t xml:space="preserve"> </w:t>
@@ -58072,21 +58095,198 @@
           <w:rPr>
             <w:rStyle w:val="Hyperlink"/>
           </w:rPr>
-          <w:t xml:space="preserve">https://doi.org/10.1017/9781108583664</w:t>
+          <w:t xml:space="preserve">https://en.wikipedia.org/wiki/Limit_of_a_function</w:t>
         </w:r>
       </w:hyperlink>
-      <w:r>
-        <w:t xml:space="preserve">.</w:t>
-      </w:r>
     </w:p>
     <w:bookmarkEnd w:id="198"/>
-    <w:bookmarkStart w:id="200" w:name="ref-larsonCalc11e"/>
+    <w:bookmarkStart w:id="200" w:name="ref-wikipedia_one_sided_limit"/>
     <w:p>
       <w:pPr>
         <w:pStyle w:val="Bibliography"/>
       </w:pPr>
       <w:r>
-        <w:t xml:space="preserve">Larson, Ron, and Bruce H. Edwards. 2018.</w:t>
+        <w:t xml:space="preserve">[2]</w:t>
+      </w:r>
+      <w:r>
+        <w:t xml:space="preserve"> </w:t>
+      </w:r>
+      <w:r>
+        <w:t xml:space="preserve">	</w:t>
+      </w:r>
+      <w:r>
+        <w:t xml:space="preserve">Wikipedia contributors,</w:t>
+      </w:r>
+      <w:r>
+        <w:t xml:space="preserve"> </w:t>
+      </w:r>
+      <w:r>
+        <w:t xml:space="preserve">“One-sided limit —</w:t>
+      </w:r>
+      <w:r>
+        <w:t xml:space="preserve"> </w:t>
+      </w:r>
+      <w:r>
+        <w:t xml:space="preserve">Wikipedia</w:t>
+      </w:r>
+      <w:r>
+        <w:t xml:space="preserve">,</w:t>
+      </w:r>
+      <w:r>
+        <w:t xml:space="preserve"> </w:t>
+      </w:r>
+      <w:r>
+        <w:t xml:space="preserve">the free encyclopedia.”</w:t>
+      </w:r>
+      <w:r>
+        <w:t xml:space="preserve"> </w:t>
+      </w:r>
+      <w:r>
+        <w:t xml:space="preserve">2026. Available:</w:t>
+      </w:r>
+      <w:r>
+        <w:t xml:space="preserve"> </w:t>
+      </w:r>
+      <w:hyperlink r:id="rId199">
+        <w:r>
+          <w:rPr>
+            <w:rStyle w:val="Hyperlink"/>
+          </w:rPr>
+          <w:t xml:space="preserve">https://en.wikipedia.org/wiki/One-sided_limit</w:t>
+        </w:r>
+      </w:hyperlink>
+    </w:p>
+    <w:bookmarkEnd w:id="200"/>
+    <w:bookmarkStart w:id="202" w:name="ref-wikipedia_difference_quotient"/>
+    <w:p>
+      <w:pPr>
+        <w:pStyle w:val="Bibliography"/>
+      </w:pPr>
+      <w:r>
+        <w:t xml:space="preserve">[3]</w:t>
+      </w:r>
+      <w:r>
+        <w:t xml:space="preserve"> </w:t>
+      </w:r>
+      <w:r>
+        <w:t xml:space="preserve">	</w:t>
+      </w:r>
+      <w:r>
+        <w:t xml:space="preserve">Wikipedia contributors,</w:t>
+      </w:r>
+      <w:r>
+        <w:t xml:space="preserve"> </w:t>
+      </w:r>
+      <w:r>
+        <w:t xml:space="preserve">“Difference quotient —</w:t>
+      </w:r>
+      <w:r>
+        <w:t xml:space="preserve"> </w:t>
+      </w:r>
+      <w:r>
+        <w:t xml:space="preserve">Wikipedia</w:t>
+      </w:r>
+      <w:r>
+        <w:t xml:space="preserve">,</w:t>
+      </w:r>
+      <w:r>
+        <w:t xml:space="preserve"> </w:t>
+      </w:r>
+      <w:r>
+        <w:t xml:space="preserve">the free encyclopedia.”</w:t>
+      </w:r>
+      <w:r>
+        <w:t xml:space="preserve"> </w:t>
+      </w:r>
+      <w:r>
+        <w:t xml:space="preserve">2026. Available:</w:t>
+      </w:r>
+      <w:r>
+        <w:t xml:space="preserve"> </w:t>
+      </w:r>
+      <w:hyperlink r:id="rId201">
+        <w:r>
+          <w:rPr>
+            <w:rStyle w:val="Hyperlink"/>
+          </w:rPr>
+          <w:t xml:space="preserve">https://en.wikipedia.org/wiki/Difference_quotient</w:t>
+        </w:r>
+      </w:hyperlink>
+    </w:p>
+    <w:bookmarkEnd w:id="202"/>
+    <w:bookmarkStart w:id="204" w:name="ref-wikipedia_differentiable_function"/>
+    <w:p>
+      <w:pPr>
+        <w:pStyle w:val="Bibliography"/>
+      </w:pPr>
+      <w:r>
+        <w:t xml:space="preserve">[4]</w:t>
+      </w:r>
+      <w:r>
+        <w:t xml:space="preserve"> </w:t>
+      </w:r>
+      <w:r>
+        <w:t xml:space="preserve">	</w:t>
+      </w:r>
+      <w:r>
+        <w:t xml:space="preserve">Wikipedia contributors,</w:t>
+      </w:r>
+      <w:r>
+        <w:t xml:space="preserve"> </w:t>
+      </w:r>
+      <w:r>
+        <w:t xml:space="preserve">“Differentiable function —</w:t>
+      </w:r>
+      <w:r>
+        <w:t xml:space="preserve"> </w:t>
+      </w:r>
+      <w:r>
+        <w:t xml:space="preserve">Wikipedia</w:t>
+      </w:r>
+      <w:r>
+        <w:t xml:space="preserve">,</w:t>
+      </w:r>
+      <w:r>
+        <w:t xml:space="preserve"> </w:t>
+      </w:r>
+      <w:r>
+        <w:t xml:space="preserve">the free encyclopedia.”</w:t>
+      </w:r>
+      <w:r>
+        <w:t xml:space="preserve"> </w:t>
+      </w:r>
+      <w:r>
+        <w:t xml:space="preserve">2026. Available:</w:t>
+      </w:r>
+      <w:r>
+        <w:t xml:space="preserve"> </w:t>
+      </w:r>
+      <w:hyperlink r:id="rId203">
+        <w:r>
+          <w:rPr>
+            <w:rStyle w:val="Hyperlink"/>
+          </w:rPr>
+          <w:t xml:space="preserve">https://en.wikipedia.org/wiki/Differentiable_function</w:t>
+        </w:r>
+      </w:hyperlink>
+    </w:p>
+    <w:bookmarkEnd w:id="204"/>
+    <w:bookmarkStart w:id="206" w:name="ref-larsonCalc11e"/>
+    <w:p>
+      <w:pPr>
+        <w:pStyle w:val="Bibliography"/>
+      </w:pPr>
+      <w:r>
+        <w:t xml:space="preserve">[5]</w:t>
+      </w:r>
+      <w:r>
+        <w:t xml:space="preserve"> </w:t>
+      </w:r>
+      <w:r>
+        <w:t xml:space="preserve">	</w:t>
+      </w:r>
+      <w:r>
+        <w:t xml:space="preserve">R. Larson and B. H. Edwards,</w:t>
       </w:r>
       <w:r>
         <w:t xml:space="preserve"> </w:t>
@@ -58099,12 +58299,12 @@
         <w:t xml:space="preserve">Calculus</w:t>
       </w:r>
       <w:r>
-        <w:t xml:space="preserve">. 11th ed. Cengage Learning.</w:t>
-      </w:r>
-      <w:r>
-        <w:t xml:space="preserve"> </w:t>
-      </w:r>
-      <w:hyperlink r:id="rId199">
+        <w:t xml:space="preserve">, 11th ed. Boston, MA: Cengage Learning, 2018. Available:</w:t>
+      </w:r>
+      <w:r>
+        <w:t xml:space="preserve"> </w:t>
+      </w:r>
+      <w:hyperlink r:id="rId205">
         <w:r>
           <w:rPr>
             <w:rStyle w:val="Hyperlink"/>
@@ -58112,18 +58312,252 @@
           <w:t xml:space="preserve">https://www.cengage.com/c/calculus-11e-larson/</w:t>
         </w:r>
       </w:hyperlink>
-      <w:r>
-        <w:t xml:space="preserve">.</w:t>
-      </w:r>
     </w:p>
-    <w:bookmarkEnd w:id="200"/>
-    <w:bookmarkStart w:id="202" w:name="ref-problifesavercalc"/>
+    <w:bookmarkEnd w:id="206"/>
+    <w:bookmarkStart w:id="208" w:name="ref-wikipedia_derivative"/>
     <w:p>
       <w:pPr>
         <w:pStyle w:val="Bibliography"/>
       </w:pPr>
       <w:r>
-        <w:t xml:space="preserve">Miller, Steven J. 2016.</w:t>
+        <w:t xml:space="preserve">[6]</w:t>
+      </w:r>
+      <w:r>
+        <w:t xml:space="preserve"> </w:t>
+      </w:r>
+      <w:r>
+        <w:t xml:space="preserve">	</w:t>
+      </w:r>
+      <w:r>
+        <w:t xml:space="preserve">Wikipedia contributors,</w:t>
+      </w:r>
+      <w:r>
+        <w:t xml:space="preserve"> </w:t>
+      </w:r>
+      <w:r>
+        <w:t xml:space="preserve">“Derivative —</w:t>
+      </w:r>
+      <w:r>
+        <w:t xml:space="preserve"> </w:t>
+      </w:r>
+      <w:r>
+        <w:t xml:space="preserve">Wikipedia</w:t>
+      </w:r>
+      <w:r>
+        <w:t xml:space="preserve">,</w:t>
+      </w:r>
+      <w:r>
+        <w:t xml:space="preserve"> </w:t>
+      </w:r>
+      <w:r>
+        <w:t xml:space="preserve">the free encyclopedia.”</w:t>
+      </w:r>
+      <w:r>
+        <w:t xml:space="preserve"> </w:t>
+      </w:r>
+      <w:r>
+        <w:t xml:space="preserve">2026. Available:</w:t>
+      </w:r>
+      <w:r>
+        <w:t xml:space="preserve"> </w:t>
+      </w:r>
+      <w:hyperlink r:id="rId207">
+        <w:r>
+          <w:rPr>
+            <w:rStyle w:val="Hyperlink"/>
+          </w:rPr>
+          <w:t xml:space="preserve">https://en.wikipedia.org/wiki/Derivative</w:t>
+        </w:r>
+      </w:hyperlink>
+    </w:p>
+    <w:bookmarkEnd w:id="208"/>
+    <w:bookmarkStart w:id="210" w:name="Xce9848c2f4a380db4acb3f03ebf9e8cf213ef4a"/>
+    <w:p>
+      <w:pPr>
+        <w:pStyle w:val="Bibliography"/>
+      </w:pPr>
+      <w:r>
+        <w:t xml:space="preserve">[7]</w:t>
+      </w:r>
+      <w:r>
+        <w:t xml:space="preserve"> </w:t>
+      </w:r>
+      <w:r>
+        <w:t xml:space="preserve">	</w:t>
+      </w:r>
+      <w:r>
+        <w:t xml:space="preserve">Wikipedia contributors,</w:t>
+      </w:r>
+      <w:r>
+        <w:t xml:space="preserve"> </w:t>
+      </w:r>
+      <w:r>
+        <w:t xml:space="preserve">“Notation for differentiation —</w:t>
+      </w:r>
+      <w:r>
+        <w:t xml:space="preserve"> </w:t>
+      </w:r>
+      <w:r>
+        <w:t xml:space="preserve">Wikipedia</w:t>
+      </w:r>
+      <w:r>
+        <w:t xml:space="preserve">,</w:t>
+      </w:r>
+      <w:r>
+        <w:t xml:space="preserve"> </w:t>
+      </w:r>
+      <w:r>
+        <w:t xml:space="preserve">the free encyclopedia.”</w:t>
+      </w:r>
+      <w:r>
+        <w:t xml:space="preserve"> </w:t>
+      </w:r>
+      <w:r>
+        <w:t xml:space="preserve">2026. Available:</w:t>
+      </w:r>
+      <w:r>
+        <w:t xml:space="preserve"> </w:t>
+      </w:r>
+      <w:hyperlink r:id="rId209">
+        <w:r>
+          <w:rPr>
+            <w:rStyle w:val="Hyperlink"/>
+          </w:rPr>
+          <w:t xml:space="preserve">https://en.wikipedia.org/wiki/Notation_for_differentiation</w:t>
+        </w:r>
+      </w:hyperlink>
+    </w:p>
+    <w:bookmarkEnd w:id="210"/>
+    <w:bookmarkStart w:id="212" w:name="ref-wikipedia_second_derivative"/>
+    <w:p>
+      <w:pPr>
+        <w:pStyle w:val="Bibliography"/>
+      </w:pPr>
+      <w:r>
+        <w:t xml:space="preserve">[8]</w:t>
+      </w:r>
+      <w:r>
+        <w:t xml:space="preserve"> </w:t>
+      </w:r>
+      <w:r>
+        <w:t xml:space="preserve">	</w:t>
+      </w:r>
+      <w:r>
+        <w:t xml:space="preserve">Wikipedia contributors,</w:t>
+      </w:r>
+      <w:r>
+        <w:t xml:space="preserve"> </w:t>
+      </w:r>
+      <w:r>
+        <w:t xml:space="preserve">“Second derivative —</w:t>
+      </w:r>
+      <w:r>
+        <w:t xml:space="preserve"> </w:t>
+      </w:r>
+      <w:r>
+        <w:t xml:space="preserve">Wikipedia</w:t>
+      </w:r>
+      <w:r>
+        <w:t xml:space="preserve">,</w:t>
+      </w:r>
+      <w:r>
+        <w:t xml:space="preserve"> </w:t>
+      </w:r>
+      <w:r>
+        <w:t xml:space="preserve">the free encyclopedia.”</w:t>
+      </w:r>
+      <w:r>
+        <w:t xml:space="preserve"> </w:t>
+      </w:r>
+      <w:r>
+        <w:t xml:space="preserve">2026. Available:</w:t>
+      </w:r>
+      <w:r>
+        <w:t xml:space="preserve"> </w:t>
+      </w:r>
+      <w:hyperlink r:id="rId211">
+        <w:r>
+          <w:rPr>
+            <w:rStyle w:val="Hyperlink"/>
+          </w:rPr>
+          <w:t xml:space="preserve">https://en.wikipedia.org/wiki/Second_derivative</w:t>
+        </w:r>
+      </w:hyperlink>
+    </w:p>
+    <w:bookmarkEnd w:id="212"/>
+    <w:bookmarkStart w:id="214" w:name="ref-wikipedia_power_rule"/>
+    <w:p>
+      <w:pPr>
+        <w:pStyle w:val="Bibliography"/>
+      </w:pPr>
+      <w:r>
+        <w:t xml:space="preserve">[9]</w:t>
+      </w:r>
+      <w:r>
+        <w:t xml:space="preserve"> </w:t>
+      </w:r>
+      <w:r>
+        <w:t xml:space="preserve">	</w:t>
+      </w:r>
+      <w:r>
+        <w:t xml:space="preserve">Wikipedia contributors,</w:t>
+      </w:r>
+      <w:r>
+        <w:t xml:space="preserve"> </w:t>
+      </w:r>
+      <w:r>
+        <w:t xml:space="preserve">“Power rule —</w:t>
+      </w:r>
+      <w:r>
+        <w:t xml:space="preserve"> </w:t>
+      </w:r>
+      <w:r>
+        <w:t xml:space="preserve">Wikipedia</w:t>
+      </w:r>
+      <w:r>
+        <w:t xml:space="preserve">,</w:t>
+      </w:r>
+      <w:r>
+        <w:t xml:space="preserve"> </w:t>
+      </w:r>
+      <w:r>
+        <w:t xml:space="preserve">the free encyclopedia.”</w:t>
+      </w:r>
+      <w:r>
+        <w:t xml:space="preserve"> </w:t>
+      </w:r>
+      <w:r>
+        <w:t xml:space="preserve">2026. Available:</w:t>
+      </w:r>
+      <w:r>
+        <w:t xml:space="preserve"> </w:t>
+      </w:r>
+      <w:hyperlink r:id="rId213">
+        <w:r>
+          <w:rPr>
+            <w:rStyle w:val="Hyperlink"/>
+          </w:rPr>
+          <w:t xml:space="preserve">https://en.wikipedia.org/wiki/Power_rule</w:t>
+        </w:r>
+      </w:hyperlink>
+    </w:p>
+    <w:bookmarkEnd w:id="214"/>
+    <w:bookmarkStart w:id="216" w:name="ref-problifesavercalc"/>
+    <w:p>
+      <w:pPr>
+        <w:pStyle w:val="Bibliography"/>
+      </w:pPr>
+      <w:r>
+        <w:t xml:space="preserve">[10]</w:t>
+      </w:r>
+      <w:r>
+        <w:t xml:space="preserve"> </w:t>
+      </w:r>
+      <w:r>
+        <w:t xml:space="preserve">	</w:t>
+      </w:r>
+      <w:r>
+        <w:t xml:space="preserve">S. J. Miller,</w:t>
       </w:r>
       <w:r>
         <w:t xml:space="preserve"> </w:t>
@@ -58133,15 +58567,15 @@
           <w:i/>
           <w:iCs/>
         </w:rPr>
-        <w:t xml:space="preserve">The Probability Lifesaver: Calculus Review Problems</w:t>
-      </w:r>
-      <w:r>
-        <w:t xml:space="preserve">.</w:t>
-      </w:r>
-      <w:r>
-        <w:t xml:space="preserve"> </w:t>
-      </w:r>
-      <w:hyperlink r:id="rId201">
+        <w:t xml:space="preserve">The probability lifesaver: Calculus review problems</w:t>
+      </w:r>
+      <w:r>
+        <w:t xml:space="preserve">. 2016. Available:</w:t>
+      </w:r>
+      <w:r>
+        <w:t xml:space="preserve"> </w:t>
+      </w:r>
+      <w:hyperlink r:id="rId215">
         <w:r>
           <w:rPr>
             <w:rStyle w:val="Hyperlink"/>
@@ -58149,71 +58583,170 @@
           <w:t xml:space="preserve">https://web.williams.edu/Mathematics/sjmiller/public_html/probabilitylifesaver/index.htm#:~:text=http%3A//web.williams.edu/Mathematics/sjmiller/public_html/probabilitylifesaver/supplementalchap_calcreview.pdf</w:t>
         </w:r>
       </w:hyperlink>
-      <w:r>
-        <w:t xml:space="preserve">.</w:t>
-      </w:r>
     </w:p>
-    <w:bookmarkEnd w:id="202"/>
-    <w:bookmarkStart w:id="204" w:name="ref-wikipedia_chain_rule"/>
+    <w:bookmarkEnd w:id="216"/>
+    <w:bookmarkStart w:id="218" w:name="ref-wikipedia_product_rule"/>
     <w:p>
       <w:pPr>
         <w:pStyle w:val="Bibliography"/>
       </w:pPr>
       <w:r>
-        <w:t xml:space="preserve">Wikipedia contributors. 2026a.</w:t>
-      </w:r>
-      <w:r>
-        <w:t xml:space="preserve"> </w:t>
-      </w:r>
-      <w:r>
-        <w:rPr>
-          <w:i/>
-          <w:iCs/>
-        </w:rPr>
-        <w:t xml:space="preserve">Chain Rule —</w:t>
-      </w:r>
-      <w:r>
-        <w:rPr>
-          <w:i/>
-          <w:iCs/>
-        </w:rPr>
-        <w:t xml:space="preserve"> </w:t>
-      </w:r>
-      <w:r>
-        <w:rPr>
-          <w:i/>
-          <w:iCs/>
-        </w:rPr>
+        <w:t xml:space="preserve">[11]</w:t>
+      </w:r>
+      <w:r>
+        <w:t xml:space="preserve"> </w:t>
+      </w:r>
+      <w:r>
+        <w:t xml:space="preserve">	</w:t>
+      </w:r>
+      <w:r>
+        <w:t xml:space="preserve">Wikipedia contributors,</w:t>
+      </w:r>
+      <w:r>
+        <w:t xml:space="preserve"> </w:t>
+      </w:r>
+      <w:r>
+        <w:t xml:space="preserve">“Product rule —</w:t>
+      </w:r>
+      <w:r>
+        <w:t xml:space="preserve"> </w:t>
+      </w:r>
+      <w:r>
         <w:t xml:space="preserve">Wikipedia</w:t>
       </w:r>
       <w:r>
-        <w:rPr>
-          <w:i/>
-          <w:iCs/>
-        </w:rPr>
         <w:t xml:space="preserve">,</w:t>
       </w:r>
       <w:r>
-        <w:rPr>
-          <w:i/>
-          <w:iCs/>
-        </w:rPr>
-        <w:t xml:space="preserve"> </w:t>
-      </w:r>
-      <w:r>
-        <w:rPr>
-          <w:i/>
-          <w:iCs/>
-        </w:rPr>
-        <w:t xml:space="preserve">the Free Encyclopedia</w:t>
-      </w:r>
-      <w:r>
-        <w:t xml:space="preserve">.</w:t>
-      </w:r>
-      <w:r>
-        <w:t xml:space="preserve"> </w:t>
-      </w:r>
-      <w:hyperlink r:id="rId203">
+        <w:t xml:space="preserve"> </w:t>
+      </w:r>
+      <w:r>
+        <w:t xml:space="preserve">the free encyclopedia.”</w:t>
+      </w:r>
+      <w:r>
+        <w:t xml:space="preserve"> </w:t>
+      </w:r>
+      <w:r>
+        <w:t xml:space="preserve">2026. Available:</w:t>
+      </w:r>
+      <w:r>
+        <w:t xml:space="preserve"> </w:t>
+      </w:r>
+      <w:hyperlink r:id="rId217">
+        <w:r>
+          <w:rPr>
+            <w:rStyle w:val="Hyperlink"/>
+          </w:rPr>
+          <w:t xml:space="preserve">https://en.wikipedia.org/wiki/Product_rule</w:t>
+        </w:r>
+      </w:hyperlink>
+    </w:p>
+    <w:bookmarkEnd w:id="218"/>
+    <w:bookmarkStart w:id="220" w:name="ref-wikipedia_quotient_rule"/>
+    <w:p>
+      <w:pPr>
+        <w:pStyle w:val="Bibliography"/>
+      </w:pPr>
+      <w:r>
+        <w:t xml:space="preserve">[12]</w:t>
+      </w:r>
+      <w:r>
+        <w:t xml:space="preserve"> </w:t>
+      </w:r>
+      <w:r>
+        <w:t xml:space="preserve">	</w:t>
+      </w:r>
+      <w:r>
+        <w:t xml:space="preserve">Wikipedia contributors,</w:t>
+      </w:r>
+      <w:r>
+        <w:t xml:space="preserve"> </w:t>
+      </w:r>
+      <w:r>
+        <w:t xml:space="preserve">“Quotient rule —</w:t>
+      </w:r>
+      <w:r>
+        <w:t xml:space="preserve"> </w:t>
+      </w:r>
+      <w:r>
+        <w:t xml:space="preserve">Wikipedia</w:t>
+      </w:r>
+      <w:r>
+        <w:t xml:space="preserve">,</w:t>
+      </w:r>
+      <w:r>
+        <w:t xml:space="preserve"> </w:t>
+      </w:r>
+      <w:r>
+        <w:t xml:space="preserve">the free encyclopedia.”</w:t>
+      </w:r>
+      <w:r>
+        <w:t xml:space="preserve"> </w:t>
+      </w:r>
+      <w:r>
+        <w:t xml:space="preserve">2026. Available:</w:t>
+      </w:r>
+      <w:r>
+        <w:t xml:space="preserve"> </w:t>
+      </w:r>
+      <w:hyperlink r:id="rId219">
+        <w:r>
+          <w:rPr>
+            <w:rStyle w:val="Hyperlink"/>
+          </w:rPr>
+          <w:t xml:space="preserve">https://en.wikipedia.org/wiki/Quotient_rule</w:t>
+        </w:r>
+      </w:hyperlink>
+    </w:p>
+    <w:bookmarkEnd w:id="220"/>
+    <w:bookmarkStart w:id="222" w:name="ref-wikipedia_chain_rule"/>
+    <w:p>
+      <w:pPr>
+        <w:pStyle w:val="Bibliography"/>
+      </w:pPr>
+      <w:r>
+        <w:t xml:space="preserve">[13]</w:t>
+      </w:r>
+      <w:r>
+        <w:t xml:space="preserve"> </w:t>
+      </w:r>
+      <w:r>
+        <w:t xml:space="preserve">	</w:t>
+      </w:r>
+      <w:r>
+        <w:t xml:space="preserve">Wikipedia contributors,</w:t>
+      </w:r>
+      <w:r>
+        <w:t xml:space="preserve"> </w:t>
+      </w:r>
+      <w:r>
+        <w:t xml:space="preserve">“Chain rule —</w:t>
+      </w:r>
+      <w:r>
+        <w:t xml:space="preserve"> </w:t>
+      </w:r>
+      <w:r>
+        <w:t xml:space="preserve">Wikipedia</w:t>
+      </w:r>
+      <w:r>
+        <w:t xml:space="preserve">,</w:t>
+      </w:r>
+      <w:r>
+        <w:t xml:space="preserve"> </w:t>
+      </w:r>
+      <w:r>
+        <w:t xml:space="preserve">the free encyclopedia.”</w:t>
+      </w:r>
+      <w:r>
+        <w:t xml:space="preserve"> </w:t>
+      </w:r>
+      <w:r>
+        <w:t xml:space="preserve">2026. Available:</w:t>
+      </w:r>
+      <w:r>
+        <w:t xml:space="preserve"> </w:t>
+      </w:r>
+      <w:hyperlink r:id="rId221">
         <w:r>
           <w:rPr>
             <w:rStyle w:val="Hyperlink"/>
@@ -58221,359 +58754,56 @@
           <w:t xml:space="preserve">https://en.wikipedia.org/wiki/Chain_rule</w:t>
         </w:r>
       </w:hyperlink>
-      <w:r>
-        <w:t xml:space="preserve">.</w:t>
-      </w:r>
     </w:p>
-    <w:bookmarkEnd w:id="204"/>
-    <w:bookmarkStart w:id="206" w:name="ref-wikipedia_derivative"/>
+    <w:bookmarkEnd w:id="222"/>
+    <w:bookmarkStart w:id="224" w:name="ref-wikipedia_linear_approximation"/>
     <w:p>
       <w:pPr>
         <w:pStyle w:val="Bibliography"/>
       </w:pPr>
       <w:r>
-        <w:t xml:space="preserve">Wikipedia contributors. 2026b.</w:t>
-      </w:r>
-      <w:r>
-        <w:t xml:space="preserve"> </w:t>
-      </w:r>
-      <w:r>
-        <w:rPr>
-          <w:i/>
-          <w:iCs/>
-        </w:rPr>
-        <w:t xml:space="preserve">Derivative —</w:t>
-      </w:r>
-      <w:r>
-        <w:rPr>
-          <w:i/>
-          <w:iCs/>
-        </w:rPr>
-        <w:t xml:space="preserve"> </w:t>
-      </w:r>
-      <w:r>
-        <w:rPr>
-          <w:i/>
-          <w:iCs/>
-        </w:rPr>
+        <w:t xml:space="preserve">[14]</w:t>
+      </w:r>
+      <w:r>
+        <w:t xml:space="preserve"> </w:t>
+      </w:r>
+      <w:r>
+        <w:t xml:space="preserve">	</w:t>
+      </w:r>
+      <w:r>
+        <w:t xml:space="preserve">Wikipedia contributors,</w:t>
+      </w:r>
+      <w:r>
+        <w:t xml:space="preserve"> </w:t>
+      </w:r>
+      <w:r>
+        <w:t xml:space="preserve">“Linear approximation —</w:t>
+      </w:r>
+      <w:r>
+        <w:t xml:space="preserve"> </w:t>
+      </w:r>
+      <w:r>
         <w:t xml:space="preserve">Wikipedia</w:t>
       </w:r>
       <w:r>
-        <w:rPr>
-          <w:i/>
-          <w:iCs/>
-        </w:rPr>
         <w:t xml:space="preserve">,</w:t>
       </w:r>
       <w:r>
-        <w:rPr>
-          <w:i/>
-          <w:iCs/>
-        </w:rPr>
-        <w:t xml:space="preserve"> </w:t>
-      </w:r>
-      <w:r>
-        <w:rPr>
-          <w:i/>
-          <w:iCs/>
-        </w:rPr>
-        <w:t xml:space="preserve">the Free Encyclopedia</w:t>
-      </w:r>
-      <w:r>
-        <w:t xml:space="preserve">.</w:t>
-      </w:r>
-      <w:r>
-        <w:t xml:space="preserve"> </w:t>
-      </w:r>
-      <w:hyperlink r:id="rId205">
-        <w:r>
-          <w:rPr>
-            <w:rStyle w:val="Hyperlink"/>
-          </w:rPr>
-          <w:t xml:space="preserve">https://en.wikipedia.org/wiki/Derivative</w:t>
-        </w:r>
-      </w:hyperlink>
-      <w:r>
-        <w:t xml:space="preserve">.</w:t>
-      </w:r>
-    </w:p>
-    <w:bookmarkEnd w:id="206"/>
-    <w:bookmarkStart w:id="208" w:name="ref-wikipedia_difference_quotient"/>
-    <w:p>
-      <w:pPr>
-        <w:pStyle w:val="Bibliography"/>
-      </w:pPr>
-      <w:r>
-        <w:t xml:space="preserve">Wikipedia contributors. 2026c.</w:t>
-      </w:r>
-      <w:r>
-        <w:t xml:space="preserve"> </w:t>
-      </w:r>
-      <w:r>
-        <w:rPr>
-          <w:i/>
-          <w:iCs/>
-        </w:rPr>
-        <w:t xml:space="preserve">Difference Quotient —</w:t>
-      </w:r>
-      <w:r>
-        <w:rPr>
-          <w:i/>
-          <w:iCs/>
-        </w:rPr>
-        <w:t xml:space="preserve"> </w:t>
-      </w:r>
-      <w:r>
-        <w:rPr>
-          <w:i/>
-          <w:iCs/>
-        </w:rPr>
-        <w:t xml:space="preserve">Wikipedia</w:t>
-      </w:r>
-      <w:r>
-        <w:rPr>
-          <w:i/>
-          <w:iCs/>
-        </w:rPr>
-        <w:t xml:space="preserve">,</w:t>
-      </w:r>
-      <w:r>
-        <w:rPr>
-          <w:i/>
-          <w:iCs/>
-        </w:rPr>
-        <w:t xml:space="preserve"> </w:t>
-      </w:r>
-      <w:r>
-        <w:rPr>
-          <w:i/>
-          <w:iCs/>
-        </w:rPr>
-        <w:t xml:space="preserve">the Free Encyclopedia</w:t>
-      </w:r>
-      <w:r>
-        <w:t xml:space="preserve">.</w:t>
-      </w:r>
-      <w:r>
-        <w:t xml:space="preserve"> </w:t>
-      </w:r>
-      <w:hyperlink r:id="rId207">
-        <w:r>
-          <w:rPr>
-            <w:rStyle w:val="Hyperlink"/>
-          </w:rPr>
-          <w:t xml:space="preserve">https://en.wikipedia.org/wiki/Difference_quotient</w:t>
-        </w:r>
-      </w:hyperlink>
-      <w:r>
-        <w:t xml:space="preserve">.</w:t>
-      </w:r>
-    </w:p>
-    <w:bookmarkEnd w:id="208"/>
-    <w:bookmarkStart w:id="210" w:name="ref-wikipedia_differentiable_function"/>
-    <w:p>
-      <w:pPr>
-        <w:pStyle w:val="Bibliography"/>
-      </w:pPr>
-      <w:r>
-        <w:t xml:space="preserve">Wikipedia contributors. 2026d.</w:t>
-      </w:r>
-      <w:r>
-        <w:t xml:space="preserve"> </w:t>
-      </w:r>
-      <w:r>
-        <w:rPr>
-          <w:i/>
-          <w:iCs/>
-        </w:rPr>
-        <w:t xml:space="preserve">Differentiable Function —</w:t>
-      </w:r>
-      <w:r>
-        <w:rPr>
-          <w:i/>
-          <w:iCs/>
-        </w:rPr>
-        <w:t xml:space="preserve"> </w:t>
-      </w:r>
-      <w:r>
-        <w:rPr>
-          <w:i/>
-          <w:iCs/>
-        </w:rPr>
-        <w:t xml:space="preserve">Wikipedia</w:t>
-      </w:r>
-      <w:r>
-        <w:rPr>
-          <w:i/>
-          <w:iCs/>
-        </w:rPr>
-        <w:t xml:space="preserve">,</w:t>
-      </w:r>
-      <w:r>
-        <w:rPr>
-          <w:i/>
-          <w:iCs/>
-        </w:rPr>
-        <w:t xml:space="preserve"> </w:t>
-      </w:r>
-      <w:r>
-        <w:rPr>
-          <w:i/>
-          <w:iCs/>
-        </w:rPr>
-        <w:t xml:space="preserve">the Free Encyclopedia</w:t>
-      </w:r>
-      <w:r>
-        <w:t xml:space="preserve">.</w:t>
-      </w:r>
-      <w:r>
-        <w:t xml:space="preserve"> </w:t>
-      </w:r>
-      <w:hyperlink r:id="rId209">
-        <w:r>
-          <w:rPr>
-            <w:rStyle w:val="Hyperlink"/>
-          </w:rPr>
-          <w:t xml:space="preserve">https://en.wikipedia.org/wiki/Differentiable_function</w:t>
-        </w:r>
-      </w:hyperlink>
-      <w:r>
-        <w:t xml:space="preserve">.</w:t>
-      </w:r>
-    </w:p>
-    <w:bookmarkEnd w:id="210"/>
-    <w:bookmarkStart w:id="212" w:name="ref-wikipedia_limit_of_a_function"/>
-    <w:p>
-      <w:pPr>
-        <w:pStyle w:val="Bibliography"/>
-      </w:pPr>
-      <w:r>
-        <w:t xml:space="preserve">Wikipedia contributors. 2026e.</w:t>
-      </w:r>
-      <w:r>
-        <w:t xml:space="preserve"> </w:t>
-      </w:r>
-      <w:r>
-        <w:rPr>
-          <w:i/>
-          <w:iCs/>
-        </w:rPr>
-        <w:t xml:space="preserve">Limit of a Function —</w:t>
-      </w:r>
-      <w:r>
-        <w:rPr>
-          <w:i/>
-          <w:iCs/>
-        </w:rPr>
-        <w:t xml:space="preserve"> </w:t>
-      </w:r>
-      <w:r>
-        <w:rPr>
-          <w:i/>
-          <w:iCs/>
-        </w:rPr>
-        <w:t xml:space="preserve">Wikipedia</w:t>
-      </w:r>
-      <w:r>
-        <w:rPr>
-          <w:i/>
-          <w:iCs/>
-        </w:rPr>
-        <w:t xml:space="preserve">,</w:t>
-      </w:r>
-      <w:r>
-        <w:rPr>
-          <w:i/>
-          <w:iCs/>
-        </w:rPr>
-        <w:t xml:space="preserve"> </w:t>
-      </w:r>
-      <w:r>
-        <w:rPr>
-          <w:i/>
-          <w:iCs/>
-        </w:rPr>
-        <w:t xml:space="preserve">the Free Encyclopedia</w:t>
-      </w:r>
-      <w:r>
-        <w:t xml:space="preserve">.</w:t>
-      </w:r>
-      <w:r>
-        <w:t xml:space="preserve"> </w:t>
-      </w:r>
-      <w:hyperlink r:id="rId211">
-        <w:r>
-          <w:rPr>
-            <w:rStyle w:val="Hyperlink"/>
-          </w:rPr>
-          <w:t xml:space="preserve">https://en.wikipedia.org/wiki/Limit_of_a_function</w:t>
-        </w:r>
-      </w:hyperlink>
-      <w:r>
-        <w:t xml:space="preserve">.</w:t>
-      </w:r>
-    </w:p>
-    <w:bookmarkEnd w:id="212"/>
-    <w:bookmarkStart w:id="214" w:name="ref-wikipedia_linear_approximation"/>
-    <w:p>
-      <w:pPr>
-        <w:pStyle w:val="Bibliography"/>
-      </w:pPr>
-      <w:r>
-        <w:t xml:space="preserve">Wikipedia contributors. 2026f.</w:t>
-      </w:r>
-      <w:r>
-        <w:t xml:space="preserve"> </w:t>
-      </w:r>
-      <w:r>
-        <w:rPr>
-          <w:i/>
-          <w:iCs/>
-        </w:rPr>
-        <w:t xml:space="preserve">Linear Approximation —</w:t>
-      </w:r>
-      <w:r>
-        <w:rPr>
-          <w:i/>
-          <w:iCs/>
-        </w:rPr>
-        <w:t xml:space="preserve"> </w:t>
-      </w:r>
-      <w:r>
-        <w:rPr>
-          <w:i/>
-          <w:iCs/>
-        </w:rPr>
-        <w:t xml:space="preserve">Wikipedia</w:t>
-      </w:r>
-      <w:r>
-        <w:rPr>
-          <w:i/>
-          <w:iCs/>
-        </w:rPr>
-        <w:t xml:space="preserve">,</w:t>
-      </w:r>
-      <w:r>
-        <w:rPr>
-          <w:i/>
-          <w:iCs/>
-        </w:rPr>
-        <w:t xml:space="preserve"> </w:t>
-      </w:r>
-      <w:r>
-        <w:rPr>
-          <w:i/>
-          <w:iCs/>
-        </w:rPr>
-        <w:t xml:space="preserve">the Free Encyclopedia</w:t>
-      </w:r>
-      <w:r>
-        <w:t xml:space="preserve">.</w:t>
-      </w:r>
-      <w:r>
-        <w:t xml:space="preserve"> </w:t>
-      </w:r>
-      <w:hyperlink r:id="rId213">
+        <w:t xml:space="preserve"> </w:t>
+      </w:r>
+      <w:r>
+        <w:t xml:space="preserve">the free encyclopedia.”</w:t>
+      </w:r>
+      <w:r>
+        <w:t xml:space="preserve"> </w:t>
+      </w:r>
+      <w:r>
+        <w:t xml:space="preserve">2026. Available:</w:t>
+      </w:r>
+      <w:r>
+        <w:t xml:space="preserve"> </w:t>
+      </w:r>
+      <w:hyperlink r:id="rId223">
         <w:r>
           <w:rPr>
             <w:rStyle w:val="Hyperlink"/>
@@ -58581,18 +58811,24 @@
           <w:t xml:space="preserve">https://en.wikipedia.org/wiki/Linear_approximation</w:t>
         </w:r>
       </w:hyperlink>
-      <w:r>
-        <w:t xml:space="preserve">.</w:t>
-      </w:r>
     </w:p>
-    <w:bookmarkEnd w:id="214"/>
-    <w:bookmarkStart w:id="216" w:name="Xce9848c2f4a380db4acb3f03ebf9e8cf213ef4a"/>
+    <w:bookmarkEnd w:id="224"/>
+    <w:bookmarkStart w:id="226" w:name="ref-boyd2018vmls"/>
     <w:p>
       <w:pPr>
         <w:pStyle w:val="Bibliography"/>
       </w:pPr>
       <w:r>
-        <w:t xml:space="preserve">Wikipedia contributors. 2026g.</w:t>
+        <w:t xml:space="preserve">[15]</w:t>
+      </w:r>
+      <w:r>
+        <w:t xml:space="preserve"> </w:t>
+      </w:r>
+      <w:r>
+        <w:t xml:space="preserve">	</w:t>
+      </w:r>
+      <w:r>
+        <w:t xml:space="preserve">S. Boyd and L. Vandenberghe,</w:t>
       </w:r>
       <w:r>
         <w:t xml:space="preserve"> </w:t>
@@ -58602,405 +58838,10 @@
           <w:i/>
           <w:iCs/>
         </w:rPr>
-        <w:t xml:space="preserve">Notation for Differentiation —</w:t>
-      </w:r>
-      <w:r>
-        <w:rPr>
-          <w:i/>
-          <w:iCs/>
-        </w:rPr>
-        <w:t xml:space="preserve"> </w:t>
-      </w:r>
-      <w:r>
-        <w:rPr>
-          <w:i/>
-          <w:iCs/>
-        </w:rPr>
-        <w:t xml:space="preserve">Wikipedia</w:t>
-      </w:r>
-      <w:r>
-        <w:rPr>
-          <w:i/>
-          <w:iCs/>
-        </w:rPr>
-        <w:t xml:space="preserve">,</w:t>
-      </w:r>
-      <w:r>
-        <w:rPr>
-          <w:i/>
-          <w:iCs/>
-        </w:rPr>
-        <w:t xml:space="preserve"> </w:t>
-      </w:r>
-      <w:r>
-        <w:rPr>
-          <w:i/>
-          <w:iCs/>
-        </w:rPr>
-        <w:t xml:space="preserve">the Free Encyclopedia</w:t>
-      </w:r>
-      <w:r>
-        <w:t xml:space="preserve">.</w:t>
-      </w:r>
-      <w:r>
-        <w:t xml:space="preserve"> </w:t>
-      </w:r>
-      <w:hyperlink r:id="rId215">
-        <w:r>
-          <w:rPr>
-            <w:rStyle w:val="Hyperlink"/>
-          </w:rPr>
-          <w:t xml:space="preserve">https://en.wikipedia.org/wiki/Notation_for_differentiation</w:t>
-        </w:r>
-      </w:hyperlink>
-      <w:r>
-        <w:t xml:space="preserve">.</w:t>
-      </w:r>
-    </w:p>
-    <w:bookmarkEnd w:id="216"/>
-    <w:bookmarkStart w:id="218" w:name="ref-wikipedia_one_sided_limit"/>
-    <w:p>
-      <w:pPr>
-        <w:pStyle w:val="Bibliography"/>
-      </w:pPr>
-      <w:r>
-        <w:t xml:space="preserve">Wikipedia contributors. 2026h.</w:t>
-      </w:r>
-      <w:r>
-        <w:t xml:space="preserve"> </w:t>
-      </w:r>
-      <w:r>
-        <w:rPr>
-          <w:i/>
-          <w:iCs/>
-        </w:rPr>
-        <w:t xml:space="preserve">One-Sided Limit —</w:t>
-      </w:r>
-      <w:r>
-        <w:rPr>
-          <w:i/>
-          <w:iCs/>
-        </w:rPr>
-        <w:t xml:space="preserve"> </w:t>
-      </w:r>
-      <w:r>
-        <w:rPr>
-          <w:i/>
-          <w:iCs/>
-        </w:rPr>
-        <w:t xml:space="preserve">Wikipedia</w:t>
-      </w:r>
-      <w:r>
-        <w:rPr>
-          <w:i/>
-          <w:iCs/>
-        </w:rPr>
-        <w:t xml:space="preserve">,</w:t>
-      </w:r>
-      <w:r>
-        <w:rPr>
-          <w:i/>
-          <w:iCs/>
-        </w:rPr>
-        <w:t xml:space="preserve"> </w:t>
-      </w:r>
-      <w:r>
-        <w:rPr>
-          <w:i/>
-          <w:iCs/>
-        </w:rPr>
-        <w:t xml:space="preserve">the Free Encyclopedia</w:t>
-      </w:r>
-      <w:r>
-        <w:t xml:space="preserve">.</w:t>
-      </w:r>
-      <w:r>
-        <w:t xml:space="preserve"> </w:t>
-      </w:r>
-      <w:hyperlink r:id="rId217">
-        <w:r>
-          <w:rPr>
-            <w:rStyle w:val="Hyperlink"/>
-          </w:rPr>
-          <w:t xml:space="preserve">https://en.wikipedia.org/wiki/One-sided_limit</w:t>
-        </w:r>
-      </w:hyperlink>
-      <w:r>
-        <w:t xml:space="preserve">.</w:t>
-      </w:r>
-    </w:p>
-    <w:bookmarkEnd w:id="218"/>
-    <w:bookmarkStart w:id="220" w:name="ref-wikipedia_power_rule"/>
-    <w:p>
-      <w:pPr>
-        <w:pStyle w:val="Bibliography"/>
-      </w:pPr>
-      <w:r>
-        <w:t xml:space="preserve">Wikipedia contributors. 2026i.</w:t>
-      </w:r>
-      <w:r>
-        <w:t xml:space="preserve"> </w:t>
-      </w:r>
-      <w:r>
-        <w:rPr>
-          <w:i/>
-          <w:iCs/>
-        </w:rPr>
-        <w:t xml:space="preserve">Power Rule —</w:t>
-      </w:r>
-      <w:r>
-        <w:rPr>
-          <w:i/>
-          <w:iCs/>
-        </w:rPr>
-        <w:t xml:space="preserve"> </w:t>
-      </w:r>
-      <w:r>
-        <w:rPr>
-          <w:i/>
-          <w:iCs/>
-        </w:rPr>
-        <w:t xml:space="preserve">Wikipedia</w:t>
-      </w:r>
-      <w:r>
-        <w:rPr>
-          <w:i/>
-          <w:iCs/>
-        </w:rPr>
-        <w:t xml:space="preserve">,</w:t>
-      </w:r>
-      <w:r>
-        <w:rPr>
-          <w:i/>
-          <w:iCs/>
-        </w:rPr>
-        <w:t xml:space="preserve"> </w:t>
-      </w:r>
-      <w:r>
-        <w:rPr>
-          <w:i/>
-          <w:iCs/>
-        </w:rPr>
-        <w:t xml:space="preserve">the Free Encyclopedia</w:t>
-      </w:r>
-      <w:r>
-        <w:t xml:space="preserve">.</w:t>
-      </w:r>
-      <w:r>
-        <w:t xml:space="preserve"> </w:t>
-      </w:r>
-      <w:hyperlink r:id="rId219">
-        <w:r>
-          <w:rPr>
-            <w:rStyle w:val="Hyperlink"/>
-          </w:rPr>
-          <w:t xml:space="preserve">https://en.wikipedia.org/wiki/Power_rule</w:t>
-        </w:r>
-      </w:hyperlink>
-      <w:r>
-        <w:t xml:space="preserve">.</w:t>
-      </w:r>
-    </w:p>
-    <w:bookmarkEnd w:id="220"/>
-    <w:bookmarkStart w:id="222" w:name="ref-wikipedia_product_rule"/>
-    <w:p>
-      <w:pPr>
-        <w:pStyle w:val="Bibliography"/>
-      </w:pPr>
-      <w:r>
-        <w:t xml:space="preserve">Wikipedia contributors. 2026j.</w:t>
-      </w:r>
-      <w:r>
-        <w:t xml:space="preserve"> </w:t>
-      </w:r>
-      <w:r>
-        <w:rPr>
-          <w:i/>
-          <w:iCs/>
-        </w:rPr>
-        <w:t xml:space="preserve">Product Rule —</w:t>
-      </w:r>
-      <w:r>
-        <w:rPr>
-          <w:i/>
-          <w:iCs/>
-        </w:rPr>
-        <w:t xml:space="preserve"> </w:t>
-      </w:r>
-      <w:r>
-        <w:rPr>
-          <w:i/>
-          <w:iCs/>
-        </w:rPr>
-        <w:t xml:space="preserve">Wikipedia</w:t>
-      </w:r>
-      <w:r>
-        <w:rPr>
-          <w:i/>
-          <w:iCs/>
-        </w:rPr>
-        <w:t xml:space="preserve">,</w:t>
-      </w:r>
-      <w:r>
-        <w:rPr>
-          <w:i/>
-          <w:iCs/>
-        </w:rPr>
-        <w:t xml:space="preserve"> </w:t>
-      </w:r>
-      <w:r>
-        <w:rPr>
-          <w:i/>
-          <w:iCs/>
-        </w:rPr>
-        <w:t xml:space="preserve">the Free Encyclopedia</w:t>
-      </w:r>
-      <w:r>
-        <w:t xml:space="preserve">.</w:t>
-      </w:r>
-      <w:r>
-        <w:t xml:space="preserve"> </w:t>
-      </w:r>
-      <w:hyperlink r:id="rId221">
-        <w:r>
-          <w:rPr>
-            <w:rStyle w:val="Hyperlink"/>
-          </w:rPr>
-          <w:t xml:space="preserve">https://en.wikipedia.org/wiki/Product_rule</w:t>
-        </w:r>
-      </w:hyperlink>
-      <w:r>
-        <w:t xml:space="preserve">.</w:t>
-      </w:r>
-    </w:p>
-    <w:bookmarkEnd w:id="222"/>
-    <w:bookmarkStart w:id="224" w:name="ref-wikipedia_quotient_rule"/>
-    <w:p>
-      <w:pPr>
-        <w:pStyle w:val="Bibliography"/>
-      </w:pPr>
-      <w:r>
-        <w:t xml:space="preserve">Wikipedia contributors. 2026k.</w:t>
-      </w:r>
-      <w:r>
-        <w:t xml:space="preserve"> </w:t>
-      </w:r>
-      <w:r>
-        <w:rPr>
-          <w:i/>
-          <w:iCs/>
-        </w:rPr>
-        <w:t xml:space="preserve">Quotient Rule —</w:t>
-      </w:r>
-      <w:r>
-        <w:rPr>
-          <w:i/>
-          <w:iCs/>
-        </w:rPr>
-        <w:t xml:space="preserve"> </w:t>
-      </w:r>
-      <w:r>
-        <w:rPr>
-          <w:i/>
-          <w:iCs/>
-        </w:rPr>
-        <w:t xml:space="preserve">Wikipedia</w:t>
-      </w:r>
-      <w:r>
-        <w:rPr>
-          <w:i/>
-          <w:iCs/>
-        </w:rPr>
-        <w:t xml:space="preserve">,</w:t>
-      </w:r>
-      <w:r>
-        <w:rPr>
-          <w:i/>
-          <w:iCs/>
-        </w:rPr>
-        <w:t xml:space="preserve"> </w:t>
-      </w:r>
-      <w:r>
-        <w:rPr>
-          <w:i/>
-          <w:iCs/>
-        </w:rPr>
-        <w:t xml:space="preserve">the Free Encyclopedia</w:t>
-      </w:r>
-      <w:r>
-        <w:t xml:space="preserve">.</w:t>
-      </w:r>
-      <w:r>
-        <w:t xml:space="preserve"> </w:t>
-      </w:r>
-      <w:hyperlink r:id="rId223">
-        <w:r>
-          <w:rPr>
-            <w:rStyle w:val="Hyperlink"/>
-          </w:rPr>
-          <w:t xml:space="preserve">https://en.wikipedia.org/wiki/Quotient_rule</w:t>
-        </w:r>
-      </w:hyperlink>
-      <w:r>
-        <w:t xml:space="preserve">.</w:t>
-      </w:r>
-    </w:p>
-    <w:bookmarkEnd w:id="224"/>
-    <w:bookmarkStart w:id="226" w:name="ref-wikipedia_second_derivative"/>
-    <w:p>
-      <w:pPr>
-        <w:pStyle w:val="Bibliography"/>
-      </w:pPr>
-      <w:r>
-        <w:t xml:space="preserve">Wikipedia contributors. 2026l.</w:t>
-      </w:r>
-      <w:r>
-        <w:t xml:space="preserve"> </w:t>
-      </w:r>
-      <w:r>
-        <w:rPr>
-          <w:i/>
-          <w:iCs/>
-        </w:rPr>
-        <w:t xml:space="preserve">Second Derivative —</w:t>
-      </w:r>
-      <w:r>
-        <w:rPr>
-          <w:i/>
-          <w:iCs/>
-        </w:rPr>
-        <w:t xml:space="preserve"> </w:t>
-      </w:r>
-      <w:r>
-        <w:rPr>
-          <w:i/>
-          <w:iCs/>
-        </w:rPr>
-        <w:t xml:space="preserve">Wikipedia</w:t>
-      </w:r>
-      <w:r>
-        <w:rPr>
-          <w:i/>
-          <w:iCs/>
-        </w:rPr>
-        <w:t xml:space="preserve">,</w:t>
-      </w:r>
-      <w:r>
-        <w:rPr>
-          <w:i/>
-          <w:iCs/>
-        </w:rPr>
-        <w:t xml:space="preserve"> </w:t>
-      </w:r>
-      <w:r>
-        <w:rPr>
-          <w:i/>
-          <w:iCs/>
-        </w:rPr>
-        <w:t xml:space="preserve">the Free Encyclopedia</w:t>
-      </w:r>
-      <w:r>
-        <w:t xml:space="preserve">.</w:t>
+        <w:t xml:space="preserve">Introduction to applied linear algebra: Vectors, matrices, and least squares</w:t>
+      </w:r>
+      <w:r>
+        <w:t xml:space="preserve">. Cambridge University Press, 2018. doi:</w:t>
       </w:r>
       <w:r>
         <w:t xml:space="preserve"> </w:t>
@@ -59010,7 +58851,7 @@
           <w:rPr>
             <w:rStyle w:val="Hyperlink"/>
           </w:rPr>
-          <w:t xml:space="preserve">https://en.wikipedia.org/wiki/Second_derivative</w:t>
+          <w:t xml:space="preserve">10.1017/9781108583664</w:t>
         </w:r>
       </w:hyperlink>
       <w:r>
@@ -59024,55 +58865,43 @@
         <w:pStyle w:val="Bibliography"/>
       </w:pPr>
       <w:r>
-        <w:t xml:space="preserve">Wikipedia contributors. 2026m.</w:t>
-      </w:r>
-      <w:r>
-        <w:t xml:space="preserve"> </w:t>
-      </w:r>
-      <w:r>
-        <w:rPr>
-          <w:i/>
-          <w:iCs/>
-        </w:rPr>
-        <w:t xml:space="preserve">Stationary Point —</w:t>
-      </w:r>
-      <w:r>
-        <w:rPr>
-          <w:i/>
-          <w:iCs/>
-        </w:rPr>
-        <w:t xml:space="preserve"> </w:t>
-      </w:r>
-      <w:r>
-        <w:rPr>
-          <w:i/>
-          <w:iCs/>
-        </w:rPr>
+        <w:t xml:space="preserve">[16]</w:t>
+      </w:r>
+      <w:r>
+        <w:t xml:space="preserve"> </w:t>
+      </w:r>
+      <w:r>
+        <w:t xml:space="preserve">	</w:t>
+      </w:r>
+      <w:r>
+        <w:t xml:space="preserve">Wikipedia contributors,</w:t>
+      </w:r>
+      <w:r>
+        <w:t xml:space="preserve"> </w:t>
+      </w:r>
+      <w:r>
+        <w:t xml:space="preserve">“Stationary point —</w:t>
+      </w:r>
+      <w:r>
+        <w:t xml:space="preserve"> </w:t>
+      </w:r>
+      <w:r>
         <w:t xml:space="preserve">Wikipedia</w:t>
       </w:r>
       <w:r>
-        <w:rPr>
-          <w:i/>
-          <w:iCs/>
-        </w:rPr>
         <w:t xml:space="preserve">,</w:t>
       </w:r>
       <w:r>
-        <w:rPr>
-          <w:i/>
-          <w:iCs/>
-        </w:rPr>
-        <w:t xml:space="preserve"> </w:t>
-      </w:r>
-      <w:r>
-        <w:rPr>
-          <w:i/>
-          <w:iCs/>
-        </w:rPr>
-        <w:t xml:space="preserve">the Free Encyclopedia</w:t>
-      </w:r>
-      <w:r>
-        <w:t xml:space="preserve">.</w:t>
+        <w:t xml:space="preserve"> </w:t>
+      </w:r>
+      <w:r>
+        <w:t xml:space="preserve">the free encyclopedia.”</w:t>
+      </w:r>
+      <w:r>
+        <w:t xml:space="preserve"> </w:t>
+      </w:r>
+      <w:r>
+        <w:t xml:space="preserve">2026. Available:</w:t>
       </w:r>
       <w:r>
         <w:t xml:space="preserve"> </w:t>
@@ -59085,9 +58914,6 @@
           <w:t xml:space="preserve">https://en.wikipedia.org/wiki/Stationary_point</w:t>
         </w:r>
       </w:hyperlink>
-      <w:r>
-        <w:t xml:space="preserve">.</w:t>
-      </w:r>
     </w:p>
     <w:bookmarkEnd w:id="228"/>
     <w:bookmarkEnd w:id="229"/>

--- a/calculus-derivatives.docx
+++ b/calculus-derivatives.docx
@@ -15,10 +15,10 @@
         <w:pStyle w:val="Date"/>
       </w:pPr>
       <w:r>
-        <w:t xml:space="preserve">Last modified: 2026-10-18 11:27:44 (PDT)</w:t>
+        <w:t xml:space="preserve">Last modified: 2026-10-18 13:21:32 (PDT)</w:t>
       </w:r>
     </w:p>
-    <w:bookmarkStart w:id="196" w:name="sec-derivatives"/>
+    <w:bookmarkStart w:id="229" w:name="sec-derivatives"/>
     <w:p>
       <w:pPr>
         <w:pStyle w:val="Heading2"/>
@@ -40989,7 +40989,7 @@
     </w:p>
     <w:bookmarkEnd w:id="149"/>
     <w:bookmarkEnd w:id="150"/>
-    <w:bookmarkStart w:id="195" w:name="sec-taylor-series"/>
+    <w:bookmarkStart w:id="228" w:name="sec-taylor-series"/>
     <w:p>
       <w:pPr>
         <w:pStyle w:val="Heading3"/>
@@ -57810,240 +57810,8 @@
       </m:oMathPara>
     </w:p>
     <w:bookmarkEnd w:id="194"/>
-    <w:bookmarkEnd w:id="195"/>
-    <w:bookmarkEnd w:id="196"/>
-    <w:bookmarkStart w:id="230" w:name="further-reading"/>
-    <w:p>
-      <w:pPr>
-        <w:pStyle w:val="Heading2"/>
-      </w:pPr>
-      <w:r>
-        <w:t xml:space="preserve">Further reading</w:t>
-      </w:r>
-    </w:p>
-    <w:p>
-      <w:pPr>
-        <w:numPr>
-          <w:ilvl w:val="0"/>
-          <w:numId w:val="1021"/>
-        </w:numPr>
-      </w:pPr>
-      <w:r>
-        <w:t xml:space="preserve">Wikipedia contributors [1]</w:t>
-      </w:r>
-      <w:r>
-        <w:t xml:space="preserve"> </w:t>
-      </w:r>
-      <w:r>
-        <w:t xml:space="preserve">— limits of functions, with the epsilon-delta definition</w:t>
-      </w:r>
-    </w:p>
-    <w:p>
-      <w:pPr>
-        <w:numPr>
-          <w:ilvl w:val="0"/>
-          <w:numId w:val="1021"/>
-        </w:numPr>
-      </w:pPr>
-      <w:r>
-        <w:t xml:space="preserve">Wikipedia contributors [2]</w:t>
-      </w:r>
-      <w:r>
-        <w:t xml:space="preserve"> </w:t>
-      </w:r>
-      <w:r>
-        <w:t xml:space="preserve">— one-sided limits</w:t>
-      </w:r>
-    </w:p>
-    <w:p>
-      <w:pPr>
-        <w:numPr>
-          <w:ilvl w:val="0"/>
-          <w:numId w:val="1021"/>
-        </w:numPr>
-      </w:pPr>
-      <w:r>
-        <w:t xml:space="preserve">Wikipedia contributors [6]</w:t>
-      </w:r>
-      <w:r>
-        <w:t xml:space="preserve"> </w:t>
-      </w:r>
-      <w:r>
-        <w:t xml:space="preserve">— the derivative, its notation and its history</w:t>
-      </w:r>
-    </w:p>
-    <w:p>
-      <w:pPr>
-        <w:numPr>
-          <w:ilvl w:val="0"/>
-          <w:numId w:val="1021"/>
-        </w:numPr>
-      </w:pPr>
-      <w:r>
-        <w:t xml:space="preserve">Wikipedia contributors [4]</w:t>
-      </w:r>
-      <w:r>
-        <w:t xml:space="preserve"> </w:t>
-      </w:r>
-      <w:r>
-        <w:t xml:space="preserve">— differentiable functions and their classes</w:t>
-      </w:r>
-    </w:p>
-    <w:p>
-      <w:pPr>
-        <w:numPr>
-          <w:ilvl w:val="0"/>
-          <w:numId w:val="1021"/>
-        </w:numPr>
-      </w:pPr>
-      <w:r>
-        <w:t xml:space="preserve">Wikipedia contributors [9]</w:t>
-      </w:r>
-      <w:r>
-        <w:t xml:space="preserve"> </w:t>
-      </w:r>
-      <w:r>
-        <w:t xml:space="preserve">— the power rule and its proofs</w:t>
-      </w:r>
-    </w:p>
-    <w:p>
-      <w:pPr>
-        <w:numPr>
-          <w:ilvl w:val="0"/>
-          <w:numId w:val="1021"/>
-        </w:numPr>
-      </w:pPr>
-      <w:r>
-        <w:t xml:space="preserve">Wikipedia contributors [11]</w:t>
-      </w:r>
-      <w:r>
-        <w:t xml:space="preserve"> </w:t>
-      </w:r>
-      <w:r>
-        <w:t xml:space="preserve">— the product rule and its generalizations</w:t>
-      </w:r>
-    </w:p>
-    <w:p>
-      <w:pPr>
-        <w:numPr>
-          <w:ilvl w:val="0"/>
-          <w:numId w:val="1021"/>
-        </w:numPr>
-      </w:pPr>
-      <w:r>
-        <w:t xml:space="preserve">Wikipedia contributors [12]</w:t>
-      </w:r>
-      <w:r>
-        <w:t xml:space="preserve"> </w:t>
-      </w:r>
-      <w:r>
-        <w:t xml:space="preserve">— the quotient rule</w:t>
-      </w:r>
-    </w:p>
-    <w:p>
-      <w:pPr>
-        <w:numPr>
-          <w:ilvl w:val="0"/>
-          <w:numId w:val="1021"/>
-        </w:numPr>
-      </w:pPr>
-      <w:r>
-        <w:t xml:space="preserve">Wikipedia contributors [13]</w:t>
-      </w:r>
-      <w:r>
-        <w:t xml:space="preserve"> </w:t>
-      </w:r>
-      <w:r>
-        <w:t xml:space="preserve">— the chain rule, in one and several variables</w:t>
-      </w:r>
-    </w:p>
-    <w:p>
-      <w:pPr>
-        <w:numPr>
-          <w:ilvl w:val="0"/>
-          <w:numId w:val="1021"/>
-        </w:numPr>
-      </w:pPr>
-      <w:r>
-        <w:t xml:space="preserve">Wikipedia contributors [8]</w:t>
-      </w:r>
-      <w:r>
-        <w:t xml:space="preserve"> </w:t>
-      </w:r>
-      <w:r>
-        <w:t xml:space="preserve">— the second derivative and concavity</w:t>
-      </w:r>
-    </w:p>
-    <w:p>
-      <w:pPr>
-        <w:numPr>
-          <w:ilvl w:val="0"/>
-          <w:numId w:val="1021"/>
-        </w:numPr>
-      </w:pPr>
-      <w:r>
-        <w:t xml:space="preserve">Wikipedia contributors [14]</w:t>
-      </w:r>
-      <w:r>
-        <w:t xml:space="preserve"> </w:t>
-      </w:r>
-      <w:r>
-        <w:t xml:space="preserve">— linear approximation and the tangent line</w:t>
-      </w:r>
-    </w:p>
-    <w:p>
-      <w:pPr>
-        <w:numPr>
-          <w:ilvl w:val="0"/>
-          <w:numId w:val="1021"/>
-        </w:numPr>
-      </w:pPr>
-      <w:r>
-        <w:t xml:space="preserve">Wikipedia contributors [16]</w:t>
-      </w:r>
-      <w:r>
-        <w:t xml:space="preserve"> </w:t>
-      </w:r>
-      <w:r>
-        <w:t xml:space="preserve">— stationary points and how to classify them</w:t>
-      </w:r>
-    </w:p>
-    <w:p>
-      <w:pPr>
-        <w:numPr>
-          <w:ilvl w:val="0"/>
-          <w:numId w:val="1021"/>
-        </w:numPr>
-      </w:pPr>
-      <w:r>
-        <w:t xml:space="preserve">Wikipedia contributors [3]</w:t>
-      </w:r>
-      <w:r>
-        <w:t xml:space="preserve"> </w:t>
-      </w:r>
-      <w:r>
-        <w:t xml:space="preserve">— the difference quotient</w:t>
-      </w:r>
-    </w:p>
-    <w:p>
-      <w:pPr>
-        <w:numPr>
-          <w:ilvl w:val="0"/>
-          <w:numId w:val="1021"/>
-        </w:numPr>
-      </w:pPr>
-      <w:r>
-        <w:t xml:space="preserve">Wikipedia contributors [7]</w:t>
-      </w:r>
-      <w:r>
-        <w:t xml:space="preserve"> </w:t>
-      </w:r>
-      <w:r>
-        <w:t xml:space="preserve">— Leibniz, Lagrange and Newton notation for derivatives</w:t>
-      </w:r>
-    </w:p>
-    <w:bookmarkStart w:id="229" w:name="refs"/>
-    <w:bookmarkStart w:id="198" w:name="ref-wikipedia_limit_of_a_function"/>
+    <w:bookmarkStart w:id="227" w:name="refs"/>
+    <w:bookmarkStart w:id="196" w:name="ref-wikipedia_limit_of_a_function"/>
     <w:p>
       <w:pPr>
         <w:pStyle w:val="Bibliography"/>
@@ -58090,7 +57858,7 @@
       <w:r>
         <w:t xml:space="preserve"> </w:t>
       </w:r>
-      <w:hyperlink r:id="rId197">
+      <w:hyperlink r:id="rId195">
         <w:r>
           <w:rPr>
             <w:rStyle w:val="Hyperlink"/>
@@ -58099,8 +57867,8 @@
         </w:r>
       </w:hyperlink>
     </w:p>
-    <w:bookmarkEnd w:id="198"/>
-    <w:bookmarkStart w:id="200" w:name="ref-wikipedia_one_sided_limit"/>
+    <w:bookmarkEnd w:id="196"/>
+    <w:bookmarkStart w:id="198" w:name="ref-wikipedia_one_sided_limit"/>
     <w:p>
       <w:pPr>
         <w:pStyle w:val="Bibliography"/>
@@ -58147,7 +57915,7 @@
       <w:r>
         <w:t xml:space="preserve"> </w:t>
       </w:r>
-      <w:hyperlink r:id="rId199">
+      <w:hyperlink r:id="rId197">
         <w:r>
           <w:rPr>
             <w:rStyle w:val="Hyperlink"/>
@@ -58156,8 +57924,8 @@
         </w:r>
       </w:hyperlink>
     </w:p>
-    <w:bookmarkEnd w:id="200"/>
-    <w:bookmarkStart w:id="202" w:name="ref-wikipedia_difference_quotient"/>
+    <w:bookmarkEnd w:id="198"/>
+    <w:bookmarkStart w:id="200" w:name="ref-wikipedia_difference_quotient"/>
     <w:p>
       <w:pPr>
         <w:pStyle w:val="Bibliography"/>
@@ -58204,7 +57972,7 @@
       <w:r>
         <w:t xml:space="preserve"> </w:t>
       </w:r>
-      <w:hyperlink r:id="rId201">
+      <w:hyperlink r:id="rId199">
         <w:r>
           <w:rPr>
             <w:rStyle w:val="Hyperlink"/>
@@ -58213,8 +57981,8 @@
         </w:r>
       </w:hyperlink>
     </w:p>
-    <w:bookmarkEnd w:id="202"/>
-    <w:bookmarkStart w:id="204" w:name="ref-wikipedia_differentiable_function"/>
+    <w:bookmarkEnd w:id="200"/>
+    <w:bookmarkStart w:id="202" w:name="ref-wikipedia_differentiable_function"/>
     <w:p>
       <w:pPr>
         <w:pStyle w:val="Bibliography"/>
@@ -58261,7 +58029,7 @@
       <w:r>
         <w:t xml:space="preserve"> </w:t>
       </w:r>
-      <w:hyperlink r:id="rId203">
+      <w:hyperlink r:id="rId201">
         <w:r>
           <w:rPr>
             <w:rStyle w:val="Hyperlink"/>
@@ -58270,8 +58038,8 @@
         </w:r>
       </w:hyperlink>
     </w:p>
-    <w:bookmarkEnd w:id="204"/>
-    <w:bookmarkStart w:id="206" w:name="ref-larsonCalc11e"/>
+    <w:bookmarkEnd w:id="202"/>
+    <w:bookmarkStart w:id="204" w:name="ref-larsonCalc11e"/>
     <w:p>
       <w:pPr>
         <w:pStyle w:val="Bibliography"/>
@@ -58304,7 +58072,7 @@
       <w:r>
         <w:t xml:space="preserve"> </w:t>
       </w:r>
-      <w:hyperlink r:id="rId205">
+      <w:hyperlink r:id="rId203">
         <w:r>
           <w:rPr>
             <w:rStyle w:val="Hyperlink"/>
@@ -58313,8 +58081,8 @@
         </w:r>
       </w:hyperlink>
     </w:p>
-    <w:bookmarkEnd w:id="206"/>
-    <w:bookmarkStart w:id="208" w:name="ref-wikipedia_derivative"/>
+    <w:bookmarkEnd w:id="204"/>
+    <w:bookmarkStart w:id="206" w:name="ref-wikipedia_derivative"/>
     <w:p>
       <w:pPr>
         <w:pStyle w:val="Bibliography"/>
@@ -58361,7 +58129,7 @@
       <w:r>
         <w:t xml:space="preserve"> </w:t>
       </w:r>
-      <w:hyperlink r:id="rId207">
+      <w:hyperlink r:id="rId205">
         <w:r>
           <w:rPr>
             <w:rStyle w:val="Hyperlink"/>
@@ -58370,8 +58138,8 @@
         </w:r>
       </w:hyperlink>
     </w:p>
-    <w:bookmarkEnd w:id="208"/>
-    <w:bookmarkStart w:id="210" w:name="Xce9848c2f4a380db4acb3f03ebf9e8cf213ef4a"/>
+    <w:bookmarkEnd w:id="206"/>
+    <w:bookmarkStart w:id="208" w:name="Xce9848c2f4a380db4acb3f03ebf9e8cf213ef4a"/>
     <w:p>
       <w:pPr>
         <w:pStyle w:val="Bibliography"/>
@@ -58418,7 +58186,7 @@
       <w:r>
         <w:t xml:space="preserve"> </w:t>
       </w:r>
-      <w:hyperlink r:id="rId209">
+      <w:hyperlink r:id="rId207">
         <w:r>
           <w:rPr>
             <w:rStyle w:val="Hyperlink"/>
@@ -58427,8 +58195,8 @@
         </w:r>
       </w:hyperlink>
     </w:p>
-    <w:bookmarkEnd w:id="210"/>
-    <w:bookmarkStart w:id="212" w:name="ref-wikipedia_second_derivative"/>
+    <w:bookmarkEnd w:id="208"/>
+    <w:bookmarkStart w:id="210" w:name="ref-wikipedia_second_derivative"/>
     <w:p>
       <w:pPr>
         <w:pStyle w:val="Bibliography"/>
@@ -58475,7 +58243,7 @@
       <w:r>
         <w:t xml:space="preserve"> </w:t>
       </w:r>
-      <w:hyperlink r:id="rId211">
+      <w:hyperlink r:id="rId209">
         <w:r>
           <w:rPr>
             <w:rStyle w:val="Hyperlink"/>
@@ -58484,8 +58252,8 @@
         </w:r>
       </w:hyperlink>
     </w:p>
-    <w:bookmarkEnd w:id="212"/>
-    <w:bookmarkStart w:id="214" w:name="ref-wikipedia_power_rule"/>
+    <w:bookmarkEnd w:id="210"/>
+    <w:bookmarkStart w:id="212" w:name="ref-wikipedia_power_rule"/>
     <w:p>
       <w:pPr>
         <w:pStyle w:val="Bibliography"/>
@@ -58532,7 +58300,7 @@
       <w:r>
         <w:t xml:space="preserve"> </w:t>
       </w:r>
-      <w:hyperlink r:id="rId213">
+      <w:hyperlink r:id="rId211">
         <w:r>
           <w:rPr>
             <w:rStyle w:val="Hyperlink"/>
@@ -58541,8 +58309,8 @@
         </w:r>
       </w:hyperlink>
     </w:p>
-    <w:bookmarkEnd w:id="214"/>
-    <w:bookmarkStart w:id="216" w:name="ref-problifesavercalc"/>
+    <w:bookmarkEnd w:id="212"/>
+    <w:bookmarkStart w:id="214" w:name="ref-problifesavercalc"/>
     <w:p>
       <w:pPr>
         <w:pStyle w:val="Bibliography"/>
@@ -58575,7 +58343,7 @@
       <w:r>
         <w:t xml:space="preserve"> </w:t>
       </w:r>
-      <w:hyperlink r:id="rId215">
+      <w:hyperlink r:id="rId213">
         <w:r>
           <w:rPr>
             <w:rStyle w:val="Hyperlink"/>
@@ -58584,8 +58352,8 @@
         </w:r>
       </w:hyperlink>
     </w:p>
-    <w:bookmarkEnd w:id="216"/>
-    <w:bookmarkStart w:id="218" w:name="ref-wikipedia_product_rule"/>
+    <w:bookmarkEnd w:id="214"/>
+    <w:bookmarkStart w:id="216" w:name="ref-wikipedia_product_rule"/>
     <w:p>
       <w:pPr>
         <w:pStyle w:val="Bibliography"/>
@@ -58632,7 +58400,7 @@
       <w:r>
         <w:t xml:space="preserve"> </w:t>
       </w:r>
-      <w:hyperlink r:id="rId217">
+      <w:hyperlink r:id="rId215">
         <w:r>
           <w:rPr>
             <w:rStyle w:val="Hyperlink"/>
@@ -58641,8 +58409,8 @@
         </w:r>
       </w:hyperlink>
     </w:p>
-    <w:bookmarkEnd w:id="218"/>
-    <w:bookmarkStart w:id="220" w:name="ref-wikipedia_quotient_rule"/>
+    <w:bookmarkEnd w:id="216"/>
+    <w:bookmarkStart w:id="218" w:name="ref-wikipedia_quotient_rule"/>
     <w:p>
       <w:pPr>
         <w:pStyle w:val="Bibliography"/>
@@ -58689,7 +58457,7 @@
       <w:r>
         <w:t xml:space="preserve"> </w:t>
       </w:r>
-      <w:hyperlink r:id="rId219">
+      <w:hyperlink r:id="rId217">
         <w:r>
           <w:rPr>
             <w:rStyle w:val="Hyperlink"/>
@@ -58698,8 +58466,8 @@
         </w:r>
       </w:hyperlink>
     </w:p>
-    <w:bookmarkEnd w:id="220"/>
-    <w:bookmarkStart w:id="222" w:name="ref-wikipedia_chain_rule"/>
+    <w:bookmarkEnd w:id="218"/>
+    <w:bookmarkStart w:id="220" w:name="ref-wikipedia_chain_rule"/>
     <w:p>
       <w:pPr>
         <w:pStyle w:val="Bibliography"/>
@@ -58746,7 +58514,7 @@
       <w:r>
         <w:t xml:space="preserve"> </w:t>
       </w:r>
-      <w:hyperlink r:id="rId221">
+      <w:hyperlink r:id="rId219">
         <w:r>
           <w:rPr>
             <w:rStyle w:val="Hyperlink"/>
@@ -58755,8 +58523,8 @@
         </w:r>
       </w:hyperlink>
     </w:p>
-    <w:bookmarkEnd w:id="222"/>
-    <w:bookmarkStart w:id="224" w:name="ref-wikipedia_linear_approximation"/>
+    <w:bookmarkEnd w:id="220"/>
+    <w:bookmarkStart w:id="222" w:name="ref-wikipedia_linear_approximation"/>
     <w:p>
       <w:pPr>
         <w:pStyle w:val="Bibliography"/>
@@ -58803,7 +58571,7 @@
       <w:r>
         <w:t xml:space="preserve"> </w:t>
       </w:r>
-      <w:hyperlink r:id="rId223">
+      <w:hyperlink r:id="rId221">
         <w:r>
           <w:rPr>
             <w:rStyle w:val="Hyperlink"/>
@@ -58812,8 +58580,8 @@
         </w:r>
       </w:hyperlink>
     </w:p>
-    <w:bookmarkEnd w:id="224"/>
-    <w:bookmarkStart w:id="226" w:name="ref-boyd2018vmls"/>
+    <w:bookmarkEnd w:id="222"/>
+    <w:bookmarkStart w:id="224" w:name="ref-boyd2018vmls"/>
     <w:p>
       <w:pPr>
         <w:pStyle w:val="Bibliography"/>
@@ -58846,7 +58614,7 @@
       <w:r>
         <w:t xml:space="preserve"> </w:t>
       </w:r>
-      <w:hyperlink r:id="rId225">
+      <w:hyperlink r:id="rId223">
         <w:r>
           <w:rPr>
             <w:rStyle w:val="Hyperlink"/>
@@ -58858,8 +58626,8 @@
         <w:t xml:space="preserve">.</w:t>
       </w:r>
     </w:p>
-    <w:bookmarkEnd w:id="226"/>
-    <w:bookmarkStart w:id="228" w:name="ref-wikipedia_stationary_point"/>
+    <w:bookmarkEnd w:id="224"/>
+    <w:bookmarkStart w:id="226" w:name="ref-wikipedia_stationary_point"/>
     <w:p>
       <w:pPr>
         <w:pStyle w:val="Bibliography"/>
@@ -58906,7 +58674,7 @@
       <w:r>
         <w:t xml:space="preserve"> </w:t>
       </w:r>
-      <w:hyperlink r:id="rId227">
+      <w:hyperlink r:id="rId225">
         <w:r>
           <w:rPr>
             <w:rStyle w:val="Hyperlink"/>
@@ -58915,9 +58683,10 @@
         </w:r>
       </w:hyperlink>
     </w:p>
+    <w:bookmarkEnd w:id="226"/>
+    <w:bookmarkEnd w:id="227"/>
     <w:bookmarkEnd w:id="228"/>
     <w:bookmarkEnd w:id="229"/>
-    <w:bookmarkEnd w:id="230"/>
     <w:sectPr>
       <w:footnotePr>
         <w:numRestart w:val="eachSect"/>
@@ -59358,9 +59127,6 @@
     <w:abstractNumId w:val="991"/>
   </w:num>
   <w:num w:numId="1020">
-    <w:abstractNumId w:val="991"/>
-  </w:num>
-  <w:num w:numId="1021">
     <w:abstractNumId w:val="991"/>
   </w:num>
 </w:numbering>

--- a/calculus-derivatives.docx
+++ b/calculus-derivatives.docx
@@ -15,7 +15,7 @@
         <w:pStyle w:val="Date"/>
       </w:pPr>
       <w:r>
-        <w:t xml:space="preserve">Last modified: 2026-10-18 13:21:32 (PDT)</w:t>
+        <w:t xml:space="preserve">Last modified: 2026-10-18 16:43:42 (PDT)</w:t>
       </w:r>
     </w:p>
     <w:bookmarkStart w:id="229" w:name="sec-derivatives"/>

--- a/calculus-derivatives.docx
+++ b/calculus-derivatives.docx
@@ -15,7 +15,7 @@
         <w:pStyle w:val="Date"/>
       </w:pPr>
       <w:r>
-        <w:t xml:space="preserve">Last modified: 2026-10-18 16:43:42 (PDT)</w:t>
+        <w:t xml:space="preserve">Last modified: 2026-10-19 00:47:50 (PDT)</w:t>
       </w:r>
     </w:p>
     <w:bookmarkStart w:id="229" w:name="sec-derivatives"/>

--- a/calculus-derivatives.docx
+++ b/calculus-derivatives.docx
@@ -15,7 +15,7 @@
         <w:pStyle w:val="Date"/>
       </w:pPr>
       <w:r>
-        <w:t xml:space="preserve">Last modified: 2026-10-19 00:47:50 (PDT)</w:t>
+        <w:t xml:space="preserve">Last modified: 2026-10-19 02:15:55 (PDT)</w:t>
       </w:r>
     </w:p>
     <w:bookmarkStart w:id="229" w:name="sec-derivatives"/>

--- a/calculus-derivatives.docx
+++ b/calculus-derivatives.docx
@@ -15,7 +15,7 @@
         <w:pStyle w:val="Date"/>
       </w:pPr>
       <w:r>
-        <w:t xml:space="preserve">Last modified: 2026-10-19 02:15:55 (PDT)</w:t>
+        <w:t xml:space="preserve">Last modified: 2026-10-19 03:23:43 (PDT)</w:t>
       </w:r>
     </w:p>
     <w:bookmarkStart w:id="229" w:name="sec-derivatives"/>

--- a/calculus-derivatives.docx
+++ b/calculus-derivatives.docx
@@ -15,7 +15,7 @@
         <w:pStyle w:val="Date"/>
       </w:pPr>
       <w:r>
-        <w:t xml:space="preserve">Last modified: 2026-10-19 03:23:43 (PDT)</w:t>
+        <w:t xml:space="preserve">Last modified: 2026-10-19 04:41:29 (PDT)</w:t>
       </w:r>
     </w:p>
     <w:bookmarkStart w:id="229" w:name="sec-derivatives"/>

--- a/calculus-derivatives.docx
+++ b/calculus-derivatives.docx
@@ -15,7 +15,7 @@
         <w:pStyle w:val="Date"/>
       </w:pPr>
       <w:r>
-        <w:t xml:space="preserve">Last modified: 2026-10-19 04:41:29 (PDT)</w:t>
+        <w:t xml:space="preserve">Last modified: 2026-10-19 05:58:02 (PDT)</w:t>
       </w:r>
     </w:p>
     <w:bookmarkStart w:id="229" w:name="sec-derivatives"/>

--- a/calculus-derivatives.docx
+++ b/calculus-derivatives.docx
@@ -15,7 +15,7 @@
         <w:pStyle w:val="Date"/>
       </w:pPr>
       <w:r>
-        <w:t xml:space="preserve">Last modified: 2026-10-19 05:58:02 (PDT)</w:t>
+        <w:t xml:space="preserve">Last modified: 2026-10-19 09:38:56 (PDT)</w:t>
       </w:r>
     </w:p>
     <w:bookmarkStart w:id="229" w:name="sec-derivatives"/>

--- a/calculus-derivatives.docx
+++ b/calculus-derivatives.docx
@@ -15,7 +15,7 @@
         <w:pStyle w:val="Date"/>
       </w:pPr>
       <w:r>
-        <w:t xml:space="preserve">Last modified: 2026-10-19 09:38:56 (PDT)</w:t>
+        <w:t xml:space="preserve">Last modified: 2026-10-19 11:02:25 (PDT)</w:t>
       </w:r>
     </w:p>
     <w:bookmarkStart w:id="229" w:name="sec-derivatives"/>

--- a/calculus-derivatives.docx
+++ b/calculus-derivatives.docx
@@ -15,7 +15,7 @@
         <w:pStyle w:val="Date"/>
       </w:pPr>
       <w:r>
-        <w:t xml:space="preserve">Last modified: 2026-10-19 11:02:25 (PDT)</w:t>
+        <w:t xml:space="preserve">Last modified: 2026-10-19 12:33:15 (PDT)</w:t>
       </w:r>
     </w:p>
     <w:bookmarkStart w:id="229" w:name="sec-derivatives"/>

--- a/calculus-derivatives.docx
+++ b/calculus-derivatives.docx
@@ -15,7 +15,7 @@
         <w:pStyle w:val="Date"/>
       </w:pPr>
       <w:r>
-        <w:t xml:space="preserve">Last modified: 2026-10-19 12:33:15 (PDT)</w:t>
+        <w:t xml:space="preserve">Last modified: 2026-10-19 23:31:34 (PDT)</w:t>
       </w:r>
     </w:p>
     <w:bookmarkStart w:id="229" w:name="sec-derivatives"/>

--- a/calculus-derivatives.docx
+++ b/calculus-derivatives.docx
@@ -15,7 +15,7 @@
         <w:pStyle w:val="Date"/>
       </w:pPr>
       <w:r>
-        <w:t xml:space="preserve">Last modified: 2026-10-19 23:31:34 (PDT)</w:t>
+        <w:t xml:space="preserve">Last modified: 2026-10-20 00:42:48 (PDT)</w:t>
       </w:r>
     </w:p>
     <w:bookmarkStart w:id="229" w:name="sec-derivatives"/>

--- a/calculus-derivatives.docx
+++ b/calculus-derivatives.docx
@@ -15,7 +15,7 @@
         <w:pStyle w:val="Date"/>
       </w:pPr>
       <w:r>
-        <w:t xml:space="preserve">Last modified: 2026-10-20 00:42:48 (PDT)</w:t>
+        <w:t xml:space="preserve">Last modified: 2026-10-21 13:11:08 (PDT)</w:t>
       </w:r>
     </w:p>
     <w:bookmarkStart w:id="229" w:name="sec-derivatives"/>

--- a/calculus-derivatives.docx
+++ b/calculus-derivatives.docx
@@ -15,7 +15,7 @@
         <w:pStyle w:val="Date"/>
       </w:pPr>
       <w:r>
-        <w:t xml:space="preserve">Last modified: 2026-10-21 13:11:08 (PDT)</w:t>
+        <w:t xml:space="preserve">Last modified: 2026-10-21 14:24:09 (PDT)</w:t>
       </w:r>
     </w:p>
     <w:bookmarkStart w:id="229" w:name="sec-derivatives"/>

--- a/calculus-derivatives.docx
+++ b/calculus-derivatives.docx
@@ -15,7 +15,7 @@
         <w:pStyle w:val="Date"/>
       </w:pPr>
       <w:r>
-        <w:t xml:space="preserve">Last modified: 2026-10-21 14:24:09 (PDT)</w:t>
+        <w:t xml:space="preserve">Last modified: 2026-10-22 00:50:13 (PDT)</w:t>
       </w:r>
     </w:p>
     <w:bookmarkStart w:id="229" w:name="sec-derivatives"/>

--- a/calculus-derivatives.docx
+++ b/calculus-derivatives.docx
@@ -15,7 +15,7 @@
         <w:pStyle w:val="Date"/>
       </w:pPr>
       <w:r>
-        <w:t xml:space="preserve">Last modified: 2026-10-22 00:50:13 (PDT)</w:t>
+        <w:t xml:space="preserve">Last modified: 2026-10-22 08:26:35 (PDT)</w:t>
       </w:r>
     </w:p>
     <w:bookmarkStart w:id="229" w:name="sec-derivatives"/>

--- a/calculus-derivatives.docx
+++ b/calculus-derivatives.docx
@@ -15,7 +15,7 @@
         <w:pStyle w:val="Date"/>
       </w:pPr>
       <w:r>
-        <w:t xml:space="preserve">Last modified: 2026-10-22 08:26:35 (PDT)</w:t>
+        <w:t xml:space="preserve">Last modified: 2026-10-22 09:50:17 (PDT)</w:t>
       </w:r>
     </w:p>
     <w:bookmarkStart w:id="229" w:name="sec-derivatives"/>

--- a/calculus-derivatives.docx
+++ b/calculus-derivatives.docx
@@ -15,7 +15,7 @@
         <w:pStyle w:val="Date"/>
       </w:pPr>
       <w:r>
-        <w:t xml:space="preserve">Last modified: 2026-10-22 09:50:17 (PDT)</w:t>
+        <w:t xml:space="preserve">Last modified: 2026-10-22 11:05:55 (PDT)</w:t>
       </w:r>
     </w:p>
     <w:bookmarkStart w:id="229" w:name="sec-derivatives"/>

--- a/calculus-derivatives.docx
+++ b/calculus-derivatives.docx
@@ -15,7 +15,7 @@
         <w:pStyle w:val="Date"/>
       </w:pPr>
       <w:r>
-        <w:t xml:space="preserve">Last modified: 2026-10-24 15:35:26 (PDT)</w:t>
+        <w:t xml:space="preserve">Last modified: 2026-10-24 20:19:00 (PDT)</w:t>
       </w:r>
     </w:p>
     <w:bookmarkStart w:id="229" w:name="sec-derivatives"/>

--- a/calculus-derivatives.docx
+++ b/calculus-derivatives.docx
@@ -15,7 +15,7 @@
         <w:pStyle w:val="Date"/>
       </w:pPr>
       <w:r>
-        <w:t xml:space="preserve">Last modified: 2026-10-24 20:19:00 (PDT)</w:t>
+        <w:t xml:space="preserve">Last modified: 2026-10-25 16:46:34 (PDT)</w:t>
       </w:r>
     </w:p>
     <w:bookmarkStart w:id="229" w:name="sec-derivatives"/>

--- a/calculus-derivatives.docx
+++ b/calculus-derivatives.docx
@@ -15,7 +15,7 @@
         <w:pStyle w:val="Date"/>
       </w:pPr>
       <w:r>
-        <w:t xml:space="preserve">Last modified: 2026-10-25 16:46:34 (PDT)</w:t>
+        <w:t xml:space="preserve">Last modified: 2026-10-25 18:01:14 (PDT)</w:t>
       </w:r>
     </w:p>
     <w:bookmarkStart w:id="229" w:name="sec-derivatives"/>

--- a/calculus-derivatives.docx
+++ b/calculus-derivatives.docx
@@ -15,7 +15,7 @@
         <w:pStyle w:val="Date"/>
       </w:pPr>
       <w:r>
-        <w:t xml:space="preserve">Last modified: 2026-10-25 18:01:14 (PDT)</w:t>
+        <w:t xml:space="preserve">Last modified: 2026-10-26 02:21:32 (PDT)</w:t>
       </w:r>
     </w:p>
     <w:bookmarkStart w:id="229" w:name="sec-derivatives"/>

--- a/calculus-derivatives.docx
+++ b/calculus-derivatives.docx
@@ -15,7 +15,7 @@
         <w:pStyle w:val="Date"/>
       </w:pPr>
       <w:r>
-        <w:t xml:space="preserve">Last modified: 2026-10-26 02:21:32 (PDT)</w:t>
+        <w:t xml:space="preserve">Last modified: 2026-10-26 03:33:07 (PDT)</w:t>
       </w:r>
     </w:p>
     <w:bookmarkStart w:id="229" w:name="sec-derivatives"/>

--- a/calculus-derivatives.docx
+++ b/calculus-derivatives.docx
@@ -15,7 +15,7 @@
         <w:pStyle w:val="Date"/>
       </w:pPr>
       <w:r>
-        <w:t xml:space="preserve">Last modified: 2026-10-26 03:33:07 (PDT)</w:t>
+        <w:t xml:space="preserve">Last modified: 2026-10-26 10:13:13 (PDT)</w:t>
       </w:r>
     </w:p>
     <w:bookmarkStart w:id="229" w:name="sec-derivatives"/>

--- a/calculus-derivatives.docx
+++ b/calculus-derivatives.docx
@@ -15,7 +15,7 @@
         <w:pStyle w:val="Date"/>
       </w:pPr>
       <w:r>
-        <w:t xml:space="preserve">Last modified: 2026-10-26 10:13:13 (PDT)</w:t>
+        <w:t xml:space="preserve">Last modified: 2026-10-26 12:55:55 (PDT)</w:t>
       </w:r>
     </w:p>
     <w:bookmarkStart w:id="229" w:name="sec-derivatives"/>

--- a/calculus-derivatives.docx
+++ b/calculus-derivatives.docx
@@ -15,7 +15,7 @@
         <w:pStyle w:val="Date"/>
       </w:pPr>
       <w:r>
-        <w:t xml:space="preserve">Last modified: 2026-10-26 12:55:55 (PDT)</w:t>
+        <w:t xml:space="preserve">Last modified: 2026-10-26 14:36:46 (PDT)</w:t>
       </w:r>
     </w:p>
     <w:bookmarkStart w:id="229" w:name="sec-derivatives"/>

--- a/calculus-derivatives.docx
+++ b/calculus-derivatives.docx
@@ -15,7 +15,7 @@
         <w:pStyle w:val="Date"/>
       </w:pPr>
       <w:r>
-        <w:t xml:space="preserve">Last modified: 2026-10-26 14:36:46 (PDT)</w:t>
+        <w:t xml:space="preserve">Last modified: 2026-10-26 20:57:05 (PDT)</w:t>
       </w:r>
     </w:p>
     <w:bookmarkStart w:id="229" w:name="sec-derivatives"/>

--- a/calculus-derivatives.docx
+++ b/calculus-derivatives.docx
@@ -15,7 +15,7 @@
         <w:pStyle w:val="Date"/>
       </w:pPr>
       <w:r>
-        <w:t xml:space="preserve">Last modified: 2026-10-26 20:57:05 (PDT)</w:t>
+        <w:t xml:space="preserve">Last modified: 2026-10-26 23:10:47 (PDT)</w:t>
       </w:r>
     </w:p>
     <w:bookmarkStart w:id="229" w:name="sec-derivatives"/>

--- a/calculus-derivatives.docx
+++ b/calculus-derivatives.docx
@@ -15,7 +15,7 @@
         <w:pStyle w:val="Date"/>
       </w:pPr>
       <w:r>
-        <w:t xml:space="preserve">Last modified: 2026-10-26 23:10:47 (PDT)</w:t>
+        <w:t xml:space="preserve">Last modified: 2026-10-27 00:23:12 (PDT)</w:t>
       </w:r>
     </w:p>
     <w:bookmarkStart w:id="229" w:name="sec-derivatives"/>

--- a/calculus-derivatives.docx
+++ b/calculus-derivatives.docx
@@ -15,10 +15,10 @@
         <w:pStyle w:val="Date"/>
       </w:pPr>
       <w:r>
-        <w:t xml:space="preserve">Last modified: 2026-10-27 00:23:12 (PDT)</w:t>
+        <w:t xml:space="preserve">Last modified: 2026-10-27 01:34:30 (PDT)</w:t>
       </w:r>
     </w:p>
-    <w:bookmarkStart w:id="229" w:name="sec-derivatives"/>
+    <w:bookmarkStart w:id="232" w:name="sec-derivatives"/>
     <w:p>
       <w:pPr>
         <w:pStyle w:val="Heading2"/>
@@ -34493,7 +34493,7 @@
     </w:p>
     <w:bookmarkEnd w:id="133"/>
     <w:bookmarkEnd w:id="134"/>
-    <w:bookmarkStart w:id="150" w:name="sec-critical-points"/>
+    <w:bookmarkStart w:id="153" w:name="sec-critical-points"/>
     <w:p>
       <w:pPr>
         <w:pStyle w:val="Heading3"/>
@@ -37635,7 +37635,7 @@
       </w:r>
     </w:p>
     <w:bookmarkEnd w:id="143"/>
-    <w:bookmarkStart w:id="144" w:name="thm-flat-point-critical"/>
+    <w:bookmarkStart w:id="146" w:name="thm-flat-point-critical"/>
     <w:p>
       <w:pPr>
         <w:pStyle w:val="FirstParagraph"/>
@@ -37681,12 +37681,12 @@
       <w:r>
         <w:t xml:space="preserve">(</w:t>
       </w:r>
-      <w:hyperlink w:anchor="def-flat-point">
+      <w:hyperlink r:id="rId144">
         <w:r>
           <w:rPr>
             <w:rStyle w:val="Hyperlink"/>
           </w:rPr>
-          <w:t xml:space="preserve">Definition 18</w:t>
+          <w:t xml:space="preserve">Definition 1 in Optimization</w:t>
         </w:r>
       </w:hyperlink>
       <w:r>
@@ -37720,19 +37720,19 @@
       <w:r>
         <w:t xml:space="preserve">(</w:t>
       </w:r>
-      <w:hyperlink w:anchor="def-critical-point">
+      <w:hyperlink r:id="rId145">
         <w:r>
           <w:rPr>
             <w:rStyle w:val="Hyperlink"/>
           </w:rPr>
-          <w:t xml:space="preserve">Definition 19</w:t>
+          <w:t xml:space="preserve">Definition 2 in Optimization</w:t>
         </w:r>
       </w:hyperlink>
       <w:r>
         <w:t xml:space="preserve">).</w:t>
       </w:r>
     </w:p>
-    <w:bookmarkEnd w:id="144"/>
+    <w:bookmarkEnd w:id="146"/>
     <w:p>
       <w:pPr>
         <w:pStyle w:val="BodyText"/>
@@ -37904,12 +37904,12 @@
       <w:r>
         <w:t xml:space="preserve"> </w:t>
       </w:r>
-      <w:hyperlink w:anchor="def-critical-point">
+      <w:hyperlink r:id="rId145">
         <w:r>
           <w:rPr>
             <w:rStyle w:val="Hyperlink"/>
           </w:rPr>
-          <w:t xml:space="preserve">Definition 19</w:t>
+          <w:t xml:space="preserve">Definition 2 in Optimization</w:t>
         </w:r>
       </w:hyperlink>
       <w:r>
@@ -37936,7 +37936,7 @@
         <w:t xml:space="preserve">is a critical point.</w:t>
       </w:r>
     </w:p>
-    <w:bookmarkStart w:id="145" w:name="exm-flat-point-critical"/>
+    <w:bookmarkStart w:id="148" w:name="exm-flat-point-critical"/>
     <w:p>
       <w:pPr>
         <w:pStyle w:val="BodyText"/>
@@ -38897,12 +38897,12 @@
       <w:r>
         <w:t xml:space="preserve"> </w:t>
       </w:r>
-      <w:hyperlink w:anchor="thm-flat-point-critical">
+      <w:hyperlink r:id="rId147">
         <w:r>
           <w:rPr>
             <w:rStyle w:val="Hyperlink"/>
           </w:rPr>
-          <w:t xml:space="preserve">Theorem 13</w:t>
+          <w:t xml:space="preserve">Theorem 1 in Optimization</w:t>
         </w:r>
       </w:hyperlink>
       <w:r>
@@ -39010,20 +39010,20 @@
       <w:r>
         <w:t xml:space="preserve">(</w:t>
       </w:r>
-      <w:hyperlink w:anchor="def-critical-point">
+      <w:hyperlink r:id="rId145">
         <w:r>
           <w:rPr>
             <w:rStyle w:val="Hyperlink"/>
           </w:rPr>
-          <w:t xml:space="preserve">Definition 19</w:t>
+          <w:t xml:space="preserve">Definition 2 in Optimization</w:t>
         </w:r>
       </w:hyperlink>
       <w:r>
         <w:t xml:space="preserve">), but not a flat point.</w:t>
       </w:r>
     </w:p>
-    <w:bookmarkEnd w:id="145"/>
-    <w:bookmarkStart w:id="146" w:name="exr-miller-deriv-opt-gamma-kernel"/>
+    <w:bookmarkEnd w:id="148"/>
+    <w:bookmarkStart w:id="149" w:name="exr-miller-deriv-opt-gamma-kernel"/>
     <w:p>
       <w:pPr>
         <w:pStyle w:val="BodyText"/>
@@ -39168,8 +39168,8 @@
         <w:t xml:space="preserve">.</w:t>
       </w:r>
     </w:p>
-    <w:bookmarkEnd w:id="146"/>
-    <w:bookmarkStart w:id="147" w:name="sol-miller-deriv-opt-gamma-kernel"/>
+    <w:bookmarkEnd w:id="149"/>
+    <w:bookmarkStart w:id="150" w:name="sol-miller-deriv-opt-gamma-kernel"/>
     <w:p>
       <w:pPr>
         <w:pStyle w:val="BodyText"/>
@@ -40053,8 +40053,8 @@
         <w:t xml:space="preserve">.</w:t>
       </w:r>
     </w:p>
-    <w:bookmarkEnd w:id="147"/>
-    <w:bookmarkStart w:id="148" w:name="X2af8583915c3d6755df2ace9fe2e1b48908f679"/>
+    <w:bookmarkEnd w:id="150"/>
+    <w:bookmarkStart w:id="151" w:name="X2af8583915c3d6755df2ace9fe2e1b48908f679"/>
     <w:p>
       <w:pPr>
         <w:pStyle w:val="BodyText"/>
@@ -40170,8 +40170,8 @@
         <w:t xml:space="preserve">and decide whether each is a local maximum, a local minimum, or an inflection point.</w:t>
       </w:r>
     </w:p>
-    <w:bookmarkEnd w:id="148"/>
-    <w:bookmarkStart w:id="149" w:name="X9a58de6c6ab4baf2df3e3111c406b3abe7c25e0"/>
+    <w:bookmarkEnd w:id="151"/>
+    <w:bookmarkStart w:id="152" w:name="X9a58de6c6ab4baf2df3e3111c406b3abe7c25e0"/>
     <w:p>
       <w:pPr>
         <w:pStyle w:val="BodyText"/>
@@ -40948,9 +40948,9 @@
         <w:t xml:space="preserve">is non-zero at both critical points, neither is an inflection point.</w:t>
       </w:r>
     </w:p>
-    <w:bookmarkEnd w:id="149"/>
-    <w:bookmarkEnd w:id="150"/>
-    <w:bookmarkStart w:id="228" w:name="sec-taylor-series"/>
+    <w:bookmarkEnd w:id="152"/>
+    <w:bookmarkEnd w:id="153"/>
+    <w:bookmarkStart w:id="231" w:name="sec-taylor-series"/>
     <w:p>
       <w:pPr>
         <w:pStyle w:val="Heading3"/>
@@ -40959,7 +40959,7 @@
         <w:t xml:space="preserve">1.7 Taylor series</w:t>
       </w:r>
     </w:p>
-    <w:bookmarkStart w:id="152" w:name="def-taylor-polynomial"/>
+    <w:bookmarkStart w:id="155" w:name="def-taylor-polynomial"/>
     <w:p>
       <w:pPr>
         <w:pStyle w:val="FirstParagraph"/>
@@ -41103,7 +41103,7 @@
       <w:pPr>
         <w:pStyle w:val="BodyText"/>
       </w:pPr>
-      <w:bookmarkStart w:id="151" w:name="eq-taylor-poly-def"/>
+      <w:bookmarkStart w:id="154" w:name="eq-taylor-poly-def"/>
       <m:oMathPara>
         <m:oMathParaPr>
           <m:jc m:val="center"/>
@@ -41653,10 +41653,10 @@
           </m:r>
         </m:oMath>
       </m:oMathPara>
-      <w:bookmarkEnd w:id="151"/>
+      <w:bookmarkEnd w:id="154"/>
     </w:p>
-    <w:bookmarkEnd w:id="152"/>
-    <w:bookmarkStart w:id="153" w:name="exm-taylor-polynomial-exponential"/>
+    <w:bookmarkEnd w:id="155"/>
+    <w:bookmarkStart w:id="156" w:name="exm-taylor-polynomial-exponential"/>
     <w:p>
       <w:pPr>
         <w:pStyle w:val="FirstParagraph"/>
@@ -42301,8 +42301,8 @@
         </m:oMath>
       </m:oMathPara>
     </w:p>
-    <w:bookmarkEnd w:id="153"/>
-    <w:bookmarkStart w:id="154" w:name="def-maclaurin-polynomial"/>
+    <w:bookmarkEnd w:id="156"/>
+    <w:bookmarkStart w:id="157" w:name="def-maclaurin-polynomial"/>
     <w:p>
       <w:pPr>
         <w:pStyle w:val="FirstParagraph"/>
@@ -42412,8 +42412,8 @@
         <w:t xml:space="preserve">.</w:t>
       </w:r>
     </w:p>
-    <w:bookmarkEnd w:id="154"/>
-    <w:bookmarkStart w:id="155" w:name="def-taylor-series"/>
+    <w:bookmarkEnd w:id="157"/>
+    <w:bookmarkStart w:id="158" w:name="def-taylor-series"/>
     <w:p>
       <w:pPr>
         <w:pStyle w:val="BodyText"/>
@@ -42753,7 +42753,7 @@
         <w:t xml:space="preserve">.</w:t>
       </w:r>
     </w:p>
-    <w:bookmarkEnd w:id="155"/>
+    <w:bookmarkEnd w:id="158"/>
     <w:tbl>
       <w:tblPr>
         <w:tblStyle w:val="Table"/>
@@ -42795,12 +42795,12 @@
                 <wp:inline>
                   <wp:extent cx="152400" cy="152400"/>
                   <wp:effectExtent b="0" l="0" r="0" t="0"/>
-                  <wp:docPr descr="" title="" id="156" name="Picture"/>
+                  <wp:docPr descr="" title="" id="159" name="Picture"/>
                   <a:graphic>
                     <a:graphicData uri="http://schemas.openxmlformats.org/drawingml/2006/picture">
                       <pic:pic>
                         <pic:nvPicPr>
-                          <pic:cNvPr descr="/opt/quarto/share/formats/docx/tip.png" id="157" name="Picture"/>
+                          <pic:cNvPr descr="/opt/quarto/share/formats/docx/tip.png" id="160" name="Picture"/>
                           <pic:cNvPicPr>
                             <a:picLocks noChangeArrowheads="1" noChangeAspect="1"/>
                           </pic:cNvPicPr>
@@ -42868,7 +42868,7 @@
             <w:r>
               <w:t xml:space="preserve"> </w:t>
             </w:r>
-            <w:hyperlink r:id="rId158">
+            <w:hyperlink r:id="rId161">
               <w:r>
                 <w:rPr>
                   <w:rStyle w:val="Hyperlink"/>
@@ -42899,7 +42899,7 @@
                 <w:numId w:val="1020"/>
               </w:numPr>
             </w:pPr>
-            <w:hyperlink r:id="rId159">
+            <w:hyperlink r:id="rId162">
               <w:r>
                 <w:rPr>
                   <w:rStyle w:val="Hyperlink"/>
@@ -42929,7 +42929,7 @@
         </w:tc>
       </w:tr>
     </w:tbl>
-    <w:bookmarkStart w:id="160" w:name="exr-miller-taylor-poly-zero"/>
+    <w:bookmarkStart w:id="163" w:name="exr-miller-taylor-poly-zero"/>
     <w:p>
       <w:pPr>
         <w:pStyle w:val="FirstParagraph"/>
@@ -43077,8 +43077,8 @@
         <w:t xml:space="preserve">.</w:t>
       </w:r>
     </w:p>
-    <w:bookmarkEnd w:id="160"/>
-    <w:bookmarkStart w:id="161" w:name="sol-miller-taylor-poly-zero"/>
+    <w:bookmarkEnd w:id="163"/>
+    <w:bookmarkStart w:id="164" w:name="sol-miller-taylor-poly-zero"/>
     <w:p>
       <w:pPr>
         <w:pStyle w:val="BodyText"/>
@@ -44032,8 +44032,8 @@
         <w:t xml:space="preserve">, its Taylor polynomial of degree 4 simply collects its terms of degree at most 4.</w:t>
       </w:r>
     </w:p>
-    <w:bookmarkEnd w:id="161"/>
-    <w:bookmarkStart w:id="162" w:name="exr-miller-taylor-poly-nonzero"/>
+    <w:bookmarkEnd w:id="164"/>
+    <w:bookmarkStart w:id="165" w:name="exr-miller-taylor-poly-nonzero"/>
     <w:p>
       <w:pPr>
         <w:pStyle w:val="BodyText"/>
@@ -44181,8 +44181,8 @@
         <w:t xml:space="preserve">.</w:t>
       </w:r>
     </w:p>
-    <w:bookmarkEnd w:id="162"/>
-    <w:bookmarkStart w:id="163" w:name="sol-miller-taylor-poly-nonzero"/>
+    <w:bookmarkEnd w:id="165"/>
+    <w:bookmarkStart w:id="166" w:name="sol-miller-taylor-poly-nonzero"/>
     <w:p>
       <w:pPr>
         <w:pStyle w:val="BodyText"/>
@@ -44884,8 +44884,8 @@
         </m:oMath>
       </m:oMathPara>
     </w:p>
-    <w:bookmarkEnd w:id="163"/>
-    <w:bookmarkStart w:id="164" w:name="exm-taylor-polynomial-cosine"/>
+    <w:bookmarkEnd w:id="166"/>
+    <w:bookmarkStart w:id="167" w:name="exm-taylor-polynomial-cosine"/>
     <w:p>
       <w:pPr>
         <w:pStyle w:val="FirstParagraph"/>
@@ -45814,8 +45814,8 @@
         </m:oMath>
       </m:oMathPara>
     </w:p>
-    <w:bookmarkEnd w:id="164"/>
-    <w:bookmarkStart w:id="165" w:name="exm-taylor-polynomial-sine"/>
+    <w:bookmarkEnd w:id="167"/>
+    <w:bookmarkStart w:id="168" w:name="exm-taylor-polynomial-sine"/>
     <w:p>
       <w:pPr>
         <w:pStyle w:val="FirstParagraph"/>
@@ -46420,8 +46420,8 @@
         </m:oMath>
       </m:oMathPara>
     </w:p>
-    <w:bookmarkEnd w:id="165"/>
-    <w:bookmarkStart w:id="166" w:name="exr-miller-taylor-cos-scaled"/>
+    <w:bookmarkEnd w:id="168"/>
+    <w:bookmarkStart w:id="169" w:name="exr-miller-taylor-cos-scaled"/>
     <w:p>
       <w:pPr>
         <w:pStyle w:val="FirstParagraph"/>
@@ -46554,8 +46554,8 @@
         <w:t xml:space="preserve">.</w:t>
       </w:r>
     </w:p>
-    <w:bookmarkEnd w:id="166"/>
-    <w:bookmarkStart w:id="167" w:name="sol-miller-taylor-cos-scaled"/>
+    <w:bookmarkEnd w:id="169"/>
+    <w:bookmarkStart w:id="170" w:name="sol-miller-taylor-cos-scaled"/>
     <w:p>
       <w:pPr>
         <w:pStyle w:val="BodyText"/>
@@ -46995,8 +46995,8 @@
         <w:t xml:space="preserve">Substituting into known Taylor expansions avoids computing high-order derivatives by hand.</w:t>
       </w:r>
     </w:p>
-    <w:bookmarkEnd w:id="167"/>
-    <w:bookmarkStart w:id="168" w:name="exr-miller-taylor-cos-cubed"/>
+    <w:bookmarkEnd w:id="170"/>
+    <w:bookmarkStart w:id="171" w:name="exr-miller-taylor-cos-cubed"/>
     <w:p>
       <w:pPr>
         <w:pStyle w:val="BodyText"/>
@@ -47138,8 +47138,8 @@
         <w:t xml:space="preserve">.</w:t>
       </w:r>
     </w:p>
-    <w:bookmarkEnd w:id="168"/>
-    <w:bookmarkStart w:id="169" w:name="sol-miller-taylor-cos-cubed"/>
+    <w:bookmarkEnd w:id="171"/>
+    <w:bookmarkStart w:id="172" w:name="sol-miller-taylor-cos-cubed"/>
     <w:p>
       <w:pPr>
         <w:pStyle w:val="BodyText"/>
@@ -48062,8 +48062,8 @@
         </m:oMath>
       </m:oMathPara>
     </w:p>
-    <w:bookmarkEnd w:id="169"/>
-    <w:bookmarkStart w:id="170" w:name="exr-miller-taylor-exp-base"/>
+    <w:bookmarkEnd w:id="172"/>
+    <w:bookmarkStart w:id="173" w:name="exr-miller-taylor-exp-base"/>
     <w:p>
       <w:pPr>
         <w:pStyle w:val="FirstParagraph"/>
@@ -48184,8 +48184,8 @@
         <w:t xml:space="preserve">.</w:t>
       </w:r>
     </w:p>
-    <w:bookmarkEnd w:id="170"/>
-    <w:bookmarkStart w:id="171" w:name="sol-miller-taylor-exp-base"/>
+    <w:bookmarkEnd w:id="173"/>
+    <w:bookmarkStart w:id="174" w:name="sol-miller-taylor-exp-base"/>
     <w:p>
       <w:pPr>
         <w:pStyle w:val="BodyText"/>
@@ -48708,8 +48708,8 @@
         </m:oMath>
       </m:oMathPara>
     </w:p>
-    <w:bookmarkEnd w:id="171"/>
-    <w:bookmarkStart w:id="172" w:name="exr-miller-taylor-exp-power"/>
+    <w:bookmarkEnd w:id="174"/>
+    <w:bookmarkStart w:id="175" w:name="exr-miller-taylor-exp-power"/>
     <w:p>
       <w:pPr>
         <w:pStyle w:val="FirstParagraph"/>
@@ -48852,8 +48852,8 @@
         <w:t xml:space="preserve">.</w:t>
       </w:r>
     </w:p>
-    <w:bookmarkEnd w:id="172"/>
-    <w:bookmarkStart w:id="173" w:name="sol-miller-taylor-exp-power"/>
+    <w:bookmarkEnd w:id="175"/>
+    <w:bookmarkStart w:id="176" w:name="sol-miller-taylor-exp-power"/>
     <w:p>
       <w:pPr>
         <w:pStyle w:val="BodyText"/>
@@ -49393,8 +49393,8 @@
         </m:oMath>
       </m:oMathPara>
     </w:p>
-    <w:bookmarkEnd w:id="173"/>
-    <w:bookmarkStart w:id="174" w:name="exr-miller-taylor-normal-density"/>
+    <w:bookmarkEnd w:id="176"/>
+    <w:bookmarkStart w:id="177" w:name="exr-miller-taylor-normal-density"/>
     <w:p>
       <w:pPr>
         <w:pStyle w:val="FirstParagraph"/>
@@ -49581,8 +49581,8 @@
         <w:t xml:space="preserve">.</w:t>
       </w:r>
     </w:p>
-    <w:bookmarkEnd w:id="174"/>
-    <w:bookmarkStart w:id="175" w:name="sol-miller-taylor-normal-density"/>
+    <w:bookmarkEnd w:id="177"/>
+    <w:bookmarkStart w:id="178" w:name="sol-miller-taylor-normal-density"/>
     <w:p>
       <w:pPr>
         <w:pStyle w:val="BodyText"/>
@@ -50156,8 +50156,8 @@
         </m:oMath>
       </m:oMathPara>
     </w:p>
-    <w:bookmarkEnd w:id="175"/>
-    <w:bookmarkStart w:id="176" w:name="thm-taylor-normal-density"/>
+    <w:bookmarkEnd w:id="178"/>
+    <w:bookmarkStart w:id="179" w:name="thm-taylor-normal-density"/>
     <w:p>
       <w:pPr>
         <w:pStyle w:val="FirstParagraph"/>
@@ -50415,7 +50415,7 @@
         </m:oMath>
       </m:oMathPara>
     </w:p>
-    <w:bookmarkEnd w:id="176"/>
+    <w:bookmarkEnd w:id="179"/>
     <w:p>
       <w:pPr>
         <w:pStyle w:val="FirstParagraph"/>
@@ -50462,7 +50462,7 @@
         <w:t xml:space="preserve">.</w:t>
       </w:r>
     </w:p>
-    <w:bookmarkStart w:id="177" w:name="exr-miller-taylor-sqrt"/>
+    <w:bookmarkStart w:id="180" w:name="exr-miller-taylor-sqrt"/>
     <w:p>
       <w:pPr>
         <w:pStyle w:val="BodyText"/>
@@ -50591,8 +50591,8 @@
         <w:t xml:space="preserve">.</w:t>
       </w:r>
     </w:p>
-    <w:bookmarkEnd w:id="177"/>
-    <w:bookmarkStart w:id="178" w:name="sol-miller-taylor-sqrt"/>
+    <w:bookmarkEnd w:id="180"/>
+    <w:bookmarkStart w:id="181" w:name="sol-miller-taylor-sqrt"/>
     <w:p>
       <w:pPr>
         <w:pStyle w:val="BodyText"/>
@@ -51472,8 +51472,8 @@
         </m:oMath>
       </m:oMathPara>
     </w:p>
-    <w:bookmarkEnd w:id="178"/>
-    <w:bookmarkStart w:id="179" w:name="exr-miller-taylor-cube-root"/>
+    <w:bookmarkEnd w:id="181"/>
+    <w:bookmarkStart w:id="182" w:name="exr-miller-taylor-cube-root"/>
     <w:p>
       <w:pPr>
         <w:pStyle w:val="FirstParagraph"/>
@@ -51633,8 +51633,8 @@
         <w:t xml:space="preserve">.</w:t>
       </w:r>
     </w:p>
-    <w:bookmarkEnd w:id="179"/>
-    <w:bookmarkStart w:id="180" w:name="sol-miller-taylor-cube-root"/>
+    <w:bookmarkEnd w:id="182"/>
+    <w:bookmarkStart w:id="183" w:name="sol-miller-taylor-cube-root"/>
     <w:p>
       <w:pPr>
         <w:pStyle w:val="BodyText"/>
@@ -52946,8 +52946,8 @@
         </m:oMath>
       </m:oMathPara>
     </w:p>
-    <w:bookmarkEnd w:id="180"/>
-    <w:bookmarkStart w:id="181" w:name="exr-miller-taylor-x-log-x"/>
+    <w:bookmarkEnd w:id="183"/>
+    <w:bookmarkStart w:id="184" w:name="exr-miller-taylor-x-log-x"/>
     <w:p>
       <w:pPr>
         <w:pStyle w:val="FirstParagraph"/>
@@ -53096,8 +53096,8 @@
         <w:t xml:space="preserve">.</w:t>
       </w:r>
     </w:p>
-    <w:bookmarkEnd w:id="181"/>
-    <w:bookmarkStart w:id="182" w:name="sol-miller-taylor-x-log-x"/>
+    <w:bookmarkEnd w:id="184"/>
+    <w:bookmarkStart w:id="185" w:name="sol-miller-taylor-x-log-x"/>
     <w:p>
       <w:pPr>
         <w:pStyle w:val="BodyText"/>
@@ -53761,8 +53761,8 @@
         </m:oMath>
       </m:oMathPara>
     </w:p>
-    <w:bookmarkEnd w:id="182"/>
-    <w:bookmarkStart w:id="183" w:name="exr-miller-taylor-log-one-plus-x"/>
+    <w:bookmarkEnd w:id="185"/>
+    <w:bookmarkStart w:id="186" w:name="exr-miller-taylor-log-one-plus-x"/>
     <w:p>
       <w:pPr>
         <w:pStyle w:val="FirstParagraph"/>
@@ -53947,8 +53947,8 @@
         <w:t xml:space="preserve">.</w:t>
       </w:r>
     </w:p>
-    <w:bookmarkEnd w:id="183"/>
-    <w:bookmarkStart w:id="184" w:name="sol-miller-taylor-log-one-plus-x"/>
+    <w:bookmarkEnd w:id="186"/>
+    <w:bookmarkStart w:id="187" w:name="sol-miller-taylor-log-one-plus-x"/>
     <w:p>
       <w:pPr>
         <w:pStyle w:val="BodyText"/>
@@ -54568,8 +54568,8 @@
         </m:oMath>
       </m:oMathPara>
     </w:p>
-    <w:bookmarkEnd w:id="184"/>
-    <w:bookmarkStart w:id="185" w:name="thm-taylor-log-one-plus-x"/>
+    <w:bookmarkEnd w:id="187"/>
+    <w:bookmarkStart w:id="188" w:name="thm-taylor-log-one-plus-x"/>
     <w:p>
       <w:pPr>
         <w:pStyle w:val="FirstParagraph"/>
@@ -54818,7 +54818,7 @@
         </m:oMath>
       </m:oMathPara>
     </w:p>
-    <w:bookmarkEnd w:id="185"/>
+    <w:bookmarkEnd w:id="188"/>
     <w:p>
       <w:pPr>
         <w:pStyle w:val="FirstParagraph"/>
@@ -54865,7 +54865,7 @@
         <w:t xml:space="preserve">.</w:t>
       </w:r>
     </w:p>
-    <w:bookmarkStart w:id="186" w:name="exr-miller-taylor-log-one-minus-x"/>
+    <w:bookmarkStart w:id="189" w:name="exr-miller-taylor-log-one-minus-x"/>
     <w:p>
       <w:pPr>
         <w:pStyle w:val="BodyText"/>
@@ -55050,8 +55050,8 @@
         <w:t xml:space="preserve">.</w:t>
       </w:r>
     </w:p>
-    <w:bookmarkEnd w:id="186"/>
-    <w:bookmarkStart w:id="187" w:name="sol-miller-taylor-log-one-minus-x"/>
+    <w:bookmarkEnd w:id="189"/>
+    <w:bookmarkStart w:id="190" w:name="sol-miller-taylor-log-one-minus-x"/>
     <w:p>
       <w:pPr>
         <w:pStyle w:val="BodyText"/>
@@ -55430,8 +55430,8 @@
         </m:oMath>
       </m:oMathPara>
     </w:p>
-    <w:bookmarkEnd w:id="187"/>
-    <w:bookmarkStart w:id="188" w:name="thm-taylor-log-one-minus-x"/>
+    <w:bookmarkEnd w:id="190"/>
+    <w:bookmarkStart w:id="191" w:name="thm-taylor-log-one-minus-x"/>
     <w:p>
       <w:pPr>
         <w:pStyle w:val="FirstParagraph"/>
@@ -55686,7 +55686,7 @@
         </m:oMath>
       </m:oMathPara>
     </w:p>
-    <w:bookmarkEnd w:id="188"/>
+    <w:bookmarkEnd w:id="191"/>
     <w:p>
       <w:pPr>
         <w:pStyle w:val="FirstParagraph"/>
@@ -55733,7 +55733,7 @@
         <w:t xml:space="preserve">.</w:t>
       </w:r>
     </w:p>
-    <w:bookmarkStart w:id="189" w:name="exr-miller-taylor-log-product-exp"/>
+    <w:bookmarkStart w:id="192" w:name="exr-miller-taylor-log-product-exp"/>
     <w:p>
       <w:pPr>
         <w:pStyle w:val="BodyText"/>
@@ -55966,8 +55966,8 @@
         <w:t xml:space="preserve">.</w:t>
       </w:r>
     </w:p>
-    <w:bookmarkEnd w:id="189"/>
-    <w:bookmarkStart w:id="190" w:name="sol-miller-taylor-log-product-exp"/>
+    <w:bookmarkEnd w:id="192"/>
+    <w:bookmarkStart w:id="193" w:name="sol-miller-taylor-log-product-exp"/>
     <w:p>
       <w:pPr>
         <w:pStyle w:val="BodyText"/>
@@ -56599,8 +56599,8 @@
         </m:oMath>
       </m:oMathPara>
     </w:p>
-    <w:bookmarkEnd w:id="190"/>
-    <w:bookmarkStart w:id="191" w:name="exr-miller-taylor-product-cos-log"/>
+    <w:bookmarkEnd w:id="193"/>
+    <w:bookmarkStart w:id="194" w:name="exr-miller-taylor-product-cos-log"/>
     <w:p>
       <w:pPr>
         <w:pStyle w:val="FirstParagraph"/>
@@ -56760,8 +56760,8 @@
         <w:t xml:space="preserve">.</w:t>
       </w:r>
     </w:p>
-    <w:bookmarkEnd w:id="191"/>
-    <w:bookmarkStart w:id="192" w:name="sol-miller-taylor-product-cos-log"/>
+    <w:bookmarkEnd w:id="194"/>
+    <w:bookmarkStart w:id="195" w:name="sol-miller-taylor-product-cos-log"/>
     <w:p>
       <w:pPr>
         <w:pStyle w:val="BodyText"/>
@@ -57260,8 +57260,8 @@
         </m:oMath>
       </m:oMathPara>
     </w:p>
-    <w:bookmarkEnd w:id="192"/>
-    <w:bookmarkStart w:id="193" w:name="exr-miller-taylor-log-scaled"/>
+    <w:bookmarkEnd w:id="195"/>
+    <w:bookmarkStart w:id="196" w:name="exr-miller-taylor-log-scaled"/>
     <w:p>
       <w:pPr>
         <w:pStyle w:val="FirstParagraph"/>
@@ -57452,8 +57452,8 @@
         <w:t xml:space="preserve">.</w:t>
       </w:r>
     </w:p>
-    <w:bookmarkEnd w:id="193"/>
-    <w:bookmarkStart w:id="194" w:name="sol-miller-taylor-log-scaled"/>
+    <w:bookmarkEnd w:id="196"/>
+    <w:bookmarkStart w:id="197" w:name="sol-miller-taylor-log-scaled"/>
     <w:p>
       <w:pPr>
         <w:pStyle w:val="BodyText"/>
@@ -57770,9 +57770,9 @@
         </m:oMath>
       </m:oMathPara>
     </w:p>
-    <w:bookmarkEnd w:id="194"/>
-    <w:bookmarkStart w:id="227" w:name="refs"/>
-    <w:bookmarkStart w:id="196" w:name="ref-wikipedia_limit_of_a_function"/>
+    <w:bookmarkEnd w:id="197"/>
+    <w:bookmarkStart w:id="230" w:name="refs"/>
+    <w:bookmarkStart w:id="199" w:name="ref-wikipedia_limit_of_a_function"/>
     <w:p>
       <w:pPr>
         <w:pStyle w:val="Bibliography"/>
@@ -57819,7 +57819,7 @@
       <w:r>
         <w:t xml:space="preserve"> </w:t>
       </w:r>
-      <w:hyperlink r:id="rId195">
+      <w:hyperlink r:id="rId198">
         <w:r>
           <w:rPr>
             <w:rStyle w:val="Hyperlink"/>
@@ -57828,8 +57828,8 @@
         </w:r>
       </w:hyperlink>
     </w:p>
-    <w:bookmarkEnd w:id="196"/>
-    <w:bookmarkStart w:id="198" w:name="ref-wikipedia_one_sided_limit"/>
+    <w:bookmarkEnd w:id="199"/>
+    <w:bookmarkStart w:id="201" w:name="ref-wikipedia_one_sided_limit"/>
     <w:p>
       <w:pPr>
         <w:pStyle w:val="Bibliography"/>
@@ -57876,7 +57876,7 @@
       <w:r>
         <w:t xml:space="preserve"> </w:t>
       </w:r>
-      <w:hyperlink r:id="rId197">
+      <w:hyperlink r:id="rId200">
         <w:r>
           <w:rPr>
             <w:rStyle w:val="Hyperlink"/>
@@ -57885,8 +57885,8 @@
         </w:r>
       </w:hyperlink>
     </w:p>
-    <w:bookmarkEnd w:id="198"/>
-    <w:bookmarkStart w:id="200" w:name="ref-wikipedia_difference_quotient"/>
+    <w:bookmarkEnd w:id="201"/>
+    <w:bookmarkStart w:id="203" w:name="ref-wikipedia_difference_quotient"/>
     <w:p>
       <w:pPr>
         <w:pStyle w:val="Bibliography"/>
@@ -57933,7 +57933,7 @@
       <w:r>
         <w:t xml:space="preserve"> </w:t>
       </w:r>
-      <w:hyperlink r:id="rId199">
+      <w:hyperlink r:id="rId202">
         <w:r>
           <w:rPr>
             <w:rStyle w:val="Hyperlink"/>
@@ -57942,8 +57942,8 @@
         </w:r>
       </w:hyperlink>
     </w:p>
-    <w:bookmarkEnd w:id="200"/>
-    <w:bookmarkStart w:id="202" w:name="ref-wikipedia_differentiable_function"/>
+    <w:bookmarkEnd w:id="203"/>
+    <w:bookmarkStart w:id="205" w:name="ref-wikipedia_differentiable_function"/>
     <w:p>
       <w:pPr>
         <w:pStyle w:val="Bibliography"/>
@@ -57990,7 +57990,7 @@
       <w:r>
         <w:t xml:space="preserve"> </w:t>
       </w:r>
-      <w:hyperlink r:id="rId201">
+      <w:hyperlink r:id="rId204">
         <w:r>
           <w:rPr>
             <w:rStyle w:val="Hyperlink"/>
@@ -57999,8 +57999,8 @@
         </w:r>
       </w:hyperlink>
     </w:p>
-    <w:bookmarkEnd w:id="202"/>
-    <w:bookmarkStart w:id="204" w:name="ref-larsonCalc11e"/>
+    <w:bookmarkEnd w:id="205"/>
+    <w:bookmarkStart w:id="207" w:name="ref-larsonCalc11e"/>
     <w:p>
       <w:pPr>
         <w:pStyle w:val="Bibliography"/>
@@ -58033,7 +58033,7 @@
       <w:r>
         <w:t xml:space="preserve"> </w:t>
       </w:r>
-      <w:hyperlink r:id="rId203">
+      <w:hyperlink r:id="rId206">
         <w:r>
           <w:rPr>
             <w:rStyle w:val="Hyperlink"/>
@@ -58042,8 +58042,8 @@
         </w:r>
       </w:hyperlink>
     </w:p>
-    <w:bookmarkEnd w:id="204"/>
-    <w:bookmarkStart w:id="206" w:name="ref-wikipedia_derivative"/>
+    <w:bookmarkEnd w:id="207"/>
+    <w:bookmarkStart w:id="209" w:name="ref-wikipedia_derivative"/>
     <w:p>
       <w:pPr>
         <w:pStyle w:val="Bibliography"/>
@@ -58090,7 +58090,7 @@
       <w:r>
         <w:t xml:space="preserve"> </w:t>
       </w:r>
-      <w:hyperlink r:id="rId205">
+      <w:hyperlink r:id="rId208">
         <w:r>
           <w:rPr>
             <w:rStyle w:val="Hyperlink"/>
@@ -58099,8 +58099,8 @@
         </w:r>
       </w:hyperlink>
     </w:p>
-    <w:bookmarkEnd w:id="206"/>
-    <w:bookmarkStart w:id="208" w:name="Xce9848c2f4a380db4acb3f03ebf9e8cf213ef4a"/>
+    <w:bookmarkEnd w:id="209"/>
+    <w:bookmarkStart w:id="211" w:name="Xce9848c2f4a380db4acb3f03ebf9e8cf213ef4a"/>
     <w:p>
       <w:pPr>
         <w:pStyle w:val="Bibliography"/>
@@ -58147,7 +58147,7 @@
       <w:r>
         <w:t xml:space="preserve"> </w:t>
       </w:r>
-      <w:hyperlink r:id="rId207">
+      <w:hyperlink r:id="rId210">
         <w:r>
           <w:rPr>
             <w:rStyle w:val="Hyperlink"/>
@@ -58156,8 +58156,8 @@
         </w:r>
       </w:hyperlink>
     </w:p>
-    <w:bookmarkEnd w:id="208"/>
-    <w:bookmarkStart w:id="210" w:name="ref-wikipedia_second_derivative"/>
+    <w:bookmarkEnd w:id="211"/>
+    <w:bookmarkStart w:id="213" w:name="ref-wikipedia_second_derivative"/>
     <w:p>
       <w:pPr>
         <w:pStyle w:val="Bibliography"/>
@@ -58204,7 +58204,7 @@
       <w:r>
         <w:t xml:space="preserve"> </w:t>
       </w:r>
-      <w:hyperlink r:id="rId209">
+      <w:hyperlink r:id="rId212">
         <w:r>
           <w:rPr>
             <w:rStyle w:val="Hyperlink"/>
@@ -58213,8 +58213,8 @@
         </w:r>
       </w:hyperlink>
     </w:p>
-    <w:bookmarkEnd w:id="210"/>
-    <w:bookmarkStart w:id="212" w:name="ref-wikipedia_power_rule"/>
+    <w:bookmarkEnd w:id="213"/>
+    <w:bookmarkStart w:id="215" w:name="ref-wikipedia_power_rule"/>
     <w:p>
       <w:pPr>
         <w:pStyle w:val="Bibliography"/>
@@ -58261,7 +58261,7 @@
       <w:r>
         <w:t xml:space="preserve"> </w:t>
       </w:r>
-      <w:hyperlink r:id="rId211">
+      <w:hyperlink r:id="rId214">
         <w:r>
           <w:rPr>
             <w:rStyle w:val="Hyperlink"/>
@@ -58270,8 +58270,8 @@
         </w:r>
       </w:hyperlink>
     </w:p>
-    <w:bookmarkEnd w:id="212"/>
-    <w:bookmarkStart w:id="214" w:name="ref-problifesavercalc"/>
+    <w:bookmarkEnd w:id="215"/>
+    <w:bookmarkStart w:id="217" w:name="ref-problifesavercalc"/>
     <w:p>
       <w:pPr>
         <w:pStyle w:val="Bibliography"/>
@@ -58304,7 +58304,7 @@
       <w:r>
         <w:t xml:space="preserve"> </w:t>
       </w:r>
-      <w:hyperlink r:id="rId213">
+      <w:hyperlink r:id="rId216">
         <w:r>
           <w:rPr>
             <w:rStyle w:val="Hyperlink"/>
@@ -58313,8 +58313,8 @@
         </w:r>
       </w:hyperlink>
     </w:p>
-    <w:bookmarkEnd w:id="214"/>
-    <w:bookmarkStart w:id="216" w:name="ref-wikipedia_product_rule"/>
+    <w:bookmarkEnd w:id="217"/>
+    <w:bookmarkStart w:id="219" w:name="ref-wikipedia_product_rule"/>
     <w:p>
       <w:pPr>
         <w:pStyle w:val="Bibliography"/>
@@ -58361,7 +58361,7 @@
       <w:r>
         <w:t xml:space="preserve"> </w:t>
       </w:r>
-      <w:hyperlink r:id="rId215">
+      <w:hyperlink r:id="rId218">
         <w:r>
           <w:rPr>
             <w:rStyle w:val="Hyperlink"/>
@@ -58370,8 +58370,8 @@
         </w:r>
       </w:hyperlink>
     </w:p>
-    <w:bookmarkEnd w:id="216"/>
-    <w:bookmarkStart w:id="218" w:name="ref-wikipedia_quotient_rule"/>
+    <w:bookmarkEnd w:id="219"/>
+    <w:bookmarkStart w:id="221" w:name="ref-wikipedia_quotient_rule"/>
     <w:p>
       <w:pPr>
         <w:pStyle w:val="Bibliography"/>
@@ -58418,7 +58418,7 @@
       <w:r>
         <w:t xml:space="preserve"> </w:t>
       </w:r>
-      <w:hyperlink r:id="rId217">
+      <w:hyperlink r:id="rId220">
         <w:r>
           <w:rPr>
             <w:rStyle w:val="Hyperlink"/>
@@ -58427,8 +58427,8 @@
         </w:r>
       </w:hyperlink>
     </w:p>
-    <w:bookmarkEnd w:id="218"/>
-    <w:bookmarkStart w:id="220" w:name="ref-wikipedia_chain_rule"/>
+    <w:bookmarkEnd w:id="221"/>
+    <w:bookmarkStart w:id="223" w:name="ref-wikipedia_chain_rule"/>
     <w:p>
       <w:pPr>
         <w:pStyle w:val="Bibliography"/>
@@ -58475,7 +58475,7 @@
       <w:r>
         <w:t xml:space="preserve"> </w:t>
       </w:r>
-      <w:hyperlink r:id="rId219">
+      <w:hyperlink r:id="rId222">
         <w:r>
           <w:rPr>
             <w:rStyle w:val="Hyperlink"/>
@@ -58484,8 +58484,8 @@
         </w:r>
       </w:hyperlink>
     </w:p>
-    <w:bookmarkEnd w:id="220"/>
-    <w:bookmarkStart w:id="222" w:name="ref-wikipedia_linear_approximation"/>
+    <w:bookmarkEnd w:id="223"/>
+    <w:bookmarkStart w:id="225" w:name="ref-wikipedia_linear_approximation"/>
     <w:p>
       <w:pPr>
         <w:pStyle w:val="Bibliography"/>
@@ -58532,7 +58532,7 @@
       <w:r>
         <w:t xml:space="preserve"> </w:t>
       </w:r>
-      <w:hyperlink r:id="rId221">
+      <w:hyperlink r:id="rId224">
         <w:r>
           <w:rPr>
             <w:rStyle w:val="Hyperlink"/>
@@ -58541,8 +58541,8 @@
         </w:r>
       </w:hyperlink>
     </w:p>
-    <w:bookmarkEnd w:id="222"/>
-    <w:bookmarkStart w:id="224" w:name="ref-boyd2018vmls"/>
+    <w:bookmarkEnd w:id="225"/>
+    <w:bookmarkStart w:id="227" w:name="ref-boyd2018vmls"/>
     <w:p>
       <w:pPr>
         <w:pStyle w:val="Bibliography"/>
@@ -58575,7 +58575,7 @@
       <w:r>
         <w:t xml:space="preserve"> </w:t>
       </w:r>
-      <w:hyperlink r:id="rId223">
+      <w:hyperlink r:id="rId226">
         <w:r>
           <w:rPr>
             <w:rStyle w:val="Hyperlink"/>
@@ -58587,8 +58587,8 @@
         <w:t xml:space="preserve">.</w:t>
       </w:r>
     </w:p>
-    <w:bookmarkEnd w:id="224"/>
-    <w:bookmarkStart w:id="226" w:name="ref-wikipedia_stationary_point"/>
+    <w:bookmarkEnd w:id="227"/>
+    <w:bookmarkStart w:id="229" w:name="ref-wikipedia_stationary_point"/>
     <w:p>
       <w:pPr>
         <w:pStyle w:val="Bibliography"/>
@@ -58635,7 +58635,7 @@
       <w:r>
         <w:t xml:space="preserve"> </w:t>
       </w:r>
-      <w:hyperlink r:id="rId225">
+      <w:hyperlink r:id="rId228">
         <w:r>
           <w:rPr>
             <w:rStyle w:val="Hyperlink"/>
@@ -58644,10 +58644,10 @@
         </w:r>
       </w:hyperlink>
     </w:p>
-    <w:bookmarkEnd w:id="226"/>
-    <w:bookmarkEnd w:id="227"/>
-    <w:bookmarkEnd w:id="228"/>
     <w:bookmarkEnd w:id="229"/>
+    <w:bookmarkEnd w:id="230"/>
+    <w:bookmarkEnd w:id="231"/>
+    <w:bookmarkEnd w:id="232"/>
     <w:sectPr>
       <w:footnotePr>
         <w:numRestart w:val="eachSect"/>

--- a/calculus-derivatives.docx
+++ b/calculus-derivatives.docx
@@ -15,7 +15,7 @@
         <w:pStyle w:val="Date"/>
       </w:pPr>
       <w:r>
-        <w:t xml:space="preserve">Last modified: 2026-10-27 01:34:30 (PDT)</w:t>
+        <w:t xml:space="preserve">Last modified: 2026-10-27 09:35:20 (PDT)</w:t>
       </w:r>
     </w:p>
     <w:bookmarkStart w:id="232" w:name="sec-derivatives"/>

--- a/calculus-derivatives.docx
+++ b/calculus-derivatives.docx
@@ -15,10 +15,10 @@
         <w:pStyle w:val="Date"/>
       </w:pPr>
       <w:r>
-        <w:t xml:space="preserve">Last modified: 2026-10-27 09:35:20 (PDT)</w:t>
+        <w:t xml:space="preserve">Last modified: 2026-10-27 11:01:31 (PDT)</w:t>
       </w:r>
     </w:p>
-    <w:bookmarkStart w:id="232" w:name="sec-derivatives"/>
+    <w:bookmarkStart w:id="211" w:name="sec-derivatives"/>
     <w:p>
       <w:pPr>
         <w:pStyle w:val="Heading2"/>
@@ -30598,7 +30598,7 @@
         <w:rPr>
           <w:rStyle w:val="StringTok"/>
         </w:rPr>
-        <w:t xml:space="preserve">"x"</w:t>
+        <w:t xml:space="preserve">"Input, x"</w:t>
       </w:r>
       <w:r>
         <w:rPr>
@@ -34493,16 +34493,16 @@
     </w:p>
     <w:bookmarkEnd w:id="133"/>
     <w:bookmarkEnd w:id="134"/>
-    <w:bookmarkStart w:id="153" w:name="sec-critical-points"/>
+    <w:bookmarkStart w:id="210" w:name="sec-taylor-series"/>
     <w:p>
       <w:pPr>
         <w:pStyle w:val="Heading3"/>
       </w:pPr>
       <w:r>
-        <w:t xml:space="preserve">1.6 Critical points and optimization</w:t>
+        <w:t xml:space="preserve">1.6 Taylor series</w:t>
       </w:r>
     </w:p>
-    <w:bookmarkStart w:id="135" w:name="def-flat-point"/>
+    <w:bookmarkStart w:id="136" w:name="def-taylor-polynomial"/>
     <w:p>
       <w:pPr>
         <w:pStyle w:val="FirstParagraph"/>
@@ -34512,7 +34512,7 @@
           <w:b/>
           <w:bCs/>
         </w:rPr>
-        <w:t xml:space="preserve">Definition 18 (Flat point (stationary point))</w:t>
+        <w:t xml:space="preserve">Definition 18 (Taylor polynomial)</w:t>
       </w:r>
       <w:r>
         <w:t xml:space="preserve"> </w:t>
@@ -34532,99 +34532,47 @@
         <w:t xml:space="preserve"> </w:t>
       </w:r>
       <w:r>
-        <w:t xml:space="preserve">be differentiable at</w:t>
+        <w:t xml:space="preserve">be a function that has at least</w:t>
       </w:r>
       <w:r>
         <w:t xml:space="preserve"> </w:t>
       </w:r>
       <m:oMath>
         <m:r>
-          <m:t>c</m:t>
+          <m:t>n</m:t>
         </m:r>
       </m:oMath>
       <w:r>
         <w:t xml:space="preserve"> </w:t>
       </w:r>
       <w:r>
-        <w:t xml:space="preserve">(</w:t>
-      </w:r>
-      <w:hyperlink w:anchor="def-differentiable">
-        <w:r>
-          <w:rPr>
-            <w:rStyle w:val="Hyperlink"/>
-          </w:rPr>
-          <w:t xml:space="preserve">Definition 6</w:t>
-        </w:r>
-      </w:hyperlink>
-      <w:r>
-        <w:t xml:space="preserve">).</w:t>
-      </w:r>
-      <w:r>
-        <w:t xml:space="preserve"> </w:t>
-      </w:r>
-      <w:r>
-        <w:t xml:space="preserve">If</w:t>
+        <w:t xml:space="preserve">derivatives at a point</w:t>
       </w:r>
       <w:r>
         <w:t xml:space="preserve"> </w:t>
       </w:r>
       <m:oMath>
-        <m:sSup>
+        <m:sSub>
           <m:e>
             <m:r>
-              <m:t>f</m:t>
+              <m:t>x</m:t>
             </m:r>
           </m:e>
-          <m:sup>
-            <m:r>
-              <m:rPr>
-                <m:sty m:val="p"/>
-              </m:rPr>
-              <m:t>′</m:t>
-            </m:r>
-          </m:sup>
-        </m:sSup>
-        <m:r>
-          <m:rPr>
-            <m:sty m:val="p"/>
-          </m:rPr>
-          <m:t>(</m:t>
-        </m:r>
-        <m:r>
-          <m:t>c</m:t>
-        </m:r>
-        <m:r>
-          <m:rPr>
-            <m:sty m:val="p"/>
-          </m:rPr>
-          <m:t>)</m:t>
-        </m:r>
-        <m:r>
-          <m:rPr>
-            <m:sty m:val="p"/>
-          </m:rPr>
-          <m:t>=</m:t>
-        </m:r>
-        <m:r>
-          <m:t>0</m:t>
-        </m:r>
+          <m:sub>
+            <m:r>
+              <m:t>0</m:t>
+            </m:r>
+          </m:sub>
+        </m:sSub>
       </m:oMath>
       <w:r>
-        <w:t xml:space="preserve">, then</w:t>
-      </w:r>
-      <w:r>
-        <w:t xml:space="preserve"> </w:t>
-      </w:r>
-      <m:oMath>
-        <m:r>
-          <m:t>c</m:t>
-        </m:r>
-      </m:oMath>
-      <w:r>
-        <w:t xml:space="preserve"> </w:t>
-      </w:r>
-      <w:r>
-        <w:t xml:space="preserve">is a</w:t>
+        <w:t xml:space="preserve">.</w:t>
+      </w:r>
+      <w:r>
+        <w:t xml:space="preserve"> </w:t>
+      </w:r>
+      <w:r>
+        <w:t xml:space="preserve">The</w:t>
       </w:r>
       <w:r>
         <w:t xml:space="preserve"> </w:t>
@@ -34634,19 +34582,33 @@
           <w:b/>
           <w:bCs/>
         </w:rPr>
-        <w:t xml:space="preserve">flat point</w:t>
-      </w:r>
-      <w:r>
-        <w:t xml:space="preserve"> </w:t>
-      </w:r>
-      <w:r>
-        <w:t xml:space="preserve">of</w:t>
+        <w:t xml:space="preserve">Taylor polynomial</w:t>
+      </w:r>
+      <w:r>
+        <w:t xml:space="preserve"> </w:t>
+      </w:r>
+      <w:r>
+        <w:t xml:space="preserve">of degree</w:t>
       </w:r>
       <w:r>
         <w:t xml:space="preserve"> </w:t>
       </w:r>
       <m:oMath>
         <m:r>
+          <m:t>n</m:t>
+        </m:r>
+      </m:oMath>
+      <w:r>
+        <w:t xml:space="preserve"> </w:t>
+      </w:r>
+      <w:r>
+        <w:t xml:space="preserve">for</w:t>
+      </w:r>
+      <w:r>
+        <w:t xml:space="preserve"> </w:t>
+      </w:r>
+      <m:oMath>
+        <m:r>
           <m:t>f</m:t>
         </m:r>
       </m:oMath>
@@ -34654,6456 +34616,37 @@
         <w:t xml:space="preserve"> </w:t>
       </w:r>
       <w:r>
-        <w:t xml:space="preserve">(also called a</w:t>
-      </w:r>
-      <w:r>
-        <w:t xml:space="preserve"> </w:t>
-      </w:r>
-      <w:r>
-        <w:rPr>
-          <w:b/>
-          <w:bCs/>
-        </w:rPr>
-        <w:t xml:space="preserve">stationary point</w:t>
-      </w:r>
-      <w:r>
-        <w:t xml:space="preserve">)</w:t>
-      </w:r>
-      <w:r>
-        <w:t xml:space="preserve"> </w:t>
-      </w:r>
-      <w:r>
-        <w:t xml:space="preserve">[16]</w:t>
-      </w:r>
-      <w:r>
-        <w:t xml:space="preserve">.</w:t>
-      </w:r>
-    </w:p>
-    <w:bookmarkEnd w:id="135"/>
-    <w:bookmarkStart w:id="138" w:name="exm-flat-point"/>
-    <w:p>
-      <w:pPr>
-        <w:pStyle w:val="BodyText"/>
-      </w:pPr>
-      <w:r>
-        <w:rPr>
-          <w:b/>
-          <w:bCs/>
-        </w:rPr>
-        <w:t xml:space="preserve">Example 10 (Flat points, and a point that is not one)</w:t>
-      </w:r>
-      <w:r>
-        <w:t xml:space="preserve"> </w:t>
-      </w:r>
-      <w:r>
-        <w:t xml:space="preserve"> </w:t>
-      </w:r>
-    </w:p>
-    <w:p>
-      <w:pPr>
-        <w:pStyle w:val="Compact"/>
-        <w:numPr>
-          <w:ilvl w:val="0"/>
-          <w:numId w:val="1015"/>
-        </w:numPr>
-      </w:pPr>
+        <w:t xml:space="preserve">centered at</w:t>
+      </w:r>
+      <w:r>
+        <w:t xml:space="preserve"> </w:t>
+      </w:r>
       <m:oMath>
-        <m:r>
-          <m:t>f</m:t>
-        </m:r>
-        <m:r>
-          <m:rPr>
-            <m:sty m:val="p"/>
-          </m:rPr>
-          <m:t>(</m:t>
-        </m:r>
-        <m:r>
-          <m:t>w</m:t>
-        </m:r>
-        <m:r>
-          <m:rPr>
-            <m:sty m:val="p"/>
-          </m:rPr>
-          <m:t>)</m:t>
-        </m:r>
-        <m:r>
-          <m:rPr>
-            <m:sty m:val="p"/>
-          </m:rPr>
-          <m:t>=</m:t>
-        </m:r>
-        <m:sSup>
+        <m:sSub>
           <m:e>
             <m:r>
-              <m:t>w</m:t>
+              <m:t>x</m:t>
             </m:r>
           </m:e>
-          <m:sup>
-            <m:r>
-              <m:t>3</m:t>
-            </m:r>
-          </m:sup>
-        </m:sSup>
+          <m:sub>
+            <m:r>
+              <m:t>0</m:t>
+            </m:r>
+          </m:sub>
+        </m:sSub>
       </m:oMath>
       <w:r>
         <w:t xml:space="preserve"> </w:t>
       </w:r>
       <w:r>
-        <w:t xml:space="preserve">has</w:t>
-      </w:r>
-      <w:r>
-        <w:t xml:space="preserve"> </w:t>
-      </w:r>
-      <m:oMath>
-        <m:sSup>
-          <m:e>
-            <m:r>
-              <m:t>f</m:t>
-            </m:r>
-          </m:e>
-          <m:sup>
-            <m:r>
-              <m:rPr>
-                <m:sty m:val="p"/>
-              </m:rPr>
-              <m:t>′</m:t>
-            </m:r>
-          </m:sup>
-        </m:sSup>
-        <m:r>
-          <m:rPr>
-            <m:sty m:val="p"/>
-          </m:rPr>
-          <m:t>(</m:t>
-        </m:r>
-        <m:r>
-          <m:t>w</m:t>
-        </m:r>
-        <m:r>
-          <m:rPr>
-            <m:sty m:val="p"/>
-          </m:rPr>
-          <m:t>)</m:t>
-        </m:r>
-        <m:r>
-          <m:rPr>
-            <m:sty m:val="p"/>
-          </m:rPr>
-          <m:t>=</m:t>
-        </m:r>
-        <m:r>
-          <m:t>3</m:t>
-        </m:r>
-        <m:sSup>
-          <m:e>
-            <m:r>
-              <m:t>w</m:t>
-            </m:r>
-          </m:e>
-          <m:sup>
-            <m:r>
-              <m:t>2</m:t>
-            </m:r>
-          </m:sup>
-        </m:sSup>
-      </m:oMath>
-      <w:r>
-        <w:t xml:space="preserve">, which is</w:t>
-      </w:r>
-      <w:r>
-        <w:t xml:space="preserve"> </w:t>
-      </w:r>
-      <m:oMath>
-        <m:r>
-          <m:t>0</m:t>
-        </m:r>
-      </m:oMath>
-      <w:r>
-        <w:t xml:space="preserve"> </w:t>
-      </w:r>
-      <w:r>
-        <w:t xml:space="preserve">at</w:t>
-      </w:r>
-      <w:r>
-        <w:t xml:space="preserve"> </w:t>
-      </w:r>
-      <m:oMath>
-        <m:r>
-          <m:t>w</m:t>
-        </m:r>
-        <m:r>
-          <m:rPr>
-            <m:sty m:val="p"/>
-          </m:rPr>
-          <m:t>=</m:t>
-        </m:r>
-        <m:r>
-          <m:t>0</m:t>
-        </m:r>
-      </m:oMath>
-      <w:r>
-        <w:t xml:space="preserve">, so</w:t>
-      </w:r>
-      <w:r>
-        <w:t xml:space="preserve"> </w:t>
-      </w:r>
-      <m:oMath>
-        <m:r>
-          <m:t>0</m:t>
-        </m:r>
-      </m:oMath>
-      <w:r>
-        <w:t xml:space="preserve"> </w:t>
-      </w:r>
-      <w:r>
-        <w:t xml:space="preserve">is a flat point.</w:t>
-      </w:r>
-      <w:r>
-        <w:t xml:space="preserve"> </w:t>
-      </w:r>
-      <w:r>
-        <w:t xml:space="preserve">Yet</w:t>
-      </w:r>
-      <w:r>
-        <w:t xml:space="preserve"> </w:t>
-      </w:r>
-      <m:oMath>
-        <m:r>
-          <m:t>f</m:t>
-        </m:r>
-        <m:r>
-          <m:rPr>
-            <m:sty m:val="p"/>
-          </m:rPr>
-          <m:t>(</m:t>
-        </m:r>
-        <m:r>
-          <m:t>0</m:t>
-        </m:r>
-        <m:r>
-          <m:rPr>
-            <m:sty m:val="p"/>
-          </m:rPr>
-          <m:t>)</m:t>
-        </m:r>
-        <m:r>
-          <m:rPr>
-            <m:sty m:val="p"/>
-          </m:rPr>
-          <m:t>=</m:t>
-        </m:r>
-        <m:r>
-          <m:t>0</m:t>
-        </m:r>
-      </m:oMath>
-      <w:r>
-        <w:t xml:space="preserve"> </w:t>
-      </w:r>
-      <w:r>
-        <w:t xml:space="preserve">is neither the</w:t>
-      </w:r>
-      <w:r>
-        <w:t xml:space="preserve"> </w:t>
-      </w:r>
-      <w:hyperlink r:id="rId136">
-        <w:r>
-          <w:rPr>
-            <w:rStyle w:val="Hyperlink"/>
-          </w:rPr>
-          <w:t xml:space="preserve">minimum</w:t>
-        </w:r>
-      </w:hyperlink>
-      <w:r>
-        <w:t xml:space="preserve"> </w:t>
-      </w:r>
-      <w:r>
-        <w:t xml:space="preserve">nor the</w:t>
-      </w:r>
-      <w:r>
-        <w:t xml:space="preserve"> </w:t>
-      </w:r>
-      <w:hyperlink r:id="rId137">
-        <w:r>
-          <w:rPr>
-            <w:rStyle w:val="Hyperlink"/>
-          </w:rPr>
-          <w:t xml:space="preserve">maximum</w:t>
-        </w:r>
-      </w:hyperlink>
-      <w:r>
-        <w:t xml:space="preserve"> </w:t>
-      </w:r>
-      <w:r>
-        <w:t xml:space="preserve">of the values</w:t>
-      </w:r>
-      <w:r>
-        <w:t xml:space="preserve"> </w:t>
-      </w:r>
-      <m:oMath>
-        <m:r>
-          <m:t>f</m:t>
-        </m:r>
-      </m:oMath>
-      <w:r>
-        <w:t xml:space="preserve"> </w:t>
-      </w:r>
-      <w:r>
-        <w:t xml:space="preserve">takes on any open interval around</w:t>
-      </w:r>
-      <w:r>
-        <w:t xml:space="preserve"> </w:t>
-      </w:r>
-      <m:oMath>
-        <m:r>
-          <m:t>0</m:t>
-        </m:r>
-      </m:oMath>
-      <w:r>
-        <w:t xml:space="preserve">:</w:t>
-      </w:r>
-      <w:r>
-        <w:t xml:space="preserve"> </w:t>
-      </w:r>
-      <m:oMath>
-        <m:r>
-          <m:t>f</m:t>
-        </m:r>
-        <m:r>
-          <m:rPr>
-            <m:sty m:val="p"/>
-          </m:rPr>
-          <m:t>(</m:t>
-        </m:r>
-        <m:r>
-          <m:t>w</m:t>
-        </m:r>
-        <m:r>
-          <m:rPr>
-            <m:sty m:val="p"/>
-          </m:rPr>
-          <m:t>)</m:t>
-        </m:r>
-        <m:r>
-          <m:rPr>
-            <m:sty m:val="p"/>
-          </m:rPr>
-          <m:t>&lt;</m:t>
-        </m:r>
-        <m:r>
-          <m:t>0</m:t>
-        </m:r>
-      </m:oMath>
-      <w:r>
-        <w:t xml:space="preserve"> </w:t>
-      </w:r>
-      <w:r>
-        <w:t xml:space="preserve">for</w:t>
-      </w:r>
-      <w:r>
-        <w:t xml:space="preserve"> </w:t>
-      </w:r>
-      <m:oMath>
-        <m:r>
-          <m:t>w</m:t>
-        </m:r>
-        <m:r>
-          <m:rPr>
-            <m:sty m:val="p"/>
-          </m:rPr>
-          <m:t>&lt;</m:t>
-        </m:r>
-        <m:r>
-          <m:t>0</m:t>
-        </m:r>
-      </m:oMath>
-      <w:r>
-        <w:t xml:space="preserve"> </w:t>
-      </w:r>
-      <w:r>
-        <w:t xml:space="preserve">and</w:t>
-      </w:r>
-      <w:r>
-        <w:t xml:space="preserve"> </w:t>
-      </w:r>
-      <m:oMath>
-        <m:r>
-          <m:t>f</m:t>
-        </m:r>
-        <m:r>
-          <m:rPr>
-            <m:sty m:val="p"/>
-          </m:rPr>
-          <m:t>(</m:t>
-        </m:r>
-        <m:r>
-          <m:t>w</m:t>
-        </m:r>
-        <m:r>
-          <m:rPr>
-            <m:sty m:val="p"/>
-          </m:rPr>
-          <m:t>)</m:t>
-        </m:r>
-        <m:r>
-          <m:rPr>
-            <m:sty m:val="p"/>
-          </m:rPr>
-          <m:t>&gt;</m:t>
-        </m:r>
-        <m:r>
-          <m:t>0</m:t>
-        </m:r>
-      </m:oMath>
-      <w:r>
-        <w:t xml:space="preserve"> </w:t>
-      </w:r>
-      <w:r>
-        <w:t xml:space="preserve">for</w:t>
-      </w:r>
-      <w:r>
-        <w:t xml:space="preserve"> </w:t>
-      </w:r>
-      <m:oMath>
-        <m:r>
-          <m:t>w</m:t>
-        </m:r>
-        <m:r>
-          <m:rPr>
-            <m:sty m:val="p"/>
-          </m:rPr>
-          <m:t>&gt;</m:t>
-        </m:r>
-        <m:r>
-          <m:t>0</m:t>
-        </m:r>
-      </m:oMath>
-      <w:r>
-        <w:t xml:space="preserve">.</w:t>
-      </w:r>
-    </w:p>
-    <w:p>
-      <w:pPr>
-        <w:pStyle w:val="Compact"/>
-        <w:numPr>
-          <w:ilvl w:val="0"/>
-          <w:numId w:val="1015"/>
-        </w:numPr>
-      </w:pPr>
-      <m:oMath>
-        <m:r>
-          <m:t>h</m:t>
-        </m:r>
-        <m:r>
-          <m:rPr>
-            <m:sty m:val="p"/>
-          </m:rPr>
-          <m:t>(</m:t>
-        </m:r>
-        <m:r>
-          <m:t>w</m:t>
-        </m:r>
-        <m:r>
-          <m:rPr>
-            <m:sty m:val="p"/>
-          </m:rPr>
-          <m:t>)</m:t>
-        </m:r>
-        <m:r>
-          <m:rPr>
-            <m:sty m:val="p"/>
-          </m:rPr>
-          <m:t>=</m:t>
-        </m:r>
-        <m:sSup>
-          <m:e>
-            <m:r>
-              <m:t>w</m:t>
-            </m:r>
-          </m:e>
-          <m:sup>
-            <m:r>
-              <m:t>2</m:t>
-            </m:r>
-          </m:sup>
-        </m:sSup>
-      </m:oMath>
-      <w:r>
-        <w:t xml:space="preserve"> </w:t>
-      </w:r>
-      <w:r>
-        <w:t xml:space="preserve">has</w:t>
-      </w:r>
-      <w:r>
-        <w:t xml:space="preserve"> </w:t>
-      </w:r>
-      <m:oMath>
-        <m:sSup>
-          <m:e>
-            <m:r>
-              <m:t>h</m:t>
-            </m:r>
-          </m:e>
-          <m:sup>
-            <m:r>
-              <m:rPr>
-                <m:sty m:val="p"/>
-              </m:rPr>
-              <m:t>′</m:t>
-            </m:r>
-          </m:sup>
-        </m:sSup>
-        <m:r>
-          <m:rPr>
-            <m:sty m:val="p"/>
-          </m:rPr>
-          <m:t>(</m:t>
-        </m:r>
-        <m:r>
-          <m:t>1</m:t>
-        </m:r>
-        <m:r>
-          <m:rPr>
-            <m:sty m:val="p"/>
-          </m:rPr>
-          <m:t>)</m:t>
-        </m:r>
-        <m:r>
-          <m:rPr>
-            <m:sty m:val="p"/>
-          </m:rPr>
-          <m:t>=</m:t>
-        </m:r>
-        <m:r>
-          <m:t>2</m:t>
-        </m:r>
-        <m:r>
-          <m:rPr>
-            <m:sty m:val="p"/>
-          </m:rPr>
-          <m:t>≠</m:t>
-        </m:r>
-        <m:r>
-          <m:t>0</m:t>
-        </m:r>
-      </m:oMath>
-      <w:r>
-        <w:t xml:space="preserve">, so</w:t>
-      </w:r>
-      <w:r>
-        <w:t xml:space="preserve"> </w:t>
-      </w:r>
-      <m:oMath>
-        <m:r>
-          <m:t>1</m:t>
-        </m:r>
-      </m:oMath>
-      <w:r>
-        <w:t xml:space="preserve"> </w:t>
-      </w:r>
-      <w:r>
-        <w:t xml:space="preserve">is not a flat point.</w:t>
-      </w:r>
-    </w:p>
-    <w:bookmarkEnd w:id="138"/>
-    <w:bookmarkStart w:id="139" w:name="exr-flat-point"/>
-    <w:p>
-      <w:pPr>
-        <w:pStyle w:val="FirstParagraph"/>
-      </w:pPr>
-      <w:r>
-        <w:rPr>
-          <w:b/>
-          <w:bCs/>
-        </w:rPr>
-        <w:t xml:space="preserve">Exercise 14 (Find the flat point, and check the approximation)</w:t>
-      </w:r>
-      <w:r>
-        <w:t xml:space="preserve"> </w:t>
-      </w:r>
-      <w:r>
-        <w:t xml:space="preserve">Let</w:t>
-      </w:r>
-      <w:r>
-        <w:t xml:space="preserve"> </w:t>
-      </w:r>
-      <m:oMath>
-        <m:r>
-          <m:t>f</m:t>
-        </m:r>
-        <m:r>
-          <m:rPr>
-            <m:sty m:val="p"/>
-          </m:rPr>
-          <m:t>(</m:t>
-        </m:r>
-        <m:r>
-          <m:t>w</m:t>
-        </m:r>
-        <m:r>
-          <m:rPr>
-            <m:sty m:val="p"/>
-          </m:rPr>
-          <m:t>)</m:t>
-        </m:r>
-        <m:r>
-          <m:rPr>
-            <m:sty m:val="p"/>
-          </m:rPr>
-          <m:t>=</m:t>
-        </m:r>
-        <m:sSup>
-          <m:e>
-            <m:r>
-              <m:t>w</m:t>
-            </m:r>
-          </m:e>
-          <m:sup>
-            <m:r>
-              <m:t>2</m:t>
-            </m:r>
-          </m:sup>
-        </m:sSup>
-        <m:r>
-          <m:rPr>
-            <m:sty m:val="p"/>
-          </m:rPr>
-          <m:t>−</m:t>
-        </m:r>
-        <m:r>
-          <m:t>4</m:t>
-        </m:r>
-        <m:r>
-          <m:t>w</m:t>
-        </m:r>
-        <m:r>
-          <m:rPr>
-            <m:sty m:val="p"/>
-          </m:rPr>
-          <m:t>+</m:t>
-        </m:r>
-        <m:r>
-          <m:t>7</m:t>
-        </m:r>
-      </m:oMath>
-      <w:r>
-        <w:t xml:space="preserve">.</w:t>
-      </w:r>
-    </w:p>
-    <w:p>
-      <w:pPr>
-        <w:pStyle w:val="Compact"/>
-        <w:numPr>
-          <w:ilvl w:val="0"/>
-          <w:numId w:val="1016"/>
-        </w:numPr>
-      </w:pPr>
-      <w:r>
-        <w:t xml:space="preserve">Differentiate</w:t>
-      </w:r>
-      <w:r>
-        <w:t xml:space="preserve"> </w:t>
-      </w:r>
-      <m:oMath>
-        <m:r>
-          <m:t>f</m:t>
-        </m:r>
-      </m:oMath>
-      <w:r>
-        <w:t xml:space="preserve">.</w:t>
-      </w:r>
-    </w:p>
-    <w:p>
-      <w:pPr>
-        <w:pStyle w:val="Compact"/>
-        <w:numPr>
-          <w:ilvl w:val="0"/>
-          <w:numId w:val="1016"/>
-        </w:numPr>
-      </w:pPr>
-      <w:r>
-        <w:t xml:space="preserve">Find the flat point</w:t>
-      </w:r>
-      <w:r>
-        <w:t xml:space="preserve"> </w:t>
-      </w:r>
-      <m:oMath>
-        <m:r>
-          <m:t>w</m:t>
-        </m:r>
-      </m:oMath>
-      <w:r>
-        <w:t xml:space="preserve"> </w:t>
-      </w:r>
-      <w:r>
-        <w:t xml:space="preserve">of</w:t>
-      </w:r>
-      <w:r>
-        <w:t xml:space="preserve"> </w:t>
-      </w:r>
-      <m:oMath>
-        <m:r>
-          <m:t>f</m:t>
-        </m:r>
-      </m:oMath>
-      <w:r>
-        <w:t xml:space="preserve">, and say whether</w:t>
-      </w:r>
-      <w:r>
-        <w:t xml:space="preserve"> </w:t>
-      </w:r>
-      <m:oMath>
-        <m:r>
-          <m:t>f</m:t>
-        </m:r>
-        <m:r>
-          <m:rPr>
-            <m:sty m:val="p"/>
-          </m:rPr>
-          <m:t>(</m:t>
-        </m:r>
-        <m:r>
-          <m:t>w</m:t>
-        </m:r>
-        <m:r>
-          <m:rPr>
-            <m:sty m:val="p"/>
-          </m:rPr>
-          <m:t>)</m:t>
-        </m:r>
-      </m:oMath>
-      <w:r>
-        <w:t xml:space="preserve"> </w:t>
-      </w:r>
-      <w:r>
-        <w:t xml:space="preserve">is the</w:t>
-      </w:r>
-      <w:r>
-        <w:t xml:space="preserve"> </w:t>
-      </w:r>
-      <w:hyperlink r:id="rId136">
-        <w:r>
-          <w:rPr>
-            <w:rStyle w:val="Hyperlink"/>
-          </w:rPr>
-          <w:t xml:space="preserve">minimum</w:t>
-        </w:r>
-      </w:hyperlink>
-      <w:r>
-        <w:t xml:space="preserve"> </w:t>
-      </w:r>
-      <w:r>
-        <w:t xml:space="preserve">or the</w:t>
-      </w:r>
-      <w:r>
-        <w:t xml:space="preserve"> </w:t>
-      </w:r>
-      <w:hyperlink r:id="rId137">
-        <w:r>
-          <w:rPr>
-            <w:rStyle w:val="Hyperlink"/>
-          </w:rPr>
-          <w:t xml:space="preserve">maximum</w:t>
-        </w:r>
-      </w:hyperlink>
-      <w:r>
-        <w:t xml:space="preserve"> </w:t>
-      </w:r>
-      <w:r>
-        <w:t xml:space="preserve">of the values of</w:t>
-      </w:r>
-      <w:r>
-        <w:t xml:space="preserve"> </w:t>
-      </w:r>
-      <m:oMath>
-        <m:r>
-          <m:t>f</m:t>
-        </m:r>
-      </m:oMath>
-      <w:r>
-        <w:t xml:space="preserve">.</w:t>
-      </w:r>
-    </w:p>
-    <w:p>
-      <w:pPr>
-        <w:pStyle w:val="Compact"/>
-        <w:numPr>
-          <w:ilvl w:val="0"/>
-          <w:numId w:val="1016"/>
-        </w:numPr>
-      </w:pPr>
-      <w:r>
-        <w:t xml:space="preserve">Evaluate the derivative at</w:t>
-      </w:r>
-      <w:r>
-        <w:t xml:space="preserve"> </w:t>
-      </w:r>
-      <m:oMath>
-        <m:r>
-          <m:t>w</m:t>
-        </m:r>
-        <m:r>
-          <m:rPr>
-            <m:sty m:val="p"/>
-          </m:rPr>
-          <m:t>=</m:t>
-        </m:r>
-        <m:r>
-          <m:t>1</m:t>
-        </m:r>
-      </m:oMath>
-      <w:r>
-        <w:t xml:space="preserve">, use</w:t>
-      </w:r>
-      <w:r>
-        <w:t xml:space="preserve"> </w:t>
-      </w:r>
-      <w:hyperlink w:anchor="eq-linear-approx">
-        <w:r>
-          <w:rPr>
-            <w:rStyle w:val="Hyperlink"/>
-          </w:rPr>
-          <w:t xml:space="preserve">Equation 1</w:t>
-        </w:r>
-      </w:hyperlink>
-      <w:r>
-        <w:t xml:space="preserve"> </w:t>
-      </w:r>
-      <w:r>
-        <w:t xml:space="preserve">to predict</w:t>
-      </w:r>
-      <w:r>
-        <w:t xml:space="preserve"> </w:t>
-      </w:r>
-      <m:oMath>
-        <m:r>
-          <m:t>f</m:t>
-        </m:r>
-        <m:r>
-          <m:rPr>
-            <m:sty m:val="p"/>
-          </m:rPr>
-          <m:t>(</m:t>
-        </m:r>
-        <m:r>
-          <m:t>1.01</m:t>
-        </m:r>
-        <m:r>
-          <m:rPr>
-            <m:sty m:val="p"/>
-          </m:rPr>
-          <m:t>)</m:t>
-        </m:r>
-      </m:oMath>
-      <w:r>
-        <w:t xml:space="preserve">, and compare that prediction with the exact value.</w:t>
-      </w:r>
-    </w:p>
-    <w:bookmarkEnd w:id="139"/>
-    <w:bookmarkStart w:id="141" w:name="sol-flat-point"/>
-    <w:p>
-      <w:pPr>
-        <w:pStyle w:val="FirstParagraph"/>
-      </w:pPr>
-      <w:r>
-        <w:rPr>
-          <w:i/>
-          <w:iCs/>
-        </w:rPr>
-        <w:t xml:space="preserve">Solution 14</w:t>
-      </w:r>
-      <w:r>
-        <w:t xml:space="preserve">. </w:t>
-      </w:r>
-      <w:r>
-        <w:rPr>
-          <w:b/>
-          <w:bCs/>
-        </w:rPr>
-        <w:t xml:space="preserve">1.</w:t>
-      </w:r>
-      <w:r>
-        <w:t xml:space="preserve"> </w:t>
-      </w:r>
-      <w:r>
-        <w:t xml:space="preserve">Term by term:</w:t>
+        <w:t xml:space="preserve">is:</w:t>
       </w:r>
     </w:p>
     <w:p>
       <w:pPr>
         <w:pStyle w:val="BodyText"/>
       </w:pPr>
-      <m:oMathPara>
-        <m:oMathParaPr>
-          <m:jc m:val="center"/>
-        </m:oMathParaPr>
-        <m:oMath>
-          <m:f>
-            <m:fPr>
-              <m:type m:val="bar"/>
-            </m:fPr>
-            <m:num>
-              <m:r>
-                <m:t>d</m:t>
-              </m:r>
-              <m:r>
-                <m:t>f</m:t>
-              </m:r>
-            </m:num>
-            <m:den>
-              <m:r>
-                <m:t>d</m:t>
-              </m:r>
-              <m:r>
-                <m:t>w</m:t>
-              </m:r>
-            </m:den>
-          </m:f>
-          <m:r>
-            <m:rPr>
-              <m:sty m:val="p"/>
-            </m:rPr>
-            <m:t>=</m:t>
-          </m:r>
-          <m:r>
-            <m:t>2</m:t>
-          </m:r>
-          <m:r>
-            <m:t>w</m:t>
-          </m:r>
-          <m:r>
-            <m:rPr>
-              <m:sty m:val="p"/>
-            </m:rPr>
-            <m:t>−</m:t>
-          </m:r>
-          <m:r>
-            <m:t>4</m:t>
-          </m:r>
-        </m:oMath>
-      </m:oMathPara>
-    </w:p>
-    <w:p>
-      <w:pPr>
-        <w:pStyle w:val="FirstParagraph"/>
-      </w:pPr>
-      <w:r>
-        <w:rPr>
-          <w:b/>
-          <w:bCs/>
-        </w:rPr>
-        <w:t xml:space="preserve">2.</w:t>
-      </w:r>
-      <w:r>
-        <w:t xml:space="preserve"> </w:t>
-      </w:r>
-      <w:r>
-        <w:t xml:space="preserve">Set it to zero:</w:t>
-      </w:r>
-      <w:r>
-        <w:t xml:space="preserve"> </w:t>
-      </w:r>
-      <m:oMath>
-        <m:r>
-          <m:t>2</m:t>
-        </m:r>
-        <m:r>
-          <m:t>w</m:t>
-        </m:r>
-        <m:r>
-          <m:rPr>
-            <m:sty m:val="p"/>
-          </m:rPr>
-          <m:t>−</m:t>
-        </m:r>
-        <m:r>
-          <m:t>4</m:t>
-        </m:r>
-        <m:r>
-          <m:rPr>
-            <m:sty m:val="p"/>
-          </m:rPr>
-          <m:t>=</m:t>
-        </m:r>
-        <m:r>
-          <m:t>0</m:t>
-        </m:r>
-      </m:oMath>
-      <w:r>
-        <w:t xml:space="preserve"> </w:t>
-      </w:r>
-      <w:r>
-        <w:t xml:space="preserve">gives</w:t>
-      </w:r>
-      <w:r>
-        <w:t xml:space="preserve"> </w:t>
-      </w:r>
-      <m:oMath>
-        <m:r>
-          <m:t>w</m:t>
-        </m:r>
-        <m:r>
-          <m:rPr>
-            <m:sty m:val="p"/>
-          </m:rPr>
-          <m:t>=</m:t>
-        </m:r>
-        <m:r>
-          <m:t>2</m:t>
-        </m:r>
-      </m:oMath>
-      <w:r>
-        <w:t xml:space="preserve">.</w:t>
-      </w:r>
-    </w:p>
-    <w:p>
-      <w:pPr>
-        <w:pStyle w:val="BodyText"/>
-      </w:pPr>
-      <m:oMathPara>
-        <m:oMathParaPr>
-          <m:jc m:val="center"/>
-        </m:oMathParaPr>
-        <m:oMath>
-          <m:eqArr>
-            <m:e>
-              <m:r>
-                <m:t>f</m:t>
-              </m:r>
-              <m:r>
-                <m:rPr>
-                  <m:sty m:val="p"/>
-                </m:rPr>
-                <m:t>(</m:t>
-              </m:r>
-              <m:r>
-                <m:t>2</m:t>
-              </m:r>
-              <m:r>
-                <m:rPr>
-                  <m:sty m:val="p"/>
-                </m:rPr>
-                <m:t>)</m:t>
-              </m:r>
-              <m:r>
-                <m:t>&amp;</m:t>
-              </m:r>
-              <m:r>
-                <m:rPr>
-                  <m:sty m:val="p"/>
-                </m:rPr>
-                <m:t>=</m:t>
-              </m:r>
-              <m:r>
-                <m:t>4</m:t>
-              </m:r>
-              <m:r>
-                <m:rPr>
-                  <m:sty m:val="p"/>
-                </m:rPr>
-                <m:t>−</m:t>
-              </m:r>
-              <m:r>
-                <m:t>8</m:t>
-              </m:r>
-              <m:r>
-                <m:rPr>
-                  <m:sty m:val="p"/>
-                </m:rPr>
-                <m:t>+</m:t>
-              </m:r>
-              <m:r>
-                <m:t>7</m:t>
-              </m:r>
-            </m:e>
-            <m:e>
-              <m:r>
-                <m:t>&amp;</m:t>
-              </m:r>
-              <m:r>
-                <m:rPr>
-                  <m:sty m:val="p"/>
-                </m:rPr>
-                <m:t>=</m:t>
-              </m:r>
-              <m:r>
-                <m:t>3</m:t>
-              </m:r>
-            </m:e>
-          </m:eqArr>
-        </m:oMath>
-      </m:oMathPara>
-    </w:p>
-    <w:p>
-      <w:pPr>
-        <w:pStyle w:val="FirstParagraph"/>
-      </w:pPr>
-      <w:r>
-        <w:t xml:space="preserve">is the minimum of the values of</w:t>
-      </w:r>
-      <w:r>
-        <w:t xml:space="preserve"> </w:t>
-      </w:r>
-      <m:oMath>
-        <m:r>
-          <m:t>f</m:t>
-        </m:r>
-      </m:oMath>
-      <w:r>
-        <w:t xml:space="preserve">.</w:t>
-      </w:r>
-      <w:r>
-        <w:t xml:space="preserve"> </w:t>
-      </w:r>
-      <w:r>
-        <w:t xml:space="preserve">Completing the square,</w:t>
-      </w:r>
-      <w:r>
-        <w:t xml:space="preserve"> </w:t>
-      </w:r>
-      <m:oMath>
-        <m:r>
-          <m:t>f</m:t>
-        </m:r>
-        <m:r>
-          <m:rPr>
-            <m:sty m:val="p"/>
-          </m:rPr>
-          <m:t>(</m:t>
-        </m:r>
-        <m:r>
-          <m:t>w</m:t>
-        </m:r>
-        <m:r>
-          <m:rPr>
-            <m:sty m:val="p"/>
-          </m:rPr>
-          <m:t>)</m:t>
-        </m:r>
-        <m:r>
-          <m:rPr>
-            <m:sty m:val="p"/>
-          </m:rPr>
-          <m:t>=</m:t>
-        </m:r>
-        <m:r>
-          <m:rPr>
-            <m:sty m:val="p"/>
-          </m:rPr>
-          <m:t>(</m:t>
-        </m:r>
-        <m:r>
-          <m:t>w</m:t>
-        </m:r>
-        <m:r>
-          <m:rPr>
-            <m:sty m:val="p"/>
-          </m:rPr>
-          <m:t>−</m:t>
-        </m:r>
-        <m:r>
-          <m:t>2</m:t>
-        </m:r>
-        <m:sSup>
-          <m:e>
-            <m:r>
-              <m:rPr>
-                <m:sty m:val="p"/>
-              </m:rPr>
-              <m:t>)</m:t>
-            </m:r>
-          </m:e>
-          <m:sup>
-            <m:r>
-              <m:t>2</m:t>
-            </m:r>
-          </m:sup>
-        </m:sSup>
-        <m:r>
-          <m:rPr>
-            <m:sty m:val="p"/>
-          </m:rPr>
-          <m:t>+</m:t>
-        </m:r>
-        <m:r>
-          <m:t>3</m:t>
-        </m:r>
-      </m:oMath>
-      <w:r>
-        <w:t xml:space="preserve">,</w:t>
-      </w:r>
-      <w:r>
-        <w:t xml:space="preserve"> </w:t>
-      </w:r>
-      <w:r>
-        <w:t xml:space="preserve">since</w:t>
-      </w:r>
-    </w:p>
-    <w:p>
-      <w:pPr>
-        <w:pStyle w:val="BodyText"/>
-      </w:pPr>
-      <m:oMathPara>
-        <m:oMathParaPr>
-          <m:jc m:val="center"/>
-        </m:oMathParaPr>
-        <m:oMath>
-          <m:eqArr>
-            <m:e>
-              <m:r>
-                <m:rPr>
-                  <m:sty m:val="p"/>
-                </m:rPr>
-                <m:t>(</m:t>
-              </m:r>
-              <m:r>
-                <m:t>w</m:t>
-              </m:r>
-              <m:r>
-                <m:rPr>
-                  <m:sty m:val="p"/>
-                </m:rPr>
-                <m:t>−</m:t>
-              </m:r>
-              <m:r>
-                <m:t>2</m:t>
-              </m:r>
-              <m:sSup>
-                <m:e>
-                  <m:r>
-                    <m:rPr>
-                      <m:sty m:val="p"/>
-                    </m:rPr>
-                    <m:t>)</m:t>
-                  </m:r>
-                </m:e>
-                <m:sup>
-                  <m:r>
-                    <m:t>2</m:t>
-                  </m:r>
-                </m:sup>
-              </m:sSup>
-              <m:r>
-                <m:rPr>
-                  <m:sty m:val="p"/>
-                </m:rPr>
-                <m:t>+</m:t>
-              </m:r>
-              <m:r>
-                <m:t>3</m:t>
-              </m:r>
-              <m:r>
-                <m:t>&amp;</m:t>
-              </m:r>
-              <m:r>
-                <m:rPr>
-                  <m:sty m:val="p"/>
-                </m:rPr>
-                <m:t>=</m:t>
-              </m:r>
-              <m:sSup>
-                <m:e>
-                  <m:r>
-                    <m:t>w</m:t>
-                  </m:r>
-                </m:e>
-                <m:sup>
-                  <m:r>
-                    <m:t>2</m:t>
-                  </m:r>
-                </m:sup>
-              </m:sSup>
-              <m:r>
-                <m:rPr>
-                  <m:sty m:val="p"/>
-                </m:rPr>
-                <m:t>−</m:t>
-              </m:r>
-              <m:r>
-                <m:t>4</m:t>
-              </m:r>
-              <m:r>
-                <m:t>w</m:t>
-              </m:r>
-              <m:r>
-                <m:rPr>
-                  <m:sty m:val="p"/>
-                </m:rPr>
-                <m:t>+</m:t>
-              </m:r>
-              <m:r>
-                <m:t>4</m:t>
-              </m:r>
-              <m:r>
-                <m:rPr>
-                  <m:sty m:val="p"/>
-                </m:rPr>
-                <m:t>+</m:t>
-              </m:r>
-              <m:r>
-                <m:t>3</m:t>
-              </m:r>
-            </m:e>
-            <m:e>
-              <m:r>
-                <m:t>&amp;</m:t>
-              </m:r>
-              <m:r>
-                <m:rPr>
-                  <m:sty m:val="p"/>
-                </m:rPr>
-                <m:t>=</m:t>
-              </m:r>
-              <m:sSup>
-                <m:e>
-                  <m:r>
-                    <m:t>w</m:t>
-                  </m:r>
-                </m:e>
-                <m:sup>
-                  <m:r>
-                    <m:t>2</m:t>
-                  </m:r>
-                </m:sup>
-              </m:sSup>
-              <m:r>
-                <m:rPr>
-                  <m:sty m:val="p"/>
-                </m:rPr>
-                <m:t>−</m:t>
-              </m:r>
-              <m:r>
-                <m:t>4</m:t>
-              </m:r>
-              <m:r>
-                <m:t>w</m:t>
-              </m:r>
-              <m:r>
-                <m:rPr>
-                  <m:sty m:val="p"/>
-                </m:rPr>
-                <m:t>+</m:t>
-              </m:r>
-              <m:r>
-                <m:t>7</m:t>
-              </m:r>
-              <m:r>
-                <m:rPr>
-                  <m:sty m:val="p"/>
-                </m:rPr>
-                <m:t>,</m:t>
-              </m:r>
-            </m:e>
-          </m:eqArr>
-        </m:oMath>
-      </m:oMathPara>
-    </w:p>
-    <w:p>
-      <w:pPr>
-        <w:pStyle w:val="FirstParagraph"/>
-      </w:pPr>
-      <w:r>
-        <w:t xml:space="preserve">and</w:t>
-      </w:r>
-      <w:r>
-        <w:t xml:space="preserve"> </w:t>
-      </w:r>
-      <m:oMath>
-        <m:r>
-          <m:rPr>
-            <m:sty m:val="p"/>
-          </m:rPr>
-          <m:t>(</m:t>
-        </m:r>
-        <m:r>
-          <m:t>w</m:t>
-        </m:r>
-        <m:r>
-          <m:rPr>
-            <m:sty m:val="p"/>
-          </m:rPr>
-          <m:t>−</m:t>
-        </m:r>
-        <m:r>
-          <m:t>2</m:t>
-        </m:r>
-        <m:sSup>
-          <m:e>
-            <m:r>
-              <m:rPr>
-                <m:sty m:val="p"/>
-              </m:rPr>
-              <m:t>)</m:t>
-            </m:r>
-          </m:e>
-          <m:sup>
-            <m:r>
-              <m:t>2</m:t>
-            </m:r>
-          </m:sup>
-        </m:sSup>
-        <m:r>
-          <m:rPr>
-            <m:sty m:val="p"/>
-          </m:rPr>
-          <m:t>≥</m:t>
-        </m:r>
-        <m:r>
-          <m:t>0</m:t>
-        </m:r>
-      </m:oMath>
-      <w:r>
-        <w:t xml:space="preserve">, so</w:t>
-      </w:r>
-      <w:r>
-        <w:t xml:space="preserve"> </w:t>
-      </w:r>
-      <m:oMath>
-        <m:r>
-          <m:t>f</m:t>
-        </m:r>
-        <m:r>
-          <m:rPr>
-            <m:sty m:val="p"/>
-          </m:rPr>
-          <m:t>(</m:t>
-        </m:r>
-        <m:r>
-          <m:t>w</m:t>
-        </m:r>
-        <m:r>
-          <m:rPr>
-            <m:sty m:val="p"/>
-          </m:rPr>
-          <m:t>)</m:t>
-        </m:r>
-        <m:r>
-          <m:rPr>
-            <m:sty m:val="p"/>
-          </m:rPr>
-          <m:t>≥</m:t>
-        </m:r>
-        <m:r>
-          <m:t>3</m:t>
-        </m:r>
-        <m:r>
-          <m:rPr>
-            <m:sty m:val="p"/>
-          </m:rPr>
-          <m:t>=</m:t>
-        </m:r>
-        <m:r>
-          <m:t>f</m:t>
-        </m:r>
-        <m:r>
-          <m:rPr>
-            <m:sty m:val="p"/>
-          </m:rPr>
-          <m:t>(</m:t>
-        </m:r>
-        <m:r>
-          <m:t>2</m:t>
-        </m:r>
-        <m:r>
-          <m:rPr>
-            <m:sty m:val="p"/>
-          </m:rPr>
-          <m:t>)</m:t>
-        </m:r>
-      </m:oMath>
-      <w:r>
-        <w:t xml:space="preserve"> </w:t>
-      </w:r>
-      <w:r>
-        <w:t xml:space="preserve">for every</w:t>
-      </w:r>
-      <w:r>
-        <w:t xml:space="preserve"> </w:t>
-      </w:r>
-      <m:oMath>
-        <m:r>
-          <m:t>w</m:t>
-        </m:r>
-      </m:oMath>
-      <w:r>
-        <w:t xml:space="preserve">.</w:t>
-      </w:r>
-      <w:r>
-        <w:t xml:space="preserve"> </w:t>
-      </w:r>
-      <w:r>
-        <w:t xml:space="preserve">Equivalently, the derivative is negative below</w:t>
-      </w:r>
-      <w:r>
-        <w:t xml:space="preserve"> </w:t>
-      </w:r>
-      <m:oMath>
-        <m:r>
-          <m:t>w</m:t>
-        </m:r>
-        <m:r>
-          <m:rPr>
-            <m:sty m:val="p"/>
-          </m:rPr>
-          <m:t>=</m:t>
-        </m:r>
-        <m:r>
-          <m:t>2</m:t>
-        </m:r>
-      </m:oMath>
-      <w:r>
-        <w:t xml:space="preserve"> </w:t>
-      </w:r>
-      <w:r>
-        <w:t xml:space="preserve">and positive above it,</w:t>
-      </w:r>
-      <w:r>
-        <w:t xml:space="preserve"> </w:t>
-      </w:r>
-      <w:r>
-        <w:t xml:space="preserve">so the function falls into that point and rises out of it.</w:t>
-      </w:r>
-    </w:p>
-    <w:p>
-      <w:pPr>
-        <w:pStyle w:val="BodyText"/>
-      </w:pPr>
-      <w:r>
-        <w:rPr>
-          <w:b/>
-          <w:bCs/>
-        </w:rPr>
-        <w:t xml:space="preserve">3.</w:t>
-      </w:r>
-      <w:r>
-        <w:t xml:space="preserve"> </w:t>
-      </w:r>
-      <w:r>
-        <w:t xml:space="preserve">At</w:t>
-      </w:r>
-      <w:r>
-        <w:t xml:space="preserve"> </w:t>
-      </w:r>
-      <m:oMath>
-        <m:r>
-          <m:t>w</m:t>
-        </m:r>
-        <m:r>
-          <m:rPr>
-            <m:sty m:val="p"/>
-          </m:rPr>
-          <m:t>=</m:t>
-        </m:r>
-        <m:r>
-          <m:t>1</m:t>
-        </m:r>
-      </m:oMath>
-      <w:r>
-        <w:t xml:space="preserve"> </w:t>
-      </w:r>
-      <w:r>
-        <w:t xml:space="preserve">the derivative is</w:t>
-      </w:r>
-      <w:r>
-        <w:t xml:space="preserve"> </w:t>
-      </w:r>
-      <m:oMath>
-        <m:r>
-          <m:t>2</m:t>
-        </m:r>
-        <m:r>
-          <m:rPr>
-            <m:sty m:val="p"/>
-          </m:rPr>
-          <m:t>(</m:t>
-        </m:r>
-        <m:r>
-          <m:t>1</m:t>
-        </m:r>
-        <m:r>
-          <m:rPr>
-            <m:sty m:val="p"/>
-          </m:rPr>
-          <m:t>)</m:t>
-        </m:r>
-        <m:r>
-          <m:rPr>
-            <m:sty m:val="p"/>
-          </m:rPr>
-          <m:t>−</m:t>
-        </m:r>
-        <m:r>
-          <m:t>4</m:t>
-        </m:r>
-        <m:r>
-          <m:rPr>
-            <m:sty m:val="p"/>
-          </m:rPr>
-          <m:t>=</m:t>
-        </m:r>
-        <m:r>
-          <m:rPr>
-            <m:sty m:val="p"/>
-          </m:rPr>
-          <m:t>−</m:t>
-        </m:r>
-        <m:r>
-          <m:t>2</m:t>
-        </m:r>
-      </m:oMath>
-      <w:r>
-        <w:t xml:space="preserve">, so</w:t>
-      </w:r>
-      <w:r>
-        <w:t xml:space="preserve"> </w:t>
-      </w:r>
-      <m:oMath>
-        <m:r>
-          <m:t>f</m:t>
-        </m:r>
-      </m:oMath>
-      <w:r>
-        <w:t xml:space="preserve"> </w:t>
-      </w:r>
-      <w:r>
-        <w:t xml:space="preserve">is falling there.</w:t>
-      </w:r>
-      <w:r>
-        <w:t xml:space="preserve"> </w:t>
-      </w:r>
-      <w:r>
-        <w:t xml:space="preserve">With</w:t>
-      </w:r>
-      <w:r>
-        <w:t xml:space="preserve"> </w:t>
-      </w:r>
-      <m:oMath>
-        <m:r>
-          <m:t>ε</m:t>
-        </m:r>
-        <m:r>
-          <m:rPr>
-            <m:sty m:val="p"/>
-          </m:rPr>
-          <m:t>=</m:t>
-        </m:r>
-        <m:r>
-          <m:t>0.01</m:t>
-        </m:r>
-      </m:oMath>
-      <w:r>
-        <w:t xml:space="preserve">,</w:t>
-      </w:r>
-      <w:r>
-        <w:t xml:space="preserve"> </w:t>
-      </w:r>
-      <w:hyperlink w:anchor="eq-linear-approx">
-        <w:r>
-          <w:rPr>
-            <w:rStyle w:val="Hyperlink"/>
-          </w:rPr>
-          <w:t xml:space="preserve">Equation 1</w:t>
-        </w:r>
-      </w:hyperlink>
-      <w:r>
-        <w:t xml:space="preserve"> </w:t>
-      </w:r>
-      <w:r>
-        <w:t xml:space="preserve">predicts a change of</w:t>
-      </w:r>
-      <w:r>
-        <w:t xml:space="preserve"> </w:t>
-      </w:r>
-      <m:oMath>
-        <m:r>
-          <m:rPr>
-            <m:sty m:val="p"/>
-          </m:rPr>
-          <m:t>(</m:t>
-        </m:r>
-        <m:r>
-          <m:t>0.01</m:t>
-        </m:r>
-        <m:r>
-          <m:rPr>
-            <m:sty m:val="p"/>
-          </m:rPr>
-          <m:t>)</m:t>
-        </m:r>
-        <m:r>
-          <m:rPr>
-            <m:sty m:val="p"/>
-          </m:rPr>
-          <m:t>(</m:t>
-        </m:r>
-        <m:r>
-          <m:rPr>
-            <m:sty m:val="p"/>
-          </m:rPr>
-          <m:t>−</m:t>
-        </m:r>
-        <m:r>
-          <m:t>2</m:t>
-        </m:r>
-        <m:r>
-          <m:rPr>
-            <m:sty m:val="p"/>
-          </m:rPr>
-          <m:t>)</m:t>
-        </m:r>
-        <m:r>
-          <m:rPr>
-            <m:sty m:val="p"/>
-          </m:rPr>
-          <m:t>=</m:t>
-        </m:r>
-        <m:r>
-          <m:rPr>
-            <m:sty m:val="p"/>
-          </m:rPr>
-          <m:t>−</m:t>
-        </m:r>
-        <m:r>
-          <m:t>0.02</m:t>
-        </m:r>
-      </m:oMath>
-      <w:r>
-        <w:t xml:space="preserve">, from</w:t>
-      </w:r>
-    </w:p>
-    <w:p>
-      <w:pPr>
-        <w:pStyle w:val="BodyText"/>
-      </w:pPr>
-      <m:oMathPara>
-        <m:oMathParaPr>
-          <m:jc m:val="center"/>
-        </m:oMathParaPr>
-        <m:oMath>
-          <m:eqArr>
-            <m:e>
-              <m:r>
-                <m:t>f</m:t>
-              </m:r>
-              <m:r>
-                <m:rPr>
-                  <m:sty m:val="p"/>
-                </m:rPr>
-                <m:t>(</m:t>
-              </m:r>
-              <m:r>
-                <m:t>1</m:t>
-              </m:r>
-              <m:r>
-                <m:rPr>
-                  <m:sty m:val="p"/>
-                </m:rPr>
-                <m:t>)</m:t>
-              </m:r>
-              <m:r>
-                <m:t>&amp;</m:t>
-              </m:r>
-              <m:r>
-                <m:rPr>
-                  <m:sty m:val="p"/>
-                </m:rPr>
-                <m:t>=</m:t>
-              </m:r>
-              <m:r>
-                <m:t>1</m:t>
-              </m:r>
-              <m:r>
-                <m:rPr>
-                  <m:sty m:val="p"/>
-                </m:rPr>
-                <m:t>−</m:t>
-              </m:r>
-              <m:r>
-                <m:t>4</m:t>
-              </m:r>
-              <m:r>
-                <m:rPr>
-                  <m:sty m:val="p"/>
-                </m:rPr>
-                <m:t>+</m:t>
-              </m:r>
-              <m:r>
-                <m:t>7</m:t>
-              </m:r>
-            </m:e>
-            <m:e>
-              <m:r>
-                <m:t>&amp;</m:t>
-              </m:r>
-              <m:r>
-                <m:rPr>
-                  <m:sty m:val="p"/>
-                </m:rPr>
-                <m:t>=</m:t>
-              </m:r>
-              <m:r>
-                <m:t>4</m:t>
-              </m:r>
-            </m:e>
-          </m:eqArr>
-        </m:oMath>
-      </m:oMathPara>
-    </w:p>
-    <w:p>
-      <w:pPr>
-        <w:pStyle w:val="FirstParagraph"/>
-      </w:pPr>
-      <w:r>
-        <w:t xml:space="preserve">to</w:t>
-      </w:r>
-      <w:r>
-        <w:t xml:space="preserve"> </w:t>
-      </w:r>
-      <m:oMath>
-        <m:r>
-          <m:t>3.98</m:t>
-        </m:r>
-      </m:oMath>
-      <w:r>
-        <w:t xml:space="preserve">.</w:t>
-      </w:r>
-      <w:r>
-        <w:t xml:space="preserve"> </w:t>
-      </w:r>
-      <w:r>
-        <w:t xml:space="preserve">The exact value is</w:t>
-      </w:r>
-    </w:p>
-    <w:p>
-      <w:pPr>
-        <w:pStyle w:val="BodyText"/>
-      </w:pPr>
-      <m:oMathPara>
-        <m:oMathParaPr>
-          <m:jc m:val="center"/>
-        </m:oMathParaPr>
-        <m:oMath>
-          <m:eqArr>
-            <m:e>
-              <m:r>
-                <m:t>f</m:t>
-              </m:r>
-              <m:r>
-                <m:rPr>
-                  <m:sty m:val="p"/>
-                </m:rPr>
-                <m:t>(</m:t>
-              </m:r>
-              <m:r>
-                <m:t>1.01</m:t>
-              </m:r>
-              <m:r>
-                <m:rPr>
-                  <m:sty m:val="p"/>
-                </m:rPr>
-                <m:t>)</m:t>
-              </m:r>
-              <m:r>
-                <m:t>&amp;</m:t>
-              </m:r>
-              <m:r>
-                <m:rPr>
-                  <m:sty m:val="p"/>
-                </m:rPr>
-                <m:t>=</m:t>
-              </m:r>
-              <m:r>
-                <m:rPr>
-                  <m:sty m:val="p"/>
-                </m:rPr>
-                <m:t>(</m:t>
-              </m:r>
-              <m:r>
-                <m:t>1.01</m:t>
-              </m:r>
-              <m:sSup>
-                <m:e>
-                  <m:r>
-                    <m:rPr>
-                      <m:sty m:val="p"/>
-                    </m:rPr>
-                    <m:t>)</m:t>
-                  </m:r>
-                </m:e>
-                <m:sup>
-                  <m:r>
-                    <m:t>2</m:t>
-                  </m:r>
-                </m:sup>
-              </m:sSup>
-              <m:r>
-                <m:rPr>
-                  <m:sty m:val="p"/>
-                </m:rPr>
-                <m:t>−</m:t>
-              </m:r>
-              <m:r>
-                <m:t>4</m:t>
-              </m:r>
-              <m:r>
-                <m:rPr>
-                  <m:sty m:val="p"/>
-                </m:rPr>
-                <m:t>(</m:t>
-              </m:r>
-              <m:r>
-                <m:t>1.01</m:t>
-              </m:r>
-              <m:r>
-                <m:rPr>
-                  <m:sty m:val="p"/>
-                </m:rPr>
-                <m:t>)</m:t>
-              </m:r>
-              <m:r>
-                <m:rPr>
-                  <m:sty m:val="p"/>
-                </m:rPr>
-                <m:t>+</m:t>
-              </m:r>
-              <m:r>
-                <m:t>7</m:t>
-              </m:r>
-            </m:e>
-            <m:e>
-              <m:r>
-                <m:t>&amp;</m:t>
-              </m:r>
-              <m:r>
-                <m:rPr>
-                  <m:sty m:val="p"/>
-                </m:rPr>
-                <m:t>=</m:t>
-              </m:r>
-              <m:r>
-                <m:t>1.0201</m:t>
-              </m:r>
-              <m:r>
-                <m:rPr>
-                  <m:sty m:val="p"/>
-                </m:rPr>
-                <m:t>−</m:t>
-              </m:r>
-              <m:r>
-                <m:t>4.04</m:t>
-              </m:r>
-              <m:r>
-                <m:rPr>
-                  <m:sty m:val="p"/>
-                </m:rPr>
-                <m:t>+</m:t>
-              </m:r>
-              <m:r>
-                <m:t>7</m:t>
-              </m:r>
-            </m:e>
-            <m:e>
-              <m:r>
-                <m:t>&amp;</m:t>
-              </m:r>
-              <m:r>
-                <m:rPr>
-                  <m:sty m:val="p"/>
-                </m:rPr>
-                <m:t>=</m:t>
-              </m:r>
-              <m:r>
-                <m:t>3.9801</m:t>
-              </m:r>
-            </m:e>
-          </m:eqArr>
-        </m:oMath>
-      </m:oMathPara>
-    </w:p>
-    <w:p>
-      <w:pPr>
-        <w:pStyle w:val="FirstParagraph"/>
-      </w:pPr>
-      <w:r>
-        <w:t xml:space="preserve">a change of</w:t>
-      </w:r>
-      <w:r>
-        <w:t xml:space="preserve"> </w:t>
-      </w:r>
-      <m:oMath>
-        <m:r>
-          <m:rPr>
-            <m:sty m:val="p"/>
-          </m:rPr>
-          <m:t>−</m:t>
-        </m:r>
-        <m:r>
-          <m:t>0.0199</m:t>
-        </m:r>
-      </m:oMath>
-      <w:r>
-        <w:t xml:space="preserve">.</w:t>
-      </w:r>
-      <w:r>
-        <w:t xml:space="preserve"> </w:t>
-      </w:r>
-      <w:r>
-        <w:t xml:space="preserve">The prediction is off by</w:t>
-      </w:r>
-      <w:r>
-        <w:t xml:space="preserve"> </w:t>
-      </w:r>
-      <m:oMath>
-        <m:r>
-          <m:t>0.0001</m:t>
-        </m:r>
-      </m:oMath>
-      <w:r>
-        <w:t xml:space="preserve">, which is</w:t>
-      </w:r>
-      <w:r>
-        <w:t xml:space="preserve"> </w:t>
-      </w:r>
-      <m:oMath>
-        <m:sSup>
-          <m:e>
-            <m:r>
-              <m:t>ε</m:t>
-            </m:r>
-          </m:e>
-          <m:sup>
-            <m:r>
-              <m:t>2</m:t>
-            </m:r>
-          </m:sup>
-        </m:sSup>
-      </m:oMath>
-      <w:r>
-        <w:t xml:space="preserve">:</w:t>
-      </w:r>
-      <w:r>
-        <w:t xml:space="preserve"> </w:t>
-      </w:r>
-      <w:r>
-        <w:t xml:space="preserve">the linear approximation drops everything of that order and smaller,</w:t>
-      </w:r>
-      <w:r>
-        <w:t xml:space="preserve"> </w:t>
-      </w:r>
-      <w:r>
-        <w:t xml:space="preserve">so halving the step quarters the error.</w:t>
-      </w:r>
-      <w:r>
-        <w:t xml:space="preserve"> </w:t>
-      </w:r>
-      <w:r>
-        <w:t xml:space="preserve">That trade is the whole bargain of</w:t>
-      </w:r>
-      <w:r>
-        <w:t xml:space="preserve"> </w:t>
-      </w:r>
-      <w:hyperlink r:id="rId140">
-        <w:r>
-          <w:rPr>
-            <w:rStyle w:val="Hyperlink"/>
-          </w:rPr>
-          <w:t xml:space="preserve">gradient descent</w:t>
-        </w:r>
-      </w:hyperlink>
-      <w:r>
-        <w:t xml:space="preserve">,</w:t>
-      </w:r>
-      <w:r>
-        <w:t xml:space="preserve"> </w:t>
-      </w:r>
-      <w:r>
-        <w:t xml:space="preserve">the step-by-step method of fitting models defined on the optimization page.</w:t>
-      </w:r>
-      <w:r>
-        <w:t xml:space="preserve"> </w:t>
-      </w:r>
-      <w:r>
-        <w:t xml:space="preserve">We take a step in the direction the derivative recommends,</w:t>
-      </w:r>
-      <w:r>
-        <w:t xml:space="preserve"> </w:t>
-      </w:r>
-      <w:r>
-        <w:t xml:space="preserve">and the recommendation is trustworthy only as far as the step is small.</w:t>
-      </w:r>
-    </w:p>
-    <w:bookmarkEnd w:id="141"/>
-    <w:bookmarkStart w:id="142" w:name="def-critical-point"/>
-    <w:p>
-      <w:pPr>
-        <w:pStyle w:val="BodyText"/>
-      </w:pPr>
-      <w:r>
-        <w:rPr>
-          <w:b/>
-          <w:bCs/>
-        </w:rPr>
-        <w:t xml:space="preserve">Definition 19 (Critical point)</w:t>
-      </w:r>
-      <w:r>
-        <w:t xml:space="preserve"> </w:t>
-      </w:r>
-      <w:r>
-        <w:t xml:space="preserve">Let</w:t>
-      </w:r>
-      <w:r>
-        <w:t xml:space="preserve"> </w:t>
-      </w:r>
-      <m:oMath>
-        <m:r>
-          <m:t>f</m:t>
-        </m:r>
-      </m:oMath>
-      <w:r>
-        <w:t xml:space="preserve"> </w:t>
-      </w:r>
-      <w:r>
-        <w:t xml:space="preserve">be a function defined on an</w:t>
-      </w:r>
-      <w:r>
-        <w:t xml:space="preserve"> </w:t>
-      </w:r>
-      <w:hyperlink r:id="rId10">
-        <w:r>
-          <w:rPr>
-            <w:rStyle w:val="Hyperlink"/>
-          </w:rPr>
-          <w:t xml:space="preserve">open interval</w:t>
-        </w:r>
-      </w:hyperlink>
-      <w:r>
-        <w:t xml:space="preserve"> </w:t>
-      </w:r>
-      <w:r>
-        <w:t xml:space="preserve">containing</w:t>
-      </w:r>
-      <w:r>
-        <w:t xml:space="preserve"> </w:t>
-      </w:r>
-      <m:oMath>
-        <m:r>
-          <m:t>c</m:t>
-        </m:r>
-      </m:oMath>
-      <w:r>
-        <w:t xml:space="preserve">.</w:t>
-      </w:r>
-      <w:r>
-        <w:t xml:space="preserve"> </w:t>
-      </w:r>
-      <w:r>
-        <w:t xml:space="preserve">The point</w:t>
-      </w:r>
-      <w:r>
-        <w:t xml:space="preserve"> </w:t>
-      </w:r>
-      <m:oMath>
-        <m:r>
-          <m:t>c</m:t>
-        </m:r>
-      </m:oMath>
-      <w:r>
-        <w:t xml:space="preserve"> </w:t>
-      </w:r>
-      <w:r>
-        <w:t xml:space="preserve">is a</w:t>
-      </w:r>
-      <w:r>
-        <w:t xml:space="preserve"> </w:t>
-      </w:r>
-      <w:r>
-        <w:rPr>
-          <w:b/>
-          <w:bCs/>
-        </w:rPr>
-        <w:t xml:space="preserve">critical point</w:t>
-      </w:r>
-      <w:r>
-        <w:t xml:space="preserve"> </w:t>
-      </w:r>
-      <w:r>
-        <w:t xml:space="preserve">of</w:t>
-      </w:r>
-      <w:r>
-        <w:t xml:space="preserve"> </w:t>
-      </w:r>
-      <m:oMath>
-        <m:r>
-          <m:t>f</m:t>
-        </m:r>
-      </m:oMath>
-      <w:r>
-        <w:t xml:space="preserve"> </w:t>
-      </w:r>
-      <w:r>
-        <w:t xml:space="preserve">if either</w:t>
-      </w:r>
-      <w:r>
-        <w:t xml:space="preserve"> </w:t>
-      </w:r>
-      <m:oMath>
-        <m:sSup>
-          <m:e>
-            <m:r>
-              <m:t>f</m:t>
-            </m:r>
-          </m:e>
-          <m:sup>
-            <m:r>
-              <m:rPr>
-                <m:sty m:val="p"/>
-              </m:rPr>
-              <m:t>′</m:t>
-            </m:r>
-          </m:sup>
-        </m:sSup>
-        <m:r>
-          <m:rPr>
-            <m:sty m:val="p"/>
-          </m:rPr>
-          <m:t>(</m:t>
-        </m:r>
-        <m:r>
-          <m:t>c</m:t>
-        </m:r>
-        <m:r>
-          <m:rPr>
-            <m:sty m:val="p"/>
-          </m:rPr>
-          <m:t>)</m:t>
-        </m:r>
-        <m:r>
-          <m:rPr>
-            <m:sty m:val="p"/>
-          </m:rPr>
-          <m:t>=</m:t>
-        </m:r>
-        <m:r>
-          <m:t>0</m:t>
-        </m:r>
-      </m:oMath>
-      <w:r>
-        <w:t xml:space="preserve"> </w:t>
-      </w:r>
-      <w:r>
-        <w:t xml:space="preserve">or</w:t>
-      </w:r>
-      <w:r>
-        <w:t xml:space="preserve"> </w:t>
-      </w:r>
-      <m:oMath>
-        <m:r>
-          <m:t>f</m:t>
-        </m:r>
-      </m:oMath>
-      <w:r>
-        <w:t xml:space="preserve"> </w:t>
-      </w:r>
-      <w:r>
-        <w:t xml:space="preserve">is not differentiable at</w:t>
-      </w:r>
-      <w:r>
-        <w:t xml:space="preserve"> </w:t>
-      </w:r>
-      <m:oMath>
-        <m:r>
-          <m:t>c</m:t>
-        </m:r>
-      </m:oMath>
-      <w:r>
-        <w:t xml:space="preserve"> </w:t>
-      </w:r>
-      <w:r>
-        <w:t xml:space="preserve">(</w:t>
-      </w:r>
-      <w:hyperlink w:anchor="def-differentiable">
-        <w:r>
-          <w:rPr>
-            <w:rStyle w:val="Hyperlink"/>
-          </w:rPr>
-          <w:t xml:space="preserve">Definition 6</w:t>
-        </w:r>
-      </w:hyperlink>
-      <w:r>
-        <w:t xml:space="preserve">).</w:t>
-      </w:r>
-    </w:p>
-    <w:bookmarkEnd w:id="142"/>
-    <w:bookmarkStart w:id="143" w:name="exm-critical-point"/>
-    <w:p>
-      <w:pPr>
-        <w:pStyle w:val="BodyText"/>
-      </w:pPr>
-      <w:r>
-        <w:rPr>
-          <w:b/>
-          <w:bCs/>
-        </w:rPr>
-        <w:t xml:space="preserve">Example 11 (Critical points that are and are not flat points)</w:t>
-      </w:r>
-      <w:r>
-        <w:t xml:space="preserve"> </w:t>
-      </w:r>
-      <w:r>
-        <w:t xml:space="preserve"> </w:t>
-      </w:r>
-    </w:p>
-    <w:p>
-      <w:pPr>
-        <w:numPr>
-          <w:ilvl w:val="0"/>
-          <w:numId w:val="1017"/>
-        </w:numPr>
-      </w:pPr>
-      <m:oMath>
-        <m:r>
-          <m:t>g</m:t>
-        </m:r>
-        <m:r>
-          <m:rPr>
-            <m:sty m:val="p"/>
-          </m:rPr>
-          <m:t>(</m:t>
-        </m:r>
-        <m:r>
-          <m:t>w</m:t>
-        </m:r>
-        <m:r>
-          <m:rPr>
-            <m:sty m:val="p"/>
-          </m:rPr>
-          <m:t>)</m:t>
-        </m:r>
-        <m:r>
-          <m:rPr>
-            <m:sty m:val="p"/>
-          </m:rPr>
-          <m:t>=</m:t>
-        </m:r>
-        <m:r>
-          <m:t>​</m:t>
-        </m:r>
-        <m:d>
-          <m:dPr>
-            <m:begChr m:val="|"/>
-            <m:sepChr m:val=""/>
-            <m:endChr m:val="|"/>
-            <m:grow/>
-          </m:dPr>
-          <m:e>
-            <m:r>
-              <m:t>w</m:t>
-            </m:r>
-          </m:e>
-        </m:d>
-        <m:r>
-          <m:t>​</m:t>
-        </m:r>
-      </m:oMath>
-      <w:r>
-        <w:t xml:space="preserve"> </w:t>
-      </w:r>
-      <w:r>
-        <w:t xml:space="preserve">has no derivative at</w:t>
-      </w:r>
-      <w:r>
-        <w:t xml:space="preserve"> </w:t>
-      </w:r>
-      <m:oMath>
-        <m:r>
-          <m:t>w</m:t>
-        </m:r>
-        <m:r>
-          <m:rPr>
-            <m:sty m:val="p"/>
-          </m:rPr>
-          <m:t>=</m:t>
-        </m:r>
-        <m:r>
-          <m:t>0</m:t>
-        </m:r>
-      </m:oMath>
-      <w:r>
-        <w:t xml:space="preserve">:</w:t>
-      </w:r>
-      <w:r>
-        <w:t xml:space="preserve"> </w:t>
-      </w:r>
-      <w:r>
-        <w:t xml:space="preserve">its one-sided derivatives there are</w:t>
-      </w:r>
-      <w:r>
-        <w:t xml:space="preserve"> </w:t>
-      </w:r>
-      <m:oMath>
-        <m:r>
-          <m:t>1</m:t>
-        </m:r>
-      </m:oMath>
-      <w:r>
-        <w:t xml:space="preserve"> </w:t>
-      </w:r>
-      <w:r>
-        <w:t xml:space="preserve">and</w:t>
-      </w:r>
-      <w:r>
-        <w:t xml:space="preserve"> </w:t>
-      </w:r>
-      <m:oMath>
-        <m:r>
-          <m:rPr>
-            <m:sty m:val="p"/>
-          </m:rPr>
-          <m:t>−</m:t>
-        </m:r>
-        <m:r>
-          <m:t>1</m:t>
-        </m:r>
-      </m:oMath>
-      <w:r>
-        <w:t xml:space="preserve"> </w:t>
-      </w:r>
-      <w:r>
-        <w:t xml:space="preserve">(</w:t>
-      </w:r>
-      <w:hyperlink w:anchor="exm-one-sided-derivative">
-        <w:r>
-          <w:rPr>
-            <w:rStyle w:val="Hyperlink"/>
-          </w:rPr>
-          <w:t xml:space="preserve">Example 6</w:t>
-        </w:r>
-      </w:hyperlink>
-      <w:r>
-        <w:t xml:space="preserve">),</w:t>
-      </w:r>
-      <w:r>
-        <w:t xml:space="preserve"> </w:t>
-      </w:r>
-      <w:r>
-        <w:t xml:space="preserve">so the difference quotient</w:t>
-      </w:r>
-      <w:r>
-        <w:t xml:space="preserve"> </w:t>
-      </w:r>
-      <m:oMath>
-        <m:f>
-          <m:fPr>
-            <m:type m:val="lin"/>
-          </m:fPr>
-          <m:num>
-            <m:r>
-              <m:t>​</m:t>
-            </m:r>
-            <m:d>
-              <m:dPr>
-                <m:begChr m:val="|"/>
-                <m:sepChr m:val=""/>
-                <m:endChr m:val="|"/>
-                <m:grow/>
-              </m:dPr>
-              <m:e>
-                <m:r>
-                  <m:t>h</m:t>
-                </m:r>
-              </m:e>
-            </m:d>
-            <m:r>
-              <m:t>​</m:t>
-            </m:r>
-            <m:r>
-              <m:rPr>
-                <m:sty m:val="p"/>
-              </m:rPr>
-              <m:t>−</m:t>
-            </m:r>
-            <m:r>
-              <m:t>0</m:t>
-            </m:r>
-          </m:num>
-          <m:den>
-            <m:r>
-              <m:t>h</m:t>
-            </m:r>
-          </m:den>
-        </m:f>
-      </m:oMath>
-      <w:r>
-        <w:t xml:space="preserve"> </w:t>
-      </w:r>
-      <w:r>
-        <w:t xml:space="preserve">has no limit as</w:t>
-      </w:r>
-      <w:r>
-        <w:t xml:space="preserve"> </w:t>
-      </w:r>
-      <m:oMath>
-        <m:r>
-          <m:t>h</m:t>
-        </m:r>
-        <m:r>
-          <m:rPr>
-            <m:sty m:val="p"/>
-          </m:rPr>
-          <m:t>→</m:t>
-        </m:r>
-        <m:r>
-          <m:t>0</m:t>
-        </m:r>
-      </m:oMath>
-      <w:r>
-        <w:t xml:space="preserve"> </w:t>
-      </w:r>
-      <w:r>
-        <w:t xml:space="preserve">(</w:t>
-      </w:r>
-      <w:hyperlink w:anchor="def-one-sided-limit">
-        <w:r>
-          <w:rPr>
-            <w:rStyle w:val="Hyperlink"/>
-          </w:rPr>
-          <w:t xml:space="preserve">Definition 4</w:t>
-        </w:r>
-      </w:hyperlink>
-      <w:r>
-        <w:t xml:space="preserve">).</w:t>
-      </w:r>
-      <w:r>
-        <w:t xml:space="preserve"> </w:t>
-      </w:r>
-      <w:r>
-        <w:t xml:space="preserve">So</w:t>
-      </w:r>
-      <w:r>
-        <w:t xml:space="preserve"> </w:t>
-      </w:r>
-      <m:oMath>
-        <m:r>
-          <m:t>0</m:t>
-        </m:r>
-      </m:oMath>
-      <w:r>
-        <w:t xml:space="preserve"> </w:t>
-      </w:r>
-      <w:r>
-        <w:t xml:space="preserve">is a critical point of</w:t>
-      </w:r>
-      <w:r>
-        <w:t xml:space="preserve"> </w:t>
-      </w:r>
-      <m:oMath>
-        <m:r>
-          <m:t>g</m:t>
-        </m:r>
-      </m:oMath>
-      <w:r>
-        <w:t xml:space="preserve"> </w:t>
-      </w:r>
-      <w:r>
-        <w:t xml:space="preserve">but not a flat point.</w:t>
-      </w:r>
-    </w:p>
-    <w:p>
-      <w:pPr>
-        <w:numPr>
-          <w:ilvl w:val="0"/>
-          <w:numId w:val="1017"/>
-        </w:numPr>
-      </w:pPr>
-      <m:oMath>
-        <m:r>
-          <m:t>f</m:t>
-        </m:r>
-        <m:r>
-          <m:rPr>
-            <m:sty m:val="p"/>
-          </m:rPr>
-          <m:t>(</m:t>
-        </m:r>
-        <m:r>
-          <m:t>w</m:t>
-        </m:r>
-        <m:r>
-          <m:rPr>
-            <m:sty m:val="p"/>
-          </m:rPr>
-          <m:t>)</m:t>
-        </m:r>
-        <m:r>
-          <m:rPr>
-            <m:sty m:val="p"/>
-          </m:rPr>
-          <m:t>=</m:t>
-        </m:r>
-        <m:sSup>
-          <m:e>
-            <m:r>
-              <m:t>w</m:t>
-            </m:r>
-          </m:e>
-          <m:sup>
-            <m:r>
-              <m:t>3</m:t>
-            </m:r>
-          </m:sup>
-        </m:sSup>
-      </m:oMath>
-      <w:r>
-        <w:t xml:space="preserve"> </w:t>
-      </w:r>
-      <w:r>
-        <w:t xml:space="preserve">has</w:t>
-      </w:r>
-    </w:p>
-    <w:p>
-      <w:pPr>
-        <w:pStyle w:val="BodyText"/>
-      </w:pPr>
-      <m:oMathPara>
-        <m:oMathParaPr>
-          <m:jc m:val="center"/>
-        </m:oMathParaPr>
-        <m:oMath>
-          <m:eqArr>
-            <m:e>
-              <m:sSup>
-                <m:e>
-                  <m:r>
-                    <m:t>f</m:t>
-                  </m:r>
-                </m:e>
-                <m:sup>
-                  <m:r>
-                    <m:rPr>
-                      <m:sty m:val="p"/>
-                    </m:rPr>
-                    <m:t>′</m:t>
-                  </m:r>
-                </m:sup>
-              </m:sSup>
-              <m:r>
-                <m:rPr>
-                  <m:sty m:val="p"/>
-                </m:rPr>
-                <m:t>(</m:t>
-              </m:r>
-              <m:r>
-                <m:t>0</m:t>
-              </m:r>
-              <m:r>
-                <m:rPr>
-                  <m:sty m:val="p"/>
-                </m:rPr>
-                <m:t>)</m:t>
-              </m:r>
-              <m:r>
-                <m:t>&amp;</m:t>
-              </m:r>
-              <m:r>
-                <m:rPr>
-                  <m:sty m:val="p"/>
-                </m:rPr>
-                <m:t>=</m:t>
-              </m:r>
-              <m:r>
-                <m:t>3</m:t>
-              </m:r>
-              <m:r>
-                <m:rPr>
-                  <m:sty m:val="p"/>
-                </m:rPr>
-                <m:t>⋅</m:t>
-              </m:r>
-              <m:sSup>
-                <m:e>
-                  <m:r>
-                    <m:t>0</m:t>
-                  </m:r>
-                </m:e>
-                <m:sup>
-                  <m:r>
-                    <m:t>2</m:t>
-                  </m:r>
-                </m:sup>
-              </m:sSup>
-            </m:e>
-            <m:e>
-              <m:r>
-                <m:t>&amp;</m:t>
-              </m:r>
-              <m:r>
-                <m:rPr>
-                  <m:sty m:val="p"/>
-                </m:rPr>
-                <m:t>=</m:t>
-              </m:r>
-              <m:r>
-                <m:t>0</m:t>
-              </m:r>
-              <m:r>
-                <m:rPr>
-                  <m:sty m:val="p"/>
-                </m:rPr>
-                <m:t>,</m:t>
-              </m:r>
-            </m:e>
-          </m:eqArr>
-        </m:oMath>
-      </m:oMathPara>
-    </w:p>
-    <w:p>
-      <w:pPr>
-        <w:numPr>
-          <w:ilvl w:val="0"/>
-          <w:numId w:val="1000"/>
-        </w:numPr>
-      </w:pPr>
-      <w:r>
-        <w:t xml:space="preserve">so</w:t>
-      </w:r>
-      <w:r>
-        <w:t xml:space="preserve"> </w:t>
-      </w:r>
-      <m:oMath>
-        <m:r>
-          <m:t>0</m:t>
-        </m:r>
-      </m:oMath>
-      <w:r>
-        <w:t xml:space="preserve"> </w:t>
-      </w:r>
-      <w:r>
-        <w:t xml:space="preserve">is a flat point of</w:t>
-      </w:r>
-      <w:r>
-        <w:t xml:space="preserve"> </w:t>
-      </w:r>
-      <m:oMath>
-        <m:r>
-          <m:t>f</m:t>
-        </m:r>
-      </m:oMath>
-      <w:r>
-        <w:t xml:space="preserve">, and hence a critical point.</w:t>
-      </w:r>
-    </w:p>
-    <w:p>
-      <w:pPr>
-        <w:numPr>
-          <w:ilvl w:val="0"/>
-          <w:numId w:val="1017"/>
-        </w:numPr>
-      </w:pPr>
-      <m:oMath>
-        <m:r>
-          <m:t>h</m:t>
-        </m:r>
-        <m:r>
-          <m:rPr>
-            <m:sty m:val="p"/>
-          </m:rPr>
-          <m:t>(</m:t>
-        </m:r>
-        <m:r>
-          <m:t>w</m:t>
-        </m:r>
-        <m:r>
-          <m:rPr>
-            <m:sty m:val="p"/>
-          </m:rPr>
-          <m:t>)</m:t>
-        </m:r>
-        <m:r>
-          <m:rPr>
-            <m:sty m:val="p"/>
-          </m:rPr>
-          <m:t>=</m:t>
-        </m:r>
-        <m:sSup>
-          <m:e>
-            <m:r>
-              <m:t>w</m:t>
-            </m:r>
-          </m:e>
-          <m:sup>
-            <m:r>
-              <m:t>2</m:t>
-            </m:r>
-          </m:sup>
-        </m:sSup>
-      </m:oMath>
-      <w:r>
-        <w:t xml:space="preserve"> </w:t>
-      </w:r>
-      <w:r>
-        <w:t xml:space="preserve">is differentiable everywhere, with</w:t>
-      </w:r>
-      <w:r>
-        <w:t xml:space="preserve"> </w:t>
-      </w:r>
-      <m:oMath>
-        <m:sSup>
-          <m:e>
-            <m:r>
-              <m:t>h</m:t>
-            </m:r>
-          </m:e>
-          <m:sup>
-            <m:r>
-              <m:rPr>
-                <m:sty m:val="p"/>
-              </m:rPr>
-              <m:t>′</m:t>
-            </m:r>
-          </m:sup>
-        </m:sSup>
-        <m:r>
-          <m:rPr>
-            <m:sty m:val="p"/>
-          </m:rPr>
-          <m:t>(</m:t>
-        </m:r>
-        <m:r>
-          <m:t>w</m:t>
-        </m:r>
-        <m:r>
-          <m:rPr>
-            <m:sty m:val="p"/>
-          </m:rPr>
-          <m:t>)</m:t>
-        </m:r>
-        <m:r>
-          <m:rPr>
-            <m:sty m:val="p"/>
-          </m:rPr>
-          <m:t>=</m:t>
-        </m:r>
-        <m:r>
-          <m:t>2</m:t>
-        </m:r>
-        <m:r>
-          <m:t>w</m:t>
-        </m:r>
-      </m:oMath>
-      <w:r>
-        <w:t xml:space="preserve">,</w:t>
-      </w:r>
-      <w:r>
-        <w:t xml:space="preserve"> </w:t>
-      </w:r>
-      <w:r>
-        <w:t xml:space="preserve">which is</w:t>
-      </w:r>
-      <w:r>
-        <w:t xml:space="preserve"> </w:t>
-      </w:r>
-      <m:oMath>
-        <m:r>
-          <m:t>0</m:t>
-        </m:r>
-      </m:oMath>
-      <w:r>
-        <w:t xml:space="preserve"> </w:t>
-      </w:r>
-      <w:r>
-        <w:t xml:space="preserve">only at</w:t>
-      </w:r>
-      <w:r>
-        <w:t xml:space="preserve"> </w:t>
-      </w:r>
-      <m:oMath>
-        <m:r>
-          <m:t>w</m:t>
-        </m:r>
-        <m:r>
-          <m:rPr>
-            <m:sty m:val="p"/>
-          </m:rPr>
-          <m:t>=</m:t>
-        </m:r>
-        <m:r>
-          <m:t>0</m:t>
-        </m:r>
-      </m:oMath>
-      <w:r>
-        <w:t xml:space="preserve">.</w:t>
-      </w:r>
-      <w:r>
-        <w:t xml:space="preserve"> </w:t>
-      </w:r>
-      <w:r>
-        <w:t xml:space="preserve">So</w:t>
-      </w:r>
-      <w:r>
-        <w:t xml:space="preserve"> </w:t>
-      </w:r>
-      <m:oMath>
-        <m:r>
-          <m:t>0</m:t>
-        </m:r>
-      </m:oMath>
-      <w:r>
-        <w:t xml:space="preserve"> </w:t>
-      </w:r>
-      <w:r>
-        <w:t xml:space="preserve">is the only critical point of</w:t>
-      </w:r>
-      <w:r>
-        <w:t xml:space="preserve"> </w:t>
-      </w:r>
-      <m:oMath>
-        <m:r>
-          <m:t>h</m:t>
-        </m:r>
-      </m:oMath>
-      <w:r>
-        <w:t xml:space="preserve">; for example,</w:t>
-      </w:r>
-      <w:r>
-        <w:t xml:space="preserve"> </w:t>
-      </w:r>
-      <m:oMath>
-        <m:sSup>
-          <m:e>
-            <m:r>
-              <m:t>h</m:t>
-            </m:r>
-          </m:e>
-          <m:sup>
-            <m:r>
-              <m:rPr>
-                <m:sty m:val="p"/>
-              </m:rPr>
-              <m:t>′</m:t>
-            </m:r>
-          </m:sup>
-        </m:sSup>
-        <m:r>
-          <m:rPr>
-            <m:sty m:val="p"/>
-          </m:rPr>
-          <m:t>(</m:t>
-        </m:r>
-        <m:r>
-          <m:t>1</m:t>
-        </m:r>
-        <m:r>
-          <m:rPr>
-            <m:sty m:val="p"/>
-          </m:rPr>
-          <m:t>)</m:t>
-        </m:r>
-        <m:r>
-          <m:rPr>
-            <m:sty m:val="p"/>
-          </m:rPr>
-          <m:t>=</m:t>
-        </m:r>
-        <m:r>
-          <m:t>2</m:t>
-        </m:r>
-        <m:r>
-          <m:rPr>
-            <m:sty m:val="p"/>
-          </m:rPr>
-          <m:t>≠</m:t>
-        </m:r>
-        <m:r>
-          <m:t>0</m:t>
-        </m:r>
-      </m:oMath>
-      <w:r>
-        <w:t xml:space="preserve">, so</w:t>
-      </w:r>
-      <w:r>
-        <w:t xml:space="preserve"> </w:t>
-      </w:r>
-      <m:oMath>
-        <m:r>
-          <m:t>1</m:t>
-        </m:r>
-      </m:oMath>
-      <w:r>
-        <w:t xml:space="preserve"> </w:t>
-      </w:r>
-      <w:r>
-        <w:t xml:space="preserve">is not one.</w:t>
-      </w:r>
-    </w:p>
-    <w:bookmarkEnd w:id="143"/>
-    <w:bookmarkStart w:id="146" w:name="thm-flat-point-critical"/>
-    <w:p>
-      <w:pPr>
-        <w:pStyle w:val="FirstParagraph"/>
-      </w:pPr>
-      <w:r>
-        <w:rPr>
-          <w:b/>
-          <w:bCs/>
-        </w:rPr>
-        <w:t xml:space="preserve">Theorem 13 (Every flat point is a critical point)</w:t>
-      </w:r>
-      <w:r>
-        <w:t xml:space="preserve"> </w:t>
-      </w:r>
-      <w:r>
-        <w:t xml:space="preserve">If</w:t>
-      </w:r>
-      <w:r>
-        <w:t xml:space="preserve"> </w:t>
-      </w:r>
-      <m:oMath>
-        <m:r>
-          <m:t>c</m:t>
-        </m:r>
-      </m:oMath>
-      <w:r>
-        <w:t xml:space="preserve"> </w:t>
-      </w:r>
-      <w:r>
-        <w:t xml:space="preserve">is a flat point of</w:t>
-      </w:r>
-      <w:r>
-        <w:t xml:space="preserve"> </w:t>
-      </w:r>
-      <m:oMath>
-        <m:r>
-          <m:t>f</m:t>
-        </m:r>
-      </m:oMath>
-      <w:r>
-        <w:t xml:space="preserve"> </w:t>
-      </w:r>
-      <w:r>
-        <w:t xml:space="preserve">(</w:t>
-      </w:r>
-      <w:hyperlink r:id="rId144">
-        <w:r>
-          <w:rPr>
-            <w:rStyle w:val="Hyperlink"/>
-          </w:rPr>
-          <w:t xml:space="preserve">Definition 1 in Optimization</w:t>
-        </w:r>
-      </w:hyperlink>
-      <w:r>
-        <w:t xml:space="preserve">), then</w:t>
-      </w:r>
-      <w:r>
-        <w:t xml:space="preserve"> </w:t>
-      </w:r>
-      <m:oMath>
-        <m:r>
-          <m:t>c</m:t>
-        </m:r>
-      </m:oMath>
-      <w:r>
-        <w:t xml:space="preserve"> </w:t>
-      </w:r>
-      <w:r>
-        <w:t xml:space="preserve">is a critical point of</w:t>
-      </w:r>
-      <w:r>
-        <w:t xml:space="preserve"> </w:t>
-      </w:r>
-      <m:oMath>
-        <m:r>
-          <m:t>f</m:t>
-        </m:r>
-      </m:oMath>
-      <w:r>
-        <w:t xml:space="preserve"> </w:t>
-      </w:r>
-      <w:r>
-        <w:t xml:space="preserve">(</w:t>
-      </w:r>
-      <w:hyperlink r:id="rId145">
-        <w:r>
-          <w:rPr>
-            <w:rStyle w:val="Hyperlink"/>
-          </w:rPr>
-          <w:t xml:space="preserve">Definition 2 in Optimization</w:t>
-        </w:r>
-      </w:hyperlink>
-      <w:r>
-        <w:t xml:space="preserve">).</w:t>
-      </w:r>
-    </w:p>
-    <w:bookmarkEnd w:id="146"/>
-    <w:p>
-      <w:pPr>
-        <w:pStyle w:val="BodyText"/>
-      </w:pPr>
-      <w:r>
-        <w:rPr>
-          <w:i/>
-          <w:iCs/>
-        </w:rPr>
-        <w:t xml:space="preserve">Proof</w:t>
-      </w:r>
-      <w:r>
-        <w:t xml:space="preserve">. </w:t>
-      </w:r>
-      <w:r>
-        <w:t xml:space="preserve">A flat point</w:t>
-      </w:r>
-      <w:r>
-        <w:t xml:space="preserve"> </w:t>
-      </w:r>
-      <m:oMath>
-        <m:r>
-          <m:t>c</m:t>
-        </m:r>
-      </m:oMath>
-      <w:r>
-        <w:t xml:space="preserve"> </w:t>
-      </w:r>
-      <w:r>
-        <w:t xml:space="preserve">has</w:t>
-      </w:r>
-      <w:r>
-        <w:t xml:space="preserve"> </w:t>
-      </w:r>
-      <m:oMath>
-        <m:r>
-          <m:t>f</m:t>
-        </m:r>
-      </m:oMath>
-      <w:r>
-        <w:t xml:space="preserve"> </w:t>
-      </w:r>
-      <w:r>
-        <w:t xml:space="preserve">differentiable at</w:t>
-      </w:r>
-      <w:r>
-        <w:t xml:space="preserve"> </w:t>
-      </w:r>
-      <m:oMath>
-        <m:r>
-          <m:t>c</m:t>
-        </m:r>
-      </m:oMath>
-      <w:r>
-        <w:t xml:space="preserve"> </w:t>
-      </w:r>
-      <w:r>
-        <w:t xml:space="preserve">and</w:t>
-      </w:r>
-      <w:r>
-        <w:t xml:space="preserve"> </w:t>
-      </w:r>
-      <m:oMath>
-        <m:sSup>
-          <m:e>
-            <m:r>
-              <m:t>f</m:t>
-            </m:r>
-          </m:e>
-          <m:sup>
-            <m:r>
-              <m:rPr>
-                <m:sty m:val="p"/>
-              </m:rPr>
-              <m:t>′</m:t>
-            </m:r>
-          </m:sup>
-        </m:sSup>
-        <m:r>
-          <m:rPr>
-            <m:sty m:val="p"/>
-          </m:rPr>
-          <m:t>(</m:t>
-        </m:r>
-        <m:r>
-          <m:t>c</m:t>
-        </m:r>
-        <m:r>
-          <m:rPr>
-            <m:sty m:val="p"/>
-          </m:rPr>
-          <m:t>)</m:t>
-        </m:r>
-        <m:r>
-          <m:rPr>
-            <m:sty m:val="p"/>
-          </m:rPr>
-          <m:t>=</m:t>
-        </m:r>
-        <m:r>
-          <m:t>0</m:t>
-        </m:r>
-      </m:oMath>
-      <w:r>
-        <w:t xml:space="preserve">.</w:t>
-      </w:r>
-      <w:r>
-        <w:t xml:space="preserve"> </w:t>
-      </w:r>
-      <w:r>
-        <w:t xml:space="preserve">The condition</w:t>
-      </w:r>
-      <w:r>
-        <w:t xml:space="preserve"> </w:t>
-      </w:r>
-      <w:r>
-        <w:t xml:space="preserve">“</w:t>
-      </w:r>
-      <m:oMath>
-        <m:sSup>
-          <m:e>
-            <m:r>
-              <m:t>f</m:t>
-            </m:r>
-          </m:e>
-          <m:sup>
-            <m:r>
-              <m:rPr>
-                <m:sty m:val="p"/>
-              </m:rPr>
-              <m:t>′</m:t>
-            </m:r>
-          </m:sup>
-        </m:sSup>
-        <m:r>
-          <m:rPr>
-            <m:sty m:val="p"/>
-          </m:rPr>
-          <m:t>(</m:t>
-        </m:r>
-        <m:r>
-          <m:t>c</m:t>
-        </m:r>
-        <m:r>
-          <m:rPr>
-            <m:sty m:val="p"/>
-          </m:rPr>
-          <m:t>)</m:t>
-        </m:r>
-        <m:r>
-          <m:rPr>
-            <m:sty m:val="p"/>
-          </m:rPr>
-          <m:t>=</m:t>
-        </m:r>
-        <m:r>
-          <m:t>0</m:t>
-        </m:r>
-      </m:oMath>
-      <w:r>
-        <w:t xml:space="preserve">”</w:t>
-      </w:r>
-      <w:r>
-        <w:t xml:space="preserve"> </w:t>
-      </w:r>
-      <w:r>
-        <w:t xml:space="preserve">is the first alternative in</w:t>
-      </w:r>
-      <w:r>
-        <w:t xml:space="preserve"> </w:t>
-      </w:r>
-      <w:hyperlink r:id="rId145">
-        <w:r>
-          <w:rPr>
-            <w:rStyle w:val="Hyperlink"/>
-          </w:rPr>
-          <w:t xml:space="preserve">Definition 2 in Optimization</w:t>
-        </w:r>
-      </w:hyperlink>
-      <w:r>
-        <w:t xml:space="preserve">,</w:t>
-      </w:r>
-      <w:r>
-        <w:t xml:space="preserve"> </w:t>
-      </w:r>
-      <w:r>
-        <w:t xml:space="preserve">so</w:t>
-      </w:r>
-      <w:r>
-        <w:t xml:space="preserve"> </w:t>
-      </w:r>
-      <m:oMath>
-        <m:r>
-          <m:t>c</m:t>
-        </m:r>
-      </m:oMath>
-      <w:r>
-        <w:t xml:space="preserve"> </w:t>
-      </w:r>
-      <w:r>
-        <w:t xml:space="preserve">is a critical point.</w:t>
-      </w:r>
-    </w:p>
-    <w:bookmarkStart w:id="148" w:name="exm-flat-point-critical"/>
-    <w:p>
-      <w:pPr>
-        <w:pStyle w:val="BodyText"/>
-      </w:pPr>
-      <w:r>
-        <w:rPr>
-          <w:b/>
-          <w:bCs/>
-        </w:rPr>
-        <w:t xml:space="preserve">Example 12 (The flat points of a cubic, and a critical point that is not flat)</w:t>
-      </w:r>
-      <w:r>
-        <w:t xml:space="preserve"> </w:t>
-      </w:r>
-      <w:r>
-        <w:t xml:space="preserve">For</w:t>
-      </w:r>
-      <w:r>
-        <w:t xml:space="preserve"> </w:t>
-      </w:r>
-      <m:oMath>
-        <m:r>
-          <m:t>f</m:t>
-        </m:r>
-        <m:r>
-          <m:rPr>
-            <m:sty m:val="p"/>
-          </m:rPr>
-          <m:t>(</m:t>
-        </m:r>
-        <m:r>
-          <m:t>w</m:t>
-        </m:r>
-        <m:r>
-          <m:rPr>
-            <m:sty m:val="p"/>
-          </m:rPr>
-          <m:t>)</m:t>
-        </m:r>
-        <m:r>
-          <m:rPr>
-            <m:sty m:val="p"/>
-          </m:rPr>
-          <m:t>=</m:t>
-        </m:r>
-        <m:sSup>
-          <m:e>
-            <m:r>
-              <m:t>w</m:t>
-            </m:r>
-          </m:e>
-          <m:sup>
-            <m:r>
-              <m:t>3</m:t>
-            </m:r>
-          </m:sup>
-        </m:sSup>
-        <m:r>
-          <m:rPr>
-            <m:sty m:val="p"/>
-          </m:rPr>
-          <m:t>−</m:t>
-        </m:r>
-        <m:r>
-          <m:t>3</m:t>
-        </m:r>
-        <m:r>
-          <m:t>w</m:t>
-        </m:r>
-      </m:oMath>
-      <w:r>
-        <w:t xml:space="preserve">, the derivative is</w:t>
-      </w:r>
-      <w:r>
-        <w:t xml:space="preserve"> </w:t>
-      </w:r>
-      <m:oMath>
-        <m:sSup>
-          <m:e>
-            <m:r>
-              <m:t>f</m:t>
-            </m:r>
-          </m:e>
-          <m:sup>
-            <m:r>
-              <m:rPr>
-                <m:sty m:val="p"/>
-              </m:rPr>
-              <m:t>′</m:t>
-            </m:r>
-          </m:sup>
-        </m:sSup>
-        <m:r>
-          <m:rPr>
-            <m:sty m:val="p"/>
-          </m:rPr>
-          <m:t>(</m:t>
-        </m:r>
-        <m:r>
-          <m:t>w</m:t>
-        </m:r>
-        <m:r>
-          <m:rPr>
-            <m:sty m:val="p"/>
-          </m:rPr>
-          <m:t>)</m:t>
-        </m:r>
-        <m:r>
-          <m:rPr>
-            <m:sty m:val="p"/>
-          </m:rPr>
-          <m:t>=</m:t>
-        </m:r>
-        <m:r>
-          <m:t>3</m:t>
-        </m:r>
-        <m:sSup>
-          <m:e>
-            <m:r>
-              <m:t>w</m:t>
-            </m:r>
-          </m:e>
-          <m:sup>
-            <m:r>
-              <m:t>2</m:t>
-            </m:r>
-          </m:sup>
-        </m:sSup>
-        <m:r>
-          <m:rPr>
-            <m:sty m:val="p"/>
-          </m:rPr>
-          <m:t>−</m:t>
-        </m:r>
-        <m:r>
-          <m:t>3</m:t>
-        </m:r>
-      </m:oMath>
-      <w:r>
-        <w:t xml:space="preserve">.</w:t>
-      </w:r>
-      <w:r>
-        <w:t xml:space="preserve"> </w:t>
-      </w:r>
-      <w:r>
-        <w:t xml:space="preserve">The code differentiates</w:t>
-      </w:r>
-      <w:r>
-        <w:t xml:space="preserve"> </w:t>
-      </w:r>
-      <m:oMath>
-        <m:r>
-          <m:t>f</m:t>
-        </m:r>
-      </m:oMath>
-      <w:r>
-        <w:t xml:space="preserve"> </w:t>
-      </w:r>
-      <w:r>
-        <w:t xml:space="preserve">with</w:t>
-      </w:r>
-      <w:r>
-        <w:t xml:space="preserve"> </w:t>
-      </w:r>
-      <w:r>
-        <w:rPr>
-          <w:rStyle w:val="VerbatimChar"/>
-        </w:rPr>
-        <w:t xml:space="preserve">D()</w:t>
-      </w:r>
-      <w:r>
-        <w:t xml:space="preserve"> </w:t>
-      </w:r>
-      <w:r>
-        <w:t xml:space="preserve">and evaluates</w:t>
-      </w:r>
-      <w:r>
-        <w:t xml:space="preserve"> </w:t>
-      </w:r>
-      <m:oMath>
-        <m:sSup>
-          <m:e>
-            <m:r>
-              <m:t>f</m:t>
-            </m:r>
-          </m:e>
-          <m:sup>
-            <m:r>
-              <m:rPr>
-                <m:sty m:val="p"/>
-              </m:rPr>
-              <m:t>′</m:t>
-            </m:r>
-          </m:sup>
-        </m:sSup>
-      </m:oMath>
-      <w:r>
-        <w:t xml:space="preserve"> </w:t>
-      </w:r>
-      <w:r>
-        <w:t xml:space="preserve">at several points.</w:t>
-      </w:r>
-      <w:r>
-        <w:t xml:space="preserve"> </w:t>
-      </w:r>
-      <w:r>
-        <w:t xml:space="preserve">For</w:t>
-      </w:r>
-      <w:r>
-        <w:t xml:space="preserve"> </w:t>
-      </w:r>
-      <m:oMath>
-        <m:r>
-          <m:t>g</m:t>
-        </m:r>
-        <m:r>
-          <m:rPr>
-            <m:sty m:val="p"/>
-          </m:rPr>
-          <m:t>(</m:t>
-        </m:r>
-        <m:r>
-          <m:t>w</m:t>
-        </m:r>
-        <m:r>
-          <m:rPr>
-            <m:sty m:val="p"/>
-          </m:rPr>
-          <m:t>)</m:t>
-        </m:r>
-        <m:r>
-          <m:rPr>
-            <m:sty m:val="p"/>
-          </m:rPr>
-          <m:t>=</m:t>
-        </m:r>
-        <m:r>
-          <m:t>​</m:t>
-        </m:r>
-        <m:d>
-          <m:dPr>
-            <m:begChr m:val="|"/>
-            <m:sepChr m:val=""/>
-            <m:endChr m:val="|"/>
-            <m:grow/>
-          </m:dPr>
-          <m:e>
-            <m:r>
-              <m:t>w</m:t>
-            </m:r>
-          </m:e>
-        </m:d>
-        <m:r>
-          <m:t>​</m:t>
-        </m:r>
-      </m:oMath>
-      <w:r>
-        <w:t xml:space="preserve">, it computes the difference quotients at</w:t>
-      </w:r>
-      <w:r>
-        <w:t xml:space="preserve"> </w:t>
-      </w:r>
-      <m:oMath>
-        <m:r>
-          <m:t>0</m:t>
-        </m:r>
-      </m:oMath>
-      <w:r>
-        <w:t xml:space="preserve"> </w:t>
-      </w:r>
-      <w:r>
-        <w:t xml:space="preserve">from both sides.</w:t>
-      </w:r>
-    </w:p>
-    <w:p>
-      <w:pPr>
-        <w:pStyle w:val="SourceCode"/>
-      </w:pPr>
-      <w:r>
-        <w:rPr>
-          <w:rStyle w:val="NormalTok"/>
-        </w:rPr>
-        <w:t xml:space="preserve">f_prime </w:t>
-      </w:r>
-      <w:r>
-        <w:rPr>
-          <w:rStyle w:val="OtherTok"/>
-        </w:rPr>
-        <w:t xml:space="preserve">&lt;-</w:t>
-      </w:r>
-      <w:r>
-        <w:rPr>
-          <w:rStyle w:val="NormalTok"/>
-        </w:rPr>
-        <w:t xml:space="preserve"> </w:t>
-      </w:r>
-      <w:r>
-        <w:rPr>
-          <w:rStyle w:val="FunctionTok"/>
-        </w:rPr>
-        <w:t xml:space="preserve">D</w:t>
-      </w:r>
-      <w:r>
-        <w:rPr>
-          <w:rStyle w:val="NormalTok"/>
-        </w:rPr>
-        <w:t xml:space="preserve">(</w:t>
-      </w:r>
-      <w:r>
-        <w:rPr>
-          <w:rStyle w:val="FunctionTok"/>
-        </w:rPr>
-        <w:t xml:space="preserve">quote</w:t>
-      </w:r>
-      <w:r>
-        <w:rPr>
-          <w:rStyle w:val="NormalTok"/>
-        </w:rPr>
-        <w:t xml:space="preserve">(w</w:t>
-      </w:r>
-      <w:r>
-        <w:rPr>
-          <w:rStyle w:val="SpecialCharTok"/>
-        </w:rPr>
-        <w:t xml:space="preserve">^</w:t>
-      </w:r>
-      <w:r>
-        <w:rPr>
-          <w:rStyle w:val="DecValTok"/>
-        </w:rPr>
-        <w:t xml:space="preserve">3</w:t>
-      </w:r>
-      <w:r>
-        <w:rPr>
-          <w:rStyle w:val="NormalTok"/>
-        </w:rPr>
-        <w:t xml:space="preserve"> </w:t>
-      </w:r>
-      <w:r>
-        <w:rPr>
-          <w:rStyle w:val="SpecialCharTok"/>
-        </w:rPr>
-        <w:t xml:space="preserve">-</w:t>
-      </w:r>
-      <w:r>
-        <w:rPr>
-          <w:rStyle w:val="NormalTok"/>
-        </w:rPr>
-        <w:t xml:space="preserve"> </w:t>
-      </w:r>
-      <w:r>
-        <w:rPr>
-          <w:rStyle w:val="DecValTok"/>
-        </w:rPr>
-        <w:t xml:space="preserve">3</w:t>
-      </w:r>
-      <w:r>
-        <w:rPr>
-          <w:rStyle w:val="NormalTok"/>
-        </w:rPr>
-        <w:t xml:space="preserve"> </w:t>
-      </w:r>
-      <w:r>
-        <w:rPr>
-          <w:rStyle w:val="SpecialCharTok"/>
-        </w:rPr>
-        <w:t xml:space="preserve">*</w:t>
-      </w:r>
-      <w:r>
-        <w:rPr>
-          <w:rStyle w:val="NormalTok"/>
-        </w:rPr>
-        <w:t xml:space="preserve"> w), </w:t>
-      </w:r>
-      <w:r>
-        <w:rPr>
-          <w:rStyle w:val="StringTok"/>
-        </w:rPr>
-        <w:t xml:space="preserve">"w"</w:t>
-      </w:r>
-      <w:r>
-        <w:rPr>
-          <w:rStyle w:val="NormalTok"/>
-        </w:rPr>
-        <w:t xml:space="preserve">)</w:t>
-      </w:r>
-      <w:r>
-        <w:br/>
-      </w:r>
-      <w:r>
-        <w:rPr>
-          <w:rStyle w:val="NormalTok"/>
-        </w:rPr>
-        <w:t xml:space="preserve">points </w:t>
-      </w:r>
-      <w:r>
-        <w:rPr>
-          <w:rStyle w:val="OtherTok"/>
-        </w:rPr>
-        <w:t xml:space="preserve">&lt;-</w:t>
-      </w:r>
-      <w:r>
-        <w:rPr>
-          <w:rStyle w:val="NormalTok"/>
-        </w:rPr>
-        <w:t xml:space="preserve"> </w:t>
-      </w:r>
-      <w:r>
-        <w:rPr>
-          <w:rStyle w:val="FunctionTok"/>
-        </w:rPr>
-        <w:t xml:space="preserve">c</w:t>
-      </w:r>
-      <w:r>
-        <w:rPr>
-          <w:rStyle w:val="NormalTok"/>
-        </w:rPr>
-        <w:t xml:space="preserve">(</w:t>
-      </w:r>
-      <w:r>
-        <w:rPr>
-          <w:rStyle w:val="SpecialCharTok"/>
-        </w:rPr>
-        <w:t xml:space="preserve">-</w:t>
-      </w:r>
-      <w:r>
-        <w:rPr>
-          <w:rStyle w:val="DecValTok"/>
-        </w:rPr>
-        <w:t xml:space="preserve">2</w:t>
-      </w:r>
-      <w:r>
-        <w:rPr>
-          <w:rStyle w:val="NormalTok"/>
-        </w:rPr>
-        <w:t xml:space="preserve">, </w:t>
-      </w:r>
-      <w:r>
-        <w:rPr>
-          <w:rStyle w:val="SpecialCharTok"/>
-        </w:rPr>
-        <w:t xml:space="preserve">-</w:t>
-      </w:r>
-      <w:r>
-        <w:rPr>
-          <w:rStyle w:val="DecValTok"/>
-        </w:rPr>
-        <w:t xml:space="preserve">1</w:t>
-      </w:r>
-      <w:r>
-        <w:rPr>
-          <w:rStyle w:val="NormalTok"/>
-        </w:rPr>
-        <w:t xml:space="preserve">, </w:t>
-      </w:r>
-      <w:r>
-        <w:rPr>
-          <w:rStyle w:val="DecValTok"/>
-        </w:rPr>
-        <w:t xml:space="preserve">0</w:t>
-      </w:r>
-      <w:r>
-        <w:rPr>
-          <w:rStyle w:val="NormalTok"/>
-        </w:rPr>
-        <w:t xml:space="preserve">, </w:t>
-      </w:r>
-      <w:r>
-        <w:rPr>
-          <w:rStyle w:val="DecValTok"/>
-        </w:rPr>
-        <w:t xml:space="preserve">1</w:t>
-      </w:r>
-      <w:r>
-        <w:rPr>
-          <w:rStyle w:val="NormalTok"/>
-        </w:rPr>
-        <w:t xml:space="preserve">, </w:t>
-      </w:r>
-      <w:r>
-        <w:rPr>
-          <w:rStyle w:val="DecValTok"/>
-        </w:rPr>
-        <w:t xml:space="preserve">2</w:t>
-      </w:r>
-      <w:r>
-        <w:rPr>
-          <w:rStyle w:val="NormalTok"/>
-        </w:rPr>
-        <w:t xml:space="preserve">)</w:t>
-      </w:r>
-      <w:r>
-        <w:br/>
-      </w:r>
-      <w:r>
-        <w:rPr>
-          <w:rStyle w:val="NormalTok"/>
-        </w:rPr>
-        <w:t xml:space="preserve">derivs </w:t>
-      </w:r>
-      <w:r>
-        <w:rPr>
-          <w:rStyle w:val="OtherTok"/>
-        </w:rPr>
-        <w:t xml:space="preserve">&lt;-</w:t>
-      </w:r>
-      <w:r>
-        <w:rPr>
-          <w:rStyle w:val="NormalTok"/>
-        </w:rPr>
-        <w:t xml:space="preserve"> </w:t>
-      </w:r>
-      <w:r>
-        <w:rPr>
-          <w:rStyle w:val="FunctionTok"/>
-        </w:rPr>
-        <w:t xml:space="preserve">data.frame</w:t>
-      </w:r>
-      <w:r>
-        <w:rPr>
-          <w:rStyle w:val="NormalTok"/>
-        </w:rPr>
-        <w:t xml:space="preserve">(</w:t>
-      </w:r>
-      <w:r>
-        <w:rPr>
-          <w:rStyle w:val="AttributeTok"/>
-        </w:rPr>
-        <w:t xml:space="preserve">w =</w:t>
-      </w:r>
-      <w:r>
-        <w:rPr>
-          <w:rStyle w:val="NormalTok"/>
-        </w:rPr>
-        <w:t xml:space="preserve"> points, </w:t>
-      </w:r>
-      <w:r>
-        <w:rPr>
-          <w:rStyle w:val="AttributeTok"/>
-        </w:rPr>
-        <w:t xml:space="preserve">f_prime =</w:t>
-      </w:r>
-      <w:r>
-        <w:rPr>
-          <w:rStyle w:val="NormalTok"/>
-        </w:rPr>
-        <w:t xml:space="preserve"> </w:t>
-      </w:r>
-      <w:r>
-        <w:rPr>
-          <w:rStyle w:val="FunctionTok"/>
-        </w:rPr>
-        <w:t xml:space="preserve">eval</w:t>
-      </w:r>
-      <w:r>
-        <w:rPr>
-          <w:rStyle w:val="NormalTok"/>
-        </w:rPr>
-        <w:t xml:space="preserve">(f_prime, </w:t>
-      </w:r>
-      <w:r>
-        <w:rPr>
-          <w:rStyle w:val="FunctionTok"/>
-        </w:rPr>
-        <w:t xml:space="preserve">list</w:t>
-      </w:r>
-      <w:r>
-        <w:rPr>
-          <w:rStyle w:val="NormalTok"/>
-        </w:rPr>
-        <w:t xml:space="preserve">(</w:t>
-      </w:r>
-      <w:r>
-        <w:rPr>
-          <w:rStyle w:val="AttributeTok"/>
-        </w:rPr>
-        <w:t xml:space="preserve">w =</w:t>
-      </w:r>
-      <w:r>
-        <w:rPr>
-          <w:rStyle w:val="NormalTok"/>
-        </w:rPr>
-        <w:t xml:space="preserve"> points)))</w:t>
-      </w:r>
-      <w:r>
-        <w:br/>
-      </w:r>
-      <w:r>
-        <w:rPr>
-          <w:rStyle w:val="NormalTok"/>
-        </w:rPr>
-        <w:t xml:space="preserve">derivs</w:t>
-      </w:r>
-      <w:r>
-        <w:br/>
-      </w:r>
-      <w:r>
-        <w:rPr>
-          <w:rStyle w:val="CommentTok"/>
-        </w:rPr>
-        <w:t xml:space="preserve">#&gt; # A tibble: 5 × 2</w:t>
-      </w:r>
-      <w:r>
-        <w:br/>
-      </w:r>
-      <w:r>
-        <w:rPr>
-          <w:rStyle w:val="CommentTok"/>
-        </w:rPr>
-        <w:t xml:space="preserve">#&gt;       w f_prime</w:t>
-      </w:r>
-      <w:r>
-        <w:br/>
-      </w:r>
-      <w:r>
-        <w:rPr>
-          <w:rStyle w:val="CommentTok"/>
-        </w:rPr>
-        <w:t xml:space="preserve">#&gt;   &lt;dbl&gt;   &lt;dbl&gt;</w:t>
-      </w:r>
-      <w:r>
-        <w:br/>
-      </w:r>
-      <w:r>
-        <w:rPr>
-          <w:rStyle w:val="CommentTok"/>
-        </w:rPr>
-        <w:t xml:space="preserve">#&gt; 1    -2       9</w:t>
-      </w:r>
-      <w:r>
-        <w:br/>
-      </w:r>
-      <w:r>
-        <w:rPr>
-          <w:rStyle w:val="CommentTok"/>
-        </w:rPr>
-        <w:t xml:space="preserve">#&gt; 2    -1       0</w:t>
-      </w:r>
-      <w:r>
-        <w:br/>
-      </w:r>
-      <w:r>
-        <w:rPr>
-          <w:rStyle w:val="CommentTok"/>
-        </w:rPr>
-        <w:t xml:space="preserve">#&gt; 3     0      -3</w:t>
-      </w:r>
-      <w:r>
-        <w:br/>
-      </w:r>
-      <w:r>
-        <w:rPr>
-          <w:rStyle w:val="CommentTok"/>
-        </w:rPr>
-        <w:t xml:space="preserve">#&gt; 4     1       0</w:t>
-      </w:r>
-      <w:r>
-        <w:br/>
-      </w:r>
-      <w:r>
-        <w:rPr>
-          <w:rStyle w:val="CommentTok"/>
-        </w:rPr>
-        <w:t xml:space="preserve">#&gt; 5     2       9</w:t>
-      </w:r>
-      <w:r>
-        <w:br/>
-      </w:r>
-      <w:r>
-        <w:rPr>
-          <w:rStyle w:val="NormalTok"/>
-        </w:rPr>
-        <w:t xml:space="preserve">flat </w:t>
-      </w:r>
-      <w:r>
-        <w:rPr>
-          <w:rStyle w:val="OtherTok"/>
-        </w:rPr>
-        <w:t xml:space="preserve">&lt;-</w:t>
-      </w:r>
-      <w:r>
-        <w:rPr>
-          <w:rStyle w:val="NormalTok"/>
-        </w:rPr>
-        <w:t xml:space="preserve"> derivs</w:t>
-      </w:r>
-      <w:r>
-        <w:rPr>
-          <w:rStyle w:val="SpecialCharTok"/>
-        </w:rPr>
-        <w:t xml:space="preserve">$</w:t>
-      </w:r>
-      <w:r>
-        <w:rPr>
-          <w:rStyle w:val="NormalTok"/>
-        </w:rPr>
-        <w:t xml:space="preserve">w[derivs</w:t>
-      </w:r>
-      <w:r>
-        <w:rPr>
-          <w:rStyle w:val="SpecialCharTok"/>
-        </w:rPr>
-        <w:t xml:space="preserve">$</w:t>
-      </w:r>
-      <w:r>
-        <w:rPr>
-          <w:rStyle w:val="NormalTok"/>
-        </w:rPr>
-        <w:t xml:space="preserve">f_prime </w:t>
-      </w:r>
-      <w:r>
-        <w:rPr>
-          <w:rStyle w:val="SpecialCharTok"/>
-        </w:rPr>
-        <w:t xml:space="preserve">==</w:t>
-      </w:r>
-      <w:r>
-        <w:rPr>
-          <w:rStyle w:val="NormalTok"/>
-        </w:rPr>
-        <w:t xml:space="preserve"> </w:t>
-      </w:r>
-      <w:r>
-        <w:rPr>
-          <w:rStyle w:val="DecValTok"/>
-        </w:rPr>
-        <w:t xml:space="preserve">0</w:t>
-      </w:r>
-      <w:r>
-        <w:rPr>
-          <w:rStyle w:val="NormalTok"/>
-        </w:rPr>
-        <w:t xml:space="preserve">]</w:t>
-      </w:r>
-      <w:r>
-        <w:br/>
-      </w:r>
-      <w:r>
-        <w:br/>
-      </w:r>
-      <w:r>
-        <w:rPr>
-          <w:rStyle w:val="NormalTok"/>
-        </w:rPr>
-        <w:t xml:space="preserve">h </w:t>
-      </w:r>
-      <w:r>
-        <w:rPr>
-          <w:rStyle w:val="OtherTok"/>
-        </w:rPr>
-        <w:t xml:space="preserve">&lt;-</w:t>
-      </w:r>
-      <w:r>
-        <w:rPr>
-          <w:rStyle w:val="NormalTok"/>
-        </w:rPr>
-        <w:t xml:space="preserve"> </w:t>
-      </w:r>
-      <w:r>
-        <w:rPr>
-          <w:rStyle w:val="FunctionTok"/>
-        </w:rPr>
-        <w:t xml:space="preserve">c</w:t>
-      </w:r>
-      <w:r>
-        <w:rPr>
-          <w:rStyle w:val="NormalTok"/>
-        </w:rPr>
-        <w:t xml:space="preserve">(</w:t>
-      </w:r>
-      <w:r>
-        <w:rPr>
-          <w:rStyle w:val="SpecialCharTok"/>
-        </w:rPr>
-        <w:t xml:space="preserve">-</w:t>
-      </w:r>
-      <w:r>
-        <w:rPr>
-          <w:rStyle w:val="FloatTok"/>
-        </w:rPr>
-        <w:t xml:space="preserve">1e-3</w:t>
-      </w:r>
-      <w:r>
-        <w:rPr>
-          <w:rStyle w:val="NormalTok"/>
-        </w:rPr>
-        <w:t xml:space="preserve">, </w:t>
-      </w:r>
-      <w:r>
-        <w:rPr>
-          <w:rStyle w:val="FloatTok"/>
-        </w:rPr>
-        <w:t xml:space="preserve">1e-3</w:t>
-      </w:r>
-      <w:r>
-        <w:rPr>
-          <w:rStyle w:val="NormalTok"/>
-        </w:rPr>
-        <w:t xml:space="preserve">)</w:t>
-      </w:r>
-      <w:r>
-        <w:br/>
-      </w:r>
-      <w:r>
-        <w:rPr>
-          <w:rStyle w:val="NormalTok"/>
-        </w:rPr>
-        <w:t xml:space="preserve">quotients </w:t>
-      </w:r>
-      <w:r>
-        <w:rPr>
-          <w:rStyle w:val="OtherTok"/>
-        </w:rPr>
-        <w:t xml:space="preserve">&lt;-</w:t>
-      </w:r>
-      <w:r>
-        <w:rPr>
-          <w:rStyle w:val="NormalTok"/>
-        </w:rPr>
-        <w:t xml:space="preserve"> </w:t>
-      </w:r>
-      <w:r>
-        <w:rPr>
-          <w:rStyle w:val="FunctionTok"/>
-        </w:rPr>
-        <w:t xml:space="preserve">abs</w:t>
-      </w:r>
-      <w:r>
-        <w:rPr>
-          <w:rStyle w:val="NormalTok"/>
-        </w:rPr>
-        <w:t xml:space="preserve">(h) </w:t>
-      </w:r>
-      <w:r>
-        <w:rPr>
-          <w:rStyle w:val="SpecialCharTok"/>
-        </w:rPr>
-        <w:t xml:space="preserve">/</w:t>
-      </w:r>
-      <w:r>
-        <w:rPr>
-          <w:rStyle w:val="NormalTok"/>
-        </w:rPr>
-        <w:t xml:space="preserve"> h</w:t>
-      </w:r>
-      <w:r>
-        <w:br/>
-      </w:r>
-      <w:r>
-        <w:rPr>
-          <w:rStyle w:val="NormalTok"/>
-        </w:rPr>
-        <w:t xml:space="preserve">quotients</w:t>
-      </w:r>
-      <w:r>
-        <w:br/>
-      </w:r>
-      <w:r>
-        <w:rPr>
-          <w:rStyle w:val="CommentTok"/>
-        </w:rPr>
-        <w:t xml:space="preserve">#&gt; [1] -1  1</w:t>
-      </w:r>
-    </w:p>
-    <w:p>
-      <w:pPr>
-        <w:pStyle w:val="FirstParagraph"/>
-      </w:pPr>
-      <w:r>
-        <w:t xml:space="preserve">The derivative is</w:t>
-      </w:r>
-      <w:r>
-        <w:t xml:space="preserve"> </w:t>
-      </w:r>
-      <m:oMath>
-        <m:r>
-          <m:t>0</m:t>
-        </m:r>
-      </m:oMath>
-      <w:r>
-        <w:t xml:space="preserve"> </w:t>
-      </w:r>
-      <w:r>
-        <w:t xml:space="preserve">at 2 of the 5 points,</w:t>
-      </w:r>
-      <w:r>
-        <w:t xml:space="preserve"> </w:t>
-      </w:r>
-      <w:r>
-        <w:t xml:space="preserve">namely</w:t>
-      </w:r>
-      <w:r>
-        <w:t xml:space="preserve"> </w:t>
-      </w:r>
-      <m:oMath>
-        <m:r>
-          <m:t>w</m:t>
-        </m:r>
-        <m:r>
-          <m:rPr>
-            <m:sty m:val="p"/>
-          </m:rPr>
-          <m:t>=</m:t>
-        </m:r>
-        <m:r>
-          <m:rPr>
-            <m:sty m:val="p"/>
-          </m:rPr>
-          <m:t>−</m:t>
-        </m:r>
-        <m:r>
-          <m:t>1</m:t>
-        </m:r>
-      </m:oMath>
-      <w:r>
-        <w:t xml:space="preserve"> </w:t>
-      </w:r>
-      <w:r>
-        <w:t xml:space="preserve">and</w:t>
-      </w:r>
-      <w:r>
-        <w:t xml:space="preserve"> </w:t>
-      </w:r>
-      <m:oMath>
-        <m:r>
-          <m:t>w</m:t>
-        </m:r>
-        <m:r>
-          <m:rPr>
-            <m:sty m:val="p"/>
-          </m:rPr>
-          <m:t>=</m:t>
-        </m:r>
-        <m:r>
-          <m:t>1</m:t>
-        </m:r>
-      </m:oMath>
-      <w:r>
-        <w:t xml:space="preserve">.</w:t>
-      </w:r>
-      <w:r>
-        <w:t xml:space="preserve"> </w:t>
-      </w:r>
-      <w:r>
-        <w:t xml:space="preserve">These are flat points of</w:t>
-      </w:r>
-      <w:r>
-        <w:t xml:space="preserve"> </w:t>
-      </w:r>
-      <m:oMath>
-        <m:r>
-          <m:t>f</m:t>
-        </m:r>
-      </m:oMath>
-      <w:r>
-        <w:t xml:space="preserve">, so by</w:t>
-      </w:r>
-      <w:r>
-        <w:t xml:space="preserve"> </w:t>
-      </w:r>
-      <w:hyperlink r:id="rId147">
-        <w:r>
-          <w:rPr>
-            <w:rStyle w:val="Hyperlink"/>
-          </w:rPr>
-          <w:t xml:space="preserve">Theorem 1 in Optimization</w:t>
-        </w:r>
-      </w:hyperlink>
-      <w:r>
-        <w:t xml:space="preserve"> </w:t>
-      </w:r>
-      <w:r>
-        <w:t xml:space="preserve">they are critical points.</w:t>
-      </w:r>
-      <w:r>
-        <w:t xml:space="preserve"> </w:t>
-      </w:r>
-      <w:r>
-        <w:t xml:space="preserve">The difference quotients of</w:t>
-      </w:r>
-      <w:r>
-        <w:t xml:space="preserve"> </w:t>
-      </w:r>
-      <m:oMath>
-        <m:r>
-          <m:t>g</m:t>
-        </m:r>
-      </m:oMath>
-      <w:r>
-        <w:t xml:space="preserve"> </w:t>
-      </w:r>
-      <w:r>
-        <w:t xml:space="preserve">at</w:t>
-      </w:r>
-      <w:r>
-        <w:t xml:space="preserve"> </w:t>
-      </w:r>
-      <m:oMath>
-        <m:r>
-          <m:t>0</m:t>
-        </m:r>
-      </m:oMath>
-      <w:r>
-        <w:t xml:space="preserve"> </w:t>
-      </w:r>
-      <w:r>
-        <w:t xml:space="preserve">are -1 from the left and 1 from the right,</w:t>
-      </w:r>
-      <w:r>
-        <w:t xml:space="preserve"> </w:t>
-      </w:r>
-      <w:r>
-        <w:t xml:space="preserve">so</w:t>
-      </w:r>
-      <w:r>
-        <w:t xml:space="preserve"> </w:t>
-      </w:r>
-      <m:oMath>
-        <m:r>
-          <m:t>g</m:t>
-        </m:r>
-      </m:oMath>
-      <w:r>
-        <w:t xml:space="preserve"> </w:t>
-      </w:r>
-      <w:r>
-        <w:t xml:space="preserve">has no derivative at</w:t>
-      </w:r>
-      <w:r>
-        <w:t xml:space="preserve"> </w:t>
-      </w:r>
-      <m:oMath>
-        <m:r>
-          <m:t>0</m:t>
-        </m:r>
-      </m:oMath>
-      <w:r>
-        <w:t xml:space="preserve">.</w:t>
-      </w:r>
-      <w:r>
-        <w:t xml:space="preserve"> </w:t>
-      </w:r>
-      <w:r>
-        <w:t xml:space="preserve">Thus</w:t>
-      </w:r>
-      <w:r>
-        <w:t xml:space="preserve"> </w:t>
-      </w:r>
-      <m:oMath>
-        <m:r>
-          <m:t>0</m:t>
-        </m:r>
-      </m:oMath>
-      <w:r>
-        <w:t xml:space="preserve"> </w:t>
-      </w:r>
-      <w:r>
-        <w:t xml:space="preserve">is a critical point of</w:t>
-      </w:r>
-      <w:r>
-        <w:t xml:space="preserve"> </w:t>
-      </w:r>
-      <m:oMath>
-        <m:r>
-          <m:t>g</m:t>
-        </m:r>
-      </m:oMath>
-      <w:r>
-        <w:t xml:space="preserve"> </w:t>
-      </w:r>
-      <w:r>
-        <w:t xml:space="preserve">(</w:t>
-      </w:r>
-      <w:hyperlink r:id="rId145">
-        <w:r>
-          <w:rPr>
-            <w:rStyle w:val="Hyperlink"/>
-          </w:rPr>
-          <w:t xml:space="preserve">Definition 2 in Optimization</w:t>
-        </w:r>
-      </w:hyperlink>
-      <w:r>
-        <w:t xml:space="preserve">), but not a flat point.</w:t>
-      </w:r>
-    </w:p>
-    <w:bookmarkEnd w:id="148"/>
-    <w:bookmarkStart w:id="149" w:name="exr-miller-deriv-opt-gamma-kernel"/>
-    <w:p>
-      <w:pPr>
-        <w:pStyle w:val="BodyText"/>
-      </w:pPr>
-      <w:r>
-        <w:rPr>
-          <w:b/>
-          <w:bCs/>
-        </w:rPr>
-        <w:t xml:space="preserve">Exercise 15 (Maximizing a gamma-family kernel)</w:t>
-      </w:r>
-      <w:r>
-        <w:t xml:space="preserve"> </w:t>
-      </w:r>
-      <w:r>
-        <w:t xml:space="preserve">Adapted from</w:t>
-      </w:r>
-      <w:r>
-        <w:t xml:space="preserve"> </w:t>
-      </w:r>
-      <w:r>
-        <w:t xml:space="preserve">Miller [10]</w:t>
-      </w:r>
-      <w:r>
-        <w:t xml:space="preserve">, Question 1.1.10.</w:t>
-      </w:r>
-    </w:p>
-    <w:p>
-      <w:pPr>
-        <w:pStyle w:val="BodyText"/>
-      </w:pPr>
-      <w:r>
-        <w:t xml:space="preserve">Find the maximum value of</w:t>
-      </w:r>
-    </w:p>
-    <w:p>
-      <w:pPr>
-        <w:pStyle w:val="BodyText"/>
-      </w:pPr>
-      <m:oMathPara>
-        <m:oMathParaPr>
-          <m:jc m:val="center"/>
-        </m:oMathParaPr>
-        <m:oMath>
-          <m:r>
-            <m:t>f</m:t>
-          </m:r>
-          <m:r>
-            <m:rPr>
-              <m:sty m:val="p"/>
-            </m:rPr>
-            <m:t>(</m:t>
-          </m:r>
-          <m:r>
-            <m:t>x</m:t>
-          </m:r>
-          <m:r>
-            <m:rPr>
-              <m:sty m:val="p"/>
-            </m:rPr>
-            <m:t>)</m:t>
-          </m:r>
-          <m:r>
-            <m:rPr>
-              <m:sty m:val="p"/>
-            </m:rPr>
-            <m:t>=</m:t>
-          </m:r>
-          <m:sSup>
-            <m:e>
-              <m:r>
-                <m:t>x</m:t>
-              </m:r>
-            </m:e>
-            <m:sup>
-              <m:r>
-                <m:t>4</m:t>
-              </m:r>
-            </m:sup>
-          </m:sSup>
-          <m:sSup>
-            <m:e>
-              <m:r>
-                <m:t>e</m:t>
-              </m:r>
-            </m:e>
-            <m:sup>
-              <m:r>
-                <m:rPr>
-                  <m:sty m:val="p"/>
-                </m:rPr>
-                <m:t>−</m:t>
-              </m:r>
-              <m:r>
-                <m:t>x</m:t>
-              </m:r>
-            </m:sup>
-          </m:sSup>
-        </m:oMath>
-      </m:oMathPara>
-    </w:p>
-    <w:p>
-      <w:pPr>
-        <w:pStyle w:val="FirstParagraph"/>
-      </w:pPr>
-      <w:r>
-        <w:t xml:space="preserve">on the interval</w:t>
-      </w:r>
-      <w:r>
-        <w:t xml:space="preserve"> </w:t>
-      </w:r>
-      <m:oMath>
-        <m:r>
-          <m:rPr>
-            <m:sty m:val="p"/>
-          </m:rPr>
-          <m:t>[</m:t>
-        </m:r>
-        <m:r>
-          <m:t>0</m:t>
-        </m:r>
-        <m:r>
-          <m:rPr>
-            <m:sty m:val="p"/>
-          </m:rPr>
-          <m:t>,</m:t>
-        </m:r>
-        <m:r>
-          <m:rPr>
-            <m:sty m:val="p"/>
-          </m:rPr>
-          <m:t>∞</m:t>
-        </m:r>
-        <m:r>
-          <m:rPr>
-            <m:sty m:val="p"/>
-          </m:rPr>
-          <m:t>)</m:t>
-        </m:r>
-      </m:oMath>
-      <w:r>
-        <w:t xml:space="preserve">.</w:t>
-      </w:r>
-    </w:p>
-    <w:bookmarkEnd w:id="149"/>
-    <w:bookmarkStart w:id="150" w:name="sol-miller-deriv-opt-gamma-kernel"/>
-    <w:p>
-      <w:pPr>
-        <w:pStyle w:val="BodyText"/>
-      </w:pPr>
-      <w:r>
-        <w:rPr>
-          <w:i/>
-          <w:iCs/>
-        </w:rPr>
-        <w:t xml:space="preserve">Solution 15</w:t>
-      </w:r>
-      <w:r>
-        <w:t xml:space="preserve">. </w:t>
-      </w:r>
-      <w:r>
-        <w:t xml:space="preserve">Differentiate using the product rule:</w:t>
-      </w:r>
-    </w:p>
-    <w:p>
-      <w:pPr>
-        <w:pStyle w:val="BodyText"/>
-      </w:pPr>
-      <m:oMathPara>
-        <m:oMathParaPr>
-          <m:jc m:val="center"/>
-        </m:oMathParaPr>
-        <m:oMath>
-          <m:eqArr>
-            <m:e>
-              <m:sSup>
-                <m:e>
-                  <m:r>
-                    <m:t>f</m:t>
-                  </m:r>
-                </m:e>
-                <m:sup>
-                  <m:r>
-                    <m:rPr>
-                      <m:sty m:val="p"/>
-                    </m:rPr>
-                    <m:t>′</m:t>
-                  </m:r>
-                </m:sup>
-              </m:sSup>
-              <m:r>
-                <m:rPr>
-                  <m:sty m:val="p"/>
-                </m:rPr>
-                <m:t>(</m:t>
-              </m:r>
-              <m:r>
-                <m:t>x</m:t>
-              </m:r>
-              <m:r>
-                <m:rPr>
-                  <m:sty m:val="p"/>
-                </m:rPr>
-                <m:t>)</m:t>
-              </m:r>
-              <m:r>
-                <m:t>&amp;</m:t>
-              </m:r>
-              <m:r>
-                <m:rPr>
-                  <m:sty m:val="p"/>
-                </m:rPr>
-                <m:t>=</m:t>
-              </m:r>
-              <m:r>
-                <m:t>4</m:t>
-              </m:r>
-              <m:sSup>
-                <m:e>
-                  <m:r>
-                    <m:t>x</m:t>
-                  </m:r>
-                </m:e>
-                <m:sup>
-                  <m:r>
-                    <m:t>3</m:t>
-                  </m:r>
-                </m:sup>
-              </m:sSup>
-              <m:sSup>
-                <m:e>
-                  <m:r>
-                    <m:t>e</m:t>
-                  </m:r>
-                </m:e>
-                <m:sup>
-                  <m:r>
-                    <m:rPr>
-                      <m:sty m:val="p"/>
-                    </m:rPr>
-                    <m:t>−</m:t>
-                  </m:r>
-                  <m:r>
-                    <m:t>x</m:t>
-                  </m:r>
-                </m:sup>
-              </m:sSup>
-              <m:r>
-                <m:rPr>
-                  <m:sty m:val="p"/>
-                </m:rPr>
-                <m:t>−</m:t>
-              </m:r>
-              <m:sSup>
-                <m:e>
-                  <m:r>
-                    <m:t>x</m:t>
-                  </m:r>
-                </m:e>
-                <m:sup>
-                  <m:r>
-                    <m:t>4</m:t>
-                  </m:r>
-                </m:sup>
-              </m:sSup>
-              <m:sSup>
-                <m:e>
-                  <m:r>
-                    <m:t>e</m:t>
-                  </m:r>
-                </m:e>
-                <m:sup>
-                  <m:r>
-                    <m:rPr>
-                      <m:sty m:val="p"/>
-                    </m:rPr>
-                    <m:t>−</m:t>
-                  </m:r>
-                  <m:r>
-                    <m:t>x</m:t>
-                  </m:r>
-                </m:sup>
-              </m:sSup>
-            </m:e>
-            <m:e>
-              <m:r>
-                <m:t>&amp;</m:t>
-              </m:r>
-              <m:r>
-                <m:rPr>
-                  <m:sty m:val="p"/>
-                </m:rPr>
-                <m:t>=</m:t>
-              </m:r>
-              <m:sSup>
-                <m:e>
-                  <m:r>
-                    <m:t>x</m:t>
-                  </m:r>
-                </m:e>
-                <m:sup>
-                  <m:r>
-                    <m:t>3</m:t>
-                  </m:r>
-                </m:sup>
-              </m:sSup>
-              <m:sSup>
-                <m:e>
-                  <m:r>
-                    <m:t>e</m:t>
-                  </m:r>
-                </m:e>
-                <m:sup>
-                  <m:r>
-                    <m:rPr>
-                      <m:sty m:val="p"/>
-                    </m:rPr>
-                    <m:t>−</m:t>
-                  </m:r>
-                  <m:r>
-                    <m:t>x</m:t>
-                  </m:r>
-                </m:sup>
-              </m:sSup>
-              <m:r>
-                <m:rPr>
-                  <m:sty m:val="p"/>
-                </m:rPr>
-                <m:t>(</m:t>
-              </m:r>
-              <m:r>
-                <m:t>4</m:t>
-              </m:r>
-              <m:r>
-                <m:rPr>
-                  <m:sty m:val="p"/>
-                </m:rPr>
-                <m:t>−</m:t>
-              </m:r>
-              <m:r>
-                <m:t>x</m:t>
-              </m:r>
-              <m:r>
-                <m:rPr>
-                  <m:sty m:val="p"/>
-                </m:rPr>
-                <m:t>)</m:t>
-              </m:r>
-            </m:e>
-          </m:eqArr>
-        </m:oMath>
-      </m:oMathPara>
-    </w:p>
-    <w:p>
-      <w:pPr>
-        <w:pStyle w:val="FirstParagraph"/>
-      </w:pPr>
-      <w:r>
-        <w:t xml:space="preserve">On</w:t>
-      </w:r>
-      <w:r>
-        <w:t xml:space="preserve"> </w:t>
-      </w:r>
-      <m:oMath>
-        <m:r>
-          <m:rPr>
-            <m:sty m:val="p"/>
-          </m:rPr>
-          <m:t>[</m:t>
-        </m:r>
-        <m:r>
-          <m:t>0</m:t>
-        </m:r>
-        <m:r>
-          <m:rPr>
-            <m:sty m:val="p"/>
-          </m:rPr>
-          <m:t>,</m:t>
-        </m:r>
-        <m:r>
-          <m:rPr>
-            <m:sty m:val="p"/>
-          </m:rPr>
-          <m:t>∞</m:t>
-        </m:r>
-        <m:r>
-          <m:rPr>
-            <m:sty m:val="p"/>
-          </m:rPr>
-          <m:t>)</m:t>
-        </m:r>
-      </m:oMath>
-      <w:r>
-        <w:t xml:space="preserve">,</w:t>
-      </w:r>
-      <w:r>
-        <w:t xml:space="preserve"> </w:t>
-      </w:r>
-      <m:oMath>
-        <m:sSup>
-          <m:e>
-            <m:r>
-              <m:t>e</m:t>
-            </m:r>
-          </m:e>
-          <m:sup>
-            <m:r>
-              <m:rPr>
-                <m:sty m:val="p"/>
-              </m:rPr>
-              <m:t>−</m:t>
-            </m:r>
-            <m:r>
-              <m:t>x</m:t>
-            </m:r>
-          </m:sup>
-        </m:sSup>
-        <m:r>
-          <m:rPr>
-            <m:sty m:val="p"/>
-          </m:rPr>
-          <m:t>&gt;</m:t>
-        </m:r>
-        <m:r>
-          <m:t>0</m:t>
-        </m:r>
-      </m:oMath>
-      <w:r>
-        <w:t xml:space="preserve">, so</w:t>
-      </w:r>
-      <w:r>
-        <w:t xml:space="preserve"> </w:t>
-      </w:r>
-      <m:oMath>
-        <m:sSup>
-          <m:e>
-            <m:r>
-              <m:t>f</m:t>
-            </m:r>
-          </m:e>
-          <m:sup>
-            <m:r>
-              <m:rPr>
-                <m:sty m:val="p"/>
-              </m:rPr>
-              <m:t>′</m:t>
-            </m:r>
-          </m:sup>
-        </m:sSup>
-        <m:r>
-          <m:rPr>
-            <m:sty m:val="p"/>
-          </m:rPr>
-          <m:t>(</m:t>
-        </m:r>
-        <m:r>
-          <m:t>x</m:t>
-        </m:r>
-        <m:r>
-          <m:rPr>
-            <m:sty m:val="p"/>
-          </m:rPr>
-          <m:t>)</m:t>
-        </m:r>
-        <m:r>
-          <m:rPr>
-            <m:sty m:val="p"/>
-          </m:rPr>
-          <m:t>=</m:t>
-        </m:r>
-        <m:r>
-          <m:t>0</m:t>
-        </m:r>
-      </m:oMath>
-      <w:r>
-        <w:t xml:space="preserve"> </w:t>
-      </w:r>
-      <w:r>
-        <w:t xml:space="preserve">only at</w:t>
-      </w:r>
-      <w:r>
-        <w:t xml:space="preserve"> </w:t>
-      </w:r>
-      <m:oMath>
-        <m:r>
-          <m:t>x</m:t>
-        </m:r>
-        <m:r>
-          <m:rPr>
-            <m:sty m:val="p"/>
-          </m:rPr>
-          <m:t>=</m:t>
-        </m:r>
-        <m:r>
-          <m:t>0</m:t>
-        </m:r>
-      </m:oMath>
-      <w:r>
-        <w:t xml:space="preserve"> </w:t>
-      </w:r>
-      <w:r>
-        <w:t xml:space="preserve">and</w:t>
-      </w:r>
-      <w:r>
-        <w:t xml:space="preserve"> </w:t>
-      </w:r>
-      <m:oMath>
-        <m:r>
-          <m:t>x</m:t>
-        </m:r>
-        <m:r>
-          <m:rPr>
-            <m:sty m:val="p"/>
-          </m:rPr>
-          <m:t>=</m:t>
-        </m:r>
-        <m:r>
-          <m:t>4</m:t>
-        </m:r>
-      </m:oMath>
-      <w:r>
-        <w:t xml:space="preserve">.</w:t>
-      </w:r>
-    </w:p>
-    <w:p>
-      <w:pPr>
-        <w:pStyle w:val="BodyText"/>
-      </w:pPr>
-      <w:r>
-        <w:t xml:space="preserve">Evaluate</w:t>
-      </w:r>
-      <w:r>
-        <w:t xml:space="preserve"> </w:t>
-      </w:r>
-      <m:oMath>
-        <m:r>
-          <m:t>f</m:t>
-        </m:r>
-      </m:oMath>
-      <w:r>
-        <w:t xml:space="preserve"> </w:t>
-      </w:r>
-      <w:r>
-        <w:t xml:space="preserve">at the boundary and critical points:</w:t>
-      </w:r>
-    </w:p>
-    <w:p>
-      <w:pPr>
-        <w:numPr>
-          <w:ilvl w:val="0"/>
-          <w:numId w:val="1018"/>
-        </w:numPr>
-      </w:pPr>
-      <w:r>
-        <w:t xml:space="preserve">At</w:t>
-      </w:r>
-      <w:r>
-        <w:t xml:space="preserve"> </w:t>
-      </w:r>
-      <m:oMath>
-        <m:r>
-          <m:t>x</m:t>
-        </m:r>
-        <m:r>
-          <m:rPr>
-            <m:sty m:val="p"/>
-          </m:rPr>
-          <m:t>=</m:t>
-        </m:r>
-        <m:r>
-          <m:t>0</m:t>
-        </m:r>
-      </m:oMath>
-      <w:r>
-        <w:t xml:space="preserve">:</w:t>
-      </w:r>
-      <w:r>
-        <w:t xml:space="preserve"> </w:t>
-      </w:r>
-      <m:oMath>
-        <m:r>
-          <m:t>f</m:t>
-        </m:r>
-        <m:r>
-          <m:rPr>
-            <m:sty m:val="p"/>
-          </m:rPr>
-          <m:t>(</m:t>
-        </m:r>
-        <m:r>
-          <m:t>0</m:t>
-        </m:r>
-        <m:r>
-          <m:rPr>
-            <m:sty m:val="p"/>
-          </m:rPr>
-          <m:t>)</m:t>
-        </m:r>
-        <m:r>
-          <m:rPr>
-            <m:sty m:val="p"/>
-          </m:rPr>
-          <m:t>=</m:t>
-        </m:r>
-        <m:r>
-          <m:t>0</m:t>
-        </m:r>
-      </m:oMath>
-      <w:r>
-        <w:t xml:space="preserve">.</w:t>
-      </w:r>
-    </w:p>
-    <w:p>
-      <w:pPr>
-        <w:numPr>
-          <w:ilvl w:val="0"/>
-          <w:numId w:val="1018"/>
-        </w:numPr>
-      </w:pPr>
-      <w:r>
-        <w:t xml:space="preserve">At</w:t>
-      </w:r>
-      <w:r>
-        <w:t xml:space="preserve"> </w:t>
-      </w:r>
-      <m:oMath>
-        <m:r>
-          <m:t>x</m:t>
-        </m:r>
-        <m:r>
-          <m:rPr>
-            <m:sty m:val="p"/>
-          </m:rPr>
-          <m:t>=</m:t>
-        </m:r>
-        <m:r>
-          <m:t>4</m:t>
-        </m:r>
-      </m:oMath>
-      <w:r>
-        <w:t xml:space="preserve">:</w:t>
-      </w:r>
-    </w:p>
-    <w:p>
-      <w:pPr>
-        <w:pStyle w:val="BodyText"/>
-      </w:pPr>
-      <m:oMathPara>
-        <m:oMathParaPr>
-          <m:jc m:val="center"/>
-        </m:oMathParaPr>
-        <m:oMath>
-          <m:eqArr>
-            <m:e>
-              <m:r>
-                <m:t>f</m:t>
-              </m:r>
-              <m:r>
-                <m:rPr>
-                  <m:sty m:val="p"/>
-                </m:rPr>
-                <m:t>(</m:t>
-              </m:r>
-              <m:r>
-                <m:t>4</m:t>
-              </m:r>
-              <m:r>
-                <m:rPr>
-                  <m:sty m:val="p"/>
-                </m:rPr>
-                <m:t>)</m:t>
-              </m:r>
-              <m:r>
-                <m:t>&amp;</m:t>
-              </m:r>
-              <m:r>
-                <m:rPr>
-                  <m:sty m:val="p"/>
-                </m:rPr>
-                <m:t>=</m:t>
-              </m:r>
-              <m:sSup>
-                <m:e>
-                  <m:r>
-                    <m:t>4</m:t>
-                  </m:r>
-                </m:e>
-                <m:sup>
-                  <m:r>
-                    <m:t>4</m:t>
-                  </m:r>
-                </m:sup>
-              </m:sSup>
-              <m:sSup>
-                <m:e>
-                  <m:r>
-                    <m:t>e</m:t>
-                  </m:r>
-                </m:e>
-                <m:sup>
-                  <m:r>
-                    <m:rPr>
-                      <m:sty m:val="p"/>
-                    </m:rPr>
-                    <m:t>−</m:t>
-                  </m:r>
-                  <m:r>
-                    <m:t>4</m:t>
-                  </m:r>
-                </m:sup>
-              </m:sSup>
-            </m:e>
-            <m:e>
-              <m:r>
-                <m:t>&amp;</m:t>
-              </m:r>
-              <m:r>
-                <m:rPr>
-                  <m:sty m:val="p"/>
-                </m:rPr>
-                <m:t>=</m:t>
-              </m:r>
-              <m:r>
-                <m:t>256</m:t>
-              </m:r>
-              <m:sSup>
-                <m:e>
-                  <m:r>
-                    <m:t>e</m:t>
-                  </m:r>
-                </m:e>
-                <m:sup>
-                  <m:r>
-                    <m:rPr>
-                      <m:sty m:val="p"/>
-                    </m:rPr>
-                    <m:t>−</m:t>
-                  </m:r>
-                  <m:r>
-                    <m:t>4</m:t>
-                  </m:r>
-                </m:sup>
-              </m:sSup>
-            </m:e>
-            <m:e>
-              <m:r>
-                <m:t>&amp;</m:t>
-              </m:r>
-              <m:r>
-                <m:rPr>
-                  <m:sty m:val="p"/>
-                </m:rPr>
-                <m:t>≈</m:t>
-              </m:r>
-              <m:r>
-                <m:t>4.6888</m:t>
-              </m:r>
-              <m:r>
-                <m:rPr>
-                  <m:sty m:val="p"/>
-                </m:rPr>
-                <m:t>.</m:t>
-              </m:r>
-            </m:e>
-          </m:eqArr>
-        </m:oMath>
-      </m:oMathPara>
-    </w:p>
-    <w:p>
-      <w:pPr>
-        <w:numPr>
-          <w:ilvl w:val="0"/>
-          <w:numId w:val="1018"/>
-        </w:numPr>
-      </w:pPr>
-      <w:r>
-        <w:t xml:space="preserve">As</w:t>
-      </w:r>
-      <w:r>
-        <w:t xml:space="preserve"> </w:t>
-      </w:r>
-      <m:oMath>
-        <m:r>
-          <m:t>x</m:t>
-        </m:r>
-        <m:r>
-          <m:rPr>
-            <m:sty m:val="p"/>
-          </m:rPr>
-          <m:t>→</m:t>
-        </m:r>
-        <m:r>
-          <m:rPr>
-            <m:sty m:val="p"/>
-          </m:rPr>
-          <m:t>∞</m:t>
-        </m:r>
-      </m:oMath>
-      <w:r>
-        <w:t xml:space="preserve">: exponential decay dominates polynomial growth, so</w:t>
-      </w:r>
-      <w:r>
-        <w:t xml:space="preserve"> </w:t>
-      </w:r>
-      <m:oMath>
-        <m:sSub>
-          <m:e>
-            <m:r>
-              <m:rPr>
-                <m:sty m:val="p"/>
-              </m:rPr>
-              <m:t>lim</m:t>
-            </m:r>
-          </m:e>
-          <m:sub>
-            <m:r>
-              <m:t>x</m:t>
-            </m:r>
-            <m:r>
-              <m:rPr>
-                <m:sty m:val="p"/>
-              </m:rPr>
-              <m:t>→</m:t>
-            </m:r>
-            <m:r>
-              <m:rPr>
-                <m:sty m:val="p"/>
-              </m:rPr>
-              <m:t>∞</m:t>
-            </m:r>
-          </m:sub>
-        </m:sSub>
-        <m:sSup>
-          <m:e>
-            <m:r>
-              <m:t>x</m:t>
-            </m:r>
-          </m:e>
-          <m:sup>
-            <m:r>
-              <m:t>4</m:t>
-            </m:r>
-          </m:sup>
-        </m:sSup>
-        <m:sSup>
-          <m:e>
-            <m:r>
-              <m:t>e</m:t>
-            </m:r>
-          </m:e>
-          <m:sup>
-            <m:r>
-              <m:rPr>
-                <m:sty m:val="p"/>
-              </m:rPr>
-              <m:t>−</m:t>
-            </m:r>
-            <m:r>
-              <m:t>x</m:t>
-            </m:r>
-          </m:sup>
-        </m:sSup>
-        <m:r>
-          <m:rPr>
-            <m:sty m:val="p"/>
-          </m:rPr>
-          <m:t>=</m:t>
-        </m:r>
-        <m:r>
-          <m:t>0</m:t>
-        </m:r>
-      </m:oMath>
-      <w:r>
-        <w:t xml:space="preserve">.</w:t>
-      </w:r>
-    </w:p>
-    <w:p>
-      <w:pPr>
-        <w:pStyle w:val="FirstParagraph"/>
-      </w:pPr>
-      <w:r>
-        <w:t xml:space="preserve">Since</w:t>
-      </w:r>
-      <w:r>
-        <w:t xml:space="preserve"> </w:t>
-      </w:r>
-      <m:oMath>
-        <m:r>
-          <m:t>f</m:t>
-        </m:r>
-        <m:r>
-          <m:rPr>
-            <m:sty m:val="p"/>
-          </m:rPr>
-          <m:t>(</m:t>
-        </m:r>
-        <m:r>
-          <m:t>x</m:t>
-        </m:r>
-        <m:r>
-          <m:rPr>
-            <m:sty m:val="p"/>
-          </m:rPr>
-          <m:t>)</m:t>
-        </m:r>
-        <m:r>
-          <m:rPr>
-            <m:sty m:val="p"/>
-          </m:rPr>
-          <m:t>≥</m:t>
-        </m:r>
-        <m:r>
-          <m:t>0</m:t>
-        </m:r>
-      </m:oMath>
-      <w:r>
-        <w:t xml:space="preserve"> </w:t>
-      </w:r>
-      <w:r>
-        <w:t xml:space="preserve">for all</w:t>
-      </w:r>
-      <w:r>
-        <w:t xml:space="preserve"> </w:t>
-      </w:r>
-      <m:oMath>
-        <m:r>
-          <m:t>x</m:t>
-        </m:r>
-        <m:r>
-          <m:rPr>
-            <m:sty m:val="p"/>
-          </m:rPr>
-          <m:t>≥</m:t>
-        </m:r>
-        <m:r>
-          <m:t>0</m:t>
-        </m:r>
-      </m:oMath>
-      <w:r>
-        <w:t xml:space="preserve"> </w:t>
-      </w:r>
-      <w:r>
-        <w:t xml:space="preserve">and</w:t>
-      </w:r>
-      <w:r>
-        <w:t xml:space="preserve"> </w:t>
-      </w:r>
-      <m:oMath>
-        <m:r>
-          <m:t>f</m:t>
-        </m:r>
-        <m:r>
-          <m:rPr>
-            <m:sty m:val="p"/>
-          </m:rPr>
-          <m:t>(</m:t>
-        </m:r>
-        <m:r>
-          <m:t>4</m:t>
-        </m:r>
-        <m:r>
-          <m:rPr>
-            <m:sty m:val="p"/>
-          </m:rPr>
-          <m:t>)</m:t>
-        </m:r>
-        <m:r>
-          <m:rPr>
-            <m:sty m:val="p"/>
-          </m:rPr>
-          <m:t>&gt;</m:t>
-        </m:r>
-        <m:r>
-          <m:t>0</m:t>
-        </m:r>
-      </m:oMath>
-      <w:r>
-        <w:t xml:space="preserve">, the global maximum occurs at</w:t>
-      </w:r>
-      <w:r>
-        <w:t xml:space="preserve"> </w:t>
-      </w:r>
-      <m:oMath>
-        <m:r>
-          <m:t>x</m:t>
-        </m:r>
-        <m:r>
-          <m:rPr>
-            <m:sty m:val="p"/>
-          </m:rPr>
-          <m:t>=</m:t>
-        </m:r>
-        <m:r>
-          <m:t>4</m:t>
-        </m:r>
-      </m:oMath>
-      <w:r>
-        <w:t xml:space="preserve">, with maximum value</w:t>
-      </w:r>
-      <w:r>
-        <w:t xml:space="preserve"> </w:t>
-      </w:r>
-      <m:oMath>
-        <m:r>
-          <m:t>256</m:t>
-        </m:r>
-        <m:r>
-          <m:rPr>
-            <m:sty m:val="p"/>
-          </m:rPr>
-          <m:t>/</m:t>
-        </m:r>
-        <m:sSup>
-          <m:e>
-            <m:r>
-              <m:t>e</m:t>
-            </m:r>
-          </m:e>
-          <m:sup>
-            <m:r>
-              <m:t>4</m:t>
-            </m:r>
-          </m:sup>
-        </m:sSup>
-      </m:oMath>
-      <w:r>
-        <w:t xml:space="preserve">.</w:t>
-      </w:r>
-    </w:p>
-    <w:bookmarkEnd w:id="150"/>
-    <w:bookmarkStart w:id="151" w:name="X2af8583915c3d6755df2ace9fe2e1b48908f679"/>
-    <w:p>
-      <w:pPr>
-        <w:pStyle w:val="BodyText"/>
-      </w:pPr>
-      <w:r>
-        <w:rPr>
-          <w:b/>
-          <w:bCs/>
-        </w:rPr>
-        <w:t xml:space="preserve">Exercise 16 (Classifying critical points with the second derivative test)</w:t>
-      </w:r>
-      <w:r>
-        <w:t xml:space="preserve"> </w:t>
-      </w:r>
-      <w:r>
-        <w:t xml:space="preserve">Adapted from</w:t>
-      </w:r>
-      <w:r>
-        <w:t xml:space="preserve"> </w:t>
-      </w:r>
-      <w:r>
-        <w:t xml:space="preserve">Miller [10]</w:t>
-      </w:r>
-      <w:r>
-        <w:t xml:space="preserve">, Question 1.1.11.</w:t>
-      </w:r>
-    </w:p>
-    <w:p>
-      <w:pPr>
-        <w:pStyle w:val="BodyText"/>
-      </w:pPr>
-      <w:r>
-        <w:t xml:space="preserve">Find the critical points of</w:t>
-      </w:r>
-    </w:p>
-    <w:p>
-      <w:pPr>
-        <w:pStyle w:val="BodyText"/>
-      </w:pPr>
-      <m:oMathPara>
-        <m:oMathParaPr>
-          <m:jc m:val="center"/>
-        </m:oMathParaPr>
-        <m:oMath>
-          <m:r>
-            <m:t>f</m:t>
-          </m:r>
-          <m:r>
-            <m:rPr>
-              <m:sty m:val="p"/>
-            </m:rPr>
-            <m:t>(</m:t>
-          </m:r>
-          <m:r>
-            <m:t>x</m:t>
-          </m:r>
-          <m:r>
-            <m:rPr>
-              <m:sty m:val="p"/>
-            </m:rPr>
-            <m:t>)</m:t>
-          </m:r>
-          <m:r>
-            <m:rPr>
-              <m:sty m:val="p"/>
-            </m:rPr>
-            <m:t>=</m:t>
-          </m:r>
-          <m:r>
-            <m:t>4</m:t>
-          </m:r>
-          <m:sSup>
-            <m:e>
-              <m:r>
-                <m:t>x</m:t>
-              </m:r>
-            </m:e>
-            <m:sup>
-              <m:r>
-                <m:t>3</m:t>
-              </m:r>
-            </m:sup>
-          </m:sSup>
-          <m:r>
-            <m:rPr>
-              <m:sty m:val="p"/>
-            </m:rPr>
-            <m:t>−</m:t>
-          </m:r>
-          <m:r>
-            <m:t>3</m:t>
-          </m:r>
-          <m:sSup>
-            <m:e>
-              <m:r>
-                <m:t>x</m:t>
-              </m:r>
-            </m:e>
-            <m:sup>
-              <m:r>
-                <m:t>2</m:t>
-              </m:r>
-            </m:sup>
-          </m:sSup>
-        </m:oMath>
-      </m:oMathPara>
-    </w:p>
-    <w:p>
-      <w:pPr>
-        <w:pStyle w:val="FirstParagraph"/>
-      </w:pPr>
-      <w:r>
-        <w:t xml:space="preserve">and decide whether each is a local maximum, a local minimum, or an inflection point.</w:t>
-      </w:r>
-    </w:p>
-    <w:bookmarkEnd w:id="151"/>
-    <w:bookmarkStart w:id="152" w:name="X9a58de6c6ab4baf2df3e3111c406b3abe7c25e0"/>
-    <w:p>
-      <w:pPr>
-        <w:pStyle w:val="BodyText"/>
-      </w:pPr>
-      <w:r>
-        <w:rPr>
-          <w:i/>
-          <w:iCs/>
-        </w:rPr>
-        <w:t xml:space="preserve">Solution 16</w:t>
-      </w:r>
-      <w:r>
-        <w:t xml:space="preserve">. </w:t>
-      </w:r>
-      <w:r>
-        <w:t xml:space="preserve">Compute the first derivative:</w:t>
-      </w:r>
-    </w:p>
-    <w:p>
-      <w:pPr>
-        <w:pStyle w:val="BodyText"/>
-      </w:pPr>
-      <m:oMathPara>
-        <m:oMathParaPr>
-          <m:jc m:val="center"/>
-        </m:oMathParaPr>
-        <m:oMath>
-          <m:eqArr>
-            <m:e>
-              <m:sSup>
-                <m:e>
-                  <m:r>
-                    <m:t>f</m:t>
-                  </m:r>
-                </m:e>
-                <m:sup>
-                  <m:r>
-                    <m:rPr>
-                      <m:sty m:val="p"/>
-                    </m:rPr>
-                    <m:t>′</m:t>
-                  </m:r>
-                </m:sup>
-              </m:sSup>
-              <m:r>
-                <m:rPr>
-                  <m:sty m:val="p"/>
-                </m:rPr>
-                <m:t>(</m:t>
-              </m:r>
-              <m:r>
-                <m:t>x</m:t>
-              </m:r>
-              <m:r>
-                <m:rPr>
-                  <m:sty m:val="p"/>
-                </m:rPr>
-                <m:t>)</m:t>
-              </m:r>
-              <m:r>
-                <m:t>&amp;</m:t>
-              </m:r>
-              <m:r>
-                <m:rPr>
-                  <m:sty m:val="p"/>
-                </m:rPr>
-                <m:t>=</m:t>
-              </m:r>
-              <m:r>
-                <m:t>12</m:t>
-              </m:r>
-              <m:sSup>
-                <m:e>
-                  <m:r>
-                    <m:t>x</m:t>
-                  </m:r>
-                </m:e>
-                <m:sup>
-                  <m:r>
-                    <m:t>2</m:t>
-                  </m:r>
-                </m:sup>
-              </m:sSup>
-              <m:r>
-                <m:rPr>
-                  <m:sty m:val="p"/>
-                </m:rPr>
-                <m:t>−</m:t>
-              </m:r>
-              <m:r>
-                <m:t>6</m:t>
-              </m:r>
-              <m:r>
-                <m:t>x</m:t>
-              </m:r>
-            </m:e>
-            <m:e>
-              <m:r>
-                <m:t>&amp;</m:t>
-              </m:r>
-              <m:r>
-                <m:rPr>
-                  <m:sty m:val="p"/>
-                </m:rPr>
-                <m:t>=</m:t>
-              </m:r>
-              <m:r>
-                <m:t>6</m:t>
-              </m:r>
-              <m:r>
-                <m:t>x</m:t>
-              </m:r>
-              <m:r>
-                <m:rPr>
-                  <m:sty m:val="p"/>
-                </m:rPr>
-                <m:t>(</m:t>
-              </m:r>
-              <m:r>
-                <m:t>2</m:t>
-              </m:r>
-              <m:r>
-                <m:t>x</m:t>
-              </m:r>
-              <m:r>
-                <m:rPr>
-                  <m:sty m:val="p"/>
-                </m:rPr>
-                <m:t>−</m:t>
-              </m:r>
-              <m:r>
-                <m:t>1</m:t>
-              </m:r>
-              <m:r>
-                <m:rPr>
-                  <m:sty m:val="p"/>
-                </m:rPr>
-                <m:t>)</m:t>
-              </m:r>
-            </m:e>
-          </m:eqArr>
-        </m:oMath>
-      </m:oMathPara>
-    </w:p>
-    <w:p>
-      <w:pPr>
-        <w:pStyle w:val="FirstParagraph"/>
-      </w:pPr>
-      <w:r>
-        <w:t xml:space="preserve">Setting</w:t>
-      </w:r>
-      <w:r>
-        <w:t xml:space="preserve"> </w:t>
-      </w:r>
-      <m:oMath>
-        <m:sSup>
-          <m:e>
-            <m:r>
-              <m:t>f</m:t>
-            </m:r>
-          </m:e>
-          <m:sup>
-            <m:r>
-              <m:rPr>
-                <m:sty m:val="p"/>
-              </m:rPr>
-              <m:t>′</m:t>
-            </m:r>
-          </m:sup>
-        </m:sSup>
-        <m:r>
-          <m:rPr>
-            <m:sty m:val="p"/>
-          </m:rPr>
-          <m:t>(</m:t>
-        </m:r>
-        <m:r>
-          <m:t>x</m:t>
-        </m:r>
-        <m:r>
-          <m:rPr>
-            <m:sty m:val="p"/>
-          </m:rPr>
-          <m:t>)</m:t>
-        </m:r>
-        <m:r>
-          <m:rPr>
-            <m:sty m:val="p"/>
-          </m:rPr>
-          <m:t>=</m:t>
-        </m:r>
-        <m:r>
-          <m:t>0</m:t>
-        </m:r>
-      </m:oMath>
-      <w:r>
-        <w:t xml:space="preserve"> </w:t>
-      </w:r>
-      <w:r>
-        <w:t xml:space="preserve">gives critical points at</w:t>
-      </w:r>
-      <w:r>
-        <w:t xml:space="preserve"> </w:t>
-      </w:r>
-      <m:oMath>
-        <m:r>
-          <m:t>x</m:t>
-        </m:r>
-        <m:r>
-          <m:rPr>
-            <m:sty m:val="p"/>
-          </m:rPr>
-          <m:t>=</m:t>
-        </m:r>
-        <m:r>
-          <m:t>0</m:t>
-        </m:r>
-      </m:oMath>
-      <w:r>
-        <w:t xml:space="preserve"> </w:t>
-      </w:r>
-      <w:r>
-        <w:t xml:space="preserve">and</w:t>
-      </w:r>
-      <w:r>
-        <w:t xml:space="preserve"> </w:t>
-      </w:r>
-      <m:oMath>
-        <m:r>
-          <m:t>x</m:t>
-        </m:r>
-        <m:r>
-          <m:rPr>
-            <m:sty m:val="p"/>
-          </m:rPr>
-          <m:t>=</m:t>
-        </m:r>
-        <m:r>
-          <m:t>1</m:t>
-        </m:r>
-        <m:r>
-          <m:rPr>
-            <m:sty m:val="p"/>
-          </m:rPr>
-          <m:t>/</m:t>
-        </m:r>
-        <m:r>
-          <m:t>2</m:t>
-        </m:r>
-      </m:oMath>
-      <w:r>
-        <w:t xml:space="preserve">.</w:t>
-      </w:r>
-    </w:p>
-    <w:p>
-      <w:pPr>
-        <w:pStyle w:val="BodyText"/>
-      </w:pPr>
-      <w:r>
-        <w:t xml:space="preserve">Compute the second derivative:</w:t>
-      </w:r>
-    </w:p>
-    <w:p>
-      <w:pPr>
-        <w:pStyle w:val="BodyText"/>
-      </w:pPr>
-      <m:oMathPara>
-        <m:oMathParaPr>
-          <m:jc m:val="center"/>
-        </m:oMathParaPr>
-        <m:oMath>
-          <m:sSup>
-            <m:e>
-              <m:r>
-                <m:t>f</m:t>
-              </m:r>
-            </m:e>
-            <m:sup>
-              <m:r>
-                <m:rPr>
-                  <m:sty m:val="p"/>
-                </m:rPr>
-                <m:t>″</m:t>
-              </m:r>
-            </m:sup>
-          </m:sSup>
-          <m:r>
-            <m:rPr>
-              <m:sty m:val="p"/>
-            </m:rPr>
-            <m:t>(</m:t>
-          </m:r>
-          <m:r>
-            <m:t>x</m:t>
-          </m:r>
-          <m:r>
-            <m:rPr>
-              <m:sty m:val="p"/>
-            </m:rPr>
-            <m:t>)</m:t>
-          </m:r>
-          <m:r>
-            <m:rPr>
-              <m:sty m:val="p"/>
-            </m:rPr>
-            <m:t>=</m:t>
-          </m:r>
-          <m:r>
-            <m:t>24</m:t>
-          </m:r>
-          <m:r>
-            <m:t>x</m:t>
-          </m:r>
-          <m:r>
-            <m:rPr>
-              <m:sty m:val="p"/>
-            </m:rPr>
-            <m:t>−</m:t>
-          </m:r>
-          <m:r>
-            <m:t>6</m:t>
-          </m:r>
-        </m:oMath>
-      </m:oMathPara>
-    </w:p>
-    <w:p>
-      <w:pPr>
-        <w:pStyle w:val="FirstParagraph"/>
-      </w:pPr>
-      <w:r>
-        <w:t xml:space="preserve">Apply the second derivative test at each critical point:</w:t>
-      </w:r>
-    </w:p>
-    <w:p>
-      <w:pPr>
-        <w:numPr>
-          <w:ilvl w:val="0"/>
-          <w:numId w:val="1019"/>
-        </w:numPr>
-      </w:pPr>
-      <w:r>
-        <w:t xml:space="preserve">At</w:t>
-      </w:r>
-      <w:r>
-        <w:t xml:space="preserve"> </w:t>
-      </w:r>
-      <m:oMath>
-        <m:r>
-          <m:t>x</m:t>
-        </m:r>
-        <m:r>
-          <m:rPr>
-            <m:sty m:val="p"/>
-          </m:rPr>
-          <m:t>=</m:t>
-        </m:r>
-        <m:r>
-          <m:t>0</m:t>
-        </m:r>
-      </m:oMath>
-      <w:r>
-        <w:t xml:space="preserve">:</w:t>
-      </w:r>
-      <w:r>
-        <w:t xml:space="preserve"> </w:t>
-      </w:r>
-      <m:oMath>
-        <m:sSup>
-          <m:e>
-            <m:r>
-              <m:t>f</m:t>
-            </m:r>
-          </m:e>
-          <m:sup>
-            <m:r>
-              <m:rPr>
-                <m:sty m:val="p"/>
-              </m:rPr>
-              <m:t>″</m:t>
-            </m:r>
-          </m:sup>
-        </m:sSup>
-        <m:r>
-          <m:rPr>
-            <m:sty m:val="p"/>
-          </m:rPr>
-          <m:t>(</m:t>
-        </m:r>
-        <m:r>
-          <m:t>0</m:t>
-        </m:r>
-        <m:r>
-          <m:rPr>
-            <m:sty m:val="p"/>
-          </m:rPr>
-          <m:t>)</m:t>
-        </m:r>
-        <m:r>
-          <m:rPr>
-            <m:sty m:val="p"/>
-          </m:rPr>
-          <m:t>=</m:t>
-        </m:r>
-        <m:r>
-          <m:rPr>
-            <m:sty m:val="p"/>
-          </m:rPr>
-          <m:t>−</m:t>
-        </m:r>
-        <m:r>
-          <m:t>6</m:t>
-        </m:r>
-        <m:r>
-          <m:rPr>
-            <m:sty m:val="p"/>
-          </m:rPr>
-          <m:t>&lt;</m:t>
-        </m:r>
-        <m:r>
-          <m:t>0</m:t>
-        </m:r>
-      </m:oMath>
-      <w:r>
-        <w:t xml:space="preserve">, so</w:t>
-      </w:r>
-      <w:r>
-        <w:t xml:space="preserve"> </w:t>
-      </w:r>
-      <m:oMath>
-        <m:r>
-          <m:t>x</m:t>
-        </m:r>
-        <m:r>
-          <m:rPr>
-            <m:sty m:val="p"/>
-          </m:rPr>
-          <m:t>=</m:t>
-        </m:r>
-        <m:r>
-          <m:t>0</m:t>
-        </m:r>
-      </m:oMath>
-      <w:r>
-        <w:t xml:space="preserve"> </w:t>
-      </w:r>
-      <w:r>
-        <w:t xml:space="preserve">is a strict local maximum.</w:t>
-      </w:r>
-    </w:p>
-    <w:p>
-      <w:pPr>
-        <w:numPr>
-          <w:ilvl w:val="0"/>
-          <w:numId w:val="1019"/>
-        </w:numPr>
-      </w:pPr>
-      <w:r>
-        <w:t xml:space="preserve">At</w:t>
-      </w:r>
-      <w:r>
-        <w:t xml:space="preserve"> </w:t>
-      </w:r>
-      <m:oMath>
-        <m:r>
-          <m:t>x</m:t>
-        </m:r>
-        <m:r>
-          <m:rPr>
-            <m:sty m:val="p"/>
-          </m:rPr>
-          <m:t>=</m:t>
-        </m:r>
-        <m:r>
-          <m:t>1</m:t>
-        </m:r>
-        <m:r>
-          <m:rPr>
-            <m:sty m:val="p"/>
-          </m:rPr>
-          <m:t>/</m:t>
-        </m:r>
-        <m:r>
-          <m:t>2</m:t>
-        </m:r>
-      </m:oMath>
-      <w:r>
-        <w:t xml:space="preserve">:</w:t>
-      </w:r>
-    </w:p>
-    <w:p>
-      <w:pPr>
-        <w:pStyle w:val="BodyText"/>
-      </w:pPr>
-      <m:oMathPara>
-        <m:oMathParaPr>
-          <m:jc m:val="center"/>
-        </m:oMathParaPr>
-        <m:oMath>
-          <m:eqArr>
-            <m:e>
-              <m:sSup>
-                <m:e>
-                  <m:r>
-                    <m:t>f</m:t>
-                  </m:r>
-                </m:e>
-                <m:sup>
-                  <m:r>
-                    <m:rPr>
-                      <m:sty m:val="p"/>
-                    </m:rPr>
-                    <m:t>″</m:t>
-                  </m:r>
-                </m:sup>
-              </m:sSup>
-              <m:r>
-                <m:rPr>
-                  <m:sty m:val="p"/>
-                </m:rPr>
-                <m:t>(</m:t>
-              </m:r>
-              <m:r>
-                <m:t>1</m:t>
-              </m:r>
-              <m:r>
-                <m:rPr>
-                  <m:sty m:val="p"/>
-                </m:rPr>
-                <m:t>/</m:t>
-              </m:r>
-              <m:r>
-                <m:t>2</m:t>
-              </m:r>
-              <m:r>
-                <m:rPr>
-                  <m:sty m:val="p"/>
-                </m:rPr>
-                <m:t>)</m:t>
-              </m:r>
-              <m:r>
-                <m:t>&amp;</m:t>
-              </m:r>
-              <m:r>
-                <m:rPr>
-                  <m:sty m:val="p"/>
-                </m:rPr>
-                <m:t>=</m:t>
-              </m:r>
-              <m:r>
-                <m:t>24</m:t>
-              </m:r>
-              <m:r>
-                <m:rPr>
-                  <m:sty m:val="p"/>
-                </m:rPr>
-                <m:t>(</m:t>
-              </m:r>
-              <m:r>
-                <m:t>1</m:t>
-              </m:r>
-              <m:r>
-                <m:rPr>
-                  <m:sty m:val="p"/>
-                </m:rPr>
-                <m:t>/</m:t>
-              </m:r>
-              <m:r>
-                <m:t>2</m:t>
-              </m:r>
-              <m:r>
-                <m:rPr>
-                  <m:sty m:val="p"/>
-                </m:rPr>
-                <m:t>)</m:t>
-              </m:r>
-              <m:r>
-                <m:rPr>
-                  <m:sty m:val="p"/>
-                </m:rPr>
-                <m:t>−</m:t>
-              </m:r>
-              <m:r>
-                <m:t>6</m:t>
-              </m:r>
-            </m:e>
-            <m:e>
-              <m:r>
-                <m:t>&amp;</m:t>
-              </m:r>
-              <m:r>
-                <m:rPr>
-                  <m:sty m:val="p"/>
-                </m:rPr>
-                <m:t>=</m:t>
-              </m:r>
-              <m:r>
-                <m:t>6</m:t>
-              </m:r>
-            </m:e>
-            <m:e>
-              <m:r>
-                <m:t>&amp;</m:t>
-              </m:r>
-              <m:r>
-                <m:rPr>
-                  <m:sty m:val="p"/>
-                </m:rPr>
-                <m:t>&gt;</m:t>
-              </m:r>
-              <m:r>
-                <m:t>0</m:t>
-              </m:r>
-              <m:r>
-                <m:rPr>
-                  <m:sty m:val="p"/>
-                </m:rPr>
-                <m:t>,</m:t>
-              </m:r>
-            </m:e>
-          </m:eqArr>
-        </m:oMath>
-      </m:oMathPara>
-    </w:p>
-    <w:p>
-      <w:pPr>
-        <w:numPr>
-          <w:ilvl w:val="0"/>
-          <w:numId w:val="1000"/>
-        </w:numPr>
-      </w:pPr>
-      <w:r>
-        <w:t xml:space="preserve">so</w:t>
-      </w:r>
-      <w:r>
-        <w:t xml:space="preserve"> </w:t>
-      </w:r>
-      <m:oMath>
-        <m:r>
-          <m:t>x</m:t>
-        </m:r>
-        <m:r>
-          <m:rPr>
-            <m:sty m:val="p"/>
-          </m:rPr>
-          <m:t>=</m:t>
-        </m:r>
-        <m:r>
-          <m:t>1</m:t>
-        </m:r>
-        <m:r>
-          <m:rPr>
-            <m:sty m:val="p"/>
-          </m:rPr>
-          <m:t>/</m:t>
-        </m:r>
-        <m:r>
-          <m:t>2</m:t>
-        </m:r>
-      </m:oMath>
-      <w:r>
-        <w:t xml:space="preserve"> </w:t>
-      </w:r>
-      <w:r>
-        <w:t xml:space="preserve">is a strict local minimum.</w:t>
-      </w:r>
-    </w:p>
-    <w:p>
-      <w:pPr>
-        <w:pStyle w:val="FirstParagraph"/>
-      </w:pPr>
-      <w:r>
-        <w:t xml:space="preserve">Inflection points occur where the second derivative changes sign (</w:t>
-      </w:r>
-      <m:oMath>
-        <m:sSup>
-          <m:e>
-            <m:r>
-              <m:t>f</m:t>
-            </m:r>
-          </m:e>
-          <m:sup>
-            <m:r>
-              <m:rPr>
-                <m:sty m:val="p"/>
-              </m:rPr>
-              <m:t>″</m:t>
-            </m:r>
-          </m:sup>
-        </m:sSup>
-        <m:r>
-          <m:rPr>
-            <m:sty m:val="p"/>
-          </m:rPr>
-          <m:t>(</m:t>
-        </m:r>
-        <m:r>
-          <m:t>x</m:t>
-        </m:r>
-        <m:r>
-          <m:rPr>
-            <m:sty m:val="p"/>
-          </m:rPr>
-          <m:t>)</m:t>
-        </m:r>
-        <m:r>
-          <m:rPr>
-            <m:sty m:val="p"/>
-          </m:rPr>
-          <m:t>=</m:t>
-        </m:r>
-        <m:r>
-          <m:t>0</m:t>
-        </m:r>
-      </m:oMath>
-      <w:r>
-        <w:t xml:space="preserve"> </w:t>
-      </w:r>
-      <w:r>
-        <w:t xml:space="preserve">at</w:t>
-      </w:r>
-      <w:r>
-        <w:t xml:space="preserve"> </w:t>
-      </w:r>
-      <m:oMath>
-        <m:r>
-          <m:t>x</m:t>
-        </m:r>
-        <m:r>
-          <m:rPr>
-            <m:sty m:val="p"/>
-          </m:rPr>
-          <m:t>=</m:t>
-        </m:r>
-        <m:r>
-          <m:t>1</m:t>
-        </m:r>
-        <m:r>
-          <m:rPr>
-            <m:sty m:val="p"/>
-          </m:rPr>
-          <m:t>/</m:t>
-        </m:r>
-        <m:r>
-          <m:t>4</m:t>
-        </m:r>
-      </m:oMath>
-      <w:r>
-        <w:t xml:space="preserve">). Because</w:t>
-      </w:r>
-      <w:r>
-        <w:t xml:space="preserve"> </w:t>
-      </w:r>
-      <m:oMath>
-        <m:sSup>
-          <m:e>
-            <m:r>
-              <m:t>f</m:t>
-            </m:r>
-          </m:e>
-          <m:sup>
-            <m:r>
-              <m:rPr>
-                <m:sty m:val="p"/>
-              </m:rPr>
-              <m:t>″</m:t>
-            </m:r>
-          </m:sup>
-        </m:sSup>
-      </m:oMath>
-      <w:r>
-        <w:t xml:space="preserve"> </w:t>
-      </w:r>
-      <w:r>
-        <w:t xml:space="preserve">is non-zero at both critical points, neither is an inflection point.</w:t>
-      </w:r>
-    </w:p>
-    <w:bookmarkEnd w:id="152"/>
-    <w:bookmarkEnd w:id="153"/>
-    <w:bookmarkStart w:id="231" w:name="sec-taylor-series"/>
-    <w:p>
-      <w:pPr>
-        <w:pStyle w:val="Heading3"/>
-      </w:pPr>
-      <w:r>
-        <w:t xml:space="preserve">1.7 Taylor series</w:t>
-      </w:r>
-    </w:p>
-    <w:bookmarkStart w:id="155" w:name="def-taylor-polynomial"/>
-    <w:p>
-      <w:pPr>
-        <w:pStyle w:val="FirstParagraph"/>
-      </w:pPr>
-      <w:r>
-        <w:rPr>
-          <w:b/>
-          <w:bCs/>
-        </w:rPr>
-        <w:t xml:space="preserve">Definition 20 (Taylor polynomial)</w:t>
-      </w:r>
-      <w:r>
-        <w:t xml:space="preserve"> </w:t>
-      </w:r>
-      <w:r>
-        <w:t xml:space="preserve">Let</w:t>
-      </w:r>
-      <w:r>
-        <w:t xml:space="preserve"> </w:t>
-      </w:r>
-      <m:oMath>
-        <m:r>
-          <m:t>f</m:t>
-        </m:r>
-      </m:oMath>
-      <w:r>
-        <w:t xml:space="preserve"> </w:t>
-      </w:r>
-      <w:r>
-        <w:t xml:space="preserve">be a function that has at least</w:t>
-      </w:r>
-      <w:r>
-        <w:t xml:space="preserve"> </w:t>
-      </w:r>
-      <m:oMath>
-        <m:r>
-          <m:t>n</m:t>
-        </m:r>
-      </m:oMath>
-      <w:r>
-        <w:t xml:space="preserve"> </w:t>
-      </w:r>
-      <w:r>
-        <w:t xml:space="preserve">derivatives at a point</w:t>
-      </w:r>
-      <w:r>
-        <w:t xml:space="preserve"> </w:t>
-      </w:r>
-      <m:oMath>
-        <m:sSub>
-          <m:e>
-            <m:r>
-              <m:t>x</m:t>
-            </m:r>
-          </m:e>
-          <m:sub>
-            <m:r>
-              <m:t>0</m:t>
-            </m:r>
-          </m:sub>
-        </m:sSub>
-      </m:oMath>
-      <w:r>
-        <w:t xml:space="preserve">.</w:t>
-      </w:r>
-      <w:r>
-        <w:t xml:space="preserve"> </w:t>
-      </w:r>
-      <w:r>
-        <w:t xml:space="preserve">The</w:t>
-      </w:r>
-      <w:r>
-        <w:t xml:space="preserve"> </w:t>
-      </w:r>
-      <w:r>
-        <w:rPr>
-          <w:b/>
-          <w:bCs/>
-        </w:rPr>
-        <w:t xml:space="preserve">Taylor polynomial</w:t>
-      </w:r>
-      <w:r>
-        <w:t xml:space="preserve"> </w:t>
-      </w:r>
-      <w:r>
-        <w:t xml:space="preserve">of degree</w:t>
-      </w:r>
-      <w:r>
-        <w:t xml:space="preserve"> </w:t>
-      </w:r>
-      <m:oMath>
-        <m:r>
-          <m:t>n</m:t>
-        </m:r>
-      </m:oMath>
-      <w:r>
-        <w:t xml:space="preserve"> </w:t>
-      </w:r>
-      <w:r>
-        <w:t xml:space="preserve">for</w:t>
-      </w:r>
-      <w:r>
-        <w:t xml:space="preserve"> </w:t>
-      </w:r>
-      <m:oMath>
-        <m:r>
-          <m:t>f</m:t>
-        </m:r>
-      </m:oMath>
-      <w:r>
-        <w:t xml:space="preserve"> </w:t>
-      </w:r>
-      <w:r>
-        <w:t xml:space="preserve">centered at</w:t>
-      </w:r>
-      <w:r>
-        <w:t xml:space="preserve"> </w:t>
-      </w:r>
-      <m:oMath>
-        <m:sSub>
-          <m:e>
-            <m:r>
-              <m:t>x</m:t>
-            </m:r>
-          </m:e>
-          <m:sub>
-            <m:r>
-              <m:t>0</m:t>
-            </m:r>
-          </m:sub>
-        </m:sSub>
-      </m:oMath>
-      <w:r>
-        <w:t xml:space="preserve"> </w:t>
-      </w:r>
-      <w:r>
-        <w:t xml:space="preserve">is:</w:t>
-      </w:r>
-    </w:p>
-    <w:p>
-      <w:pPr>
-        <w:pStyle w:val="BodyText"/>
-      </w:pPr>
-      <w:bookmarkStart w:id="154" w:name="eq-taylor-poly-def"/>
+      <w:bookmarkStart w:id="135" w:name="eq-taylor-poly-def"/>
       <m:oMathPara>
         <m:oMathParaPr>
           <m:jc m:val="center"/>
@@ -41653,10 +35196,10 @@
           </m:r>
         </m:oMath>
       </m:oMathPara>
-      <w:bookmarkEnd w:id="154"/>
+      <w:bookmarkEnd w:id="135"/>
     </w:p>
-    <w:bookmarkEnd w:id="155"/>
-    <w:bookmarkStart w:id="156" w:name="exm-taylor-polynomial-exponential"/>
+    <w:bookmarkEnd w:id="136"/>
+    <w:bookmarkStart w:id="137" w:name="exm-taylor-polynomial-exponential"/>
     <w:p>
       <w:pPr>
         <w:pStyle w:val="FirstParagraph"/>
@@ -41666,7 +35209,7 @@
           <w:b/>
           <w:bCs/>
         </w:rPr>
-        <w:t xml:space="preserve">Example 13 (Taylor series of the exponential function)</w:t>
+        <w:t xml:space="preserve">Example 10 (Taylor series of the exponential function)</w:t>
       </w:r>
       <w:r>
         <w:t xml:space="preserve"> </w:t>
@@ -42301,8 +35844,8 @@
         </m:oMath>
       </m:oMathPara>
     </w:p>
-    <w:bookmarkEnd w:id="156"/>
-    <w:bookmarkStart w:id="157" w:name="def-maclaurin-polynomial"/>
+    <w:bookmarkEnd w:id="137"/>
+    <w:bookmarkStart w:id="138" w:name="def-maclaurin-polynomial"/>
     <w:p>
       <w:pPr>
         <w:pStyle w:val="FirstParagraph"/>
@@ -42312,7 +35855,7 @@
           <w:b/>
           <w:bCs/>
         </w:rPr>
-        <w:t xml:space="preserve">Definition 21 (Maclaurin polynomial)</w:t>
+        <w:t xml:space="preserve">Definition 19 (Maclaurin polynomial)</w:t>
       </w:r>
       <w:r>
         <w:t xml:space="preserve"> </w:t>
@@ -42392,7 +35935,7 @@
           <w:rPr>
             <w:rStyle w:val="Hyperlink"/>
           </w:rPr>
-          <w:t xml:space="preserve">Definition 20</w:t>
+          <w:t xml:space="preserve">Definition 18</w:t>
         </w:r>
       </w:hyperlink>
       <w:r>
@@ -42412,8 +35955,8 @@
         <w:t xml:space="preserve">.</w:t>
       </w:r>
     </w:p>
-    <w:bookmarkEnd w:id="157"/>
-    <w:bookmarkStart w:id="158" w:name="def-taylor-series"/>
+    <w:bookmarkEnd w:id="138"/>
+    <w:bookmarkStart w:id="139" w:name="def-taylor-series"/>
     <w:p>
       <w:pPr>
         <w:pStyle w:val="BodyText"/>
@@ -42423,7 +35966,7 @@
           <w:b/>
           <w:bCs/>
         </w:rPr>
-        <w:t xml:space="preserve">Definition 22 (Taylor series)</w:t>
+        <w:t xml:space="preserve">Definition 20 (Taylor series)</w:t>
       </w:r>
       <w:r>
         <w:t xml:space="preserve"> </w:t>
@@ -42476,7 +36019,7 @@
           <w:rPr>
             <w:rStyle w:val="Hyperlink"/>
           </w:rPr>
-          <w:t xml:space="preserve">Definition 20</w:t>
+          <w:t xml:space="preserve">Definition 18</w:t>
         </w:r>
       </w:hyperlink>
       <w:r>
@@ -42753,7 +36296,7 @@
         <w:t xml:space="preserve">.</w:t>
       </w:r>
     </w:p>
-    <w:bookmarkEnd w:id="158"/>
+    <w:bookmarkEnd w:id="139"/>
     <w:tbl>
       <w:tblPr>
         <w:tblStyle w:val="Table"/>
@@ -42795,12 +36338,12 @@
                 <wp:inline>
                   <wp:extent cx="152400" cy="152400"/>
                   <wp:effectExtent b="0" l="0" r="0" t="0"/>
-                  <wp:docPr descr="" title="" id="159" name="Picture"/>
+                  <wp:docPr descr="" title="" id="140" name="Picture"/>
                   <a:graphic>
                     <a:graphicData uri="http://schemas.openxmlformats.org/drawingml/2006/picture">
                       <pic:pic>
                         <pic:nvPicPr>
-                          <pic:cNvPr descr="/opt/quarto/share/formats/docx/tip.png" id="160" name="Picture"/>
+                          <pic:cNvPr descr="/opt/quarto/share/formats/docx/tip.png" id="141" name="Picture"/>
                           <pic:cNvPicPr>
                             <a:picLocks noChangeArrowheads="1" noChangeAspect="1"/>
                           </pic:cNvPicPr>
@@ -42868,7 +36411,7 @@
             <w:r>
               <w:t xml:space="preserve"> </w:t>
             </w:r>
-            <w:hyperlink r:id="rId161">
+            <w:hyperlink r:id="rId142">
               <w:r>
                 <w:rPr>
                   <w:rStyle w:val="Hyperlink"/>
@@ -42896,10 +36439,10 @@
               <w:pStyle w:val="Compact"/>
               <w:numPr>
                 <w:ilvl w:val="0"/>
-                <w:numId w:val="1020"/>
+                <w:numId w:val="1015"/>
               </w:numPr>
             </w:pPr>
-            <w:hyperlink r:id="rId162">
+            <w:hyperlink r:id="rId143">
               <w:r>
                 <w:rPr>
                   <w:rStyle w:val="Hyperlink"/>
@@ -42918,7 +36461,7 @@
                 <w:rPr>
                   <w:rStyle w:val="Hyperlink"/>
                 </w:rPr>
-                <w:t xml:space="preserve">Definition 20</w:t>
+                <w:t xml:space="preserve">Definition 18</w:t>
               </w:r>
             </w:hyperlink>
             <w:r>
@@ -42929,7 +36472,7 @@
         </w:tc>
       </w:tr>
     </w:tbl>
-    <w:bookmarkStart w:id="163" w:name="exr-miller-taylor-poly-zero"/>
+    <w:bookmarkStart w:id="144" w:name="exr-miller-taylor-poly-zero"/>
     <w:p>
       <w:pPr>
         <w:pStyle w:val="FirstParagraph"/>
@@ -42939,7 +36482,7 @@
           <w:b/>
           <w:bCs/>
         </w:rPr>
-        <w:t xml:space="preserve">Exercise 17 (Taylor polynomial of a polynomial at the origin)</w:t>
+        <w:t xml:space="preserve">Exercise 14 (Taylor polynomial of a polynomial at the origin)</w:t>
       </w:r>
       <w:r>
         <w:t xml:space="preserve"> </w:t>
@@ -43077,8 +36620,8 @@
         <w:t xml:space="preserve">.</w:t>
       </w:r>
     </w:p>
-    <w:bookmarkEnd w:id="163"/>
-    <w:bookmarkStart w:id="164" w:name="sol-miller-taylor-poly-zero"/>
+    <w:bookmarkEnd w:id="144"/>
+    <w:bookmarkStart w:id="145" w:name="sol-miller-taylor-poly-zero"/>
     <w:p>
       <w:pPr>
         <w:pStyle w:val="BodyText"/>
@@ -43088,7 +36631,7 @@
           <w:i/>
           <w:iCs/>
         </w:rPr>
-        <w:t xml:space="preserve">Solution 17</w:t>
+        <w:t xml:space="preserve">Solution 14</w:t>
       </w:r>
       <w:r>
         <w:t xml:space="preserve">. </w:t>
@@ -44032,8 +37575,8 @@
         <w:t xml:space="preserve">, its Taylor polynomial of degree 4 simply collects its terms of degree at most 4.</w:t>
       </w:r>
     </w:p>
-    <w:bookmarkEnd w:id="164"/>
-    <w:bookmarkStart w:id="165" w:name="exr-miller-taylor-poly-nonzero"/>
+    <w:bookmarkEnd w:id="145"/>
+    <w:bookmarkStart w:id="146" w:name="exr-miller-taylor-poly-nonzero"/>
     <w:p>
       <w:pPr>
         <w:pStyle w:val="BodyText"/>
@@ -44043,7 +37586,7 @@
           <w:b/>
           <w:bCs/>
         </w:rPr>
-        <w:t xml:space="preserve">Exercise 18 (Taylor expansion of a polynomial at a nonzero point)</w:t>
+        <w:t xml:space="preserve">Exercise 15 (Taylor expansion of a polynomial at a nonzero point)</w:t>
       </w:r>
       <w:r>
         <w:t xml:space="preserve"> </w:t>
@@ -44181,8 +37724,8 @@
         <w:t xml:space="preserve">.</w:t>
       </w:r>
     </w:p>
-    <w:bookmarkEnd w:id="165"/>
-    <w:bookmarkStart w:id="166" w:name="sol-miller-taylor-poly-nonzero"/>
+    <w:bookmarkEnd w:id="146"/>
+    <w:bookmarkStart w:id="147" w:name="sol-miller-taylor-poly-nonzero"/>
     <w:p>
       <w:pPr>
         <w:pStyle w:val="BodyText"/>
@@ -44192,7 +37735,7 @@
           <w:i/>
           <w:iCs/>
         </w:rPr>
-        <w:t xml:space="preserve">Solution 18</w:t>
+        <w:t xml:space="preserve">Solution 15</w:t>
       </w:r>
       <w:r>
         <w:t xml:space="preserve">. </w:t>
@@ -44884,8 +38427,8 @@
         </m:oMath>
       </m:oMathPara>
     </w:p>
-    <w:bookmarkEnd w:id="166"/>
-    <w:bookmarkStart w:id="167" w:name="exm-taylor-polynomial-cosine"/>
+    <w:bookmarkEnd w:id="147"/>
+    <w:bookmarkStart w:id="148" w:name="exm-taylor-polynomial-cosine"/>
     <w:p>
       <w:pPr>
         <w:pStyle w:val="FirstParagraph"/>
@@ -44895,7 +38438,7 @@
           <w:b/>
           <w:bCs/>
         </w:rPr>
-        <w:t xml:space="preserve">Example 14 (Taylor series of the cosine function)</w:t>
+        <w:t xml:space="preserve">Example 11 (Taylor series of the cosine function)</w:t>
       </w:r>
       <w:r>
         <w:t xml:space="preserve"> </w:t>
@@ -45814,8 +39357,8 @@
         </m:oMath>
       </m:oMathPara>
     </w:p>
-    <w:bookmarkEnd w:id="167"/>
-    <w:bookmarkStart w:id="168" w:name="exm-taylor-polynomial-sine"/>
+    <w:bookmarkEnd w:id="148"/>
+    <w:bookmarkStart w:id="149" w:name="exm-taylor-polynomial-sine"/>
     <w:p>
       <w:pPr>
         <w:pStyle w:val="FirstParagraph"/>
@@ -45825,7 +39368,7 @@
           <w:b/>
           <w:bCs/>
         </w:rPr>
-        <w:t xml:space="preserve">Example 15 (Taylor series of the sine function)</w:t>
+        <w:t xml:space="preserve">Example 12 (Taylor series of the sine function)</w:t>
       </w:r>
       <w:r>
         <w:t xml:space="preserve"> </w:t>
@@ -46420,8 +39963,8 @@
         </m:oMath>
       </m:oMathPara>
     </w:p>
-    <w:bookmarkEnd w:id="168"/>
-    <w:bookmarkStart w:id="169" w:name="exr-miller-taylor-cos-scaled"/>
+    <w:bookmarkEnd w:id="149"/>
+    <w:bookmarkStart w:id="150" w:name="exr-miller-taylor-cos-scaled"/>
     <w:p>
       <w:pPr>
         <w:pStyle w:val="FirstParagraph"/>
@@ -46431,7 +39974,7 @@
           <w:b/>
           <w:bCs/>
         </w:rPr>
-        <w:t xml:space="preserve">Exercise 19 (Taylor expansion of a scaled cosine)</w:t>
+        <w:t xml:space="preserve">Exercise 16 (Taylor expansion of a scaled cosine)</w:t>
       </w:r>
       <w:r>
         <w:t xml:space="preserve"> </w:t>
@@ -46554,8 +40097,8 @@
         <w:t xml:space="preserve">.</w:t>
       </w:r>
     </w:p>
-    <w:bookmarkEnd w:id="169"/>
-    <w:bookmarkStart w:id="170" w:name="sol-miller-taylor-cos-scaled"/>
+    <w:bookmarkEnd w:id="150"/>
+    <w:bookmarkStart w:id="151" w:name="sol-miller-taylor-cos-scaled"/>
     <w:p>
       <w:pPr>
         <w:pStyle w:val="BodyText"/>
@@ -46565,7 +40108,7 @@
           <w:i/>
           <w:iCs/>
         </w:rPr>
-        <w:t xml:space="preserve">Solution 19</w:t>
+        <w:t xml:space="preserve">Solution 16</w:t>
       </w:r>
       <w:r>
         <w:t xml:space="preserve">. </w:t>
@@ -46995,8 +40538,8 @@
         <w:t xml:space="preserve">Substituting into known Taylor expansions avoids computing high-order derivatives by hand.</w:t>
       </w:r>
     </w:p>
-    <w:bookmarkEnd w:id="170"/>
-    <w:bookmarkStart w:id="171" w:name="exr-miller-taylor-cos-cubed"/>
+    <w:bookmarkEnd w:id="151"/>
+    <w:bookmarkStart w:id="152" w:name="exr-miller-taylor-cos-cubed"/>
     <w:p>
       <w:pPr>
         <w:pStyle w:val="BodyText"/>
@@ -47006,7 +40549,7 @@
           <w:b/>
           <w:bCs/>
         </w:rPr>
-        <w:t xml:space="preserve">Exercise 20 (Taylor series of a power of a function)</w:t>
+        <w:t xml:space="preserve">Exercise 17 (Taylor series of a power of a function)</w:t>
       </w:r>
       <w:r>
         <w:t xml:space="preserve"> </w:t>
@@ -47138,8 +40681,8 @@
         <w:t xml:space="preserve">.</w:t>
       </w:r>
     </w:p>
-    <w:bookmarkEnd w:id="171"/>
-    <w:bookmarkStart w:id="172" w:name="sol-miller-taylor-cos-cubed"/>
+    <w:bookmarkEnd w:id="152"/>
+    <w:bookmarkStart w:id="153" w:name="sol-miller-taylor-cos-cubed"/>
     <w:p>
       <w:pPr>
         <w:pStyle w:val="BodyText"/>
@@ -47149,7 +40692,7 @@
           <w:i/>
           <w:iCs/>
         </w:rPr>
-        <w:t xml:space="preserve">Solution 20</w:t>
+        <w:t xml:space="preserve">Solution 17</w:t>
       </w:r>
       <w:r>
         <w:t xml:space="preserve">. </w:t>
@@ -47165,7 +40708,7 @@
           <w:rPr>
             <w:rStyle w:val="Hyperlink"/>
           </w:rPr>
-          <w:t xml:space="preserve">Exercise 19</w:t>
+          <w:t xml:space="preserve">Exercise 16</w:t>
         </w:r>
       </w:hyperlink>
       <w:r>
@@ -48062,8 +41605,8 @@
         </m:oMath>
       </m:oMathPara>
     </w:p>
-    <w:bookmarkEnd w:id="172"/>
-    <w:bookmarkStart w:id="173" w:name="exr-miller-taylor-exp-base"/>
+    <w:bookmarkEnd w:id="153"/>
+    <w:bookmarkStart w:id="154" w:name="exr-miller-taylor-exp-base"/>
     <w:p>
       <w:pPr>
         <w:pStyle w:val="FirstParagraph"/>
@@ -48073,7 +41616,7 @@
           <w:b/>
           <w:bCs/>
         </w:rPr>
-        <w:t xml:space="preserve">Exercise 21 (Linear Taylor polynomial of the exponential)</w:t>
+        <w:t xml:space="preserve">Exercise 18 (Linear Taylor polynomial of the exponential)</w:t>
       </w:r>
       <w:r>
         <w:t xml:space="preserve"> </w:t>
@@ -48184,8 +41727,8 @@
         <w:t xml:space="preserve">.</w:t>
       </w:r>
     </w:p>
-    <w:bookmarkEnd w:id="173"/>
-    <w:bookmarkStart w:id="174" w:name="sol-miller-taylor-exp-base"/>
+    <w:bookmarkEnd w:id="154"/>
+    <w:bookmarkStart w:id="155" w:name="sol-miller-taylor-exp-base"/>
     <w:p>
       <w:pPr>
         <w:pStyle w:val="BodyText"/>
@@ -48195,7 +41738,7 @@
           <w:i/>
           <w:iCs/>
         </w:rPr>
-        <w:t xml:space="preserve">Solution 21</w:t>
+        <w:t xml:space="preserve">Solution 18</w:t>
       </w:r>
       <w:r>
         <w:t xml:space="preserve">. </w:t>
@@ -48708,8 +42251,8 @@
         </m:oMath>
       </m:oMathPara>
     </w:p>
-    <w:bookmarkEnd w:id="174"/>
-    <w:bookmarkStart w:id="175" w:name="exr-miller-taylor-exp-power"/>
+    <w:bookmarkEnd w:id="155"/>
+    <w:bookmarkStart w:id="156" w:name="exr-miller-taylor-exp-power"/>
     <w:p>
       <w:pPr>
         <w:pStyle w:val="FirstParagraph"/>
@@ -48719,7 +42262,7 @@
           <w:b/>
           <w:bCs/>
         </w:rPr>
-        <w:t xml:space="preserve">Exercise 22 (Taylor series of a composite exponential)</w:t>
+        <w:t xml:space="preserve">Exercise 19 (Taylor series of a composite exponential)</w:t>
       </w:r>
       <w:r>
         <w:t xml:space="preserve"> </w:t>
@@ -48852,8 +42395,8 @@
         <w:t xml:space="preserve">.</w:t>
       </w:r>
     </w:p>
-    <w:bookmarkEnd w:id="175"/>
-    <w:bookmarkStart w:id="176" w:name="sol-miller-taylor-exp-power"/>
+    <w:bookmarkEnd w:id="156"/>
+    <w:bookmarkStart w:id="157" w:name="sol-miller-taylor-exp-power"/>
     <w:p>
       <w:pPr>
         <w:pStyle w:val="BodyText"/>
@@ -48863,7 +42406,7 @@
           <w:i/>
           <w:iCs/>
         </w:rPr>
-        <w:t xml:space="preserve">Solution 22</w:t>
+        <w:t xml:space="preserve">Solution 19</w:t>
       </w:r>
       <w:r>
         <w:t xml:space="preserve">. </w:t>
@@ -49393,8 +42936,8 @@
         </m:oMath>
       </m:oMathPara>
     </w:p>
-    <w:bookmarkEnd w:id="176"/>
-    <w:bookmarkStart w:id="177" w:name="exr-miller-taylor-normal-density"/>
+    <w:bookmarkEnd w:id="157"/>
+    <w:bookmarkStart w:id="158" w:name="exr-miller-taylor-normal-density"/>
     <w:p>
       <w:pPr>
         <w:pStyle w:val="FirstParagraph"/>
@@ -49404,7 +42947,7 @@
           <w:b/>
           <w:bCs/>
         </w:rPr>
-        <w:t xml:space="preserve">Exercise 23 (Taylor expansion of the normal density)</w:t>
+        <w:t xml:space="preserve">Exercise 20 (Taylor expansion of the normal density)</w:t>
       </w:r>
       <w:r>
         <w:t xml:space="preserve"> </w:t>
@@ -49581,8 +43124,8 @@
         <w:t xml:space="preserve">.</w:t>
       </w:r>
     </w:p>
-    <w:bookmarkEnd w:id="177"/>
-    <w:bookmarkStart w:id="178" w:name="sol-miller-taylor-normal-density"/>
+    <w:bookmarkEnd w:id="158"/>
+    <w:bookmarkStart w:id="159" w:name="sol-miller-taylor-normal-density"/>
     <w:p>
       <w:pPr>
         <w:pStyle w:val="BodyText"/>
@@ -49592,7 +43135,7 @@
           <w:i/>
           <w:iCs/>
         </w:rPr>
-        <w:t xml:space="preserve">Solution 23</w:t>
+        <w:t xml:space="preserve">Solution 20</w:t>
       </w:r>
       <w:r>
         <w:t xml:space="preserve">. </w:t>
@@ -50156,8 +43699,8 @@
         </m:oMath>
       </m:oMathPara>
     </w:p>
-    <w:bookmarkEnd w:id="178"/>
-    <w:bookmarkStart w:id="179" w:name="thm-taylor-normal-density"/>
+    <w:bookmarkEnd w:id="159"/>
+    <w:bookmarkStart w:id="160" w:name="thm-taylor-normal-density"/>
     <w:p>
       <w:pPr>
         <w:pStyle w:val="FirstParagraph"/>
@@ -50167,7 +43710,7 @@
           <w:b/>
           <w:bCs/>
         </w:rPr>
-        <w:t xml:space="preserve">Theorem 14 (Maclaurin polynomial of the standard normal density)</w:t>
+        <w:t xml:space="preserve">Theorem 13 (Maclaurin polynomial of the standard normal density)</w:t>
       </w:r>
       <w:r>
         <w:t xml:space="preserve"> </w:t>
@@ -50180,7 +43723,7 @@
           <w:rPr>
             <w:rStyle w:val="Hyperlink"/>
           </w:rPr>
-          <w:t xml:space="preserve">Definition 21</w:t>
+          <w:t xml:space="preserve">Definition 19</w:t>
         </w:r>
       </w:hyperlink>
       <w:r>
@@ -50415,7 +43958,7 @@
         </m:oMath>
       </m:oMathPara>
     </w:p>
-    <w:bookmarkEnd w:id="179"/>
+    <w:bookmarkEnd w:id="160"/>
     <w:p>
       <w:pPr>
         <w:pStyle w:val="FirstParagraph"/>
@@ -50441,7 +43984,7 @@
           <w:rPr>
             <w:rStyle w:val="Hyperlink"/>
           </w:rPr>
-          <w:t xml:space="preserve">Exercise 23</w:t>
+          <w:t xml:space="preserve">Exercise 20</w:t>
         </w:r>
       </w:hyperlink>
       <w:r>
@@ -50455,14 +43998,14 @@
           <w:rPr>
             <w:rStyle w:val="Hyperlink"/>
           </w:rPr>
-          <w:t xml:space="preserve">Solution 23</w:t>
+          <w:t xml:space="preserve">Solution 20</w:t>
         </w:r>
       </w:hyperlink>
       <w:r>
         <w:t xml:space="preserve">.</w:t>
       </w:r>
     </w:p>
-    <w:bookmarkStart w:id="180" w:name="exr-miller-taylor-sqrt"/>
+    <w:bookmarkStart w:id="161" w:name="exr-miller-taylor-sqrt"/>
     <w:p>
       <w:pPr>
         <w:pStyle w:val="BodyText"/>
@@ -50472,7 +44015,7 @@
           <w:b/>
           <w:bCs/>
         </w:rPr>
-        <w:t xml:space="preserve">Exercise 24 (Taylor expansion of the square root)</w:t>
+        <w:t xml:space="preserve">Exercise 21 (Taylor expansion of the square root)</w:t>
       </w:r>
       <w:r>
         <w:t xml:space="preserve"> </w:t>
@@ -50591,8 +44134,8 @@
         <w:t xml:space="preserve">.</w:t>
       </w:r>
     </w:p>
-    <w:bookmarkEnd w:id="180"/>
-    <w:bookmarkStart w:id="181" w:name="sol-miller-taylor-sqrt"/>
+    <w:bookmarkEnd w:id="161"/>
+    <w:bookmarkStart w:id="162" w:name="sol-miller-taylor-sqrt"/>
     <w:p>
       <w:pPr>
         <w:pStyle w:val="BodyText"/>
@@ -50602,7 +44145,7 @@
           <w:i/>
           <w:iCs/>
         </w:rPr>
-        <w:t xml:space="preserve">Solution 24</w:t>
+        <w:t xml:space="preserve">Solution 21</w:t>
       </w:r>
       <w:r>
         <w:t xml:space="preserve">. </w:t>
@@ -51472,8 +45015,8 @@
         </m:oMath>
       </m:oMathPara>
     </w:p>
-    <w:bookmarkEnd w:id="181"/>
-    <w:bookmarkStart w:id="182" w:name="exr-miller-taylor-cube-root"/>
+    <w:bookmarkEnd w:id="162"/>
+    <w:bookmarkStart w:id="163" w:name="exr-miller-taylor-cube-root"/>
     <w:p>
       <w:pPr>
         <w:pStyle w:val="FirstParagraph"/>
@@ -51483,7 +45026,7 @@
           <w:b/>
           <w:bCs/>
         </w:rPr>
-        <w:t xml:space="preserve">Exercise 25 (Taylor expansion of a fractional power)</w:t>
+        <w:t xml:space="preserve">Exercise 22 (Taylor expansion of a fractional power)</w:t>
       </w:r>
       <w:r>
         <w:t xml:space="preserve"> </w:t>
@@ -51633,8 +45176,8 @@
         <w:t xml:space="preserve">.</w:t>
       </w:r>
     </w:p>
-    <w:bookmarkEnd w:id="182"/>
-    <w:bookmarkStart w:id="183" w:name="sol-miller-taylor-cube-root"/>
+    <w:bookmarkEnd w:id="163"/>
+    <w:bookmarkStart w:id="164" w:name="sol-miller-taylor-cube-root"/>
     <w:p>
       <w:pPr>
         <w:pStyle w:val="BodyText"/>
@@ -51644,7 +45187,7 @@
           <w:i/>
           <w:iCs/>
         </w:rPr>
-        <w:t xml:space="preserve">Solution 25</w:t>
+        <w:t xml:space="preserve">Solution 22</w:t>
       </w:r>
       <w:r>
         <w:t xml:space="preserve">. </w:t>
@@ -52946,8 +46489,8 @@
         </m:oMath>
       </m:oMathPara>
     </w:p>
-    <w:bookmarkEnd w:id="183"/>
-    <w:bookmarkStart w:id="184" w:name="exr-miller-taylor-x-log-x"/>
+    <w:bookmarkEnd w:id="164"/>
+    <w:bookmarkStart w:id="165" w:name="exr-miller-taylor-x-log-x"/>
     <w:p>
       <w:pPr>
         <w:pStyle w:val="FirstParagraph"/>
@@ -52957,7 +46500,7 @@
           <w:b/>
           <w:bCs/>
         </w:rPr>
-        <w:t xml:space="preserve">Exercise 26 (Taylor expansion of</w:t>
+        <w:t xml:space="preserve">Exercise 23 (Taylor expansion of</w:t>
       </w:r>
       <w:r>
         <w:rPr>
@@ -53096,8 +46639,8 @@
         <w:t xml:space="preserve">.</w:t>
       </w:r>
     </w:p>
-    <w:bookmarkEnd w:id="184"/>
-    <w:bookmarkStart w:id="185" w:name="sol-miller-taylor-x-log-x"/>
+    <w:bookmarkEnd w:id="165"/>
+    <w:bookmarkStart w:id="166" w:name="sol-miller-taylor-x-log-x"/>
     <w:p>
       <w:pPr>
         <w:pStyle w:val="BodyText"/>
@@ -53107,7 +46650,7 @@
           <w:i/>
           <w:iCs/>
         </w:rPr>
-        <w:t xml:space="preserve">Solution 26</w:t>
+        <w:t xml:space="preserve">Solution 23</w:t>
       </w:r>
       <w:r>
         <w:t xml:space="preserve">. </w:t>
@@ -53761,8 +47304,8 @@
         </m:oMath>
       </m:oMathPara>
     </w:p>
-    <w:bookmarkEnd w:id="185"/>
-    <w:bookmarkStart w:id="186" w:name="exr-miller-taylor-log-one-plus-x"/>
+    <w:bookmarkEnd w:id="166"/>
+    <w:bookmarkStart w:id="167" w:name="exr-miller-taylor-log-one-plus-x"/>
     <w:p>
       <w:pPr>
         <w:pStyle w:val="FirstParagraph"/>
@@ -53772,7 +47315,7 @@
           <w:b/>
           <w:bCs/>
         </w:rPr>
-        <w:t xml:space="preserve">Exercise 27 (Maclaurin series of</w:t>
+        <w:t xml:space="preserve">Exercise 24 (Maclaurin series of</w:t>
       </w:r>
       <w:r>
         <w:rPr>
@@ -53947,8 +47490,8 @@
         <w:t xml:space="preserve">.</w:t>
       </w:r>
     </w:p>
-    <w:bookmarkEnd w:id="186"/>
-    <w:bookmarkStart w:id="187" w:name="sol-miller-taylor-log-one-plus-x"/>
+    <w:bookmarkEnd w:id="167"/>
+    <w:bookmarkStart w:id="168" w:name="sol-miller-taylor-log-one-plus-x"/>
     <w:p>
       <w:pPr>
         <w:pStyle w:val="BodyText"/>
@@ -53958,7 +47501,7 @@
           <w:i/>
           <w:iCs/>
         </w:rPr>
-        <w:t xml:space="preserve">Solution 27</w:t>
+        <w:t xml:space="preserve">Solution 24</w:t>
       </w:r>
       <w:r>
         <w:t xml:space="preserve">. </w:t>
@@ -54568,8 +48111,8 @@
         </m:oMath>
       </m:oMathPara>
     </w:p>
-    <w:bookmarkEnd w:id="187"/>
-    <w:bookmarkStart w:id="188" w:name="thm-taylor-log-one-plus-x"/>
+    <w:bookmarkEnd w:id="168"/>
+    <w:bookmarkStart w:id="169" w:name="thm-taylor-log-one-plus-x"/>
     <w:p>
       <w:pPr>
         <w:pStyle w:val="FirstParagraph"/>
@@ -54579,7 +48122,7 @@
           <w:b/>
           <w:bCs/>
         </w:rPr>
-        <w:t xml:space="preserve">Theorem 15 (Maclaurin polynomial of</w:t>
+        <w:t xml:space="preserve">Theorem 14 (Maclaurin polynomial of</w:t>
       </w:r>
       <w:r>
         <w:rPr>
@@ -54638,7 +48181,7 @@
           <w:rPr>
             <w:rStyle w:val="Hyperlink"/>
           </w:rPr>
-          <w:t xml:space="preserve">Definition 21</w:t>
+          <w:t xml:space="preserve">Definition 19</w:t>
         </w:r>
       </w:hyperlink>
       <w:r>
@@ -54818,7 +48361,7 @@
         </m:oMath>
       </m:oMathPara>
     </w:p>
-    <w:bookmarkEnd w:id="188"/>
+    <w:bookmarkEnd w:id="169"/>
     <w:p>
       <w:pPr>
         <w:pStyle w:val="FirstParagraph"/>
@@ -54844,7 +48387,7 @@
           <w:rPr>
             <w:rStyle w:val="Hyperlink"/>
           </w:rPr>
-          <w:t xml:space="preserve">Exercise 27</w:t>
+          <w:t xml:space="preserve">Exercise 24</w:t>
         </w:r>
       </w:hyperlink>
       <w:r>
@@ -54858,14 +48401,14 @@
           <w:rPr>
             <w:rStyle w:val="Hyperlink"/>
           </w:rPr>
-          <w:t xml:space="preserve">Solution 27</w:t>
+          <w:t xml:space="preserve">Solution 24</w:t>
         </w:r>
       </w:hyperlink>
       <w:r>
         <w:t xml:space="preserve">.</w:t>
       </w:r>
     </w:p>
-    <w:bookmarkStart w:id="189" w:name="exr-miller-taylor-log-one-minus-x"/>
+    <w:bookmarkStart w:id="170" w:name="exr-miller-taylor-log-one-minus-x"/>
     <w:p>
       <w:pPr>
         <w:pStyle w:val="BodyText"/>
@@ -54875,7 +48418,7 @@
           <w:b/>
           <w:bCs/>
         </w:rPr>
-        <w:t xml:space="preserve">Exercise 28 (Maclaurin series of</w:t>
+        <w:t xml:space="preserve">Exercise 25 (Maclaurin series of</w:t>
       </w:r>
       <w:r>
         <w:rPr>
@@ -55050,8 +48593,8 @@
         <w:t xml:space="preserve">.</w:t>
       </w:r>
     </w:p>
-    <w:bookmarkEnd w:id="189"/>
-    <w:bookmarkStart w:id="190" w:name="sol-miller-taylor-log-one-minus-x"/>
+    <w:bookmarkEnd w:id="170"/>
+    <w:bookmarkStart w:id="171" w:name="sol-miller-taylor-log-one-minus-x"/>
     <w:p>
       <w:pPr>
         <w:pStyle w:val="BodyText"/>
@@ -55061,7 +48604,7 @@
           <w:i/>
           <w:iCs/>
         </w:rPr>
-        <w:t xml:space="preserve">Solution 28</w:t>
+        <w:t xml:space="preserve">Solution 25</w:t>
       </w:r>
       <w:r>
         <w:t xml:space="preserve">. </w:t>
@@ -55147,7 +48690,7 @@
           <w:rPr>
             <w:rStyle w:val="Hyperlink"/>
           </w:rPr>
-          <w:t xml:space="preserve">Theorem 15</w:t>
+          <w:t xml:space="preserve">Theorem 14</w:t>
         </w:r>
       </w:hyperlink>
       <w:r>
@@ -55430,8 +48973,8 @@
         </m:oMath>
       </m:oMathPara>
     </w:p>
-    <w:bookmarkEnd w:id="190"/>
-    <w:bookmarkStart w:id="191" w:name="thm-taylor-log-one-minus-x"/>
+    <w:bookmarkEnd w:id="171"/>
+    <w:bookmarkStart w:id="172" w:name="thm-taylor-log-one-minus-x"/>
     <w:p>
       <w:pPr>
         <w:pStyle w:val="FirstParagraph"/>
@@ -55441,7 +48984,7 @@
           <w:b/>
           <w:bCs/>
         </w:rPr>
-        <w:t xml:space="preserve">Theorem 16 (Maclaurin polynomial of</w:t>
+        <w:t xml:space="preserve">Theorem 15 (Maclaurin polynomial of</w:t>
       </w:r>
       <w:r>
         <w:rPr>
@@ -55500,7 +49043,7 @@
           <w:rPr>
             <w:rStyle w:val="Hyperlink"/>
           </w:rPr>
-          <w:t xml:space="preserve">Definition 21</w:t>
+          <w:t xml:space="preserve">Definition 19</w:t>
         </w:r>
       </w:hyperlink>
       <w:r>
@@ -55686,7 +49229,7 @@
         </m:oMath>
       </m:oMathPara>
     </w:p>
-    <w:bookmarkEnd w:id="191"/>
+    <w:bookmarkEnd w:id="172"/>
     <w:p>
       <w:pPr>
         <w:pStyle w:val="FirstParagraph"/>
@@ -55712,7 +49255,7 @@
           <w:rPr>
             <w:rStyle w:val="Hyperlink"/>
           </w:rPr>
-          <w:t xml:space="preserve">Exercise 28</w:t>
+          <w:t xml:space="preserve">Exercise 25</w:t>
         </w:r>
       </w:hyperlink>
       <w:r>
@@ -55726,14 +49269,14 @@
           <w:rPr>
             <w:rStyle w:val="Hyperlink"/>
           </w:rPr>
-          <w:t xml:space="preserve">Solution 28</w:t>
+          <w:t xml:space="preserve">Solution 25</w:t>
         </w:r>
       </w:hyperlink>
       <w:r>
         <w:t xml:space="preserve">.</w:t>
       </w:r>
     </w:p>
-    <w:bookmarkStart w:id="192" w:name="exr-miller-taylor-log-product-exp"/>
+    <w:bookmarkStart w:id="173" w:name="exr-miller-taylor-log-product-exp"/>
     <w:p>
       <w:pPr>
         <w:pStyle w:val="BodyText"/>
@@ -55743,7 +49286,7 @@
           <w:b/>
           <w:bCs/>
         </w:rPr>
-        <w:t xml:space="preserve">Exercise 29 (Taylor series of</w:t>
+        <w:t xml:space="preserve">Exercise 26 (Taylor series of</w:t>
       </w:r>
       <w:r>
         <w:rPr>
@@ -55966,8 +49509,8 @@
         <w:t xml:space="preserve">.</w:t>
       </w:r>
     </w:p>
-    <w:bookmarkEnd w:id="192"/>
-    <w:bookmarkStart w:id="193" w:name="sol-miller-taylor-log-product-exp"/>
+    <w:bookmarkEnd w:id="173"/>
+    <w:bookmarkStart w:id="174" w:name="sol-miller-taylor-log-product-exp"/>
     <w:p>
       <w:pPr>
         <w:pStyle w:val="BodyText"/>
@@ -55977,7 +49520,7 @@
           <w:i/>
           <w:iCs/>
         </w:rPr>
-        <w:t xml:space="preserve">Solution 29</w:t>
+        <w:t xml:space="preserve">Solution 26</w:t>
       </w:r>
       <w:r>
         <w:t xml:space="preserve">. </w:t>
@@ -56201,7 +49744,7 @@
           <w:rPr>
             <w:rStyle w:val="Hyperlink"/>
           </w:rPr>
-          <w:t xml:space="preserve">Theorem 16</w:t>
+          <w:t xml:space="preserve">Theorem 15</w:t>
         </w:r>
       </w:hyperlink>
       <w:r>
@@ -56599,8 +50142,8 @@
         </m:oMath>
       </m:oMathPara>
     </w:p>
-    <w:bookmarkEnd w:id="193"/>
-    <w:bookmarkStart w:id="194" w:name="exr-miller-taylor-product-cos-log"/>
+    <w:bookmarkEnd w:id="174"/>
+    <w:bookmarkStart w:id="175" w:name="exr-miller-taylor-product-cos-log"/>
     <w:p>
       <w:pPr>
         <w:pStyle w:val="FirstParagraph"/>
@@ -56610,7 +50153,7 @@
           <w:b/>
           <w:bCs/>
         </w:rPr>
-        <w:t xml:space="preserve">Exercise 30 (Taylor series of a product of known expansions)</w:t>
+        <w:t xml:space="preserve">Exercise 27 (Taylor series of a product of known expansions)</w:t>
       </w:r>
       <w:r>
         <w:t xml:space="preserve"> </w:t>
@@ -56760,8 +50303,8 @@
         <w:t xml:space="preserve">.</w:t>
       </w:r>
     </w:p>
-    <w:bookmarkEnd w:id="194"/>
-    <w:bookmarkStart w:id="195" w:name="sol-miller-taylor-product-cos-log"/>
+    <w:bookmarkEnd w:id="175"/>
+    <w:bookmarkStart w:id="176" w:name="sol-miller-taylor-product-cos-log"/>
     <w:p>
       <w:pPr>
         <w:pStyle w:val="BodyText"/>
@@ -56771,7 +50314,7 @@
           <w:i/>
           <w:iCs/>
         </w:rPr>
-        <w:t xml:space="preserve">Solution 30</w:t>
+        <w:t xml:space="preserve">Solution 27</w:t>
       </w:r>
       <w:r>
         <w:t xml:space="preserve">. </w:t>
@@ -57260,8 +50803,8 @@
         </m:oMath>
       </m:oMathPara>
     </w:p>
-    <w:bookmarkEnd w:id="195"/>
-    <w:bookmarkStart w:id="196" w:name="exr-miller-taylor-log-scaled"/>
+    <w:bookmarkEnd w:id="176"/>
+    <w:bookmarkStart w:id="177" w:name="exr-miller-taylor-log-scaled"/>
     <w:p>
       <w:pPr>
         <w:pStyle w:val="FirstParagraph"/>
@@ -57271,7 +50814,7 @@
           <w:b/>
           <w:bCs/>
         </w:rPr>
-        <w:t xml:space="preserve">Exercise 31 (Taylor series of</w:t>
+        <w:t xml:space="preserve">Exercise 28 (Taylor series of</w:t>
       </w:r>
       <w:r>
         <w:rPr>
@@ -57452,8 +50995,8 @@
         <w:t xml:space="preserve">.</w:t>
       </w:r>
     </w:p>
-    <w:bookmarkEnd w:id="196"/>
-    <w:bookmarkStart w:id="197" w:name="sol-miller-taylor-log-scaled"/>
+    <w:bookmarkEnd w:id="177"/>
+    <w:bookmarkStart w:id="178" w:name="sol-miller-taylor-log-scaled"/>
     <w:p>
       <w:pPr>
         <w:pStyle w:val="BodyText"/>
@@ -57463,7 +51006,7 @@
           <w:i/>
           <w:iCs/>
         </w:rPr>
-        <w:t xml:space="preserve">Solution 31</w:t>
+        <w:t xml:space="preserve">Solution 28</w:t>
       </w:r>
       <w:r>
         <w:t xml:space="preserve">. </w:t>
@@ -57770,9 +51313,9 @@
         </m:oMath>
       </m:oMathPara>
     </w:p>
-    <w:bookmarkEnd w:id="197"/>
-    <w:bookmarkStart w:id="230" w:name="refs"/>
-    <w:bookmarkStart w:id="199" w:name="ref-wikipedia_limit_of_a_function"/>
+    <w:bookmarkEnd w:id="178"/>
+    <w:bookmarkStart w:id="209" w:name="refs"/>
+    <w:bookmarkStart w:id="180" w:name="ref-wikipedia_limit_of_a_function"/>
     <w:p>
       <w:pPr>
         <w:pStyle w:val="Bibliography"/>
@@ -57819,7 +51362,7 @@
       <w:r>
         <w:t xml:space="preserve"> </w:t>
       </w:r>
-      <w:hyperlink r:id="rId198">
+      <w:hyperlink r:id="rId179">
         <w:r>
           <w:rPr>
             <w:rStyle w:val="Hyperlink"/>
@@ -57828,8 +51371,8 @@
         </w:r>
       </w:hyperlink>
     </w:p>
-    <w:bookmarkEnd w:id="199"/>
-    <w:bookmarkStart w:id="201" w:name="ref-wikipedia_one_sided_limit"/>
+    <w:bookmarkEnd w:id="180"/>
+    <w:bookmarkStart w:id="182" w:name="ref-wikipedia_one_sided_limit"/>
     <w:p>
       <w:pPr>
         <w:pStyle w:val="Bibliography"/>
@@ -57876,7 +51419,7 @@
       <w:r>
         <w:t xml:space="preserve"> </w:t>
       </w:r>
-      <w:hyperlink r:id="rId200">
+      <w:hyperlink r:id="rId181">
         <w:r>
           <w:rPr>
             <w:rStyle w:val="Hyperlink"/>
@@ -57885,8 +51428,8 @@
         </w:r>
       </w:hyperlink>
     </w:p>
-    <w:bookmarkEnd w:id="201"/>
-    <w:bookmarkStart w:id="203" w:name="ref-wikipedia_difference_quotient"/>
+    <w:bookmarkEnd w:id="182"/>
+    <w:bookmarkStart w:id="184" w:name="ref-wikipedia_difference_quotient"/>
     <w:p>
       <w:pPr>
         <w:pStyle w:val="Bibliography"/>
@@ -57933,7 +51476,7 @@
       <w:r>
         <w:t xml:space="preserve"> </w:t>
       </w:r>
-      <w:hyperlink r:id="rId202">
+      <w:hyperlink r:id="rId183">
         <w:r>
           <w:rPr>
             <w:rStyle w:val="Hyperlink"/>
@@ -57942,8 +51485,8 @@
         </w:r>
       </w:hyperlink>
     </w:p>
-    <w:bookmarkEnd w:id="203"/>
-    <w:bookmarkStart w:id="205" w:name="ref-wikipedia_differentiable_function"/>
+    <w:bookmarkEnd w:id="184"/>
+    <w:bookmarkStart w:id="186" w:name="ref-wikipedia_differentiable_function"/>
     <w:p>
       <w:pPr>
         <w:pStyle w:val="Bibliography"/>
@@ -57990,7 +51533,7 @@
       <w:r>
         <w:t xml:space="preserve"> </w:t>
       </w:r>
-      <w:hyperlink r:id="rId204">
+      <w:hyperlink r:id="rId185">
         <w:r>
           <w:rPr>
             <w:rStyle w:val="Hyperlink"/>
@@ -57999,8 +51542,8 @@
         </w:r>
       </w:hyperlink>
     </w:p>
-    <w:bookmarkEnd w:id="205"/>
-    <w:bookmarkStart w:id="207" w:name="ref-larsonCalc11e"/>
+    <w:bookmarkEnd w:id="186"/>
+    <w:bookmarkStart w:id="188" w:name="ref-larsonCalc11e"/>
     <w:p>
       <w:pPr>
         <w:pStyle w:val="Bibliography"/>
@@ -58033,7 +51576,7 @@
       <w:r>
         <w:t xml:space="preserve"> </w:t>
       </w:r>
-      <w:hyperlink r:id="rId206">
+      <w:hyperlink r:id="rId187">
         <w:r>
           <w:rPr>
             <w:rStyle w:val="Hyperlink"/>
@@ -58042,8 +51585,8 @@
         </w:r>
       </w:hyperlink>
     </w:p>
-    <w:bookmarkEnd w:id="207"/>
-    <w:bookmarkStart w:id="209" w:name="ref-wikipedia_derivative"/>
+    <w:bookmarkEnd w:id="188"/>
+    <w:bookmarkStart w:id="190" w:name="ref-wikipedia_derivative"/>
     <w:p>
       <w:pPr>
         <w:pStyle w:val="Bibliography"/>
@@ -58090,7 +51633,7 @@
       <w:r>
         <w:t xml:space="preserve"> </w:t>
       </w:r>
-      <w:hyperlink r:id="rId208">
+      <w:hyperlink r:id="rId189">
         <w:r>
           <w:rPr>
             <w:rStyle w:val="Hyperlink"/>
@@ -58099,8 +51642,8 @@
         </w:r>
       </w:hyperlink>
     </w:p>
-    <w:bookmarkEnd w:id="209"/>
-    <w:bookmarkStart w:id="211" w:name="Xce9848c2f4a380db4acb3f03ebf9e8cf213ef4a"/>
+    <w:bookmarkEnd w:id="190"/>
+    <w:bookmarkStart w:id="192" w:name="Xce9848c2f4a380db4acb3f03ebf9e8cf213ef4a"/>
     <w:p>
       <w:pPr>
         <w:pStyle w:val="Bibliography"/>
@@ -58147,7 +51690,7 @@
       <w:r>
         <w:t xml:space="preserve"> </w:t>
       </w:r>
-      <w:hyperlink r:id="rId210">
+      <w:hyperlink r:id="rId191">
         <w:r>
           <w:rPr>
             <w:rStyle w:val="Hyperlink"/>
@@ -58156,8 +51699,8 @@
         </w:r>
       </w:hyperlink>
     </w:p>
-    <w:bookmarkEnd w:id="211"/>
-    <w:bookmarkStart w:id="213" w:name="ref-wikipedia_second_derivative"/>
+    <w:bookmarkEnd w:id="192"/>
+    <w:bookmarkStart w:id="194" w:name="ref-wikipedia_second_derivative"/>
     <w:p>
       <w:pPr>
         <w:pStyle w:val="Bibliography"/>
@@ -58204,7 +51747,7 @@
       <w:r>
         <w:t xml:space="preserve"> </w:t>
       </w:r>
-      <w:hyperlink r:id="rId212">
+      <w:hyperlink r:id="rId193">
         <w:r>
           <w:rPr>
             <w:rStyle w:val="Hyperlink"/>
@@ -58213,8 +51756,8 @@
         </w:r>
       </w:hyperlink>
     </w:p>
-    <w:bookmarkEnd w:id="213"/>
-    <w:bookmarkStart w:id="215" w:name="ref-wikipedia_power_rule"/>
+    <w:bookmarkEnd w:id="194"/>
+    <w:bookmarkStart w:id="196" w:name="ref-wikipedia_power_rule"/>
     <w:p>
       <w:pPr>
         <w:pStyle w:val="Bibliography"/>
@@ -58261,7 +51804,7 @@
       <w:r>
         <w:t xml:space="preserve"> </w:t>
       </w:r>
-      <w:hyperlink r:id="rId214">
+      <w:hyperlink r:id="rId195">
         <w:r>
           <w:rPr>
             <w:rStyle w:val="Hyperlink"/>
@@ -58270,8 +51813,8 @@
         </w:r>
       </w:hyperlink>
     </w:p>
-    <w:bookmarkEnd w:id="215"/>
-    <w:bookmarkStart w:id="217" w:name="ref-problifesavercalc"/>
+    <w:bookmarkEnd w:id="196"/>
+    <w:bookmarkStart w:id="198" w:name="ref-problifesavercalc"/>
     <w:p>
       <w:pPr>
         <w:pStyle w:val="Bibliography"/>
@@ -58304,7 +51847,7 @@
       <w:r>
         <w:t xml:space="preserve"> </w:t>
       </w:r>
-      <w:hyperlink r:id="rId216">
+      <w:hyperlink r:id="rId197">
         <w:r>
           <w:rPr>
             <w:rStyle w:val="Hyperlink"/>
@@ -58313,8 +51856,8 @@
         </w:r>
       </w:hyperlink>
     </w:p>
-    <w:bookmarkEnd w:id="217"/>
-    <w:bookmarkStart w:id="219" w:name="ref-wikipedia_product_rule"/>
+    <w:bookmarkEnd w:id="198"/>
+    <w:bookmarkStart w:id="200" w:name="ref-wikipedia_product_rule"/>
     <w:p>
       <w:pPr>
         <w:pStyle w:val="Bibliography"/>
@@ -58361,7 +51904,7 @@
       <w:r>
         <w:t xml:space="preserve"> </w:t>
       </w:r>
-      <w:hyperlink r:id="rId218">
+      <w:hyperlink r:id="rId199">
         <w:r>
           <w:rPr>
             <w:rStyle w:val="Hyperlink"/>
@@ -58370,8 +51913,8 @@
         </w:r>
       </w:hyperlink>
     </w:p>
-    <w:bookmarkEnd w:id="219"/>
-    <w:bookmarkStart w:id="221" w:name="ref-wikipedia_quotient_rule"/>
+    <w:bookmarkEnd w:id="200"/>
+    <w:bookmarkStart w:id="202" w:name="ref-wikipedia_quotient_rule"/>
     <w:p>
       <w:pPr>
         <w:pStyle w:val="Bibliography"/>
@@ -58418,7 +51961,7 @@
       <w:r>
         <w:t xml:space="preserve"> </w:t>
       </w:r>
-      <w:hyperlink r:id="rId220">
+      <w:hyperlink r:id="rId201">
         <w:r>
           <w:rPr>
             <w:rStyle w:val="Hyperlink"/>
@@ -58427,8 +51970,8 @@
         </w:r>
       </w:hyperlink>
     </w:p>
-    <w:bookmarkEnd w:id="221"/>
-    <w:bookmarkStart w:id="223" w:name="ref-wikipedia_chain_rule"/>
+    <w:bookmarkEnd w:id="202"/>
+    <w:bookmarkStart w:id="204" w:name="ref-wikipedia_chain_rule"/>
     <w:p>
       <w:pPr>
         <w:pStyle w:val="Bibliography"/>
@@ -58475,7 +52018,7 @@
       <w:r>
         <w:t xml:space="preserve"> </w:t>
       </w:r>
-      <w:hyperlink r:id="rId222">
+      <w:hyperlink r:id="rId203">
         <w:r>
           <w:rPr>
             <w:rStyle w:val="Hyperlink"/>
@@ -58484,8 +52027,8 @@
         </w:r>
       </w:hyperlink>
     </w:p>
-    <w:bookmarkEnd w:id="223"/>
-    <w:bookmarkStart w:id="225" w:name="ref-wikipedia_linear_approximation"/>
+    <w:bookmarkEnd w:id="204"/>
+    <w:bookmarkStart w:id="206" w:name="ref-wikipedia_linear_approximation"/>
     <w:p>
       <w:pPr>
         <w:pStyle w:val="Bibliography"/>
@@ -58532,7 +52075,7 @@
       <w:r>
         <w:t xml:space="preserve"> </w:t>
       </w:r>
-      <w:hyperlink r:id="rId224">
+      <w:hyperlink r:id="rId205">
         <w:r>
           <w:rPr>
             <w:rStyle w:val="Hyperlink"/>
@@ -58541,8 +52084,8 @@
         </w:r>
       </w:hyperlink>
     </w:p>
-    <w:bookmarkEnd w:id="225"/>
-    <w:bookmarkStart w:id="227" w:name="ref-boyd2018vmls"/>
+    <w:bookmarkEnd w:id="206"/>
+    <w:bookmarkStart w:id="208" w:name="ref-boyd2018vmls"/>
     <w:p>
       <w:pPr>
         <w:pStyle w:val="Bibliography"/>
@@ -58575,7 +52118,7 @@
       <w:r>
         <w:t xml:space="preserve"> </w:t>
       </w:r>
-      <w:hyperlink r:id="rId226">
+      <w:hyperlink r:id="rId207">
         <w:r>
           <w:rPr>
             <w:rStyle w:val="Hyperlink"/>
@@ -58587,67 +52130,10 @@
         <w:t xml:space="preserve">.</w:t>
       </w:r>
     </w:p>
-    <w:bookmarkEnd w:id="227"/>
-    <w:bookmarkStart w:id="229" w:name="ref-wikipedia_stationary_point"/>
-    <w:p>
-      <w:pPr>
-        <w:pStyle w:val="Bibliography"/>
-      </w:pPr>
-      <w:r>
-        <w:t xml:space="preserve">[16]</w:t>
-      </w:r>
-      <w:r>
-        <w:t xml:space="preserve"> </w:t>
-      </w:r>
-      <w:r>
-        <w:t xml:space="preserve">	</w:t>
-      </w:r>
-      <w:r>
-        <w:t xml:space="preserve">Wikipedia contributors,</w:t>
-      </w:r>
-      <w:r>
-        <w:t xml:space="preserve"> </w:t>
-      </w:r>
-      <w:r>
-        <w:t xml:space="preserve">“Stationary point —</w:t>
-      </w:r>
-      <w:r>
-        <w:t xml:space="preserve"> </w:t>
-      </w:r>
-      <w:r>
-        <w:t xml:space="preserve">Wikipedia</w:t>
-      </w:r>
-      <w:r>
-        <w:t xml:space="preserve">,</w:t>
-      </w:r>
-      <w:r>
-        <w:t xml:space="preserve"> </w:t>
-      </w:r>
-      <w:r>
-        <w:t xml:space="preserve">the free encyclopedia.”</w:t>
-      </w:r>
-      <w:r>
-        <w:t xml:space="preserve"> </w:t>
-      </w:r>
-      <w:r>
-        <w:t xml:space="preserve">2026. Available:</w:t>
-      </w:r>
-      <w:r>
-        <w:t xml:space="preserve"> </w:t>
-      </w:r>
-      <w:hyperlink r:id="rId228">
-        <w:r>
-          <w:rPr>
-            <w:rStyle w:val="Hyperlink"/>
-          </w:rPr>
-          <w:t xml:space="preserve">https://en.wikipedia.org/wiki/Stationary_point</w:t>
-        </w:r>
-      </w:hyperlink>
-    </w:p>
-    <w:bookmarkEnd w:id="229"/>
-    <w:bookmarkEnd w:id="230"/>
-    <w:bookmarkEnd w:id="231"/>
-    <w:bookmarkEnd w:id="232"/>
+    <w:bookmarkEnd w:id="208"/>
+    <w:bookmarkEnd w:id="209"/>
+    <w:bookmarkEnd w:id="210"/>
+    <w:bookmarkEnd w:id="211"/>
     <w:sectPr>
       <w:footnotePr>
         <w:numRestart w:val="eachSect"/>
@@ -59046,48 +52532,6 @@
     </w:lvlOverride>
   </w:num>
   <w:num w:numId="1015">
-    <w:abstractNumId w:val="991"/>
-  </w:num>
-  <w:num w:numId="1016">
-    <w:abstractNumId w:val="99411"/>
-    <w:lvlOverride w:ilvl="0">
-      <w:startOverride w:val="1"/>
-    </w:lvlOverride>
-    <w:lvlOverride w:ilvl="1">
-      <w:startOverride w:val="1"/>
-    </w:lvlOverride>
-    <w:lvlOverride w:ilvl="2">
-      <w:startOverride w:val="1"/>
-    </w:lvlOverride>
-    <w:lvlOverride w:ilvl="3">
-      <w:startOverride w:val="1"/>
-    </w:lvlOverride>
-    <w:lvlOverride w:ilvl="4">
-      <w:startOverride w:val="1"/>
-    </w:lvlOverride>
-    <w:lvlOverride w:ilvl="5">
-      <w:startOverride w:val="1"/>
-    </w:lvlOverride>
-    <w:lvlOverride w:ilvl="6">
-      <w:startOverride w:val="1"/>
-    </w:lvlOverride>
-    <w:lvlOverride w:ilvl="7">
-      <w:startOverride w:val="1"/>
-    </w:lvlOverride>
-    <w:lvlOverride w:ilvl="8">
-      <w:startOverride w:val="1"/>
-    </w:lvlOverride>
-  </w:num>
-  <w:num w:numId="1017">
-    <w:abstractNumId w:val="991"/>
-  </w:num>
-  <w:num w:numId="1018">
-    <w:abstractNumId w:val="991"/>
-  </w:num>
-  <w:num w:numId="1019">
-    <w:abstractNumId w:val="991"/>
-  </w:num>
-  <w:num w:numId="1020">
     <w:abstractNumId w:val="991"/>
   </w:num>
 </w:numbering>

--- a/calculus-derivatives.docx
+++ b/calculus-derivatives.docx
@@ -15,7 +15,7 @@
         <w:pStyle w:val="Date"/>
       </w:pPr>
       <w:r>
-        <w:t xml:space="preserve">Last modified: 2026-10-27 11:01:31 (PDT)</w:t>
+        <w:t xml:space="preserve">Last modified: 2026-10-27 17:38:18 (PDT)</w:t>
       </w:r>
     </w:p>
     <w:bookmarkStart w:id="211" w:name="sec-derivatives"/>

--- a/calculus-derivatives.docx
+++ b/calculus-derivatives.docx
@@ -15,7 +15,7 @@
         <w:pStyle w:val="Date"/>
       </w:pPr>
       <w:r>
-        <w:t xml:space="preserve">Last modified: 2026-10-27 17:38:18 (PDT)</w:t>
+        <w:t xml:space="preserve">Last modified: 2026-10-27 20:53:54 (PDT)</w:t>
       </w:r>
     </w:p>
     <w:bookmarkStart w:id="211" w:name="sec-derivatives"/>

--- a/calculus-derivatives.docx
+++ b/calculus-derivatives.docx
@@ -15,7 +15,7 @@
         <w:pStyle w:val="Date"/>
       </w:pPr>
       <w:r>
-        <w:t xml:space="preserve">Last modified: 2026-10-27 20:53:54 (PDT)</w:t>
+        <w:t xml:space="preserve">Last modified: 2026-10-28 13:13:09 (PDT)</w:t>
       </w:r>
     </w:p>
     <w:bookmarkStart w:id="211" w:name="sec-derivatives"/>

--- a/calculus-derivatives.docx
+++ b/calculus-derivatives.docx
@@ -15,7 +15,7 @@
         <w:pStyle w:val="Date"/>
       </w:pPr>
       <w:r>
-        <w:t xml:space="preserve">Last modified: 2026-10-28 13:13:09 (PDT)</w:t>
+        <w:t xml:space="preserve">Last modified: 2026-10-28 16:00:43 (PDT)</w:t>
       </w:r>
     </w:p>
     <w:bookmarkStart w:id="211" w:name="sec-derivatives"/>

--- a/calculus-derivatives.docx
+++ b/calculus-derivatives.docx
@@ -15,7 +15,7 @@
         <w:pStyle w:val="Date"/>
       </w:pPr>
       <w:r>
-        <w:t xml:space="preserve">Last modified: 2026-10-28 16:00:43 (PDT)</w:t>
+        <w:t xml:space="preserve">Last modified: 2026-10-28 17:04:35 (PDT)</w:t>
       </w:r>
     </w:p>
     <w:bookmarkStart w:id="211" w:name="sec-derivatives"/>

--- a/calculus-derivatives.docx
+++ b/calculus-derivatives.docx
@@ -15,7 +15,7 @@
         <w:pStyle w:val="Date"/>
       </w:pPr>
       <w:r>
-        <w:t xml:space="preserve">Last modified: 2026-10-28 17:04:35 (PDT)</w:t>
+        <w:t xml:space="preserve">Last modified: 2026-10-28 18:32:18 (PDT)</w:t>
       </w:r>
     </w:p>
     <w:bookmarkStart w:id="211" w:name="sec-derivatives"/>

--- a/calculus-derivatives.docx
+++ b/calculus-derivatives.docx
@@ -15,7 +15,7 @@
         <w:pStyle w:val="Date"/>
       </w:pPr>
       <w:r>
-        <w:t xml:space="preserve">Last modified: 2026-10-28 18:32:18 (PDT)</w:t>
+        <w:t xml:space="preserve">Last modified: 2026-10-28 20:07:26 (PDT)</w:t>
       </w:r>
     </w:p>
     <w:bookmarkStart w:id="211" w:name="sec-derivatives"/>

--- a/calculus-derivatives.docx
+++ b/calculus-derivatives.docx
@@ -15,7 +15,7 @@
         <w:pStyle w:val="Date"/>
       </w:pPr>
       <w:r>
-        <w:t xml:space="preserve">Last modified: 2026-10-28 20:07:26 (PDT)</w:t>
+        <w:t xml:space="preserve">Last modified: 2026-10-28 21:37:44 (PDT)</w:t>
       </w:r>
     </w:p>
     <w:bookmarkStart w:id="211" w:name="sec-derivatives"/>

--- a/calculus-derivatives.docx
+++ b/calculus-derivatives.docx
@@ -15,10 +15,10 @@
         <w:pStyle w:val="Date"/>
       </w:pPr>
       <w:r>
-        <w:t xml:space="preserve">Last modified: 2026-10-28 21:37:44 (PDT)</w:t>
+        <w:t xml:space="preserve">Last modified: 2026-10-28 23:05:07 (PDT)</w:t>
       </w:r>
     </w:p>
-    <w:bookmarkStart w:id="211" w:name="sec-derivatives"/>
+    <w:bookmarkStart w:id="219" w:name="sec-derivatives"/>
     <w:p>
       <w:pPr>
         <w:pStyle w:val="Heading2"/>
@@ -31827,7 +31827,7 @@
     </w:p>
     <w:bookmarkEnd w:id="124"/>
     <w:bookmarkEnd w:id="125"/>
-    <w:bookmarkStart w:id="134" w:name="sec-linear-approximation"/>
+    <w:bookmarkStart w:id="142" w:name="sec-linear-approximation"/>
     <w:p>
       <w:pPr>
         <w:pStyle w:val="Heading3"/>
@@ -32949,14 +32949,10 @@
     </w:p>
     <w:p>
       <w:pPr>
-        <w:pStyle w:val="Compact"/>
-        <w:numPr>
-          <w:ilvl w:val="0"/>
-          <w:numId w:val="1014"/>
-        </w:numPr>
+        <w:pStyle w:val="BodyText"/>
       </w:pPr>
       <w:r>
-        <w:t xml:space="preserve">Compute</w:t>
+        <w:t xml:space="preserve">Find</w:t>
       </w:r>
       <w:r>
         <w:t xml:space="preserve"> </w:t>
@@ -32997,146 +32993,11 @@
         <w:t xml:space="preserve">.</w:t>
       </w:r>
     </w:p>
+    <w:bookmarkEnd w:id="132"/>
+    <w:bookmarkStart w:id="134" w:name="sol-miller-deriv-tangent-line-approx"/>
     <w:p>
       <w:pPr>
-        <w:pStyle w:val="Compact"/>
-        <w:numPr>
-          <w:ilvl w:val="0"/>
-          <w:numId w:val="1014"/>
-        </w:numPr>
-      </w:pPr>
-      <w:r>
-        <w:t xml:space="preserve">Find the equation of the tangent line to the curve</w:t>
-      </w:r>
-      <w:r>
-        <w:t xml:space="preserve"> </w:t>
-      </w:r>
-      <m:oMath>
-        <m:r>
-          <m:t>y</m:t>
-        </m:r>
-        <m:r>
-          <m:rPr>
-            <m:sty m:val="p"/>
-          </m:rPr>
-          <m:t>=</m:t>
-        </m:r>
-        <m:r>
-          <m:t>f</m:t>
-        </m:r>
-        <m:r>
-          <m:rPr>
-            <m:sty m:val="p"/>
-          </m:rPr>
-          <m:t>(</m:t>
-        </m:r>
-        <m:r>
-          <m:t>x</m:t>
-        </m:r>
-        <m:r>
-          <m:rPr>
-            <m:sty m:val="p"/>
-          </m:rPr>
-          <m:t>)</m:t>
-        </m:r>
-      </m:oMath>
-      <w:r>
-        <w:t xml:space="preserve"> </w:t>
-      </w:r>
-      <w:r>
-        <w:t xml:space="preserve">at</w:t>
-      </w:r>
-      <w:r>
-        <w:t xml:space="preserve"> </w:t>
-      </w:r>
-      <m:oMath>
-        <m:r>
-          <m:t>x</m:t>
-        </m:r>
-        <m:r>
-          <m:rPr>
-            <m:sty m:val="p"/>
-          </m:rPr>
-          <m:t>=</m:t>
-        </m:r>
-        <m:r>
-          <m:t>π</m:t>
-        </m:r>
-        <m:r>
-          <m:rPr>
-            <m:sty m:val="p"/>
-          </m:rPr>
-          <m:t>/</m:t>
-        </m:r>
-        <m:r>
-          <m:t>4</m:t>
-        </m:r>
-      </m:oMath>
-      <w:r>
-        <w:t xml:space="preserve">.</w:t>
-      </w:r>
-    </w:p>
-    <w:p>
-      <w:pPr>
-        <w:pStyle w:val="Compact"/>
-        <w:numPr>
-          <w:ilvl w:val="0"/>
-          <w:numId w:val="1014"/>
-        </w:numPr>
-      </w:pPr>
-      <w:r>
-        <w:t xml:space="preserve">Use the tangent line to approximate</w:t>
-      </w:r>
-      <w:r>
-        <w:t xml:space="preserve"> </w:t>
-      </w:r>
-      <m:oMath>
-        <m:r>
-          <m:t>f</m:t>
-        </m:r>
-        <m:r>
-          <m:rPr>
-            <m:sty m:val="p"/>
-          </m:rPr>
-          <m:t>(</m:t>
-        </m:r>
-        <m:r>
-          <m:t>π</m:t>
-        </m:r>
-        <m:r>
-          <m:rPr>
-            <m:sty m:val="p"/>
-          </m:rPr>
-          <m:t>/</m:t>
-        </m:r>
-        <m:r>
-          <m:t>4</m:t>
-        </m:r>
-        <m:r>
-          <m:rPr>
-            <m:sty m:val="p"/>
-          </m:rPr>
-          <m:t>+</m:t>
-        </m:r>
-        <m:r>
-          <m:t>0.01</m:t>
-        </m:r>
-        <m:r>
-          <m:rPr>
-            <m:sty m:val="p"/>
-          </m:rPr>
-          <m:t>)</m:t>
-        </m:r>
-      </m:oMath>
-      <w:r>
-        <w:t xml:space="preserve">, and compare that approximation with the exact value.</w:t>
-      </w:r>
-    </w:p>
-    <w:bookmarkEnd w:id="132"/>
-    <w:bookmarkStart w:id="133" w:name="sol-miller-deriv-tangent-line-approx"/>
-    <w:p>
-      <w:pPr>
-        <w:pStyle w:val="FirstParagraph"/>
+        <w:pStyle w:val="BodyText"/>
       </w:pPr>
       <w:r>
         <w:rPr>
@@ -33149,17 +33010,21 @@
         <w:t xml:space="preserve">. </w:t>
       </w:r>
       <w:r>
-        <w:rPr>
-          <w:b/>
-          <w:bCs/>
-        </w:rPr>
-        <w:t xml:space="preserve">1.</w:t>
-      </w:r>
-      <w:r>
-        <w:t xml:space="preserve"> </w:t>
-      </w:r>
-      <w:r>
-        <w:t xml:space="preserve">Differentiate term by term:</w:t>
+        <w:t xml:space="preserve">Differentiate each</w:t>
+      </w:r>
+      <w:r>
+        <w:t xml:space="preserve"> </w:t>
+      </w:r>
+      <w:hyperlink r:id="rId133">
+        <w:r>
+          <w:rPr>
+            <w:rStyle w:val="Hyperlink"/>
+          </w:rPr>
+          <w:t xml:space="preserve">term</w:t>
+        </w:r>
+      </w:hyperlink>
+      <w:r>
+        <w:t xml:space="preserve">:</w:t>
       </w:r>
     </w:p>
     <w:p>
@@ -33239,6 +33104,8 @@
         </m:oMath>
       </m:oMathPara>
     </w:p>
+    <w:bookmarkEnd w:id="134"/>
+    <w:bookmarkStart w:id="135" w:name="Xd505b5f66036dbd04a1b637d9048005db234487"/>
     <w:p>
       <w:pPr>
         <w:pStyle w:val="FirstParagraph"/>
@@ -33248,10 +33115,134 @@
           <w:b/>
           <w:bCs/>
         </w:rPr>
-        <w:t xml:space="preserve">2.</w:t>
-      </w:r>
-      <w:r>
-        <w:t xml:space="preserve"> </w:t>
+        <w:t xml:space="preserve">Exercise 14 (Tangent line at a point)</w:t>
+      </w:r>
+      <w:r>
+        <w:t xml:space="preserve"> </w:t>
+      </w:r>
+      <w:r>
+        <w:t xml:space="preserve">In the setting of</w:t>
+      </w:r>
+      <w:r>
+        <w:t xml:space="preserve"> </w:t>
+      </w:r>
+      <w:hyperlink w:anchor="exr-miller-deriv-tangent-line-approx">
+        <w:r>
+          <w:rPr>
+            <w:rStyle w:val="Hyperlink"/>
+          </w:rPr>
+          <w:t xml:space="preserve">Exercise 13</w:t>
+        </w:r>
+      </w:hyperlink>
+      <w:r>
+        <w:t xml:space="preserve">,</w:t>
+      </w:r>
+      <w:r>
+        <w:t xml:space="preserve"> </w:t>
+      </w:r>
+      <w:r>
+        <w:t xml:space="preserve">find the equation of the</w:t>
+      </w:r>
+      <w:r>
+        <w:t xml:space="preserve"> </w:t>
+      </w:r>
+      <w:hyperlink w:anchor="def-tangent-line">
+        <w:r>
+          <w:rPr>
+            <w:rStyle w:val="Hyperlink"/>
+          </w:rPr>
+          <w:t xml:space="preserve">tangent line</w:t>
+        </w:r>
+      </w:hyperlink>
+      <w:r>
+        <w:t xml:space="preserve"> </w:t>
+      </w:r>
+      <w:r>
+        <w:t xml:space="preserve">to the curve</w:t>
+      </w:r>
+      <w:r>
+        <w:t xml:space="preserve"> </w:t>
+      </w:r>
+      <m:oMath>
+        <m:r>
+          <m:t>y</m:t>
+        </m:r>
+        <m:r>
+          <m:rPr>
+            <m:sty m:val="p"/>
+          </m:rPr>
+          <m:t>=</m:t>
+        </m:r>
+        <m:r>
+          <m:t>f</m:t>
+        </m:r>
+        <m:r>
+          <m:rPr>
+            <m:sty m:val="p"/>
+          </m:rPr>
+          <m:t>(</m:t>
+        </m:r>
+        <m:r>
+          <m:t>x</m:t>
+        </m:r>
+        <m:r>
+          <m:rPr>
+            <m:sty m:val="p"/>
+          </m:rPr>
+          <m:t>)</m:t>
+        </m:r>
+      </m:oMath>
+      <w:r>
+        <w:t xml:space="preserve"> </w:t>
+      </w:r>
+      <w:r>
+        <w:t xml:space="preserve">at</w:t>
+      </w:r>
+      <w:r>
+        <w:t xml:space="preserve"> </w:t>
+      </w:r>
+      <m:oMath>
+        <m:r>
+          <m:t>x</m:t>
+        </m:r>
+        <m:r>
+          <m:rPr>
+            <m:sty m:val="p"/>
+          </m:rPr>
+          <m:t>=</m:t>
+        </m:r>
+        <m:r>
+          <m:t>π</m:t>
+        </m:r>
+        <m:r>
+          <m:rPr>
+            <m:sty m:val="p"/>
+          </m:rPr>
+          <m:t>/</m:t>
+        </m:r>
+        <m:r>
+          <m:t>4</m:t>
+        </m:r>
+      </m:oMath>
+      <w:r>
+        <w:t xml:space="preserve">.</w:t>
+      </w:r>
+    </w:p>
+    <w:bookmarkEnd w:id="135"/>
+    <w:bookmarkStart w:id="136" w:name="X7361b8b0ed85cefd15eeed7a74aed24da3bb994"/>
+    <w:p>
+      <w:pPr>
+        <w:pStyle w:val="BodyText"/>
+      </w:pPr>
+      <w:r>
+        <w:rPr>
+          <w:i/>
+          <w:iCs/>
+        </w:rPr>
+        <w:t xml:space="preserve">Solution 14</w:t>
+      </w:r>
+      <w:r>
+        <w:t xml:space="preserve">. </w:t>
       </w:r>
       <w:r>
         <w:t xml:space="preserve">Evaluate</w:t>
@@ -34013,6 +34004,8 @@
         </m:oMath>
       </m:oMathPara>
     </w:p>
+    <w:bookmarkEnd w:id="136"/>
+    <w:bookmarkStart w:id="137" w:name="X3d80d085e29e188c88c8a329644e0fa32110b7b"/>
     <w:p>
       <w:pPr>
         <w:pStyle w:val="FirstParagraph"/>
@@ -34022,10 +34015,108 @@
           <w:b/>
           <w:bCs/>
         </w:rPr>
-        <w:t xml:space="preserve">3.</w:t>
-      </w:r>
-      <w:r>
-        <w:t xml:space="preserve"> </w:t>
+        <w:t xml:space="preserve">Exercise 15 (Approximate with the tangent line)</w:t>
+      </w:r>
+      <w:r>
+        <w:t xml:space="preserve"> </w:t>
+      </w:r>
+      <w:r>
+        <w:t xml:space="preserve">Use the</w:t>
+      </w:r>
+      <w:r>
+        <w:t xml:space="preserve"> </w:t>
+      </w:r>
+      <w:hyperlink w:anchor="def-tangent-line">
+        <w:r>
+          <w:rPr>
+            <w:rStyle w:val="Hyperlink"/>
+          </w:rPr>
+          <w:t xml:space="preserve">tangent line</w:t>
+        </w:r>
+      </w:hyperlink>
+      <w:r>
+        <w:t xml:space="preserve"> </w:t>
+      </w:r>
+      <w:r>
+        <w:t xml:space="preserve">from</w:t>
+      </w:r>
+      <w:r>
+        <w:t xml:space="preserve"> </w:t>
+      </w:r>
+      <w:hyperlink w:anchor="Xd505b5f66036dbd04a1b637d9048005db234487">
+        <w:r>
+          <w:rPr>
+            <w:rStyle w:val="Hyperlink"/>
+          </w:rPr>
+          <w:t xml:space="preserve">Exercise 14</w:t>
+        </w:r>
+      </w:hyperlink>
+      <w:r>
+        <w:t xml:space="preserve"> </w:t>
+      </w:r>
+      <w:r>
+        <w:t xml:space="preserve">to approximate</w:t>
+      </w:r>
+      <w:r>
+        <w:t xml:space="preserve"> </w:t>
+      </w:r>
+      <m:oMath>
+        <m:r>
+          <m:t>f</m:t>
+        </m:r>
+        <m:r>
+          <m:rPr>
+            <m:sty m:val="p"/>
+          </m:rPr>
+          <m:t>(</m:t>
+        </m:r>
+        <m:r>
+          <m:t>π</m:t>
+        </m:r>
+        <m:r>
+          <m:rPr>
+            <m:sty m:val="p"/>
+          </m:rPr>
+          <m:t>/</m:t>
+        </m:r>
+        <m:r>
+          <m:t>4</m:t>
+        </m:r>
+        <m:r>
+          <m:rPr>
+            <m:sty m:val="p"/>
+          </m:rPr>
+          <m:t>+</m:t>
+        </m:r>
+        <m:r>
+          <m:t>0.01</m:t>
+        </m:r>
+        <m:r>
+          <m:rPr>
+            <m:sty m:val="p"/>
+          </m:rPr>
+          <m:t>)</m:t>
+        </m:r>
+      </m:oMath>
+      <w:r>
+        <w:t xml:space="preserve">.</w:t>
+      </w:r>
+    </w:p>
+    <w:bookmarkEnd w:id="137"/>
+    <w:bookmarkStart w:id="138" w:name="X5699754f53237d41bb9abf45799198b2143d955"/>
+    <w:p>
+      <w:pPr>
+        <w:pStyle w:val="BodyText"/>
+      </w:pPr>
+      <w:r>
+        <w:rPr>
+          <w:i/>
+          <w:iCs/>
+        </w:rPr>
+        <w:t xml:space="preserve">Solution 15</w:t>
+      </w:r>
+      <w:r>
+        <w:t xml:space="preserve">. </w:t>
       </w:r>
       <w:r>
         <w:t xml:space="preserve">At</w:t>
@@ -34066,7 +34157,24 @@
         </m:r>
       </m:oMath>
       <w:r>
-        <w:t xml:space="preserve">, the linear approximation (</w:t>
+        <w:t xml:space="preserve">, the</w:t>
+      </w:r>
+      <w:r>
+        <w:t xml:space="preserve"> </w:t>
+      </w:r>
+      <w:hyperlink w:anchor="def-linear-approximation">
+        <w:r>
+          <w:rPr>
+            <w:rStyle w:val="Hyperlink"/>
+          </w:rPr>
+          <w:t xml:space="preserve">linear approximation</w:t>
+        </w:r>
+      </w:hyperlink>
+      <w:r>
+        <w:t xml:space="preserve"> </w:t>
+      </w:r>
+      <w:r>
+        <w:t xml:space="preserve">(</w:t>
       </w:r>
       <w:hyperlink w:anchor="eq-linear-approx">
         <w:r>
@@ -34209,12 +34317,139 @@
         </m:oMath>
       </m:oMathPara>
     </w:p>
+    <w:bookmarkEnd w:id="138"/>
+    <w:bookmarkStart w:id="140" w:name="X0d8a6c6a665064568e8f1868e2404ba30649b65"/>
     <w:p>
       <w:pPr>
         <w:pStyle w:val="FirstParagraph"/>
       </w:pPr>
       <w:r>
-        <w:t xml:space="preserve">The exact value is:</w:t>
+        <w:rPr>
+          <w:b/>
+          <w:bCs/>
+        </w:rPr>
+        <w:t xml:space="preserve">Exercise 16 (Check the approximation)</w:t>
+      </w:r>
+      <w:r>
+        <w:t xml:space="preserve"> </w:t>
+      </w:r>
+      <w:r>
+        <w:t xml:space="preserve">Compare the approximation in</w:t>
+      </w:r>
+      <w:r>
+        <w:t xml:space="preserve"> </w:t>
+      </w:r>
+      <w:hyperlink w:anchor="X3d80d085e29e188c88c8a329644e0fa32110b7b">
+        <w:r>
+          <w:rPr>
+            <w:rStyle w:val="Hyperlink"/>
+          </w:rPr>
+          <w:t xml:space="preserve">Exercise 15</w:t>
+        </w:r>
+      </w:hyperlink>
+      <w:r>
+        <w:t xml:space="preserve"> </w:t>
+      </w:r>
+      <w:r>
+        <w:t xml:space="preserve">with the exact</w:t>
+      </w:r>
+      <w:r>
+        <w:t xml:space="preserve"> </w:t>
+      </w:r>
+      <w:hyperlink r:id="rId139">
+        <w:r>
+          <w:rPr>
+            <w:rStyle w:val="Hyperlink"/>
+          </w:rPr>
+          <w:t xml:space="preserve">value</w:t>
+        </w:r>
+      </w:hyperlink>
+      <w:r>
+        <w:t xml:space="preserve"> </w:t>
+      </w:r>
+      <w:r>
+        <w:t xml:space="preserve">of</w:t>
+      </w:r>
+      <w:r>
+        <w:t xml:space="preserve"> </w:t>
+      </w:r>
+      <m:oMath>
+        <m:r>
+          <m:t>f</m:t>
+        </m:r>
+        <m:r>
+          <m:rPr>
+            <m:sty m:val="p"/>
+          </m:rPr>
+          <m:t>(</m:t>
+        </m:r>
+        <m:r>
+          <m:t>π</m:t>
+        </m:r>
+        <m:r>
+          <m:rPr>
+            <m:sty m:val="p"/>
+          </m:rPr>
+          <m:t>/</m:t>
+        </m:r>
+        <m:r>
+          <m:t>4</m:t>
+        </m:r>
+        <m:r>
+          <m:rPr>
+            <m:sty m:val="p"/>
+          </m:rPr>
+          <m:t>+</m:t>
+        </m:r>
+        <m:r>
+          <m:t>0.01</m:t>
+        </m:r>
+        <m:r>
+          <m:rPr>
+            <m:sty m:val="p"/>
+          </m:rPr>
+          <m:t>)</m:t>
+        </m:r>
+      </m:oMath>
+      <w:r>
+        <w:t xml:space="preserve">.</w:t>
+      </w:r>
+    </w:p>
+    <w:bookmarkEnd w:id="140"/>
+    <w:bookmarkStart w:id="141" w:name="X3a0e4890abf193bee079c2ee1b8175f81def6f3"/>
+    <w:p>
+      <w:pPr>
+        <w:pStyle w:val="BodyText"/>
+      </w:pPr>
+      <w:r>
+        <w:rPr>
+          <w:i/>
+          <w:iCs/>
+        </w:rPr>
+        <w:t xml:space="preserve">Solution 16</w:t>
+      </w:r>
+      <w:r>
+        <w:t xml:space="preserve">. </w:t>
+      </w:r>
+      <w:r>
+        <w:t xml:space="preserve">The exact</w:t>
+      </w:r>
+      <w:r>
+        <w:t xml:space="preserve"> </w:t>
+      </w:r>
+      <w:hyperlink r:id="rId139">
+        <w:r>
+          <w:rPr>
+            <w:rStyle w:val="Hyperlink"/>
+          </w:rPr>
+          <w:t xml:space="preserve">value</w:t>
+        </w:r>
+      </w:hyperlink>
+      <w:r>
+        <w:t xml:space="preserve"> </w:t>
+      </w:r>
+      <w:r>
+        <w:t xml:space="preserve">is:</w:t>
       </w:r>
     </w:p>
     <w:p>
@@ -34491,9 +34726,9 @@
         <w:t xml:space="preserve">.</w:t>
       </w:r>
     </w:p>
-    <w:bookmarkEnd w:id="133"/>
-    <w:bookmarkEnd w:id="134"/>
-    <w:bookmarkStart w:id="210" w:name="sec-taylor-series"/>
+    <w:bookmarkEnd w:id="141"/>
+    <w:bookmarkEnd w:id="142"/>
+    <w:bookmarkStart w:id="218" w:name="sec-taylor-series"/>
     <w:p>
       <w:pPr>
         <w:pStyle w:val="Heading3"/>
@@ -34502,7 +34737,7 @@
         <w:t xml:space="preserve">1.6 Taylor series</w:t>
       </w:r>
     </w:p>
-    <w:bookmarkStart w:id="136" w:name="def-taylor-polynomial"/>
+    <w:bookmarkStart w:id="144" w:name="def-taylor-polynomial"/>
     <w:p>
       <w:pPr>
         <w:pStyle w:val="FirstParagraph"/>
@@ -34646,7 +34881,7 @@
       <w:pPr>
         <w:pStyle w:val="BodyText"/>
       </w:pPr>
-      <w:bookmarkStart w:id="135" w:name="eq-taylor-poly-def"/>
+      <w:bookmarkStart w:id="143" w:name="eq-taylor-poly-def"/>
       <m:oMathPara>
         <m:oMathParaPr>
           <m:jc m:val="center"/>
@@ -35196,10 +35431,10 @@
           </m:r>
         </m:oMath>
       </m:oMathPara>
-      <w:bookmarkEnd w:id="135"/>
+      <w:bookmarkEnd w:id="143"/>
     </w:p>
-    <w:bookmarkEnd w:id="136"/>
-    <w:bookmarkStart w:id="137" w:name="exm-taylor-polynomial-exponential"/>
+    <w:bookmarkEnd w:id="144"/>
+    <w:bookmarkStart w:id="145" w:name="exm-taylor-polynomial-exponential"/>
     <w:p>
       <w:pPr>
         <w:pStyle w:val="FirstParagraph"/>
@@ -35844,8 +36079,8 @@
         </m:oMath>
       </m:oMathPara>
     </w:p>
-    <w:bookmarkEnd w:id="137"/>
-    <w:bookmarkStart w:id="138" w:name="def-maclaurin-polynomial"/>
+    <w:bookmarkEnd w:id="145"/>
+    <w:bookmarkStart w:id="146" w:name="def-maclaurin-polynomial"/>
     <w:p>
       <w:pPr>
         <w:pStyle w:val="FirstParagraph"/>
@@ -35955,8 +36190,8 @@
         <w:t xml:space="preserve">.</w:t>
       </w:r>
     </w:p>
-    <w:bookmarkEnd w:id="138"/>
-    <w:bookmarkStart w:id="139" w:name="def-taylor-series"/>
+    <w:bookmarkEnd w:id="146"/>
+    <w:bookmarkStart w:id="147" w:name="def-taylor-series"/>
     <w:p>
       <w:pPr>
         <w:pStyle w:val="BodyText"/>
@@ -36296,7 +36531,7 @@
         <w:t xml:space="preserve">.</w:t>
       </w:r>
     </w:p>
-    <w:bookmarkEnd w:id="139"/>
+    <w:bookmarkEnd w:id="147"/>
     <w:tbl>
       <w:tblPr>
         <w:tblStyle w:val="Table"/>
@@ -36338,12 +36573,12 @@
                 <wp:inline>
                   <wp:extent cx="152400" cy="152400"/>
                   <wp:effectExtent b="0" l="0" r="0" t="0"/>
-                  <wp:docPr descr="" title="" id="140" name="Picture"/>
+                  <wp:docPr descr="" title="" id="148" name="Picture"/>
                   <a:graphic>
                     <a:graphicData uri="http://schemas.openxmlformats.org/drawingml/2006/picture">
                       <pic:pic>
                         <pic:nvPicPr>
-                          <pic:cNvPr descr="/opt/quarto/share/formats/docx/tip.png" id="141" name="Picture"/>
+                          <pic:cNvPr descr="/opt/quarto/share/formats/docx/tip.png" id="149" name="Picture"/>
                           <pic:cNvPicPr>
                             <a:picLocks noChangeArrowheads="1" noChangeAspect="1"/>
                           </pic:cNvPicPr>
@@ -36411,7 +36646,7 @@
             <w:r>
               <w:t xml:space="preserve"> </w:t>
             </w:r>
-            <w:hyperlink r:id="rId142">
+            <w:hyperlink r:id="rId150">
               <w:r>
                 <w:rPr>
                   <w:rStyle w:val="Hyperlink"/>
@@ -36439,10 +36674,10 @@
               <w:pStyle w:val="Compact"/>
               <w:numPr>
                 <w:ilvl w:val="0"/>
-                <w:numId w:val="1015"/>
+                <w:numId w:val="1014"/>
               </w:numPr>
             </w:pPr>
-            <w:hyperlink r:id="rId143">
+            <w:hyperlink r:id="rId151">
               <w:r>
                 <w:rPr>
                   <w:rStyle w:val="Hyperlink"/>
@@ -36472,7 +36707,7 @@
         </w:tc>
       </w:tr>
     </w:tbl>
-    <w:bookmarkStart w:id="144" w:name="exr-miller-taylor-poly-zero"/>
+    <w:bookmarkStart w:id="152" w:name="exr-miller-taylor-poly-zero"/>
     <w:p>
       <w:pPr>
         <w:pStyle w:val="FirstParagraph"/>
@@ -36482,7 +36717,7 @@
           <w:b/>
           <w:bCs/>
         </w:rPr>
-        <w:t xml:space="preserve">Exercise 14 (Taylor polynomial of a polynomial at the origin)</w:t>
+        <w:t xml:space="preserve">Exercise 17 (Taylor polynomial of a polynomial at the origin)</w:t>
       </w:r>
       <w:r>
         <w:t xml:space="preserve"> </w:t>
@@ -36620,8 +36855,8 @@
         <w:t xml:space="preserve">.</w:t>
       </w:r>
     </w:p>
-    <w:bookmarkEnd w:id="144"/>
-    <w:bookmarkStart w:id="145" w:name="sol-miller-taylor-poly-zero"/>
+    <w:bookmarkEnd w:id="152"/>
+    <w:bookmarkStart w:id="153" w:name="sol-miller-taylor-poly-zero"/>
     <w:p>
       <w:pPr>
         <w:pStyle w:val="BodyText"/>
@@ -36631,7 +36866,7 @@
           <w:i/>
           <w:iCs/>
         </w:rPr>
-        <w:t xml:space="preserve">Solution 14</w:t>
+        <w:t xml:space="preserve">Solution 17</w:t>
       </w:r>
       <w:r>
         <w:t xml:space="preserve">. </w:t>
@@ -37575,8 +37810,8 @@
         <w:t xml:space="preserve">, its Taylor polynomial of degree 4 simply collects its terms of degree at most 4.</w:t>
       </w:r>
     </w:p>
-    <w:bookmarkEnd w:id="145"/>
-    <w:bookmarkStart w:id="146" w:name="exr-miller-taylor-poly-nonzero"/>
+    <w:bookmarkEnd w:id="153"/>
+    <w:bookmarkStart w:id="154" w:name="exr-miller-taylor-poly-nonzero"/>
     <w:p>
       <w:pPr>
         <w:pStyle w:val="BodyText"/>
@@ -37586,7 +37821,7 @@
           <w:b/>
           <w:bCs/>
         </w:rPr>
-        <w:t xml:space="preserve">Exercise 15 (Taylor expansion of a polynomial at a nonzero point)</w:t>
+        <w:t xml:space="preserve">Exercise 18 (Taylor expansion of a polynomial at a nonzero point)</w:t>
       </w:r>
       <w:r>
         <w:t xml:space="preserve"> </w:t>
@@ -37724,8 +37959,8 @@
         <w:t xml:space="preserve">.</w:t>
       </w:r>
     </w:p>
-    <w:bookmarkEnd w:id="146"/>
-    <w:bookmarkStart w:id="147" w:name="sol-miller-taylor-poly-nonzero"/>
+    <w:bookmarkEnd w:id="154"/>
+    <w:bookmarkStart w:id="155" w:name="sol-miller-taylor-poly-nonzero"/>
     <w:p>
       <w:pPr>
         <w:pStyle w:val="BodyText"/>
@@ -37735,7 +37970,7 @@
           <w:i/>
           <w:iCs/>
         </w:rPr>
-        <w:t xml:space="preserve">Solution 15</w:t>
+        <w:t xml:space="preserve">Solution 18</w:t>
       </w:r>
       <w:r>
         <w:t xml:space="preserve">. </w:t>
@@ -38427,8 +38662,8 @@
         </m:oMath>
       </m:oMathPara>
     </w:p>
-    <w:bookmarkEnd w:id="147"/>
-    <w:bookmarkStart w:id="148" w:name="exm-taylor-polynomial-cosine"/>
+    <w:bookmarkEnd w:id="155"/>
+    <w:bookmarkStart w:id="156" w:name="exm-taylor-polynomial-cosine"/>
     <w:p>
       <w:pPr>
         <w:pStyle w:val="FirstParagraph"/>
@@ -39357,8 +39592,8 @@
         </m:oMath>
       </m:oMathPara>
     </w:p>
-    <w:bookmarkEnd w:id="148"/>
-    <w:bookmarkStart w:id="149" w:name="exm-taylor-polynomial-sine"/>
+    <w:bookmarkEnd w:id="156"/>
+    <w:bookmarkStart w:id="157" w:name="exm-taylor-polynomial-sine"/>
     <w:p>
       <w:pPr>
         <w:pStyle w:val="FirstParagraph"/>
@@ -39963,8 +40198,8 @@
         </m:oMath>
       </m:oMathPara>
     </w:p>
-    <w:bookmarkEnd w:id="149"/>
-    <w:bookmarkStart w:id="150" w:name="exr-miller-taylor-cos-scaled"/>
+    <w:bookmarkEnd w:id="157"/>
+    <w:bookmarkStart w:id="158" w:name="exr-miller-taylor-cos-scaled"/>
     <w:p>
       <w:pPr>
         <w:pStyle w:val="FirstParagraph"/>
@@ -39974,7 +40209,7 @@
           <w:b/>
           <w:bCs/>
         </w:rPr>
-        <w:t xml:space="preserve">Exercise 16 (Taylor expansion of a scaled cosine)</w:t>
+        <w:t xml:space="preserve">Exercise 19 (Taylor expansion of a scaled cosine)</w:t>
       </w:r>
       <w:r>
         <w:t xml:space="preserve"> </w:t>
@@ -40097,8 +40332,8 @@
         <w:t xml:space="preserve">.</w:t>
       </w:r>
     </w:p>
-    <w:bookmarkEnd w:id="150"/>
-    <w:bookmarkStart w:id="151" w:name="sol-miller-taylor-cos-scaled"/>
+    <w:bookmarkEnd w:id="158"/>
+    <w:bookmarkStart w:id="159" w:name="sol-miller-taylor-cos-scaled"/>
     <w:p>
       <w:pPr>
         <w:pStyle w:val="BodyText"/>
@@ -40108,7 +40343,7 @@
           <w:i/>
           <w:iCs/>
         </w:rPr>
-        <w:t xml:space="preserve">Solution 16</w:t>
+        <w:t xml:space="preserve">Solution 19</w:t>
       </w:r>
       <w:r>
         <w:t xml:space="preserve">. </w:t>
@@ -40538,8 +40773,8 @@
         <w:t xml:space="preserve">Substituting into known Taylor expansions avoids computing high-order derivatives by hand.</w:t>
       </w:r>
     </w:p>
-    <w:bookmarkEnd w:id="151"/>
-    <w:bookmarkStart w:id="152" w:name="exr-miller-taylor-cos-cubed"/>
+    <w:bookmarkEnd w:id="159"/>
+    <w:bookmarkStart w:id="160" w:name="exr-miller-taylor-cos-cubed"/>
     <w:p>
       <w:pPr>
         <w:pStyle w:val="BodyText"/>
@@ -40549,7 +40784,7 @@
           <w:b/>
           <w:bCs/>
         </w:rPr>
-        <w:t xml:space="preserve">Exercise 17 (Taylor series of a power of a function)</w:t>
+        <w:t xml:space="preserve">Exercise 20 (Taylor series of a power of a function)</w:t>
       </w:r>
       <w:r>
         <w:t xml:space="preserve"> </w:t>
@@ -40681,8 +40916,8 @@
         <w:t xml:space="preserve">.</w:t>
       </w:r>
     </w:p>
-    <w:bookmarkEnd w:id="152"/>
-    <w:bookmarkStart w:id="153" w:name="sol-miller-taylor-cos-cubed"/>
+    <w:bookmarkEnd w:id="160"/>
+    <w:bookmarkStart w:id="161" w:name="sol-miller-taylor-cos-cubed"/>
     <w:p>
       <w:pPr>
         <w:pStyle w:val="BodyText"/>
@@ -40692,7 +40927,7 @@
           <w:i/>
           <w:iCs/>
         </w:rPr>
-        <w:t xml:space="preserve">Solution 17</w:t>
+        <w:t xml:space="preserve">Solution 20</w:t>
       </w:r>
       <w:r>
         <w:t xml:space="preserve">. </w:t>
@@ -40708,7 +40943,7 @@
           <w:rPr>
             <w:rStyle w:val="Hyperlink"/>
           </w:rPr>
-          <w:t xml:space="preserve">Exercise 16</w:t>
+          <w:t xml:space="preserve">Exercise 19</w:t>
         </w:r>
       </w:hyperlink>
       <w:r>
@@ -41605,8 +41840,8 @@
         </m:oMath>
       </m:oMathPara>
     </w:p>
-    <w:bookmarkEnd w:id="153"/>
-    <w:bookmarkStart w:id="154" w:name="exr-miller-taylor-exp-base"/>
+    <w:bookmarkEnd w:id="161"/>
+    <w:bookmarkStart w:id="162" w:name="exr-miller-taylor-exp-base"/>
     <w:p>
       <w:pPr>
         <w:pStyle w:val="FirstParagraph"/>
@@ -41616,7 +41851,7 @@
           <w:b/>
           <w:bCs/>
         </w:rPr>
-        <w:t xml:space="preserve">Exercise 18 (Linear Taylor polynomial of the exponential)</w:t>
+        <w:t xml:space="preserve">Exercise 21 (Linear Taylor polynomial of the exponential)</w:t>
       </w:r>
       <w:r>
         <w:t xml:space="preserve"> </w:t>
@@ -41727,8 +41962,8 @@
         <w:t xml:space="preserve">.</w:t>
       </w:r>
     </w:p>
-    <w:bookmarkEnd w:id="154"/>
-    <w:bookmarkStart w:id="155" w:name="sol-miller-taylor-exp-base"/>
+    <w:bookmarkEnd w:id="162"/>
+    <w:bookmarkStart w:id="163" w:name="sol-miller-taylor-exp-base"/>
     <w:p>
       <w:pPr>
         <w:pStyle w:val="BodyText"/>
@@ -41738,7 +41973,7 @@
           <w:i/>
           <w:iCs/>
         </w:rPr>
-        <w:t xml:space="preserve">Solution 18</w:t>
+        <w:t xml:space="preserve">Solution 21</w:t>
       </w:r>
       <w:r>
         <w:t xml:space="preserve">. </w:t>
@@ -42251,8 +42486,8 @@
         </m:oMath>
       </m:oMathPara>
     </w:p>
-    <w:bookmarkEnd w:id="155"/>
-    <w:bookmarkStart w:id="156" w:name="exr-miller-taylor-exp-power"/>
+    <w:bookmarkEnd w:id="163"/>
+    <w:bookmarkStart w:id="164" w:name="exr-miller-taylor-exp-power"/>
     <w:p>
       <w:pPr>
         <w:pStyle w:val="FirstParagraph"/>
@@ -42262,7 +42497,7 @@
           <w:b/>
           <w:bCs/>
         </w:rPr>
-        <w:t xml:space="preserve">Exercise 19 (Taylor series of a composite exponential)</w:t>
+        <w:t xml:space="preserve">Exercise 22 (Taylor series of a composite exponential)</w:t>
       </w:r>
       <w:r>
         <w:t xml:space="preserve"> </w:t>
@@ -42395,8 +42630,8 @@
         <w:t xml:space="preserve">.</w:t>
       </w:r>
     </w:p>
-    <w:bookmarkEnd w:id="156"/>
-    <w:bookmarkStart w:id="157" w:name="sol-miller-taylor-exp-power"/>
+    <w:bookmarkEnd w:id="164"/>
+    <w:bookmarkStart w:id="165" w:name="sol-miller-taylor-exp-power"/>
     <w:p>
       <w:pPr>
         <w:pStyle w:val="BodyText"/>
@@ -42406,7 +42641,7 @@
           <w:i/>
           <w:iCs/>
         </w:rPr>
-        <w:t xml:space="preserve">Solution 19</w:t>
+        <w:t xml:space="preserve">Solution 22</w:t>
       </w:r>
       <w:r>
         <w:t xml:space="preserve">. </w:t>
@@ -42936,8 +43171,8 @@
         </m:oMath>
       </m:oMathPara>
     </w:p>
-    <w:bookmarkEnd w:id="157"/>
-    <w:bookmarkStart w:id="158" w:name="exr-miller-taylor-normal-density"/>
+    <w:bookmarkEnd w:id="165"/>
+    <w:bookmarkStart w:id="166" w:name="exr-miller-taylor-normal-density"/>
     <w:p>
       <w:pPr>
         <w:pStyle w:val="FirstParagraph"/>
@@ -42947,7 +43182,7 @@
           <w:b/>
           <w:bCs/>
         </w:rPr>
-        <w:t xml:space="preserve">Exercise 20 (Taylor expansion of the normal density)</w:t>
+        <w:t xml:space="preserve">Exercise 23 (Taylor expansion of the normal density)</w:t>
       </w:r>
       <w:r>
         <w:t xml:space="preserve"> </w:t>
@@ -43124,8 +43359,8 @@
         <w:t xml:space="preserve">.</w:t>
       </w:r>
     </w:p>
-    <w:bookmarkEnd w:id="158"/>
-    <w:bookmarkStart w:id="159" w:name="sol-miller-taylor-normal-density"/>
+    <w:bookmarkEnd w:id="166"/>
+    <w:bookmarkStart w:id="167" w:name="sol-miller-taylor-normal-density"/>
     <w:p>
       <w:pPr>
         <w:pStyle w:val="BodyText"/>
@@ -43135,7 +43370,7 @@
           <w:i/>
           <w:iCs/>
         </w:rPr>
-        <w:t xml:space="preserve">Solution 20</w:t>
+        <w:t xml:space="preserve">Solution 23</w:t>
       </w:r>
       <w:r>
         <w:t xml:space="preserve">. </w:t>
@@ -43699,8 +43934,8 @@
         </m:oMath>
       </m:oMathPara>
     </w:p>
-    <w:bookmarkEnd w:id="159"/>
-    <w:bookmarkStart w:id="160" w:name="thm-taylor-normal-density"/>
+    <w:bookmarkEnd w:id="167"/>
+    <w:bookmarkStart w:id="168" w:name="thm-taylor-normal-density"/>
     <w:p>
       <w:pPr>
         <w:pStyle w:val="FirstParagraph"/>
@@ -43958,7 +44193,7 @@
         </m:oMath>
       </m:oMathPara>
     </w:p>
-    <w:bookmarkEnd w:id="160"/>
+    <w:bookmarkEnd w:id="168"/>
     <w:p>
       <w:pPr>
         <w:pStyle w:val="FirstParagraph"/>
@@ -43984,7 +44219,7 @@
           <w:rPr>
             <w:rStyle w:val="Hyperlink"/>
           </w:rPr>
-          <w:t xml:space="preserve">Exercise 20</w:t>
+          <w:t xml:space="preserve">Exercise 23</w:t>
         </w:r>
       </w:hyperlink>
       <w:r>
@@ -43998,14 +44233,14 @@
           <w:rPr>
             <w:rStyle w:val="Hyperlink"/>
           </w:rPr>
-          <w:t xml:space="preserve">Solution 20</w:t>
+          <w:t xml:space="preserve">Solution 23</w:t>
         </w:r>
       </w:hyperlink>
       <w:r>
         <w:t xml:space="preserve">.</w:t>
       </w:r>
     </w:p>
-    <w:bookmarkStart w:id="161" w:name="exr-miller-taylor-sqrt"/>
+    <w:bookmarkStart w:id="169" w:name="exr-miller-taylor-sqrt"/>
     <w:p>
       <w:pPr>
         <w:pStyle w:val="BodyText"/>
@@ -44015,7 +44250,7 @@
           <w:b/>
           <w:bCs/>
         </w:rPr>
-        <w:t xml:space="preserve">Exercise 21 (Taylor expansion of the square root)</w:t>
+        <w:t xml:space="preserve">Exercise 24 (Taylor expansion of the square root)</w:t>
       </w:r>
       <w:r>
         <w:t xml:space="preserve"> </w:t>
@@ -44134,8 +44369,8 @@
         <w:t xml:space="preserve">.</w:t>
       </w:r>
     </w:p>
-    <w:bookmarkEnd w:id="161"/>
-    <w:bookmarkStart w:id="162" w:name="sol-miller-taylor-sqrt"/>
+    <w:bookmarkEnd w:id="169"/>
+    <w:bookmarkStart w:id="170" w:name="sol-miller-taylor-sqrt"/>
     <w:p>
       <w:pPr>
         <w:pStyle w:val="BodyText"/>
@@ -44145,7 +44380,7 @@
           <w:i/>
           <w:iCs/>
         </w:rPr>
-        <w:t xml:space="preserve">Solution 21</w:t>
+        <w:t xml:space="preserve">Solution 24</w:t>
       </w:r>
       <w:r>
         <w:t xml:space="preserve">. </w:t>
@@ -45015,8 +45250,8 @@
         </m:oMath>
       </m:oMathPara>
     </w:p>
-    <w:bookmarkEnd w:id="162"/>
-    <w:bookmarkStart w:id="163" w:name="exr-miller-taylor-cube-root"/>
+    <w:bookmarkEnd w:id="170"/>
+    <w:bookmarkStart w:id="171" w:name="exr-miller-taylor-cube-root"/>
     <w:p>
       <w:pPr>
         <w:pStyle w:val="FirstParagraph"/>
@@ -45026,7 +45261,7 @@
           <w:b/>
           <w:bCs/>
         </w:rPr>
-        <w:t xml:space="preserve">Exercise 22 (Taylor expansion of a fractional power)</w:t>
+        <w:t xml:space="preserve">Exercise 25 (Taylor expansion of a fractional power)</w:t>
       </w:r>
       <w:r>
         <w:t xml:space="preserve"> </w:t>
@@ -45176,8 +45411,8 @@
         <w:t xml:space="preserve">.</w:t>
       </w:r>
     </w:p>
-    <w:bookmarkEnd w:id="163"/>
-    <w:bookmarkStart w:id="164" w:name="sol-miller-taylor-cube-root"/>
+    <w:bookmarkEnd w:id="171"/>
+    <w:bookmarkStart w:id="172" w:name="sol-miller-taylor-cube-root"/>
     <w:p>
       <w:pPr>
         <w:pStyle w:val="BodyText"/>
@@ -45187,7 +45422,7 @@
           <w:i/>
           <w:iCs/>
         </w:rPr>
-        <w:t xml:space="preserve">Solution 22</w:t>
+        <w:t xml:space="preserve">Solution 25</w:t>
       </w:r>
       <w:r>
         <w:t xml:space="preserve">. </w:t>
@@ -46489,8 +46724,8 @@
         </m:oMath>
       </m:oMathPara>
     </w:p>
-    <w:bookmarkEnd w:id="164"/>
-    <w:bookmarkStart w:id="165" w:name="exr-miller-taylor-x-log-x"/>
+    <w:bookmarkEnd w:id="172"/>
+    <w:bookmarkStart w:id="173" w:name="exr-miller-taylor-x-log-x"/>
     <w:p>
       <w:pPr>
         <w:pStyle w:val="FirstParagraph"/>
@@ -46500,7 +46735,7 @@
           <w:b/>
           <w:bCs/>
         </w:rPr>
-        <w:t xml:space="preserve">Exercise 23 (Taylor expansion of</w:t>
+        <w:t xml:space="preserve">Exercise 26 (Taylor expansion of</w:t>
       </w:r>
       <w:r>
         <w:rPr>
@@ -46639,8 +46874,8 @@
         <w:t xml:space="preserve">.</w:t>
       </w:r>
     </w:p>
-    <w:bookmarkEnd w:id="165"/>
-    <w:bookmarkStart w:id="166" w:name="sol-miller-taylor-x-log-x"/>
+    <w:bookmarkEnd w:id="173"/>
+    <w:bookmarkStart w:id="174" w:name="sol-miller-taylor-x-log-x"/>
     <w:p>
       <w:pPr>
         <w:pStyle w:val="BodyText"/>
@@ -46650,7 +46885,7 @@
           <w:i/>
           <w:iCs/>
         </w:rPr>
-        <w:t xml:space="preserve">Solution 23</w:t>
+        <w:t xml:space="preserve">Solution 26</w:t>
       </w:r>
       <w:r>
         <w:t xml:space="preserve">. </w:t>
@@ -47304,8 +47539,8 @@
         </m:oMath>
       </m:oMathPara>
     </w:p>
-    <w:bookmarkEnd w:id="166"/>
-    <w:bookmarkStart w:id="167" w:name="exr-miller-taylor-log-one-plus-x"/>
+    <w:bookmarkEnd w:id="174"/>
+    <w:bookmarkStart w:id="175" w:name="exr-miller-taylor-log-one-plus-x"/>
     <w:p>
       <w:pPr>
         <w:pStyle w:val="FirstParagraph"/>
@@ -47315,7 +47550,7 @@
           <w:b/>
           <w:bCs/>
         </w:rPr>
-        <w:t xml:space="preserve">Exercise 24 (Maclaurin series of</w:t>
+        <w:t xml:space="preserve">Exercise 27 (Maclaurin series of</w:t>
       </w:r>
       <w:r>
         <w:rPr>
@@ -47490,8 +47725,8 @@
         <w:t xml:space="preserve">.</w:t>
       </w:r>
     </w:p>
-    <w:bookmarkEnd w:id="167"/>
-    <w:bookmarkStart w:id="168" w:name="sol-miller-taylor-log-one-plus-x"/>
+    <w:bookmarkEnd w:id="175"/>
+    <w:bookmarkStart w:id="176" w:name="sol-miller-taylor-log-one-plus-x"/>
     <w:p>
       <w:pPr>
         <w:pStyle w:val="BodyText"/>
@@ -47501,7 +47736,7 @@
           <w:i/>
           <w:iCs/>
         </w:rPr>
-        <w:t xml:space="preserve">Solution 24</w:t>
+        <w:t xml:space="preserve">Solution 27</w:t>
       </w:r>
       <w:r>
         <w:t xml:space="preserve">. </w:t>
@@ -48111,8 +48346,8 @@
         </m:oMath>
       </m:oMathPara>
     </w:p>
-    <w:bookmarkEnd w:id="168"/>
-    <w:bookmarkStart w:id="169" w:name="thm-taylor-log-one-plus-x"/>
+    <w:bookmarkEnd w:id="176"/>
+    <w:bookmarkStart w:id="177" w:name="thm-taylor-log-one-plus-x"/>
     <w:p>
       <w:pPr>
         <w:pStyle w:val="FirstParagraph"/>
@@ -48361,7 +48596,7 @@
         </m:oMath>
       </m:oMathPara>
     </w:p>
-    <w:bookmarkEnd w:id="169"/>
+    <w:bookmarkEnd w:id="177"/>
     <w:p>
       <w:pPr>
         <w:pStyle w:val="FirstParagraph"/>
@@ -48387,7 +48622,7 @@
           <w:rPr>
             <w:rStyle w:val="Hyperlink"/>
           </w:rPr>
-          <w:t xml:space="preserve">Exercise 24</w:t>
+          <w:t xml:space="preserve">Exercise 27</w:t>
         </w:r>
       </w:hyperlink>
       <w:r>
@@ -48401,14 +48636,14 @@
           <w:rPr>
             <w:rStyle w:val="Hyperlink"/>
           </w:rPr>
-          <w:t xml:space="preserve">Solution 24</w:t>
+          <w:t xml:space="preserve">Solution 27</w:t>
         </w:r>
       </w:hyperlink>
       <w:r>
         <w:t xml:space="preserve">.</w:t>
       </w:r>
     </w:p>
-    <w:bookmarkStart w:id="170" w:name="exr-miller-taylor-log-one-minus-x"/>
+    <w:bookmarkStart w:id="178" w:name="exr-miller-taylor-log-one-minus-x"/>
     <w:p>
       <w:pPr>
         <w:pStyle w:val="BodyText"/>
@@ -48418,7 +48653,7 @@
           <w:b/>
           <w:bCs/>
         </w:rPr>
-        <w:t xml:space="preserve">Exercise 25 (Maclaurin series of</w:t>
+        <w:t xml:space="preserve">Exercise 28 (Maclaurin series of</w:t>
       </w:r>
       <w:r>
         <w:rPr>
@@ -48593,8 +48828,8 @@
         <w:t xml:space="preserve">.</w:t>
       </w:r>
     </w:p>
-    <w:bookmarkEnd w:id="170"/>
-    <w:bookmarkStart w:id="171" w:name="sol-miller-taylor-log-one-minus-x"/>
+    <w:bookmarkEnd w:id="178"/>
+    <w:bookmarkStart w:id="179" w:name="sol-miller-taylor-log-one-minus-x"/>
     <w:p>
       <w:pPr>
         <w:pStyle w:val="BodyText"/>
@@ -48604,7 +48839,7 @@
           <w:i/>
           <w:iCs/>
         </w:rPr>
-        <w:t xml:space="preserve">Solution 25</w:t>
+        <w:t xml:space="preserve">Solution 28</w:t>
       </w:r>
       <w:r>
         <w:t xml:space="preserve">. </w:t>
@@ -48973,8 +49208,8 @@
         </m:oMath>
       </m:oMathPara>
     </w:p>
-    <w:bookmarkEnd w:id="171"/>
-    <w:bookmarkStart w:id="172" w:name="thm-taylor-log-one-minus-x"/>
+    <w:bookmarkEnd w:id="179"/>
+    <w:bookmarkStart w:id="180" w:name="thm-taylor-log-one-minus-x"/>
     <w:p>
       <w:pPr>
         <w:pStyle w:val="FirstParagraph"/>
@@ -49229,7 +49464,7 @@
         </m:oMath>
       </m:oMathPara>
     </w:p>
-    <w:bookmarkEnd w:id="172"/>
+    <w:bookmarkEnd w:id="180"/>
     <w:p>
       <w:pPr>
         <w:pStyle w:val="FirstParagraph"/>
@@ -49255,7 +49490,7 @@
           <w:rPr>
             <w:rStyle w:val="Hyperlink"/>
           </w:rPr>
-          <w:t xml:space="preserve">Exercise 25</w:t>
+          <w:t xml:space="preserve">Exercise 28</w:t>
         </w:r>
       </w:hyperlink>
       <w:r>
@@ -49269,14 +49504,14 @@
           <w:rPr>
             <w:rStyle w:val="Hyperlink"/>
           </w:rPr>
-          <w:t xml:space="preserve">Solution 25</w:t>
+          <w:t xml:space="preserve">Solution 28</w:t>
         </w:r>
       </w:hyperlink>
       <w:r>
         <w:t xml:space="preserve">.</w:t>
       </w:r>
     </w:p>
-    <w:bookmarkStart w:id="173" w:name="exr-miller-taylor-log-product-exp"/>
+    <w:bookmarkStart w:id="181" w:name="exr-miller-taylor-log-product-exp"/>
     <w:p>
       <w:pPr>
         <w:pStyle w:val="BodyText"/>
@@ -49286,7 +49521,7 @@
           <w:b/>
           <w:bCs/>
         </w:rPr>
-        <w:t xml:space="preserve">Exercise 26 (Taylor series of</w:t>
+        <w:t xml:space="preserve">Exercise 29 (Taylor series of</w:t>
       </w:r>
       <w:r>
         <w:rPr>
@@ -49509,8 +49744,8 @@
         <w:t xml:space="preserve">.</w:t>
       </w:r>
     </w:p>
-    <w:bookmarkEnd w:id="173"/>
-    <w:bookmarkStart w:id="174" w:name="sol-miller-taylor-log-product-exp"/>
+    <w:bookmarkEnd w:id="181"/>
+    <w:bookmarkStart w:id="182" w:name="sol-miller-taylor-log-product-exp"/>
     <w:p>
       <w:pPr>
         <w:pStyle w:val="BodyText"/>
@@ -49520,7 +49755,7 @@
           <w:i/>
           <w:iCs/>
         </w:rPr>
-        <w:t xml:space="preserve">Solution 26</w:t>
+        <w:t xml:space="preserve">Solution 29</w:t>
       </w:r>
       <w:r>
         <w:t xml:space="preserve">. </w:t>
@@ -50142,8 +50377,8 @@
         </m:oMath>
       </m:oMathPara>
     </w:p>
-    <w:bookmarkEnd w:id="174"/>
-    <w:bookmarkStart w:id="175" w:name="exr-miller-taylor-product-cos-log"/>
+    <w:bookmarkEnd w:id="182"/>
+    <w:bookmarkStart w:id="183" w:name="exr-miller-taylor-product-cos-log"/>
     <w:p>
       <w:pPr>
         <w:pStyle w:val="FirstParagraph"/>
@@ -50153,7 +50388,7 @@
           <w:b/>
           <w:bCs/>
         </w:rPr>
-        <w:t xml:space="preserve">Exercise 27 (Taylor series of a product of known expansions)</w:t>
+        <w:t xml:space="preserve">Exercise 30 (Taylor series of a product of known expansions)</w:t>
       </w:r>
       <w:r>
         <w:t xml:space="preserve"> </w:t>
@@ -50303,8 +50538,8 @@
         <w:t xml:space="preserve">.</w:t>
       </w:r>
     </w:p>
-    <w:bookmarkEnd w:id="175"/>
-    <w:bookmarkStart w:id="176" w:name="sol-miller-taylor-product-cos-log"/>
+    <w:bookmarkEnd w:id="183"/>
+    <w:bookmarkStart w:id="184" w:name="sol-miller-taylor-product-cos-log"/>
     <w:p>
       <w:pPr>
         <w:pStyle w:val="BodyText"/>
@@ -50314,7 +50549,7 @@
           <w:i/>
           <w:iCs/>
         </w:rPr>
-        <w:t xml:space="preserve">Solution 27</w:t>
+        <w:t xml:space="preserve">Solution 30</w:t>
       </w:r>
       <w:r>
         <w:t xml:space="preserve">. </w:t>
@@ -50803,8 +51038,8 @@
         </m:oMath>
       </m:oMathPara>
     </w:p>
-    <w:bookmarkEnd w:id="176"/>
-    <w:bookmarkStart w:id="177" w:name="exr-miller-taylor-log-scaled"/>
+    <w:bookmarkEnd w:id="184"/>
+    <w:bookmarkStart w:id="185" w:name="exr-miller-taylor-log-scaled"/>
     <w:p>
       <w:pPr>
         <w:pStyle w:val="FirstParagraph"/>
@@ -50814,7 +51049,7 @@
           <w:b/>
           <w:bCs/>
         </w:rPr>
-        <w:t xml:space="preserve">Exercise 28 (Taylor series of</w:t>
+        <w:t xml:space="preserve">Exercise 31 (Taylor series of</w:t>
       </w:r>
       <w:r>
         <w:rPr>
@@ -50995,8 +51230,8 @@
         <w:t xml:space="preserve">.</w:t>
       </w:r>
     </w:p>
-    <w:bookmarkEnd w:id="177"/>
-    <w:bookmarkStart w:id="178" w:name="sol-miller-taylor-log-scaled"/>
+    <w:bookmarkEnd w:id="185"/>
+    <w:bookmarkStart w:id="186" w:name="sol-miller-taylor-log-scaled"/>
     <w:p>
       <w:pPr>
         <w:pStyle w:val="BodyText"/>
@@ -51006,7 +51241,7 @@
           <w:i/>
           <w:iCs/>
         </w:rPr>
-        <w:t xml:space="preserve">Solution 28</w:t>
+        <w:t xml:space="preserve">Solution 31</w:t>
       </w:r>
       <w:r>
         <w:t xml:space="preserve">. </w:t>
@@ -51313,9 +51548,9 @@
         </m:oMath>
       </m:oMathPara>
     </w:p>
-    <w:bookmarkEnd w:id="178"/>
-    <w:bookmarkStart w:id="209" w:name="refs"/>
-    <w:bookmarkStart w:id="180" w:name="ref-wikipedia_limit_of_a_function"/>
+    <w:bookmarkEnd w:id="186"/>
+    <w:bookmarkStart w:id="217" w:name="refs"/>
+    <w:bookmarkStart w:id="188" w:name="ref-wikipedia_limit_of_a_function"/>
     <w:p>
       <w:pPr>
         <w:pStyle w:val="Bibliography"/>
@@ -51362,7 +51597,7 @@
       <w:r>
         <w:t xml:space="preserve"> </w:t>
       </w:r>
-      <w:hyperlink r:id="rId179">
+      <w:hyperlink r:id="rId187">
         <w:r>
           <w:rPr>
             <w:rStyle w:val="Hyperlink"/>
@@ -51371,8 +51606,8 @@
         </w:r>
       </w:hyperlink>
     </w:p>
-    <w:bookmarkEnd w:id="180"/>
-    <w:bookmarkStart w:id="182" w:name="ref-wikipedia_one_sided_limit"/>
+    <w:bookmarkEnd w:id="188"/>
+    <w:bookmarkStart w:id="190" w:name="ref-wikipedia_one_sided_limit"/>
     <w:p>
       <w:pPr>
         <w:pStyle w:val="Bibliography"/>
@@ -51419,7 +51654,7 @@
       <w:r>
         <w:t xml:space="preserve"> </w:t>
       </w:r>
-      <w:hyperlink r:id="rId181">
+      <w:hyperlink r:id="rId189">
         <w:r>
           <w:rPr>
             <w:rStyle w:val="Hyperlink"/>
@@ -51428,8 +51663,8 @@
         </w:r>
       </w:hyperlink>
     </w:p>
-    <w:bookmarkEnd w:id="182"/>
-    <w:bookmarkStart w:id="184" w:name="ref-wikipedia_difference_quotient"/>
+    <w:bookmarkEnd w:id="190"/>
+    <w:bookmarkStart w:id="192" w:name="ref-wikipedia_difference_quotient"/>
     <w:p>
       <w:pPr>
         <w:pStyle w:val="Bibliography"/>
@@ -51476,7 +51711,7 @@
       <w:r>
         <w:t xml:space="preserve"> </w:t>
       </w:r>
-      <w:hyperlink r:id="rId183">
+      <w:hyperlink r:id="rId191">
         <w:r>
           <w:rPr>
             <w:rStyle w:val="Hyperlink"/>
@@ -51485,8 +51720,8 @@
         </w:r>
       </w:hyperlink>
     </w:p>
-    <w:bookmarkEnd w:id="184"/>
-    <w:bookmarkStart w:id="186" w:name="ref-wikipedia_differentiable_function"/>
+    <w:bookmarkEnd w:id="192"/>
+    <w:bookmarkStart w:id="194" w:name="ref-wikipedia_differentiable_function"/>
     <w:p>
       <w:pPr>
         <w:pStyle w:val="Bibliography"/>
@@ -51533,7 +51768,7 @@
       <w:r>
         <w:t xml:space="preserve"> </w:t>
       </w:r>
-      <w:hyperlink r:id="rId185">
+      <w:hyperlink r:id="rId193">
         <w:r>
           <w:rPr>
             <w:rStyle w:val="Hyperlink"/>
@@ -51542,8 +51777,8 @@
         </w:r>
       </w:hyperlink>
     </w:p>
-    <w:bookmarkEnd w:id="186"/>
-    <w:bookmarkStart w:id="188" w:name="ref-larsonCalc11e"/>
+    <w:bookmarkEnd w:id="194"/>
+    <w:bookmarkStart w:id="196" w:name="ref-larsonCalc11e"/>
     <w:p>
       <w:pPr>
         <w:pStyle w:val="Bibliography"/>
@@ -51576,7 +51811,7 @@
       <w:r>
         <w:t xml:space="preserve"> </w:t>
       </w:r>
-      <w:hyperlink r:id="rId187">
+      <w:hyperlink r:id="rId195">
         <w:r>
           <w:rPr>
             <w:rStyle w:val="Hyperlink"/>
@@ -51585,8 +51820,8 @@
         </w:r>
       </w:hyperlink>
     </w:p>
-    <w:bookmarkEnd w:id="188"/>
-    <w:bookmarkStart w:id="190" w:name="ref-wikipedia_derivative"/>
+    <w:bookmarkEnd w:id="196"/>
+    <w:bookmarkStart w:id="198" w:name="ref-wikipedia_derivative"/>
     <w:p>
       <w:pPr>
         <w:pStyle w:val="Bibliography"/>
@@ -51633,7 +51868,7 @@
       <w:r>
         <w:t xml:space="preserve"> </w:t>
       </w:r>
-      <w:hyperlink r:id="rId189">
+      <w:hyperlink r:id="rId197">
         <w:r>
           <w:rPr>
             <w:rStyle w:val="Hyperlink"/>
@@ -51642,8 +51877,8 @@
         </w:r>
       </w:hyperlink>
     </w:p>
-    <w:bookmarkEnd w:id="190"/>
-    <w:bookmarkStart w:id="192" w:name="Xce9848c2f4a380db4acb3f03ebf9e8cf213ef4a"/>
+    <w:bookmarkEnd w:id="198"/>
+    <w:bookmarkStart w:id="200" w:name="Xce9848c2f4a380db4acb3f03ebf9e8cf213ef4a"/>
     <w:p>
       <w:pPr>
         <w:pStyle w:val="Bibliography"/>
@@ -51690,7 +51925,7 @@
       <w:r>
         <w:t xml:space="preserve"> </w:t>
       </w:r>
-      <w:hyperlink r:id="rId191">
+      <w:hyperlink r:id="rId199">
         <w:r>
           <w:rPr>
             <w:rStyle w:val="Hyperlink"/>
@@ -51699,8 +51934,8 @@
         </w:r>
       </w:hyperlink>
     </w:p>
-    <w:bookmarkEnd w:id="192"/>
-    <w:bookmarkStart w:id="194" w:name="ref-wikipedia_second_derivative"/>
+    <w:bookmarkEnd w:id="200"/>
+    <w:bookmarkStart w:id="202" w:name="ref-wikipedia_second_derivative"/>
     <w:p>
       <w:pPr>
         <w:pStyle w:val="Bibliography"/>
@@ -51747,7 +51982,7 @@
       <w:r>
         <w:t xml:space="preserve"> </w:t>
       </w:r>
-      <w:hyperlink r:id="rId193">
+      <w:hyperlink r:id="rId201">
         <w:r>
           <w:rPr>
             <w:rStyle w:val="Hyperlink"/>
@@ -51756,8 +51991,8 @@
         </w:r>
       </w:hyperlink>
     </w:p>
-    <w:bookmarkEnd w:id="194"/>
-    <w:bookmarkStart w:id="196" w:name="ref-wikipedia_power_rule"/>
+    <w:bookmarkEnd w:id="202"/>
+    <w:bookmarkStart w:id="204" w:name="ref-wikipedia_power_rule"/>
     <w:p>
       <w:pPr>
         <w:pStyle w:val="Bibliography"/>
@@ -51804,7 +52039,7 @@
       <w:r>
         <w:t xml:space="preserve"> </w:t>
       </w:r>
-      <w:hyperlink r:id="rId195">
+      <w:hyperlink r:id="rId203">
         <w:r>
           <w:rPr>
             <w:rStyle w:val="Hyperlink"/>
@@ -51813,8 +52048,8 @@
         </w:r>
       </w:hyperlink>
     </w:p>
-    <w:bookmarkEnd w:id="196"/>
-    <w:bookmarkStart w:id="198" w:name="ref-problifesavercalc"/>
+    <w:bookmarkEnd w:id="204"/>
+    <w:bookmarkStart w:id="206" w:name="ref-problifesavercalc"/>
     <w:p>
       <w:pPr>
         <w:pStyle w:val="Bibliography"/>
@@ -51847,7 +52082,7 @@
       <w:r>
         <w:t xml:space="preserve"> </w:t>
       </w:r>
-      <w:hyperlink r:id="rId197">
+      <w:hyperlink r:id="rId205">
         <w:r>
           <w:rPr>
             <w:rStyle w:val="Hyperlink"/>
@@ -51856,8 +52091,8 @@
         </w:r>
       </w:hyperlink>
     </w:p>
-    <w:bookmarkEnd w:id="198"/>
-    <w:bookmarkStart w:id="200" w:name="ref-wikipedia_product_rule"/>
+    <w:bookmarkEnd w:id="206"/>
+    <w:bookmarkStart w:id="208" w:name="ref-wikipedia_product_rule"/>
     <w:p>
       <w:pPr>
         <w:pStyle w:val="Bibliography"/>
@@ -51904,7 +52139,7 @@
       <w:r>
         <w:t xml:space="preserve"> </w:t>
       </w:r>
-      <w:hyperlink r:id="rId199">
+      <w:hyperlink r:id="rId207">
         <w:r>
           <w:rPr>
             <w:rStyle w:val="Hyperlink"/>
@@ -51913,8 +52148,8 @@
         </w:r>
       </w:hyperlink>
     </w:p>
-    <w:bookmarkEnd w:id="200"/>
-    <w:bookmarkStart w:id="202" w:name="ref-wikipedia_quotient_rule"/>
+    <w:bookmarkEnd w:id="208"/>
+    <w:bookmarkStart w:id="210" w:name="ref-wikipedia_quotient_rule"/>
     <w:p>
       <w:pPr>
         <w:pStyle w:val="Bibliography"/>
@@ -51961,7 +52196,7 @@
       <w:r>
         <w:t xml:space="preserve"> </w:t>
       </w:r>
-      <w:hyperlink r:id="rId201">
+      <w:hyperlink r:id="rId209">
         <w:r>
           <w:rPr>
             <w:rStyle w:val="Hyperlink"/>
@@ -51970,8 +52205,8 @@
         </w:r>
       </w:hyperlink>
     </w:p>
-    <w:bookmarkEnd w:id="202"/>
-    <w:bookmarkStart w:id="204" w:name="ref-wikipedia_chain_rule"/>
+    <w:bookmarkEnd w:id="210"/>
+    <w:bookmarkStart w:id="212" w:name="ref-wikipedia_chain_rule"/>
     <w:p>
       <w:pPr>
         <w:pStyle w:val="Bibliography"/>
@@ -52018,7 +52253,7 @@
       <w:r>
         <w:t xml:space="preserve"> </w:t>
       </w:r>
-      <w:hyperlink r:id="rId203">
+      <w:hyperlink r:id="rId211">
         <w:r>
           <w:rPr>
             <w:rStyle w:val="Hyperlink"/>
@@ -52027,8 +52262,8 @@
         </w:r>
       </w:hyperlink>
     </w:p>
-    <w:bookmarkEnd w:id="204"/>
-    <w:bookmarkStart w:id="206" w:name="ref-wikipedia_linear_approximation"/>
+    <w:bookmarkEnd w:id="212"/>
+    <w:bookmarkStart w:id="214" w:name="ref-wikipedia_linear_approximation"/>
     <w:p>
       <w:pPr>
         <w:pStyle w:val="Bibliography"/>
@@ -52075,7 +52310,7 @@
       <w:r>
         <w:t xml:space="preserve"> </w:t>
       </w:r>
-      <w:hyperlink r:id="rId205">
+      <w:hyperlink r:id="rId213">
         <w:r>
           <w:rPr>
             <w:rStyle w:val="Hyperlink"/>
@@ -52084,8 +52319,8 @@
         </w:r>
       </w:hyperlink>
     </w:p>
-    <w:bookmarkEnd w:id="206"/>
-    <w:bookmarkStart w:id="208" w:name="ref-boyd2018vmls"/>
+    <w:bookmarkEnd w:id="214"/>
+    <w:bookmarkStart w:id="216" w:name="ref-boyd2018vmls"/>
     <w:p>
       <w:pPr>
         <w:pStyle w:val="Bibliography"/>
@@ -52118,7 +52353,7 @@
       <w:r>
         <w:t xml:space="preserve"> </w:t>
       </w:r>
-      <w:hyperlink r:id="rId207">
+      <w:hyperlink r:id="rId215">
         <w:r>
           <w:rPr>
             <w:rStyle w:val="Hyperlink"/>
@@ -52130,10 +52365,10 @@
         <w:t xml:space="preserve">.</w:t>
       </w:r>
     </w:p>
-    <w:bookmarkEnd w:id="208"/>
-    <w:bookmarkEnd w:id="209"/>
-    <w:bookmarkEnd w:id="210"/>
-    <w:bookmarkEnd w:id="211"/>
+    <w:bookmarkEnd w:id="216"/>
+    <w:bookmarkEnd w:id="217"/>
+    <w:bookmarkEnd w:id="218"/>
+    <w:bookmarkEnd w:id="219"/>
     <w:sectPr>
       <w:footnotePr>
         <w:numRestart w:val="eachSect"/>
@@ -52502,36 +52737,6 @@
     <w:abstractNumId w:val="991"/>
   </w:num>
   <w:num w:numId="1014">
-    <w:abstractNumId w:val="99411"/>
-    <w:lvlOverride w:ilvl="0">
-      <w:startOverride w:val="1"/>
-    </w:lvlOverride>
-    <w:lvlOverride w:ilvl="1">
-      <w:startOverride w:val="1"/>
-    </w:lvlOverride>
-    <w:lvlOverride w:ilvl="2">
-      <w:startOverride w:val="1"/>
-    </w:lvlOverride>
-    <w:lvlOverride w:ilvl="3">
-      <w:startOverride w:val="1"/>
-    </w:lvlOverride>
-    <w:lvlOverride w:ilvl="4">
-      <w:startOverride w:val="1"/>
-    </w:lvlOverride>
-    <w:lvlOverride w:ilvl="5">
-      <w:startOverride w:val="1"/>
-    </w:lvlOverride>
-    <w:lvlOverride w:ilvl="6">
-      <w:startOverride w:val="1"/>
-    </w:lvlOverride>
-    <w:lvlOverride w:ilvl="7">
-      <w:startOverride w:val="1"/>
-    </w:lvlOverride>
-    <w:lvlOverride w:ilvl="8">
-      <w:startOverride w:val="1"/>
-    </w:lvlOverride>
-  </w:num>
-  <w:num w:numId="1015">
     <w:abstractNumId w:val="991"/>
   </w:num>
 </w:numbering>

--- a/calculus-derivatives.docx
+++ b/calculus-derivatives.docx
@@ -15,7 +15,7 @@
         <w:pStyle w:val="Date"/>
       </w:pPr>
       <w:r>
-        <w:t xml:space="preserve">Last modified: 2026-10-28 23:05:07 (PDT)</w:t>
+        <w:t xml:space="preserve">Last modified: 2026-10-29 00:14:30 (PDT)</w:t>
       </w:r>
     </w:p>
     <w:bookmarkStart w:id="219" w:name="sec-derivatives"/>

--- a/calculus-derivatives.docx
+++ b/calculus-derivatives.docx
@@ -15,7 +15,7 @@
         <w:pStyle w:val="Date"/>
       </w:pPr>
       <w:r>
-        <w:t xml:space="preserve">Last modified: 2026-10-29 00:14:30 (PDT)</w:t>
+        <w:t xml:space="preserve">Last modified: 2026-10-29 01:38:31 (PDT)</w:t>
       </w:r>
     </w:p>
     <w:bookmarkStart w:id="219" w:name="sec-derivatives"/>

--- a/calculus-derivatives.docx
+++ b/calculus-derivatives.docx
@@ -15,7 +15,7 @@
         <w:pStyle w:val="Date"/>
       </w:pPr>
       <w:r>
-        <w:t xml:space="preserve">Last modified: 2026-10-29 01:38:31 (PDT)</w:t>
+        <w:t xml:space="preserve">Last modified: 2026-10-29 07:45:31 (PDT)</w:t>
       </w:r>
     </w:p>
     <w:bookmarkStart w:id="219" w:name="sec-derivatives"/>

--- a/calculus-derivatives.docx
+++ b/calculus-derivatives.docx
@@ -15,7 +15,7 @@
         <w:pStyle w:val="Date"/>
       </w:pPr>
       <w:r>
-        <w:t xml:space="preserve">Last modified: 2026-10-29 07:45:31 (PDT)</w:t>
+        <w:t xml:space="preserve">Last modified: 2026-10-29 09:12:46 (PDT)</w:t>
       </w:r>
     </w:p>
     <w:bookmarkStart w:id="219" w:name="sec-derivatives"/>

--- a/calculus-derivatives.docx
+++ b/calculus-derivatives.docx
@@ -15,7 +15,7 @@
         <w:pStyle w:val="Date"/>
       </w:pPr>
       <w:r>
-        <w:t xml:space="preserve">Last modified: 2026-10-29 09:12:46 (PDT)</w:t>
+        <w:t xml:space="preserve">Last modified: 2026-10-29 10:33:15 (PDT)</w:t>
       </w:r>
     </w:p>
     <w:bookmarkStart w:id="219" w:name="sec-derivatives"/>

--- a/calculus-derivatives.docx
+++ b/calculus-derivatives.docx
@@ -15,7 +15,7 @@
         <w:pStyle w:val="Date"/>
       </w:pPr>
       <w:r>
-        <w:t xml:space="preserve">Last modified: 2026-10-29 10:33:15 (PDT)</w:t>
+        <w:t xml:space="preserve">Last modified: 2026-10-29 11:51:41 (PDT)</w:t>
       </w:r>
     </w:p>
     <w:bookmarkStart w:id="219" w:name="sec-derivatives"/>

--- a/calculus-derivatives.docx
+++ b/calculus-derivatives.docx
@@ -15,7 +15,7 @@
         <w:pStyle w:val="Date"/>
       </w:pPr>
       <w:r>
-        <w:t xml:space="preserve">Last modified: 2026-10-29 11:51:41 (PDT)</w:t>
+        <w:t xml:space="preserve">Last modified: 2026-10-29 13:28:16 (PDT)</w:t>
       </w:r>
     </w:p>
     <w:bookmarkStart w:id="219" w:name="sec-derivatives"/>

--- a/calculus-derivatives.docx
+++ b/calculus-derivatives.docx
@@ -15,7 +15,7 @@
         <w:pStyle w:val="Date"/>
       </w:pPr>
       <w:r>
-        <w:t xml:space="preserve">Last modified: 2026-10-29 13:28:16 (PDT)</w:t>
+        <w:t xml:space="preserve">Last modified: 2026-10-29 14:56:31 (PDT)</w:t>
       </w:r>
     </w:p>
     <w:bookmarkStart w:id="219" w:name="sec-derivatives"/>

--- a/calculus-derivatives.docx
+++ b/calculus-derivatives.docx
@@ -15,7 +15,7 @@
         <w:pStyle w:val="Date"/>
       </w:pPr>
       <w:r>
-        <w:t xml:space="preserve">Last modified: 2026-10-29 14:56:31 (PDT)</w:t>
+        <w:t xml:space="preserve">Last modified: 2026-10-29 16:45:03 (PDT)</w:t>
       </w:r>
     </w:p>
     <w:bookmarkStart w:id="219" w:name="sec-derivatives"/>

--- a/calculus-derivatives.docx
+++ b/calculus-derivatives.docx
@@ -15,7 +15,7 @@
         <w:pStyle w:val="Date"/>
       </w:pPr>
       <w:r>
-        <w:t xml:space="preserve">Last modified: 2026-10-29 16:45:03 (PDT)</w:t>
+        <w:t xml:space="preserve">Last modified: 2026-10-29 20:01:11 (PDT)</w:t>
       </w:r>
     </w:p>
     <w:bookmarkStart w:id="219" w:name="sec-derivatives"/>

--- a/calculus-derivatives.docx
+++ b/calculus-derivatives.docx
@@ -15,7 +15,7 @@
         <w:pStyle w:val="Date"/>
       </w:pPr>
       <w:r>
-        <w:t xml:space="preserve">Last modified: 2026-10-29 20:01:11 (PDT)</w:t>
+        <w:t xml:space="preserve">Last modified: 2026-10-30 00:52:40 (PDT)</w:t>
       </w:r>
     </w:p>
     <w:bookmarkStart w:id="219" w:name="sec-derivatives"/>

--- a/calculus-derivatives.docx
+++ b/calculus-derivatives.docx
@@ -15,7 +15,7 @@
         <w:pStyle w:val="Date"/>
       </w:pPr>
       <w:r>
-        <w:t xml:space="preserve">Last modified: 2026-10-30 00:52:40 (PDT)</w:t>
+        <w:t xml:space="preserve">Last modified: 2026-10-30 02:22:19 (PDT)</w:t>
       </w:r>
     </w:p>
     <w:bookmarkStart w:id="219" w:name="sec-derivatives"/>

--- a/calculus-derivatives.docx
+++ b/calculus-derivatives.docx
@@ -15,7 +15,7 @@
         <w:pStyle w:val="Date"/>
       </w:pPr>
       <w:r>
-        <w:t xml:space="preserve">Last modified: 2026-10-30 02:22:19 (PDT)</w:t>
+        <w:t xml:space="preserve">Last modified: 2026-10-30 12:07:09 (PDT)</w:t>
       </w:r>
     </w:p>
     <w:bookmarkStart w:id="219" w:name="sec-derivatives"/>

--- a/calculus-derivatives.docx
+++ b/calculus-derivatives.docx
@@ -15,7 +15,7 @@
         <w:pStyle w:val="Date"/>
       </w:pPr>
       <w:r>
-        <w:t xml:space="preserve">Last modified: 2026-10-30 12:07:09 (PDT)</w:t>
+        <w:t xml:space="preserve">Last modified: 2026-10-30 13:54:56 (PDT)</w:t>
       </w:r>
     </w:p>
     <w:bookmarkStart w:id="219" w:name="sec-derivatives"/>

--- a/calculus-derivatives.docx
+++ b/calculus-derivatives.docx
@@ -15,7 +15,7 @@
         <w:pStyle w:val="Date"/>
       </w:pPr>
       <w:r>
-        <w:t xml:space="preserve">Last modified: 2026-10-30 13:54:56 (PDT)</w:t>
+        <w:t xml:space="preserve">Last modified: 2026-10-30 15:46:06 (PDT)</w:t>
       </w:r>
     </w:p>
     <w:bookmarkStart w:id="219" w:name="sec-derivatives"/>

--- a/calculus-derivatives.docx
+++ b/calculus-derivatives.docx
@@ -15,7 +15,7 @@
         <w:pStyle w:val="Date"/>
       </w:pPr>
       <w:r>
-        <w:t xml:space="preserve">Last modified: 2026-10-30 15:46:06 (PDT)</w:t>
+        <w:t xml:space="preserve">Last modified: 2026-10-30 17:15:43 (PDT)</w:t>
       </w:r>
     </w:p>
     <w:bookmarkStart w:id="219" w:name="sec-derivatives"/>

--- a/calculus-derivatives.docx
+++ b/calculus-derivatives.docx
@@ -15,7 +15,7 @@
         <w:pStyle w:val="Date"/>
       </w:pPr>
       <w:r>
-        <w:t xml:space="preserve">Last modified: 2026-10-30 17:15:43 (PDT)</w:t>
+        <w:t xml:space="preserve">Last modified: 2026-10-30 18:45:42 (PDT)</w:t>
       </w:r>
     </w:p>
     <w:bookmarkStart w:id="219" w:name="sec-derivatives"/>

--- a/calculus-derivatives.docx
+++ b/calculus-derivatives.docx
@@ -15,7 +15,7 @@
         <w:pStyle w:val="Date"/>
       </w:pPr>
       <w:r>
-        <w:t xml:space="preserve">Last modified: 2026-10-30 18:45:42 (PDT)</w:t>
+        <w:t xml:space="preserve">Last modified: 2026-10-30 21:18:12 (PDT)</w:t>
       </w:r>
     </w:p>
     <w:bookmarkStart w:id="219" w:name="sec-derivatives"/>

--- a/calculus-derivatives.docx
+++ b/calculus-derivatives.docx
@@ -15,7 +15,7 @@
         <w:pStyle w:val="Date"/>
       </w:pPr>
       <w:r>
-        <w:t xml:space="preserve">Last modified: 2026-10-30 21:18:12 (PDT)</w:t>
+        <w:t xml:space="preserve">Last modified: 2026-10-31 00:08:50 (PDT)</w:t>
       </w:r>
     </w:p>
     <w:bookmarkStart w:id="219" w:name="sec-derivatives"/>

--- a/calculus-derivatives.docx
+++ b/calculus-derivatives.docx
@@ -15,7 +15,7 @@
         <w:pStyle w:val="Date"/>
       </w:pPr>
       <w:r>
-        <w:t xml:space="preserve">Last modified: 2026-10-31 00:08:50 (PDT)</w:t>
+        <w:t xml:space="preserve">Last modified: 2026-10-31 06:43:52 (PDT)</w:t>
       </w:r>
     </w:p>
     <w:bookmarkStart w:id="219" w:name="sec-derivatives"/>
